--- a/output/证券投资学课程思政教学案例设计.docx
+++ b/output/证券投资学课程思政教学案例设计.docx
@@ -20,7 +20,7 @@
       </w:r>
     </w:p>
     <w:bookmarkEnd w:id="20"/>
-    <w:bookmarkStart w:id="53" w:name="X66e3b28808326b388872c66e74632658d520a11"/>
+    <w:bookmarkStart w:id="51" w:name="X66e3b28808326b388872c66e74632658d520a11"/>
     <w:p>
       <w:pPr>
         <w:pStyle w:val="Heading1"/>
@@ -118,7 +118,15 @@
         <w:pStyle w:val="FirstParagraph"/>
       </w:pPr>
       <w:r>
-        <w:t xml:space="preserve">本教学案例选自《证券投资学》第二章"证券发行与交易"模块中的</w:t>
+        <w:t xml:space="preserve">企业首次公开发行并上市（IPO）是一级市场的核心场景，也是《证券投资学》第二章知识链条的中枢：它把发行制度、板块定位、审核程序、发行定价、配售交易等分散知识点串成一条真实业务流。本案例设置在第二章"证券发行与交易"的两个连续单元——2.1 发行市场与制度、2.2 上市的隐性门槛，共安排 2 课时。</w:t>
+      </w:r>
+    </w:p>
+    <w:p>
+      <w:pPr>
+        <w:pStyle w:val="BodyText"/>
+      </w:pPr>
+      <w:r>
+        <w:t xml:space="preserve">案例选取一个虚拟初创企业</w:t>
       </w:r>
       <w:r>
         <w:t xml:space="preserve"> </w:t>
@@ -128,13 +136,10 @@
           <w:iCs/>
           <w:i/>
         </w:rPr>
-        <w:t xml:space="preserve">2.1 发行市场与制度</w:t>
-      </w:r>
-      <w:r>
-        <w:t xml:space="preserve"> </w:t>
-      </w:r>
-      <w:r>
-        <w:t xml:space="preserve">与</w:t>
+        <w:t xml:space="preserve">Soulmate AI</w:t>
+      </w:r>
+      <w:r>
+        <w:t xml:space="preserve">（现象级社交应用）作为贯穿主体，让学生以董事长、保荐人、投资者三重身份反复切换，完整经历"要不要上市 → 在哪里上市 → 能不能上市 → 怎么上市 → 上得好不好"五个决策节点。这一设计既覆盖了本章绝大多数考点，也把</w:t>
       </w:r>
       <w:r>
         <w:t xml:space="preserve"> </w:t>
@@ -144,13 +149,13 @@
           <w:iCs/>
           <w:i/>
         </w:rPr>
-        <w:t xml:space="preserve">2.2 上市的隐性门槛</w:t>
+        <w:t xml:space="preserve">制度自信、诚信法治、金融为民</w:t>
       </w:r>
       <w:r>
         <w:t xml:space="preserve"> </w:t>
       </w:r>
       <w:r>
-        <w:t xml:space="preserve">两个教学单元，聚焦企业首次公开发行并上市（IPO）这一资本市场核心场景。单次授课时长为 2 课时。IPO 是企业从"梦想家到上市公司"的成人礼，也是国家把金融"活水"引向实体经济、科技创新与"专精特新"的关键闸口，对上市路径、审核制度、隐性门槛的科学把握，直接决定了企业能否真正为发展融资、为国家战略赋能、为人民美好生活服务。</w:t>
+        <w:t xml:space="preserve">三条思政主线嵌入到每一个业务决策的裂缝里。</w:t>
       </w:r>
     </w:p>
     <w:p>
@@ -223,7 +228,15 @@
         <w:pStyle w:val="FirstParagraph"/>
       </w:pPr>
       <w:r>
-        <w:t xml:space="preserve">在当前</w:t>
+        <w:t xml:space="preserve">2019 年科创板试点注册制、2020 年创业板跟进、2023 年主板全面推行，我国资本市场用三十年时间完成了从"审批"到"注册"的转身。伴随这一制度跃迁，市场对"真实、准确、完整"的信息披露提出了前所未有的要求，"申报即担责"从口号变成了硬约束。与此同时，土豆网创始人离婚导致 IPO 折戟、八马茶业三度冲击 A 股未果、Soul App 上市前夕因造谣竞对被举报戛然而止等真实事件密集出现，成为最鲜活的合规教材。</w:t>
+      </w:r>
+    </w:p>
+    <w:p>
+      <w:pPr>
+        <w:pStyle w:val="BodyText"/>
+      </w:pPr>
+      <w:r>
+        <w:t xml:space="preserve">把这些热点写进课堂，是学生认识</w:t>
       </w:r>
       <w:r>
         <w:t xml:space="preserve"> </w:t>
@@ -233,45 +246,13 @@
           <w:iCs/>
           <w:i/>
         </w:rPr>
-        <w:t xml:space="preserve">全面注册制</w:t>
+        <w:t xml:space="preserve">"上市不是终点，而是责任的起点"</w:t>
       </w:r>
       <w:r>
         <w:t xml:space="preserve"> </w:t>
       </w:r>
       <w:r>
-        <w:t xml:space="preserve">改革全面落地、资本市场高质量发展的战略窗口期，"上市容易守信难"已成为拟上市企业与广大投资者共同面对的时代命题。本案例打破传统证券投资课程重理论、轻情境的局限，将近期轰动全网的真实资本故事引入课堂：奥运级流量社交应用因"造谣同行"上市戛然而止、八马茶业三闯 A 股折戟港股突围、土豆网创始人因离婚错失"黄金两日"IPO 窗口……这不仅是《证券法》与注册制新规的实战化前沿拓展，更是开展</w:t>
-      </w:r>
-      <w:r>
-        <w:t xml:space="preserve"> </w:t>
-      </w:r>
-      <w:r>
-        <w:rPr>
-          <w:iCs/>
-          <w:i/>
-        </w:rPr>
-        <w:t xml:space="preserve">"制度自信"与"诚信法治"</w:t>
-      </w:r>
-      <w:r>
-        <w:t xml:space="preserve"> </w:t>
-      </w:r>
-      <w:r>
-        <w:t xml:space="preserve">教育的绝佳载体。本案例以</w:t>
-      </w:r>
-      <w:r>
-        <w:t xml:space="preserve"> </w:t>
-      </w:r>
-      <w:r>
-        <w:rPr>
-          <w:iCs/>
-          <w:i/>
-        </w:rPr>
-        <w:t xml:space="preserve">"筑牢资本市场诚信防线、守护中国资本市场高质量发展"</w:t>
-      </w:r>
-      <w:r>
-        <w:t xml:space="preserve"> </w:t>
-      </w:r>
-      <w:r>
-        <w:t xml:space="preserve">为切入点，将思政教育深深扎根于金融强国建设的时代需求之中。</w:t>
+        <w:t xml:space="preserve">的关键契机。本案例正是围绕这一契机重新组织教学：把注册制改革的时间轴、五大板块的战略定位、隐性铁三角的真实判例串起来，让学生在真实资本故事里理解规则、体察风险、思考中国资本市场为何这样走、走向何方。</w:t>
       </w:r>
     </w:p>
     <w:bookmarkEnd w:id="25"/>
@@ -289,7 +270,7 @@
         <w:pStyle w:val="FirstParagraph"/>
       </w:pPr>
       <w:r>
-        <w:t xml:space="preserve">在证券发行与交易模块的教学实践中，本案例紧扣课程思政总体目标，重点聚焦并破解学生在专业认知与职业伦理中存在的三大核心痛点：</w:t>
+        <w:t xml:space="preserve">结合课程思政目标与学生学情，本案例重点回应以下三类具体教学难题：</w:t>
       </w:r>
     </w:p>
     <w:p>
@@ -301,26 +282,13 @@
           <w:bCs/>
           <w:b/>
         </w:rPr>
-        <w:t xml:space="preserve">一是破解"制度失语症"，筑牢制度自信根基。</w:t>
+        <w:t xml:space="preserve">其一，学生容易把注册制理解为"放松监管"，忽视了改革背后的路径逻辑。</w:t>
       </w:r>
       <w:r>
         <w:t xml:space="preserve"> </w:t>
       </w:r>
       <w:r>
-        <w:t xml:space="preserve">针对部分学生对我国"审批制—核准制—注册制"三十年渐进式改革的历史逻辑理解流于表面，对中美注册制差异认识模糊，容易陷入"照搬美国就是先进"的思维误区，本案例将中国资本市场改革脉络与"发展中大国渐进式改革"的中国智慧深度嵌入制度比较教学，从源头校正认知偏差，坚定</w:t>
-      </w:r>
-      <w:r>
-        <w:t xml:space="preserve"> </w:t>
-      </w:r>
-      <w:r>
-        <w:rPr>
-          <w:iCs/>
-          <w:i/>
-        </w:rPr>
-        <w:t xml:space="preserve">中国特色社会主义资本市场道路自信</w:t>
-      </w:r>
-      <w:r>
-        <w:t xml:space="preserve">。</w:t>
+        <w:t xml:space="preserve">面对中美制度差异，部分学生倾向于"美国 = 先进 = 应当照搬"的简单结论。案例通过时间轴复盘和辩论赛互动，把注册制放到"14 亿人口、散户占比过半"的国情坐标里讨论，帮助学生看到中国选择的合理性。</w:t>
       </w:r>
     </w:p>
     <w:p>
@@ -332,29 +300,13 @@
           <w:bCs/>
           <w:b/>
         </w:rPr>
-        <w:t xml:space="preserve">二是破解"规则悬浮症"，坚守诚信法治底线。</w:t>
+        <w:t xml:space="preserve">其二，学生对财务真实、关联交易、控制权稳定等"软条款"缺乏直觉。</w:t>
       </w:r>
       <w:r>
         <w:t xml:space="preserve"> </w:t>
       </w:r>
       <w:r>
-        <w:t xml:space="preserve">针对学生在 IPO 尽调情境中，常出现规则条文与商业利益相冲突、难以在"包装术"与"真实性"之间作出理性平衡的问题，本案例将《证券法》立法精神、"申报即担责"注册制精神与"看门人"职业伦理规范有机融入尽调教学，引导学生把</w:t>
-      </w:r>
-      <w:r>
-        <w:t xml:space="preserve"> </w:t>
-      </w:r>
-      <w:r>
-        <w:rPr>
-          <w:iCs/>
-          <w:i/>
-        </w:rPr>
-        <w:t xml:space="preserve">诚信是通行证、合规是生命线</w:t>
-      </w:r>
-      <w:r>
-        <w:t xml:space="preserve"> </w:t>
-      </w:r>
-      <w:r>
-        <w:t xml:space="preserve">的理性法治思维打进职业本能。</w:t>
+        <w:t xml:space="preserve">学生更熟悉硬性财务指标，对隐性门槛缺少代入感。案例把土豆网离婚、八马茶业岳父、Soul App 举报等真实事件设计成剧本杀角色卡，让学生在极限情境中做决定、承担后果，把《证券法》和审核问答的抽象条文转化为具身经验。</w:t>
       </w:r>
     </w:p>
     <w:p>
@@ -366,13 +318,13 @@
           <w:bCs/>
           <w:b/>
         </w:rPr>
-        <w:t xml:space="preserve">三是破解"金融虚火症"，涵养金融为民初心。</w:t>
+        <w:t xml:space="preserve">其三，学生看待打新、破发倾向于套利视角，缺少投资者立场。</w:t>
       </w:r>
       <w:r>
         <w:t xml:space="preserve"> </w:t>
       </w:r>
       <w:r>
-        <w:t xml:space="preserve">针对传统教学重定价技术、轻价值内化，导致学生难以将"打新破发""IPO 抑价"等专业工具转化为守护普通投资者权益、践行受托责任的实战能力，职业匠心与社会责任意识不足的问题，本案例将投资者利益至上的职业操守贯穿教学全流程，实现专业能力与职业素养的同步提升。</w:t>
+        <w:t xml:space="preserve">打新话题在校园自媒体和股吧中极为流行，学生容易被"稳赚"叙事误导。案例通过港股与 A 股破发数据对照、"给爸妈的一封信"任务、AI 模拟长辈刁难提问等设计，让学生站在普通家庭的一侧重新看待新股发行，训练理性判断与专业表达。</w:t>
       </w:r>
     </w:p>
     <w:p>
@@ -380,90 +332,18 @@
         <w:pStyle w:val="BodyText"/>
       </w:pPr>
       <w:r>
-        <w:t xml:space="preserve">基于上述靶向痛点，本案例彻底重构传统</w:t>
-      </w:r>
-      <w:r>
-        <w:t xml:space="preserve"> </w:t>
-      </w:r>
-      <w:r>
-        <w:rPr>
-          <w:iCs/>
-          <w:i/>
-        </w:rPr>
-        <w:t xml:space="preserve">"念条文—做题目"</w:t>
-      </w:r>
-      <w:r>
-        <w:t xml:space="preserve"> </w:t>
-      </w:r>
-      <w:r>
-        <w:t xml:space="preserve">单向灌输的教学模式，通过</w:t>
-      </w:r>
-      <w:r>
-        <w:t xml:space="preserve"> </w:t>
-      </w:r>
-      <w:r>
-        <w:rPr>
-          <w:iCs/>
-          <w:i/>
-        </w:rPr>
-        <w:t xml:space="preserve">"Soulmate AI 董事会沉浸推演"</w:t>
-      </w:r>
-      <w:r>
-        <w:t xml:space="preserve">、</w:t>
-      </w:r>
-      <w:r>
-        <w:rPr>
-          <w:iCs/>
-          <w:i/>
-        </w:rPr>
-        <w:t xml:space="preserve">"注册制中外辩论赛"</w:t>
-      </w:r>
-      <w:r>
-        <w:t xml:space="preserve">、</w:t>
-      </w:r>
-      <w:r>
-        <w:rPr>
-          <w:iCs/>
-          <w:i/>
-        </w:rPr>
-        <w:t xml:space="preserve">"IPO 死亡剧本杀"</w:t>
-      </w:r>
-      <w:r>
-        <w:t xml:space="preserve">、</w:t>
-      </w:r>
-      <w:r>
-        <w:rPr>
-          <w:iCs/>
-          <w:i/>
-        </w:rPr>
-        <w:t xml:space="preserve">"打新真相实验"</w:t>
-      </w:r>
-      <w:r>
-        <w:t xml:space="preserve">、</w:t>
-      </w:r>
-      <w:r>
-        <w:rPr>
-          <w:iCs/>
-          <w:i/>
-        </w:rPr>
-        <w:t xml:space="preserve">"给爸妈的一封信"</w:t>
-      </w:r>
-      <w:r>
-        <w:t xml:space="preserve"> </w:t>
-      </w:r>
-      <w:r>
-        <w:t xml:space="preserve">等沉浸式教学设计，引导学生在极限施压场景中深刻体悟资本市场"生死一线"的规则本质，打破盲目逐利的认知偏见，最终培养既具备法商融合、金融科技融合的专业硬实力，又坚守诚信底线、践行制度自信、传递金融温度的新时代证券投资专业人才。</w:t>
+        <w:t xml:space="preserve">围绕上述三类难题，案例整体采用情境驱动、角色代入、冲突推演的教学策略，把知识、技能、价值观三条线拧成一股绳，努力让学生在两个课时里获得"看懂制度、看懂规则、看懂投资者"的综合成长。</w:t>
       </w:r>
     </w:p>
     <w:bookmarkEnd w:id="26"/>
     <w:bookmarkEnd w:id="27"/>
-    <w:bookmarkStart w:id="31" w:name="二教学目标本案例知识目标能力目标和综合素养"/>
+    <w:bookmarkStart w:id="31" w:name="二教学目标"/>
     <w:p>
       <w:pPr>
         <w:pStyle w:val="Heading2"/>
       </w:pPr>
       <w:r>
-        <w:t xml:space="preserve">二、教学目标（本案例知识目标、能力目标和综合素养）</w:t>
+        <w:t xml:space="preserve">二、教学目标</w:t>
       </w:r>
     </w:p>
     <w:bookmarkStart w:id="28" w:name="一知识目标"/>
@@ -484,23 +364,7 @@
         <w:pStyle w:val="Compact"/>
       </w:pPr>
       <w:r>
-        <w:t xml:space="preserve">界定</w:t>
-      </w:r>
-      <w:r>
-        <w:t xml:space="preserve"> </w:t>
-      </w:r>
-      <w:r>
-        <w:rPr>
-          <w:iCs/>
-          <w:i/>
-        </w:rPr>
-        <w:t xml:space="preserve">初次发行与增资发行、公募与私募、直接发行与间接发行</w:t>
-      </w:r>
-      <w:r>
-        <w:t xml:space="preserve"> </w:t>
-      </w:r>
-      <w:r>
-        <w:t xml:space="preserve">等基本类型的核心边界；</w:t>
+        <w:t xml:space="preserve">能够说明公募与私募、直接与间接、初次发行与增资发行等基本类型的适用差异；</w:t>
       </w:r>
     </w:p>
     <w:p>
@@ -512,23 +376,7 @@
         <w:pStyle w:val="Compact"/>
       </w:pPr>
       <w:r>
-        <w:t xml:space="preserve">阐释我国</w:t>
-      </w:r>
-      <w:r>
-        <w:t xml:space="preserve"> </w:t>
-      </w:r>
-      <w:r>
-        <w:rPr>
-          <w:iCs/>
-          <w:i/>
-        </w:rPr>
-        <w:t xml:space="preserve">"审批制—核准制—注册制"</w:t>
-      </w:r>
-      <w:r>
-        <w:t xml:space="preserve"> </w:t>
-      </w:r>
-      <w:r>
-        <w:t xml:space="preserve">三段跃迁的演进逻辑，以及注册制中外差异的基本内涵；</w:t>
+        <w:t xml:space="preserve">能够梳理审批制、核准制、注册制在中国的先后顺序及其背后的经济社会背景；</w:t>
       </w:r>
     </w:p>
     <w:p>
@@ -540,23 +388,7 @@
         <w:pStyle w:val="Compact"/>
       </w:pPr>
       <w:r>
-        <w:t xml:space="preserve">掌握</w:t>
-      </w:r>
-      <w:r>
-        <w:t xml:space="preserve"> </w:t>
-      </w:r>
-      <w:r>
-        <w:rPr>
-          <w:iCs/>
-          <w:i/>
-        </w:rPr>
-        <w:t xml:space="preserve">主板、科创板、创业板、北交所、港股</w:t>
-      </w:r>
-      <w:r>
-        <w:t xml:space="preserve"> </w:t>
-      </w:r>
-      <w:r>
-        <w:t xml:space="preserve">的上市定位与量化指标；</w:t>
+        <w:t xml:space="preserve">能够对照掌握主板、科创板、创业板、北交所、港股主板五个上市板块的定位与关键量化门槛；</w:t>
       </w:r>
     </w:p>
     <w:p>
@@ -568,23 +400,7 @@
         <w:pStyle w:val="Compact"/>
       </w:pPr>
       <w:r>
-        <w:t xml:space="preserve">掌握</w:t>
-      </w:r>
-      <w:r>
-        <w:t xml:space="preserve"> </w:t>
-      </w:r>
-      <w:r>
-        <w:rPr>
-          <w:iCs/>
-          <w:i/>
-        </w:rPr>
-        <w:t xml:space="preserve">市盈率法与询价法</w:t>
-      </w:r>
-      <w:r>
-        <w:t xml:space="preserve"> </w:t>
-      </w:r>
-      <w:r>
-        <w:t xml:space="preserve">两大 IPO 定价方法的基本原理与适用场景。</w:t>
+        <w:t xml:space="preserve">能够解释市盈率法与询价法两种 IPO 定价方法的原理，并说明"抑价"与"破发"现象产生的原因。</w:t>
       </w:r>
     </w:p>
     <w:bookmarkEnd w:id="28"/>
@@ -606,23 +422,7 @@
         <w:pStyle w:val="Compact"/>
       </w:pPr>
       <w:r>
-        <w:t xml:space="preserve">能够识别拟上市企业在</w:t>
-      </w:r>
-      <w:r>
-        <w:t xml:space="preserve"> </w:t>
-      </w:r>
-      <w:r>
-        <w:rPr>
-          <w:iCs/>
-          <w:i/>
-        </w:rPr>
-        <w:t xml:space="preserve">控制权稳定性、独立性、合规性</w:t>
-      </w:r>
-      <w:r>
-        <w:t xml:space="preserve"> </w:t>
-      </w:r>
-      <w:r>
-        <w:t xml:space="preserve">三大隐性门槛上的主要风险；</w:t>
+        <w:t xml:space="preserve">能够为一家初创企业匹配合适的上市板块与融资路径，并做出条理清晰的说明；</w:t>
       </w:r>
     </w:p>
     <w:p>
@@ -634,23 +434,7 @@
         <w:pStyle w:val="Compact"/>
       </w:pPr>
       <w:r>
-        <w:t xml:space="preserve">能够综合运用</w:t>
-      </w:r>
-      <w:r>
-        <w:t xml:space="preserve"> </w:t>
-      </w:r>
-      <w:r>
-        <w:rPr>
-          <w:iCs/>
-          <w:i/>
-        </w:rPr>
-        <w:t xml:space="preserve">板块定位、审核制度、发行定价、配售规则</w:t>
-      </w:r>
-      <w:r>
-        <w:t xml:space="preserve"> </w:t>
-      </w:r>
-      <w:r>
-        <w:t xml:space="preserve">等专业工具，为一家初创企业设计兼顾战略需求与合规底线的上市路径方案；</w:t>
+        <w:t xml:space="preserve">能够识别 IPO 尽调中控制权、独立性、合规性三方面的隐性风险，并给出可操作的防范建议；</w:t>
       </w:r>
     </w:p>
     <w:p>
@@ -662,23 +446,19 @@
         <w:pStyle w:val="Compact"/>
       </w:pPr>
       <w:r>
-        <w:t xml:space="preserve">能够规范检索并识读</w:t>
-      </w:r>
-      <w:r>
-        <w:t xml:space="preserve"> </w:t>
-      </w:r>
-      <w:r>
-        <w:rPr>
-          <w:iCs/>
-          <w:i/>
-        </w:rPr>
-        <w:t xml:space="preserve">招股说明书</w:t>
-      </w:r>
-      <w:r>
-        <w:t xml:space="preserve"> </w:t>
-      </w:r>
-      <w:r>
-        <w:t xml:space="preserve">关键信息，形成基于基本面的投资判断。</w:t>
+        <w:t xml:space="preserve">能够在巨潮资讯网、交易所官网独立检索并读懂招股说明书的关键章节；</w:t>
+      </w:r>
+    </w:p>
+    <w:p>
+      <w:pPr>
+        <w:numPr>
+          <w:ilvl w:val="0"/>
+          <w:numId w:val="1002"/>
+        </w:numPr>
+        <w:pStyle w:val="Compact"/>
+      </w:pPr>
+      <w:r>
+        <w:t xml:space="preserve">能够基于公开数据和基本面判断评估打新的收益空间与破发概率，形成理性的投资建议。</w:t>
       </w:r>
     </w:p>
     <w:bookmarkEnd w:id="29"/>
@@ -700,20 +480,7 @@
         <w:pStyle w:val="Compact"/>
       </w:pPr>
       <w:r>
-        <w:t xml:space="preserve">形成严谨审慎的</w:t>
-      </w:r>
-      <w:r>
-        <w:t xml:space="preserve"> </w:t>
-      </w:r>
-      <w:r>
-        <w:rPr>
-          <w:iCs/>
-          <w:i/>
-        </w:rPr>
-        <w:t xml:space="preserve">法商思维与规则意识</w:t>
-      </w:r>
-      <w:r>
-        <w:t xml:space="preserve">，能够在复杂 IPO 情境中综合考虑法律规则、企业战略与投资者权益的边界；</w:t>
+        <w:t xml:space="preserve">具备"规则先行"的专业习惯，做业务判断时能主动检索适用条款、审慎评估合规风险；</w:t>
       </w:r>
     </w:p>
     <w:p>
@@ -725,34 +492,30 @@
         <w:pStyle w:val="Compact"/>
       </w:pPr>
       <w:r>
-        <w:t xml:space="preserve">在案例研讨、剧本杀推演和方案设计中提升</w:t>
-      </w:r>
-      <w:r>
-        <w:t xml:space="preserve"> </w:t>
-      </w:r>
-      <w:r>
-        <w:rPr>
-          <w:iCs/>
-          <w:i/>
-        </w:rPr>
-        <w:t xml:space="preserve">团队协作、批判性思辨与专业表达</w:t>
-      </w:r>
-      <w:r>
-        <w:t xml:space="preserve"> </w:t>
-      </w:r>
-      <w:r>
-        <w:t xml:space="preserve">能力，能够规范、清晰地阐释上市方案及其依据。</w:t>
+        <w:t xml:space="preserve">具备国际视野下的本土判断力，能够在中外制度比较中避免简单化的价值预设；</w:t>
+      </w:r>
+    </w:p>
+    <w:p>
+      <w:pPr>
+        <w:numPr>
+          <w:ilvl w:val="0"/>
+          <w:numId w:val="1003"/>
+        </w:numPr>
+        <w:pStyle w:val="Compact"/>
+      </w:pPr>
+      <w:r>
+        <w:t xml:space="preserve">具备与团队协作、与投资者沟通的表达能力，在小组任务、辩论、剧本推演中承担责任、清晰输出。</w:t>
       </w:r>
     </w:p>
     <w:bookmarkEnd w:id="30"/>
     <w:bookmarkEnd w:id="31"/>
-    <w:bookmarkStart w:id="32" w:name="三课程思政教学目标本案例课程思政目标"/>
+    <w:bookmarkStart w:id="32" w:name="三课程思政教学目标"/>
     <w:p>
       <w:pPr>
         <w:pStyle w:val="Heading2"/>
       </w:pPr>
       <w:r>
-        <w:t xml:space="preserve">三、课程思政教学目标（本案例课程思政目标）</w:t>
+        <w:t xml:space="preserve">三、课程思政教学目标</w:t>
       </w:r>
     </w:p>
     <w:p>
@@ -764,39 +527,17 @@
         <w:pStyle w:val="Compact"/>
       </w:pPr>
       <w:r>
-        <w:t xml:space="preserve">在企业融资与合规之间作出稳健审慎的价值判断，正确认识</w:t>
+        <w:rPr>
+          <w:bCs/>
+          <w:b/>
+        </w:rPr>
+        <w:t xml:space="preserve">制度自信。</w:t>
       </w:r>
       <w:r>
         <w:t xml:space="preserve"> </w:t>
       </w:r>
       <w:r>
-        <w:rPr>
-          <w:iCs/>
-          <w:i/>
-        </w:rPr>
-        <w:t xml:space="preserve">创新、发展与法治</w:t>
-      </w:r>
-      <w:r>
-        <w:t xml:space="preserve"> </w:t>
-      </w:r>
-      <w:r>
-        <w:t xml:space="preserve">的关系，形成</w:t>
-      </w:r>
-      <w:r>
-        <w:t xml:space="preserve"> </w:t>
-      </w:r>
-      <w:r>
-        <w:rPr>
-          <w:iCs/>
-          <w:i/>
-        </w:rPr>
-        <w:t xml:space="preserve">金融服务实体经济、服务国家战略</w:t>
-      </w:r>
-      <w:r>
-        <w:t xml:space="preserve"> </w:t>
-      </w:r>
-      <w:r>
-        <w:t xml:space="preserve">的理性资本市场观；</w:t>
+        <w:t xml:space="preserve">通过对三十年发行制度演进的复盘，理解我国资本市场改革"分步试点、逐层推进"的方法论，能够辩证看待中外差异，避免将制度简单化为"抄或不抄"的二元命题。</w:t>
       </w:r>
     </w:p>
     <w:p>
@@ -808,20 +549,17 @@
         <w:pStyle w:val="Compact"/>
       </w:pPr>
       <w:r>
-        <w:t xml:space="preserve">在注册制中外比较、板块选择等制度性情境中作出符合国情的判断，坚定</w:t>
+        <w:rPr>
+          <w:bCs/>
+          <w:b/>
+        </w:rPr>
+        <w:t xml:space="preserve">诚信法治。</w:t>
       </w:r>
       <w:r>
         <w:t xml:space="preserve"> </w:t>
       </w:r>
       <w:r>
-        <w:rPr>
-          <w:iCs/>
-          <w:i/>
-        </w:rPr>
-        <w:t xml:space="preserve">中国特色社会主义资本市场道路自信</w:t>
-      </w:r>
-      <w:r>
-        <w:t xml:space="preserve">；</w:t>
+        <w:t xml:space="preserve">通过真实否决案例和剧本杀推演，认识到 IPO 审核对信息披露真实性的极端要求，理解保荐人、律师、会计师"看门人"的责任边界，形成"申报即担责"的合规意识。</w:t>
       </w:r>
     </w:p>
     <w:p>
@@ -833,7 +571,75 @@
         <w:pStyle w:val="Compact"/>
       </w:pPr>
       <w:r>
-        <w:t xml:space="preserve">在 IPO 尽调、财务真实性、信息披露等专业情境中作出依法合规的职业选择，遵循《证券法》与行业规范，形成</w:t>
+        <w:rPr>
+          <w:bCs/>
+          <w:b/>
+        </w:rPr>
+        <w:t xml:space="preserve">金融为民。</w:t>
+      </w:r>
+      <w:r>
+        <w:t xml:space="preserve"> </w:t>
+      </w:r>
+      <w:r>
+        <w:t xml:space="preserve">通过科创板"硬科技"定位、北交所"专精特新"等板块的分工，理解资本市场是国家创新驱动战略和共同富裕战略的重要抓手；通过打新真相实验和写给家人的建议信，把"服务实体、服务投资者"从口号变成个人的职业态度。</w:t>
+      </w:r>
+    </w:p>
+    <w:p>
+      <w:pPr>
+        <w:numPr>
+          <w:ilvl w:val="0"/>
+          <w:numId w:val="1004"/>
+        </w:numPr>
+        <w:pStyle w:val="Compact"/>
+      </w:pPr>
+      <w:r>
+        <w:rPr>
+          <w:bCs/>
+          <w:b/>
+        </w:rPr>
+        <w:t xml:space="preserve">敬畏理性。</w:t>
+      </w:r>
+      <w:r>
+        <w:t xml:space="preserve"> </w:t>
+      </w:r>
+      <w:r>
+        <w:t xml:space="preserve">通过破发数据对照与散户中签率测算，看清"打新稳赚"叙事背后的信息不对称与幸存者偏差，养成对市场、对规则、对投资者应有的敬畏心。</w:t>
+      </w:r>
+    </w:p>
+    <w:bookmarkEnd w:id="32"/>
+    <w:bookmarkStart w:id="40" w:name="四课程思政设计"/>
+    <w:p>
+      <w:pPr>
+        <w:pStyle w:val="Heading2"/>
+      </w:pPr>
+      <w:r>
+        <w:t xml:space="preserve">四、课程思政设计</w:t>
+      </w:r>
+    </w:p>
+    <w:bookmarkStart w:id="35" w:name="一教学内容与课程资源"/>
+    <w:p>
+      <w:pPr>
+        <w:pStyle w:val="Heading3"/>
+      </w:pPr>
+      <w:r>
+        <w:t xml:space="preserve">（一）教学内容与课程资源</w:t>
+      </w:r>
+    </w:p>
+    <w:bookmarkStart w:id="33" w:name="教学内容组织"/>
+    <w:p>
+      <w:pPr>
+        <w:pStyle w:val="Heading4"/>
+      </w:pPr>
+      <w:r>
+        <w:t xml:space="preserve">1. 教学内容组织</w:t>
+      </w:r>
+    </w:p>
+    <w:p>
+      <w:pPr>
+        <w:pStyle w:val="FirstParagraph"/>
+      </w:pPr>
+      <w:r>
+        <w:t xml:space="preserve">本案例把两节相邻的教学单元合并处理，按业务逻辑而非教材顺序重新组织。教学内容以</w:t>
       </w:r>
       <w:r>
         <w:t xml:space="preserve"> </w:t>
@@ -843,179 +649,31 @@
           <w:iCs/>
           <w:i/>
         </w:rPr>
-        <w:t xml:space="preserve">诚信为本、看门有责</w:t>
+        <w:t xml:space="preserve">Soulmate AI 的上市决策</w:t>
       </w:r>
       <w:r>
         <w:t xml:space="preserve"> </w:t>
       </w:r>
       <w:r>
-        <w:t xml:space="preserve">的职业判断。</w:t>
-      </w:r>
-    </w:p>
-    <w:bookmarkEnd w:id="32"/>
-    <w:bookmarkStart w:id="40" w:name="四课程思政设计"/>
-    <w:p>
-      <w:pPr>
-        <w:pStyle w:val="Heading2"/>
-      </w:pPr>
-      <w:r>
-        <w:t xml:space="preserve">四、课程思政设计</w:t>
-      </w:r>
-    </w:p>
-    <w:bookmarkStart w:id="35" w:name="一教学内容与课程资源设计"/>
-    <w:p>
-      <w:pPr>
-        <w:pStyle w:val="Heading3"/>
-      </w:pPr>
-      <w:r>
-        <w:t xml:space="preserve">（一）教学内容与课程资源设计</w:t>
-      </w:r>
-    </w:p>
-    <w:bookmarkStart w:id="33" w:name="教学内容"/>
+        <w:t xml:space="preserve">为主线，围绕董事会依次讨论的五个问题展开：为什么要上、去哪里上、能不能上、怎么上、上完之后怎么面对二级市场。每一个问题对应一组知识点，也对应一个思政切入点。</w:t>
+      </w:r>
+    </w:p>
+    <w:p>
+      <w:pPr>
+        <w:pStyle w:val="BodyText"/>
+      </w:pPr>
+      <w:r>
+        <w:t xml:space="preserve">案例注重把政策文本、真实事件、数据素材、互动任务混合使用：法条给出边界，事件提供画面感，数据提供说服力，任务给出参与度。学生在同一堂课里既要用《证券法》条文回答问询，也要用 Wind/同花顺查询破发率，还要在剧本里为一家企业做出承担后果的决策。</w:t>
+      </w:r>
+    </w:p>
+    <w:bookmarkEnd w:id="33"/>
+    <w:bookmarkStart w:id="34" w:name="主要课程资源"/>
     <w:p>
       <w:pPr>
         <w:pStyle w:val="Heading4"/>
       </w:pPr>
       <w:r>
-        <w:t xml:space="preserve">1. 教学内容</w:t>
-      </w:r>
-    </w:p>
-    <w:p>
-      <w:pPr>
-        <w:pStyle w:val="FirstParagraph"/>
-      </w:pPr>
-      <w:r>
-        <w:t xml:space="preserve">在《证券投资学》知识体系中，本教学案例隶属于"证券发行与交易"模块下的</w:t>
-      </w:r>
-      <w:r>
-        <w:t xml:space="preserve"> </w:t>
-      </w:r>
-      <w:r>
-        <w:rPr>
-          <w:iCs/>
-          <w:i/>
-        </w:rPr>
-        <w:t xml:space="preserve">发行市场与制度、上市隐性门槛</w:t>
-      </w:r>
-      <w:r>
-        <w:t xml:space="preserve"> </w:t>
-      </w:r>
-      <w:r>
-        <w:t xml:space="preserve">教学单元，是连接一级市场与二级市场、连接微观企业与宏观制度的关键枢纽。在专业能力培养上，它承担</w:t>
-      </w:r>
-      <w:r>
-        <w:t xml:space="preserve"> </w:t>
-      </w:r>
-      <w:r>
-        <w:rPr>
-          <w:iCs/>
-          <w:i/>
-        </w:rPr>
-        <w:t xml:space="preserve">"规则托底"</w:t>
-      </w:r>
-      <w:r>
-        <w:t xml:space="preserve"> </w:t>
-      </w:r>
-      <w:r>
-        <w:t xml:space="preserve">的关键作用：向上承接前期证券基础与市场结构内容，向下为后续证券交易、市场监管筑牢制度基础。在价值引领层面，本内容是纠正学生</w:t>
-      </w:r>
-      <w:r>
-        <w:t xml:space="preserve"> </w:t>
-      </w:r>
-      <w:r>
-        <w:rPr>
-          <w:iCs/>
-          <w:i/>
-        </w:rPr>
-        <w:t xml:space="preserve">"注册制=放水""IPO=造富"</w:t>
-      </w:r>
-      <w:r>
-        <w:t xml:space="preserve"> </w:t>
-      </w:r>
-      <w:r>
-        <w:t xml:space="preserve">认知偏差的重要载体，能够将《证券法》规则与真实资本故事、注册制中外比较深度结合，推动学生从盲目逐利的片面认知，转向</w:t>
-      </w:r>
-      <w:r>
-        <w:t xml:space="preserve"> </w:t>
-      </w:r>
-      <w:r>
-        <w:rPr>
-          <w:iCs/>
-          <w:i/>
-        </w:rPr>
-        <w:t xml:space="preserve">敬畏规则、恪守诚信、服务实体</w:t>
-      </w:r>
-      <w:r>
-        <w:t xml:space="preserve"> </w:t>
-      </w:r>
-      <w:r>
-        <w:t xml:space="preserve">的理性资本市场观念。</w:t>
-      </w:r>
-    </w:p>
-    <w:p>
-      <w:pPr>
-        <w:pStyle w:val="BodyText"/>
-      </w:pPr>
-      <w:r>
-        <w:t xml:space="preserve">本案例教学内容突破传统法条宣讲的单一模式，实现</w:t>
-      </w:r>
-      <w:r>
-        <w:t xml:space="preserve"> </w:t>
-      </w:r>
-      <w:r>
-        <w:rPr>
-          <w:iCs/>
-          <w:i/>
-        </w:rPr>
-        <w:t xml:space="preserve">法理原则、政策规范、真实案例、剧本推演四位一体融合</w:t>
-      </w:r>
-      <w:r>
-        <w:t xml:space="preserve"> </w:t>
-      </w:r>
-      <w:r>
-        <w:t xml:space="preserve">。理论上以"发行制度—板块定位—尽调审核—定价配售"的完整链条为支撑；政策上严格依据《证券法》（2019 修订）、《首次公开发行股票注册管理办法》（2023）及科创板、创业板、北交所定位规则；实践上引入</w:t>
-      </w:r>
-      <w:r>
-        <w:t xml:space="preserve"> </w:t>
-      </w:r>
-      <w:r>
-        <w:rPr>
-          <w:iCs/>
-          <w:i/>
-        </w:rPr>
-        <w:t xml:space="preserve">土豆网离婚"黄金两日"、八马茶业三闯 A 股折戟、Soul App 造谣翻车、翊翔文化"天地银行"被否</w:t>
-      </w:r>
-      <w:r>
-        <w:t xml:space="preserve"> </w:t>
-      </w:r>
-      <w:r>
-        <w:t xml:space="preserve">等真实热点事件。通过多维度内容整合，增强教学的现实感与思辨性，引导学生透过资本表象深刻理解</w:t>
-      </w:r>
-      <w:r>
-        <w:t xml:space="preserve"> </w:t>
-      </w:r>
-      <w:r>
-        <w:rPr>
-          <w:iCs/>
-          <w:i/>
-        </w:rPr>
-        <w:t xml:space="preserve">诚信底线、法治精神与家国责任</w:t>
-      </w:r>
-      <w:r>
-        <w:t xml:space="preserve"> </w:t>
-      </w:r>
-      <w:r>
-        <w:t xml:space="preserve">的内在本质。</w:t>
-      </w:r>
-    </w:p>
-    <w:bookmarkEnd w:id="33"/>
-    <w:bookmarkStart w:id="34" w:name="课程资源"/>
-    <w:p>
-      <w:pPr>
-        <w:pStyle w:val="Heading4"/>
-      </w:pPr>
-      <w:r>
-        <w:t xml:space="preserve">2. 课程资源</w:t>
+        <w:t xml:space="preserve">2. 主要课程资源</w:t>
       </w:r>
     </w:p>
     <w:p>
@@ -1027,287 +685,84 @@
           <w:bCs/>
           <w:b/>
         </w:rPr>
-        <w:t xml:space="preserve">（1）专业资源</w:t>
-      </w:r>
-    </w:p>
-    <w:p>
-      <w:pPr>
-        <w:numPr>
-          <w:ilvl w:val="0"/>
-          <w:numId w:val="1005"/>
-        </w:numPr>
-        <w:pStyle w:val="Compact"/>
-      </w:pPr>
-      <w:r>
-        <w:t xml:space="preserve">《证券投资学》教材第二章配套 PPT 与题库；</w:t>
-      </w:r>
-    </w:p>
-    <w:p>
-      <w:pPr>
-        <w:numPr>
-          <w:ilvl w:val="0"/>
-          <w:numId w:val="1005"/>
-        </w:numPr>
-        <w:pStyle w:val="Compact"/>
-      </w:pPr>
-      <w:r>
-        <w:t xml:space="preserve">上交所 / 深交所 / 北交所官网上市规则；</w:t>
-      </w:r>
-    </w:p>
-    <w:p>
-      <w:pPr>
-        <w:numPr>
-          <w:ilvl w:val="0"/>
-          <w:numId w:val="1005"/>
-        </w:numPr>
-        <w:pStyle w:val="Compact"/>
-      </w:pPr>
-      <w:r>
-        <w:t xml:space="preserve">巨潮资讯网、同花顺 iFinD、Wind 招股说明书数据库；</w:t>
-      </w:r>
-    </w:p>
-    <w:p>
-      <w:pPr>
-        <w:numPr>
-          <w:ilvl w:val="0"/>
-          <w:numId w:val="1005"/>
-        </w:numPr>
-        <w:pStyle w:val="Compact"/>
-      </w:pPr>
-      <w:r>
-        <w:t xml:space="preserve">中证指数有限公司行业市盈率数据。</w:t>
-      </w:r>
-    </w:p>
-    <w:p>
-      <w:pPr>
-        <w:pStyle w:val="FirstParagraph"/>
+        <w:t xml:space="preserve">专业资源。</w:t>
+      </w:r>
+      <w:r>
+        <w:t xml:space="preserve">教材第二章配套讲义与练习题；上交所、深交所、北交所官网上市规则；巨潮资讯网、同花顺 iFinD、Wind 招股说明书数据库；中证指数有限公司行业市盈率月报。</w:t>
+      </w:r>
+    </w:p>
+    <w:p>
+      <w:pPr>
+        <w:pStyle w:val="BodyText"/>
       </w:pPr>
       <w:r>
         <w:rPr>
           <w:bCs/>
           <w:b/>
         </w:rPr>
-        <w:t xml:space="preserve">（2）思政资源</w:t>
-      </w:r>
-    </w:p>
-    <w:p>
-      <w:pPr>
-        <w:numPr>
-          <w:ilvl w:val="0"/>
-          <w:numId w:val="1006"/>
-        </w:numPr>
-        <w:pStyle w:val="Compact"/>
-      </w:pPr>
-      <w:r>
-        <w:t xml:space="preserve">习近平总书记关于资本市场</w:t>
-      </w:r>
-      <w:r>
-        <w:t xml:space="preserve"> </w:t>
-      </w:r>
-      <w:r>
-        <w:rPr>
-          <w:iCs/>
-          <w:i/>
-        </w:rPr>
-        <w:t xml:space="preserve">"要建设一个规范、透明、开放、有活力、有韧性的资本市场"</w:t>
-      </w:r>
-      <w:r>
-        <w:t xml:space="preserve"> </w:t>
-      </w:r>
-      <w:r>
-        <w:t xml:space="preserve">重要论述；</w:t>
-      </w:r>
-    </w:p>
-    <w:p>
-      <w:pPr>
-        <w:numPr>
-          <w:ilvl w:val="0"/>
-          <w:numId w:val="1006"/>
-        </w:numPr>
-        <w:pStyle w:val="Compact"/>
-      </w:pPr>
-      <w:r>
-        <w:t xml:space="preserve">《中华人民共和国证券法》第九条（信息披露）、第十九条（发行条件）、第八十四条（诚信义务）；</w:t>
-      </w:r>
-    </w:p>
-    <w:p>
-      <w:pPr>
-        <w:numPr>
-          <w:ilvl w:val="0"/>
-          <w:numId w:val="1006"/>
-        </w:numPr>
-        <w:pStyle w:val="Compact"/>
-      </w:pPr>
-      <w:r>
-        <w:t xml:space="preserve">党的二十大报告"健全资本市场功能，提高直接融资比重"相关表述；</w:t>
-      </w:r>
-    </w:p>
-    <w:p>
-      <w:pPr>
-        <w:numPr>
-          <w:ilvl w:val="0"/>
-          <w:numId w:val="1006"/>
-        </w:numPr>
-        <w:pStyle w:val="Compact"/>
-      </w:pPr>
-      <w:r>
-        <w:t xml:space="preserve">中国证监会《全面实行股票发行注册制主要制度规则发布实施》答记者问。</w:t>
-      </w:r>
-    </w:p>
-    <w:p>
-      <w:pPr>
-        <w:pStyle w:val="FirstParagraph"/>
+        <w:t xml:space="preserve">政策与思政资源。</w:t>
+      </w:r>
+      <w:r>
+        <w:t xml:space="preserve">习近平总书记关于建设规范透明、开放有活力、有韧性资本市场的重要论述；《中华人民共和国证券法》（2019 修订）第九条、第十九条、第八十四条；《首次公开发行股票注册管理办法》（2023）；中国证监会关于全面注册制改革的答记者问；党的二十大报告关于"提高直接融资比重"的相关表述。</w:t>
+      </w:r>
+    </w:p>
+    <w:p>
+      <w:pPr>
+        <w:pStyle w:val="BodyText"/>
       </w:pPr>
       <w:r>
         <w:rPr>
           <w:bCs/>
           <w:b/>
         </w:rPr>
-        <w:t xml:space="preserve">（3）案例资源</w:t>
-      </w:r>
-    </w:p>
-    <w:p>
-      <w:pPr>
-        <w:numPr>
-          <w:ilvl w:val="0"/>
-          <w:numId w:val="1007"/>
-        </w:numPr>
-        <w:pStyle w:val="Compact"/>
-      </w:pPr>
-      <w:r>
-        <w:t xml:space="preserve">土豆网创始人王微离婚案："黄金两日"错失 IPO 窗口的真实背景资料与控制权风险传导链；</w:t>
-      </w:r>
-    </w:p>
-    <w:p>
-      <w:pPr>
-        <w:numPr>
-          <w:ilvl w:val="0"/>
-          <w:numId w:val="1007"/>
-        </w:numPr>
-        <w:pStyle w:val="Compact"/>
-      </w:pPr>
-      <w:r>
-        <w:t xml:space="preserve">八马茶业三次 A 股折戟、港股突围背后的"豪门联姻"独立性质疑相关资料；</w:t>
-      </w:r>
-    </w:p>
-    <w:p>
-      <w:pPr>
-        <w:numPr>
-          <w:ilvl w:val="0"/>
-          <w:numId w:val="1007"/>
-        </w:numPr>
-        <w:pStyle w:val="Compact"/>
-      </w:pPr>
-      <w:r>
-        <w:t xml:space="preserve">Soul App 造谣扳倒 Uki 竞对、上市戛然而止的真实合规事件素材；</w:t>
-      </w:r>
-    </w:p>
-    <w:p>
-      <w:pPr>
-        <w:numPr>
-          <w:ilvl w:val="0"/>
-          <w:numId w:val="1007"/>
-        </w:numPr>
-        <w:pStyle w:val="Compact"/>
-      </w:pPr>
-      <w:r>
-        <w:t xml:space="preserve">翊翔文化"天地银行"、康宁医院、三只松鼠等真实审核铁三角判例素材。</w:t>
-      </w:r>
-    </w:p>
-    <w:bookmarkEnd w:id="34"/>
-    <w:bookmarkEnd w:id="35"/>
-    <w:bookmarkStart w:id="39" w:name="二课程设计思路"/>
-    <w:p>
-      <w:pPr>
-        <w:pStyle w:val="Heading3"/>
-      </w:pPr>
-      <w:r>
-        <w:t xml:space="preserve">（二）课程设计思路</w:t>
-      </w:r>
-    </w:p>
-    <w:p>
-      <w:pPr>
-        <w:pStyle w:val="FirstParagraph"/>
-      </w:pPr>
-      <w:r>
-        <w:t xml:space="preserve">本教学案例的整体设计思路立足于</w:t>
-      </w:r>
-      <w:r>
-        <w:t xml:space="preserve"> </w:t>
-      </w:r>
-      <w:r>
-        <w:rPr>
-          <w:iCs/>
-          <w:i/>
-        </w:rPr>
-        <w:t xml:space="preserve">"一家初创企业的上市成人礼"</w:t>
-      </w:r>
-      <w:r>
-        <w:t xml:space="preserve"> </w:t>
-      </w:r>
-      <w:r>
-        <w:t xml:space="preserve">这条真实主线，遵循</w:t>
-      </w:r>
-      <w:r>
-        <w:t xml:space="preserve"> </w:t>
-      </w:r>
-      <w:r>
-        <w:rPr>
-          <w:iCs/>
-          <w:i/>
-        </w:rPr>
-        <w:t xml:space="preserve">"梦想唤醒—制度明晰—规则赋能—价值内化"</w:t>
-      </w:r>
-      <w:r>
-        <w:t xml:space="preserve"> </w:t>
-      </w:r>
-      <w:r>
-        <w:t xml:space="preserve">的递进逻辑。整体架构可以凝练为一句话：</w:t>
-      </w:r>
+        <w:t xml:space="preserve">案例素材。</w:t>
+      </w:r>
+      <w:r>
+        <w:t xml:space="preserve">土豆网王微离婚案；八马茶业三次 A 股折戟与港股突围；Soul App 造谣竞对上市终止；翊翔文化"天地银行"业务被否；康宁精神卫生数据存疑；三只松鼠、胜华波等审核问询精选。</w:t>
+      </w:r>
+    </w:p>
+    <w:p>
+      <w:pPr>
+        <w:pStyle w:val="BodyText"/>
+      </w:pPr>
       <w:r>
         <w:rPr>
           <w:bCs/>
           <w:b/>
         </w:rPr>
-        <w:t xml:space="preserve">一企贯穿为骨、四阶递进为脉、双线共振为魂。</w:t>
-      </w:r>
-      <w:r>
-        <w:t xml:space="preserve"> </w:t>
-      </w:r>
-      <w:r>
-        <w:t xml:space="preserve">构建了</w:t>
-      </w:r>
-      <w:r>
-        <w:t xml:space="preserve"> </w:t>
+        <w:t xml:space="preserve">数字化工具。</w:t>
+      </w:r>
+      <w:r>
+        <w:t xml:space="preserve">学习通课程平台（讨论区、抢答、AI 助教评价）；同花顺行情软件；自制角色卡与风险卡；Soulmate AI 董事会情境 PPT。</w:t>
+      </w:r>
+    </w:p>
+    <w:bookmarkEnd w:id="34"/>
+    <w:bookmarkEnd w:id="35"/>
+    <w:bookmarkStart w:id="39" w:name="二课程设计思路"/>
+    <w:p>
+      <w:pPr>
+        <w:pStyle w:val="Heading3"/>
+      </w:pPr>
+      <w:r>
+        <w:t xml:space="preserve">（二）课程设计思路</w:t>
+      </w:r>
+    </w:p>
+    <w:p>
+      <w:pPr>
+        <w:pStyle w:val="FirstParagraph"/>
+      </w:pPr>
+      <w:r>
+        <w:t xml:space="preserve">案例的整体思路可以概括为一句话——</w:t>
       </w:r>
       <w:r>
         <w:rPr>
-          <w:iCs/>
-          <w:i/>
+          <w:bCs/>
+          <w:b/>
         </w:rPr>
-        <w:t xml:space="preserve">专业能力主线</w:t>
-      </w:r>
-      <w:r>
-        <w:t xml:space="preserve"> </w:t>
-      </w:r>
-      <w:r>
-        <w:t xml:space="preserve">与</w:t>
-      </w:r>
-      <w:r>
-        <w:t xml:space="preserve"> </w:t>
-      </w:r>
-      <w:r>
-        <w:rPr>
-          <w:iCs/>
-          <w:i/>
-        </w:rPr>
-        <w:t xml:space="preserve">价值引领主脉</w:t>
-      </w:r>
-      <w:r>
-        <w:t xml:space="preserve"> </w:t>
-      </w:r>
-      <w:r>
-        <w:t xml:space="preserve">双轨并行的教学架构，将制度自信与家国情怀自然嵌套于课堂的每一个环节。</w:t>
+        <w:t xml:space="preserve">以一家企业为叙事骨架，以四段递进为教学节奏，以专业与价值两条线共振为育人机制。</w:t>
+      </w:r>
+      <w:r>
+        <w:t xml:space="preserve">专业线负责把"发行、板块、尽调、定价"讲透，价值线负责把"制度自信、诚信法治、金融为民、敬畏理性"讲活；两条线在每一个课堂环节交汇，避免思政"贴片式"出场。</w:t>
       </w:r>
     </w:p>
     <w:p>
@@ -1370,243 +825,67 @@
         <w:pStyle w:val="BodyText"/>
       </w:pPr>
       <w:r>
-        <w:t xml:space="preserve">在课程起点，以</w:t>
-      </w:r>
-      <w:r>
-        <w:t xml:space="preserve"> </w:t>
+        <w:t xml:space="preserve">四段递进的具体安排如下。</w:t>
       </w:r>
       <w:r>
         <w:rPr>
-          <w:iCs/>
-          <w:i/>
+          <w:bCs/>
+          <w:b/>
         </w:rPr>
-        <w:t xml:space="preserve">梦想唤醒</w:t>
-      </w:r>
-      <w:r>
-        <w:t xml:space="preserve"> </w:t>
-      </w:r>
-      <w:r>
-        <w:t xml:space="preserve">打破财富幻象。知识导入环节并未直接宣读法条，而是通过</w:t>
-      </w:r>
-      <w:r>
-        <w:t xml:space="preserve"> </w:t>
-      </w:r>
+        <w:t xml:space="preserve">起点是梦想唤醒</w:t>
+      </w:r>
+      <w:r>
+        <w:t xml:space="preserve">：不直接讲课本，而是让学生先站在初创公司董事长的位置想清楚"我到底要不要上市"，同时对照华为、大疆等长期不上市或延迟上市的头部企业，把"上市 = 造富"的直觉打散，为后续"金融为民"话题铺垫认知。</w:t>
+      </w:r>
+    </w:p>
+    <w:p>
+      <w:pPr>
+        <w:pStyle w:val="BodyText"/>
+      </w:pPr>
       <w:r>
         <w:rPr>
-          <w:iCs/>
-          <w:i/>
+          <w:bCs/>
+          <w:b/>
         </w:rPr>
-        <w:t xml:space="preserve">"Soulmate AI 融资五轮的董事长脑洞"</w:t>
-      </w:r>
-      <w:r>
-        <w:t xml:space="preserve"> </w:t>
-      </w:r>
-      <w:r>
-        <w:t xml:space="preserve">与</w:t>
-      </w:r>
-      <w:r>
-        <w:t xml:space="preserve"> </w:t>
-      </w:r>
+        <w:t xml:space="preserve">第二段是制度明晰</w:t>
+      </w:r>
+      <w:r>
+        <w:t xml:space="preserve">：以时间轴带学生走完 1993—2001—2019—2023 三十年，再用一场辩论赛让"要不要照搬美国注册制"变成学生自己的问题，制度自信从而不是灌输而是讨论出来的结论。</w:t>
+      </w:r>
+    </w:p>
+    <w:p>
+      <w:pPr>
+        <w:pStyle w:val="BodyText"/>
+      </w:pPr>
       <w:r>
         <w:rPr>
-          <w:iCs/>
-          <w:i/>
+          <w:bCs/>
+          <w:b/>
         </w:rPr>
-        <w:t xml:space="preserve">"华为为什么至今不上市"</w:t>
-      </w:r>
-      <w:r>
-        <w:t xml:space="preserve"> </w:t>
-      </w:r>
-      <w:r>
-        <w:t xml:space="preserve">的强烈反差，形成极致的认知张力。在专业主线上，推演企业上市的真正意义；在价值主脉上，犹如一记重锤，彻底击碎学生"上市=造富"的温室思维，瞬间唤醒其对资本市场</w:t>
-      </w:r>
-      <w:r>
-        <w:t xml:space="preserve"> </w:t>
-      </w:r>
+        <w:t xml:space="preserve">第三段是规则赋能</w:t>
+      </w:r>
+      <w:r>
+        <w:t xml:space="preserve">：五大板块比较把知识密度拉满，"IPO 死亡剧本杀"把审核问询的真实压力搬进课堂，学生必须为一家有隐性缺陷的企业做出承担后果的选择。</w:t>
+      </w:r>
+    </w:p>
+    <w:p>
+      <w:pPr>
+        <w:pStyle w:val="BodyText"/>
+      </w:pPr>
       <w:r>
         <w:rPr>
-          <w:iCs/>
-          <w:i/>
+          <w:bCs/>
+          <w:b/>
         </w:rPr>
-        <w:t xml:space="preserve">"金融为民"</w:t>
-      </w:r>
-      <w:r>
-        <w:t xml:space="preserve"> </w:t>
-      </w:r>
-      <w:r>
-        <w:t xml:space="preserve">本源使命的认同。</w:t>
-      </w:r>
-    </w:p>
-    <w:p>
-      <w:pPr>
-        <w:pStyle w:val="BodyText"/>
-      </w:pPr>
-      <w:r>
-        <w:t xml:space="preserve">在探究阶段，以</w:t>
-      </w:r>
-      <w:r>
-        <w:t xml:space="preserve"> </w:t>
-      </w:r>
-      <w:r>
-        <w:rPr>
-          <w:iCs/>
-          <w:i/>
-        </w:rPr>
-        <w:t xml:space="preserve">制度明晰与规则赋能</w:t>
-      </w:r>
-      <w:r>
-        <w:t xml:space="preserve"> </w:t>
-      </w:r>
-      <w:r>
-        <w:t xml:space="preserve">重构专业防御体系。课程深入复杂的制度演进与尽调实战领域。在专业主线上，先通过</w:t>
-      </w:r>
-      <w:r>
-        <w:t xml:space="preserve"> </w:t>
-      </w:r>
-      <w:r>
-        <w:rPr>
-          <w:iCs/>
-          <w:i/>
-        </w:rPr>
-        <w:t xml:space="preserve">"注册制中外辩论赛"</w:t>
-      </w:r>
-      <w:r>
-        <w:t xml:space="preserve">，让学生在极限施压中厘清中国"审批—核准—注册"三段跃迁的历史逻辑；随后引入五大板块、审核铁三角、定价配售三大规则群进行赋能，逼迫学生在剧本中运用工具决策。在价值主脉上，直面学生</w:t>
-      </w:r>
-      <w:r>
-        <w:t xml:space="preserve"> </w:t>
-      </w:r>
-      <w:r>
-        <w:rPr>
-          <w:iCs/>
-          <w:i/>
-        </w:rPr>
-        <w:t xml:space="preserve">"照搬美国就是先进"</w:t>
-      </w:r>
-      <w:r>
-        <w:t xml:space="preserve"> </w:t>
-      </w:r>
-      <w:r>
-        <w:t xml:space="preserve">的认知困惑，巧用科创板"卡脖子"攻关、创业板"三创四新"、北交所"专精特新"等鲜活案例进行价值对冲。引导学生懂得</w:t>
-      </w:r>
-      <w:r>
-        <w:t xml:space="preserve"> </w:t>
-      </w:r>
-      <w:r>
-        <w:rPr>
-          <w:iCs/>
-          <w:i/>
-        </w:rPr>
-        <w:t xml:space="preserve">"制度不是抄来的，是长出来的"</w:t>
-      </w:r>
-      <w:r>
-        <w:t xml:space="preserve">，树立真正的自信是用中国方案守护本土创新的理性资本市场观。</w:t>
-      </w:r>
-    </w:p>
-    <w:p>
-      <w:pPr>
-        <w:pStyle w:val="BodyText"/>
-      </w:pPr>
-      <w:r>
-        <w:t xml:space="preserve">在落脚环节，以</w:t>
-      </w:r>
-      <w:r>
-        <w:t xml:space="preserve"> </w:t>
-      </w:r>
-      <w:r>
-        <w:rPr>
-          <w:iCs/>
-          <w:i/>
-        </w:rPr>
-        <w:t xml:space="preserve">价值内化</w:t>
-      </w:r>
-      <w:r>
-        <w:t xml:space="preserve"> </w:t>
-      </w:r>
-      <w:r>
-        <w:t xml:space="preserve">培育理财良知。为精准校验专业硬核与职业操守的真实达成度，课程将其落脚于普通投资者权益的保护上。课后综合输出环节，要求学生化身理财师，为爸妈重写一份</w:t>
-      </w:r>
-      <w:r>
-        <w:t xml:space="preserve"> </w:t>
-      </w:r>
-      <w:r>
-        <w:rPr>
-          <w:iCs/>
-          <w:i/>
-        </w:rPr>
-        <w:t xml:space="preserve">"打新真相"</w:t>
-      </w:r>
-      <w:r>
-        <w:t xml:space="preserve"> </w:t>
-      </w:r>
-      <w:r>
-        <w:t xml:space="preserve">的家书方案。该环节创新引入学习通</w:t>
-      </w:r>
-      <w:r>
-        <w:t xml:space="preserve"> </w:t>
-      </w:r>
-      <w:r>
-        <w:rPr>
-          <w:iCs/>
-          <w:i/>
-        </w:rPr>
-        <w:t xml:space="preserve">AI 双维量表</w:t>
-      </w:r>
-      <w:r>
-        <w:t xml:space="preserve">，按</w:t>
-      </w:r>
-      <w:r>
-        <w:t xml:space="preserve"> </w:t>
-      </w:r>
-      <w:r>
-        <w:rPr>
-          <w:iCs/>
-          <w:i/>
-        </w:rPr>
-        <w:t xml:space="preserve">"专业严谨度"</w:t>
-      </w:r>
-      <w:r>
-        <w:t xml:space="preserve"> </w:t>
-      </w:r>
-      <w:r>
-        <w:t xml:space="preserve">和</w:t>
-      </w:r>
-      <w:r>
-        <w:t xml:space="preserve"> </w:t>
-      </w:r>
-      <w:r>
-        <w:rPr>
-          <w:iCs/>
-          <w:i/>
-        </w:rPr>
-        <w:t xml:space="preserve">"金融为民度"</w:t>
-      </w:r>
-      <w:r>
-        <w:t xml:space="preserve"> </w:t>
-      </w:r>
-      <w:r>
-        <w:t xml:space="preserve">进行客观测评，以此检验学生能否将专业金融工具转化为守护千家万户养老钱、教育钱、看病钱的有效手段，最终实现</w:t>
-      </w:r>
-      <w:r>
-        <w:t xml:space="preserve"> </w:t>
-      </w:r>
-      <w:r>
-        <w:rPr>
-          <w:iCs/>
-          <w:i/>
-        </w:rPr>
-        <w:t xml:space="preserve">金融向善、理财为民</w:t>
-      </w:r>
-      <w:r>
-        <w:t xml:space="preserve"> </w:t>
-      </w:r>
-      <w:r>
-        <w:t xml:space="preserve">的职业理念内化于心、外化于行，形成完整育人闭环。</w:t>
+        <w:t xml:space="preserve">第四段是价值内化</w:t>
+      </w:r>
+      <w:r>
+        <w:t xml:space="preserve">：把镜头切到二级市场，让学生用打新数据回答"我要不要向家人推荐新股"这一贴身问题，AI 助教从专业与人情两个方向"拷问"学生的建议信，把课堂学到的东西压回真实生活。</w:t>
       </w:r>
     </w:p>
     <w:bookmarkEnd w:id="39"/>
     <w:bookmarkEnd w:id="40"/>
-    <w:bookmarkStart w:id="51" w:name="五实施过程"/>
+    <w:bookmarkStart w:id="49" w:name="五实施过程"/>
     <w:p>
       <w:pPr>
         <w:pStyle w:val="Heading2"/>
@@ -1670,13 +949,13 @@
         <w:t xml:space="preserve">图 3  教学实施过程全景图（唤醒 · 明理 · 择路 · 淬炼 · 归心）</w:t>
       </w:r>
     </w:p>
-    <w:bookmarkStart w:id="44" w:name="一课前唤醒敲钟遐想戳穿造富错觉"/>
+    <w:bookmarkStart w:id="44" w:name="一课前唤醒站在董事长的位置想上市"/>
     <w:p>
       <w:pPr>
         <w:pStyle w:val="Heading3"/>
       </w:pPr>
       <w:r>
-        <w:t xml:space="preserve">（一）课前唤醒：敲钟遐想，戳穿造富错觉</w:t>
+        <w:t xml:space="preserve">（一）课前唤醒：站在董事长的位置想上市</w:t>
       </w:r>
     </w:p>
     <w:p>
@@ -1684,124 +963,121 @@
         <w:pStyle w:val="FirstParagraph"/>
       </w:pPr>
       <w:r>
-        <w:t xml:space="preserve">课前通过学习通平台发布</w:t>
-      </w:r>
-      <w:r>
-        <w:t xml:space="preserve"> </w:t>
+        <w:t xml:space="preserve">课前一周，教师在学习通上发布一项"董事长脑洞"任务：</w:t>
       </w:r>
       <w:r>
         <w:rPr>
           <w:iCs/>
           <w:i/>
         </w:rPr>
-        <w:t xml:space="preserve">"Soulmate AI 董事长脑洞挑战"</w:t>
+        <w:t xml:space="preserve">"你是 Soulmate AI 的创始人，五轮融资已完成，估值 30 亿，团队和投资人都在讨论上市。请你写下自己此刻最在意的 3 个问题，不必是标准答案，越真实越好。"</w:t>
+      </w:r>
+      <w:r>
+        <w:t xml:space="preserve">同步推送两条对比材料：一段"敲钟现场高光集锦"短视频，一篇"华为为什么不上市"的深度评论。学生在讨论区的留言呈现明显分化，有人担心"钱不够花"，有人担心"股权被稀释"，也有人第一次意识到"原来不上市也能走远"。</w:t>
+      </w:r>
+    </w:p>
+    <w:p>
+      <w:pPr>
+        <w:pStyle w:val="BodyText"/>
+      </w:pPr>
+      <w:r>
+        <w:t xml:space="preserve">思政切入</w:t>
       </w:r>
       <w:r>
         <w:t xml:space="preserve"> </w:t>
       </w:r>
       <w:r>
-        <w:t xml:space="preserve">：</w:t>
+        <w:t xml:space="preserve">上市不是财富终点，而是发展融资、战略对接与公众监督的开始。用"敲钟"和"华为"两个反差极大的画面，让学生自然生出对上市意义的追问，为后续</w:t>
+      </w:r>
+      <w:r>
+        <w:t xml:space="preserve"> </w:t>
       </w:r>
       <w:r>
         <w:rPr>
           <w:iCs/>
           <w:i/>
         </w:rPr>
-        <w:t xml:space="preserve">"假如你是一家融了 5 轮的现象级社交应用董事长，你在纠结要不要上市。请从老板视角思考——关于上市从 0 到 1，你会关心哪些维度的问题？"</w:t>
+        <w:t xml:space="preserve">金融为民</w:t>
       </w:r>
       <w:r>
         <w:t xml:space="preserve"> </w:t>
       </w:r>
       <w:r>
-        <w:t xml:space="preserve">同步推送两条对照素材：① 敲钟现场"从梦想家到亿万富翁的成人礼"短视频；②</w:t>
-      </w:r>
-      <w:r>
-        <w:t xml:space="preserve"> </w:t>
+        <w:t xml:space="preserve">主题打开缺口。</w:t>
+      </w:r>
+    </w:p>
+    <w:bookmarkEnd w:id="44"/>
+    <w:bookmarkStart w:id="45" w:name="二情境明理三十年中国是怎么走到注册制的"/>
+    <w:p>
+      <w:pPr>
+        <w:pStyle w:val="Heading3"/>
+      </w:pPr>
+      <w:r>
+        <w:t xml:space="preserve">（二）情境明理：三十年，中国是怎么走到注册制的</w:t>
+      </w:r>
+    </w:p>
+    <w:p>
+      <w:pPr>
+        <w:pStyle w:val="FirstParagraph"/>
+      </w:pPr>
+      <w:r>
+        <w:t xml:space="preserve">课堂开场，教师在黑板上画出一条时间轴：1993 年审批制起步、2001 年核准制确立、2019 年科创板试点注册制、2020 年创业板落地、2023 年主板全面推行。随后抛出一个开放性问题：</w:t>
       </w:r>
       <w:r>
         <w:rPr>
           <w:iCs/>
           <w:i/>
         </w:rPr>
-        <w:t xml:space="preserve">"华为为什么至今不上市、大疆为什么迟迟不上市"</w:t>
+        <w:t xml:space="preserve">"为什么中国用了整整三十年才走到全面注册制？如果早二十年推行，会更好吗？"</w:t>
+      </w:r>
+      <w:r>
+        <w:t xml:space="preserve">学生分成正反两方，进行一场限时 15 分钟的辩论：</w:t>
+      </w:r>
+    </w:p>
+    <w:p>
+      <w:pPr>
+        <w:pStyle w:val="BlockText"/>
+      </w:pPr>
+      <w:r>
+        <w:t xml:space="preserve">正方：我国应尽早全面对齐美国式注册制，把定价权交给市场。</w:t>
+      </w:r>
+      <w:r>
+        <w:br/>
+      </w:r>
+      <w:r>
+        <w:t xml:space="preserve">反方：我国必须保留"实质审核 + 严监管"的中国特色，避免劣币驱逐良币。</w:t>
+      </w:r>
+    </w:p>
+    <w:p>
+      <w:pPr>
+        <w:pStyle w:val="FirstParagraph"/>
+      </w:pPr>
+      <w:r>
+        <w:t xml:space="preserve">辩论过程中，教师引导学生查阅美国 SEC、香港联交所、中国证监会三方的最新公开材料；辩论结束后，不直接给结论，而是把话题引向"14 亿人口、散户占比六成"这一基本国情，帮助学生理解制度改革为什么是"分步试点、逐层推进"。</w:t>
+      </w:r>
+    </w:p>
+    <w:p>
+      <w:pPr>
+        <w:pStyle w:val="BodyText"/>
+      </w:pPr>
+      <w:r>
+        <w:t xml:space="preserve">思政切入</w:t>
       </w:r>
       <w:r>
         <w:t xml:space="preserve"> </w:t>
       </w:r>
       <w:r>
-        <w:t xml:space="preserve">深度评论。学生在课下脑洞大开，在讨论区频繁互动，普遍感叹"原来上市不是终点""原来不上市也可以走得很远"。</w:t>
-      </w:r>
-    </w:p>
-    <w:p>
-      <w:pPr>
-        <w:pStyle w:val="BodyText"/>
-      </w:pPr>
-      <w:r>
-        <w:t xml:space="preserve">思政元素</w:t>
-      </w:r>
-      <w:r>
-        <w:t xml:space="preserve"> </w:t>
-      </w:r>
-      <w:r>
-        <w:t xml:space="preserve">本环节摒弃生硬理论说教，以沉浸式董事长挑战捕捉学生</w:t>
-      </w:r>
-      <w:r>
-        <w:t xml:space="preserve"> </w:t>
-      </w:r>
-      <w:r>
-        <w:rPr>
-          <w:iCs/>
-          <w:i/>
-        </w:rPr>
-        <w:t xml:space="preserve">"上市=造富"</w:t>
-      </w:r>
-      <w:r>
-        <w:t xml:space="preserve"> </w:t>
-      </w:r>
-      <w:r>
-        <w:t xml:space="preserve">的认知偏差，通过"敲钟遐想 vs 华为不上市"的前后反差为课堂</w:t>
-      </w:r>
-      <w:r>
-        <w:t xml:space="preserve"> </w:t>
-      </w:r>
-      <w:r>
-        <w:rPr>
-          <w:iCs/>
-          <w:i/>
-        </w:rPr>
-        <w:t xml:space="preserve">"金融为民"</w:t>
-      </w:r>
-      <w:r>
-        <w:t xml:space="preserve"> </w:t>
-      </w:r>
-      <w:r>
-        <w:t xml:space="preserve">主线做好铺垫，启蒙学生</w:t>
-      </w:r>
-      <w:r>
-        <w:t xml:space="preserve"> </w:t>
-      </w:r>
-      <w:r>
-        <w:rPr>
-          <w:iCs/>
-          <w:i/>
-        </w:rPr>
-        <w:t xml:space="preserve">"上市是为发展融资、为战略赋能，而非为个人套现"</w:t>
-      </w:r>
-      <w:r>
-        <w:t xml:space="preserve"> </w:t>
-      </w:r>
-      <w:r>
-        <w:t xml:space="preserve">的理性资本市场观。</w:t>
-      </w:r>
-    </w:p>
-    <w:bookmarkEnd w:id="44"/>
-    <w:bookmarkStart w:id="45" w:name="二情境明理三十年一跃读懂中国方案"/>
+        <w:t xml:space="preserve">制度不是简单的"抄或不抄"，而是与经济阶段、市场结构、投资者构成一起演化的。把这条常识讲透，学生对"渐进式改革"的中国方案就不再需要被"教育"，而是自己得出结论。</w:t>
+      </w:r>
+    </w:p>
+    <w:bookmarkEnd w:id="45"/>
+    <w:bookmarkStart w:id="46" w:name="三探究择路五大板块与国家战略"/>
     <w:p>
       <w:pPr>
         <w:pStyle w:val="Heading3"/>
       </w:pPr>
       <w:r>
-        <w:t xml:space="preserve">（二）情境明理：三十年一跃，读懂中国方案</w:t>
+        <w:t xml:space="preserve">（三）探究择路：五大板块与国家战略</w:t>
       </w:r>
     </w:p>
     <w:p>
@@ -1809,188 +1085,7 @@
         <w:pStyle w:val="FirstParagraph"/>
       </w:pPr>
       <w:r>
-        <w:t xml:space="preserve">课堂伊始，教师直接打出时间轴："1993—2001—2019—2023"。犀利反问：</w:t>
-      </w:r>
-      <w:r>
-        <w:rPr>
-          <w:iCs/>
-          <w:i/>
-        </w:rPr>
-        <w:t xml:space="preserve">"同学们，从审批制到全面注册制，我们为什么用了整整三十年？为什么 2019 年先在科创板试点、2020 年再到创业板、2023 年才全面推行？"</w:t>
-      </w:r>
-      <w:r>
-        <w:t xml:space="preserve"> </w:t>
-      </w:r>
-      <w:r>
-        <w:t xml:space="preserve">学生在强烈的历史纵深冲击下，从"照搬美国"的直觉判断跌入</w:t>
-      </w:r>
-      <w:r>
-        <w:t xml:space="preserve"> </w:t>
-      </w:r>
-      <w:r>
-        <w:rPr>
-          <w:iCs/>
-          <w:i/>
-        </w:rPr>
-        <w:t xml:space="preserve">"渐进式改革"</w:t>
-      </w:r>
-      <w:r>
-        <w:t xml:space="preserve"> </w:t>
-      </w:r>
-      <w:r>
-        <w:t xml:space="preserve">的中国语境。教师顺势组织</w:t>
-      </w:r>
-      <w:r>
-        <w:t xml:space="preserve"> </w:t>
-      </w:r>
-      <w:r>
-        <w:rPr>
-          <w:iCs/>
-          <w:i/>
-        </w:rPr>
-        <w:t xml:space="preserve">"注册制中外比较辩论赛"</w:t>
-      </w:r>
-      <w:r>
-        <w:t xml:space="preserve">：</w:t>
-      </w:r>
-    </w:p>
-    <w:p>
-      <w:pPr>
-        <w:pStyle w:val="BlockText"/>
-      </w:pPr>
-      <w:r>
-        <w:t xml:space="preserve">正方：中国应该完全照搬美国注册制，全面市场化。</w:t>
-      </w:r>
-      <w:r>
-        <w:br/>
-      </w:r>
-      <w:r>
-        <w:t xml:space="preserve">反方：中国注册制必须保留"实质审核 + 严监管"的中国特色。</w:t>
-      </w:r>
-    </w:p>
-    <w:p>
-      <w:pPr>
-        <w:pStyle w:val="FirstParagraph"/>
-      </w:pPr>
-      <w:r>
-        <w:t xml:space="preserve">规则：3 分钟资料检索时间；回答不能直读 AI 答案，必须转化为自己的语言；两组轮动 PK，胜出组全体加分，抢答突出者加分多多。教师在辩论后一锤定音：</w:t>
-      </w:r>
-      <w:r>
-        <w:rPr>
-          <w:iCs/>
-          <w:i/>
-        </w:rPr>
-        <w:t xml:space="preserve">"一个 14 亿人口、散户占比超 60% 的发展中大国，不能一步跨到美国的成熟市场模式。党中央用 30 年才走到全面注册制，走的是'渐进式、试点先行、系统集成'的中国道路。"</w:t>
-      </w:r>
-    </w:p>
-    <w:p>
-      <w:pPr>
-        <w:pStyle w:val="BodyText"/>
-      </w:pPr>
-      <w:r>
-        <w:t xml:space="preserve">思政元素</w:t>
-      </w:r>
-      <w:r>
-        <w:t xml:space="preserve"> </w:t>
-      </w:r>
-      <w:r>
-        <w:t xml:space="preserve">借此彻底打破学生</w:t>
-      </w:r>
-      <w:r>
-        <w:t xml:space="preserve"> </w:t>
-      </w:r>
-      <w:r>
-        <w:rPr>
-          <w:iCs/>
-          <w:i/>
-        </w:rPr>
-        <w:t xml:space="preserve">"照搬美国就是先进"</w:t>
-      </w:r>
-      <w:r>
-        <w:t xml:space="preserve"> </w:t>
-      </w:r>
-      <w:r>
-        <w:t xml:space="preserve">的思维定式，一针见血地点出</w:t>
-      </w:r>
-      <w:r>
-        <w:t xml:space="preserve"> </w:t>
-      </w:r>
-      <w:r>
-        <w:rPr>
-          <w:iCs/>
-          <w:i/>
-        </w:rPr>
-        <w:t xml:space="preserve">"制度不是抄来的，是长出来的"</w:t>
-      </w:r>
-      <w:r>
-        <w:t xml:space="preserve">。让学生深刻理解——科创板是"试验田"、创业板是"接力棒"、全面注册制是"总攻"，坚定</w:t>
-      </w:r>
-      <w:r>
-        <w:t xml:space="preserve"> </w:t>
-      </w:r>
-      <w:r>
-        <w:rPr>
-          <w:iCs/>
-          <w:i/>
-        </w:rPr>
-        <w:t xml:space="preserve">中国特色社会主义资本市场道路自信</w:t>
-      </w:r>
-      <w:r>
-        <w:t xml:space="preserve">。</w:t>
-      </w:r>
-    </w:p>
-    <w:bookmarkEnd w:id="45"/>
-    <w:bookmarkStart w:id="46" w:name="三探究择路板块定位服务国家战略"/>
-    <w:p>
-      <w:pPr>
-        <w:pStyle w:val="Heading3"/>
-      </w:pPr>
-      <w:r>
-        <w:t xml:space="preserve">（三）探究择路：板块定位，服务国家战略</w:t>
-      </w:r>
-    </w:p>
-    <w:p>
-      <w:pPr>
-        <w:pStyle w:val="FirstParagraph"/>
-      </w:pPr>
-      <w:r>
-        <w:t xml:space="preserve">进入探究阶段，教师开启情境切换：</w:t>
-      </w:r>
-      <w:r>
-        <w:rPr>
-          <w:iCs/>
-          <w:i/>
-        </w:rPr>
-        <w:t xml:space="preserve">"Soulmate AI 拟冲刺资本市场，你作为董事长，应该选择哪一个板块？"</w:t>
-      </w:r>
-      <w:r>
-        <w:t xml:space="preserve"> </w:t>
-      </w:r>
-      <w:r>
-        <w:t xml:space="preserve">由此正式引出主板、科创板、创业板、北交所、港股五大板块的定位与量化门槛（如表 1）。教师随即播放</w:t>
-      </w:r>
-      <w:r>
-        <w:t xml:space="preserve"> </w:t>
-      </w:r>
-      <w:r>
-        <w:rPr>
-          <w:iCs/>
-          <w:i/>
-        </w:rPr>
-        <w:t xml:space="preserve">"腾讯 20 年 · 南非股东获利 1.87 万亿港元"</w:t>
-      </w:r>
-      <w:r>
-        <w:t xml:space="preserve"> </w:t>
-      </w:r>
-      <w:r>
-        <w:t xml:space="preserve">短视频，并抛出灵魂追问：</w:t>
-      </w:r>
-      <w:r>
-        <w:rPr>
-          <w:iCs/>
-          <w:i/>
-        </w:rPr>
-        <w:t xml:space="preserve">"如果当年腾讯没能在港股上市，中国互联网还会有今天吗？如果宁德时代没能登陆创业板，中国新能源汽车还能弯道超车吗？"</w:t>
+        <w:t xml:space="preserve">制度铺垫完成后，教师把镜头切回 Soulmate AI：一家 AI 驱动的社交应用，未来是走硬科技路线做算法基座，还是走消费互联网路线做用户规模？不同的战略指向不同的上市板块。教师给出五大板块的定位对照（如表 1），让学生分组研讨最合适的路径，并阐述理由。</w:t>
       </w:r>
     </w:p>
     <w:p>
@@ -2112,7 +1207,7 @@
               <w:jc w:val="left"/>
             </w:pPr>
             <w:r>
-              <w:t xml:space="preserve">茅台、工商银行</w:t>
+              <w:t xml:space="preserve">贵州茅台、工商银行</w:t>
             </w:r>
           </w:p>
         </w:tc>
@@ -2288,7 +1383,7 @@
               <w:jc w:val="left"/>
             </w:pPr>
             <w:r>
-              <w:t xml:space="preserve">国际化 · 多元</w:t>
+              <w:t xml:space="preserve">国际化 · 多元行业</w:t>
             </w:r>
           </w:p>
         </w:tc>
@@ -2323,49 +1418,41 @@
         <w:pStyle w:val="BodyText"/>
       </w:pPr>
       <w:r>
-        <w:t xml:space="preserve">思政元素</w:t>
-      </w:r>
-      <w:r>
-        <w:t xml:space="preserve"> </w:t>
-      </w:r>
-      <w:r>
-        <w:t xml:space="preserve">引导学生透过板块看战略——</w:t>
+        <w:t xml:space="preserve">在小组答辩环节，教师追问：</w:t>
       </w:r>
       <w:r>
         <w:rPr>
           <w:iCs/>
           <w:i/>
         </w:rPr>
-        <w:t xml:space="preserve">科创板承载"卡脖子"技术突围，创业板服务"三创四新"，北交所滋养"专精特新小巨人"</w:t>
-      </w:r>
-      <w:r>
-        <w:t xml:space="preserve">。让学生意识到，资本市场板块结构不是随意的产品货架，而是</w:t>
+        <w:t xml:space="preserve">"腾讯当年为什么去港股？宁德时代为什么留在创业板？如果它们的选择反过来，中国互联网、新能源行业还会是今天的样子吗？"</w:t>
+      </w:r>
+      <w:r>
+        <w:t xml:space="preserve">这些问题看似关于板块选择，实则把"资本市场服务国家战略"的宏大命题落到了具体企业的具体选择上。</w:t>
+      </w:r>
+    </w:p>
+    <w:p>
+      <w:pPr>
+        <w:pStyle w:val="BodyText"/>
+      </w:pPr>
+      <w:r>
+        <w:t xml:space="preserve">思政切入</w:t>
       </w:r>
       <w:r>
         <w:t xml:space="preserve"> </w:t>
       </w:r>
       <w:r>
-        <w:rPr>
-          <w:iCs/>
-          <w:i/>
-        </w:rPr>
-        <w:t xml:space="preserve">国家创新驱动战略、共同富裕战略</w:t>
-      </w:r>
-      <w:r>
-        <w:t xml:space="preserve"> </w:t>
-      </w:r>
-      <w:r>
-        <w:t xml:space="preserve">在金融领域的精心布局；选择一个板块，就是选择服务哪一类国家使命。</w:t>
+        <w:t xml:space="preserve">每个板块背后都对应着一类国家使命：科创板托举关键技术攻关，创业板服务新经济成长，北交所支持专精特新小巨人。学生做板块选择的过程，其实也是理解"金融如何服务实体"的过程。</w:t>
       </w:r>
     </w:p>
     <w:bookmarkEnd w:id="46"/>
-    <w:bookmarkStart w:id="47" w:name="四讨论淬炼ipo-死亡剧本杀直面隐性铁三角"/>
+    <w:bookmarkStart w:id="47" w:name="四讨论淬炼ipo-死亡剧本杀"/>
     <w:p>
       <w:pPr>
         <w:pStyle w:val="Heading3"/>
       </w:pPr>
       <w:r>
-        <w:t xml:space="preserve">（四）讨论淬炼："IPO 死亡剧本杀"，直面隐性铁三角</w:t>
+        <w:t xml:space="preserve">（四）讨论淬炼：IPO 死亡剧本杀</w:t>
       </w:r>
     </w:p>
     <w:p>
@@ -2373,36 +1460,7 @@
         <w:pStyle w:val="FirstParagraph"/>
       </w:pPr>
       <w:r>
-        <w:t xml:space="preserve">为检验学生知识迁移的能力，课堂进入名为</w:t>
-      </w:r>
-      <w:r>
-        <w:t xml:space="preserve"> </w:t>
-      </w:r>
-      <w:r>
-        <w:rPr>
-          <w:iCs/>
-          <w:i/>
-        </w:rPr>
-        <w:t xml:space="preserve">"IPO 死亡剧本杀"</w:t>
-      </w:r>
-      <w:r>
-        <w:t xml:space="preserve"> </w:t>
-      </w:r>
-      <w:r>
-        <w:t xml:space="preserve">的小组沙盘游戏。规则设定：4-6 人一组抽取角色卡（如表 2），教师化身"冷面预审员"，随机抽取风险卡（如表 3）进行审核对抗。各组有 3 分钟决策是否花费成本购买</w:t>
-      </w:r>
-      <w:r>
-        <w:t xml:space="preserve"> </w:t>
-      </w:r>
-      <w:r>
-        <w:rPr>
-          <w:iCs/>
-          <w:i/>
-        </w:rPr>
-        <w:t xml:space="preserve">"防御工具卡（婚前财产协议 / 关联交易剥离 / 合规咨询）"</w:t>
-      </w:r>
-      <w:r>
-        <w:t xml:space="preserve">。</w:t>
+        <w:t xml:space="preserve">这是本案例的核心互动环节。教师把学生分成 4 组，每组抽取一张角色卡（如表 2），扮演一家有明显隐性风险的拟上市企业。教师本人化身"预审员"，随机抛出风险事件（如表 3），要求各组用《证券法》条款和已学审核规则作出应对；每组有一次机会花费成本购买"防御工具卡"（婚前财产协议、关联交易剥离、合规咨询）。</w:t>
       </w:r>
     </w:p>
     <w:p>
@@ -2462,7 +1520,7 @@
               <w:jc w:val="left"/>
             </w:pPr>
             <w:r>
-              <w:t xml:space="preserve">初始状态</w:t>
+              <w:t xml:space="preserve">拟上市板块</w:t>
             </w:r>
           </w:p>
         </w:tc>
@@ -2500,19 +1558,19 @@
               <w:jc w:val="left"/>
             </w:pPr>
             <w:r>
-              <w:t xml:space="preserve">创始人夫妻共同持股 65%，社交应用</w:t>
-            </w:r>
-          </w:p>
-        </w:tc>
-        <w:tc>
-          <w:tcPr/>
-          <w:p>
-            <w:pPr>
-              <w:pStyle w:val="Compact"/>
-              <w:jc w:val="left"/>
-            </w:pPr>
-            <w:r>
-              <w:t xml:space="preserve">拟冲创业板</w:t>
+              <w:t xml:space="preserve">创始人夫妻共同持股 65%</w:t>
+            </w:r>
+          </w:p>
+        </w:tc>
+        <w:tc>
+          <w:tcPr/>
+          <w:p>
+            <w:pPr>
+              <w:pStyle w:val="Compact"/>
+              <w:jc w:val="left"/>
+            </w:pPr>
+            <w:r>
+              <w:t xml:space="preserve">创业板</w:t>
             </w:r>
           </w:p>
         </w:tc>
@@ -2550,19 +1608,19 @@
               <w:jc w:val="left"/>
             </w:pPr>
             <w:r>
-              <w:t xml:space="preserve">创始人岳父为最大客户经销商</w:t>
-            </w:r>
-          </w:p>
-        </w:tc>
-        <w:tc>
-          <w:tcPr/>
-          <w:p>
-            <w:pPr>
-              <w:pStyle w:val="Compact"/>
-              <w:jc w:val="left"/>
-            </w:pPr>
-            <w:r>
-              <w:t xml:space="preserve">拟冲主板</w:t>
+              <w:t xml:space="preserve">创始人岳父为最大经销商</w:t>
+            </w:r>
+          </w:p>
+        </w:tc>
+        <w:tc>
+          <w:tcPr/>
+          <w:p>
+            <w:pPr>
+              <w:pStyle w:val="Compact"/>
+              <w:jc w:val="left"/>
+            </w:pPr>
+            <w:r>
+              <w:t xml:space="preserve">主板</w:t>
             </w:r>
           </w:p>
         </w:tc>
@@ -2612,7 +1670,7 @@
               <w:jc w:val="left"/>
             </w:pPr>
             <w:r>
-              <w:t xml:space="preserve">拟冲创业板</w:t>
+              <w:t xml:space="preserve">创业板</w:t>
             </w:r>
           </w:p>
         </w:tc>
@@ -2650,19 +1708,19 @@
               <w:jc w:val="left"/>
             </w:pPr>
             <w:r>
-              <w:t xml:space="preserve">某县 8 人中 1 人为患者，数据存疑</w:t>
-            </w:r>
-          </w:p>
-        </w:tc>
-        <w:tc>
-          <w:tcPr/>
-          <w:p>
-            <w:pPr>
-              <w:pStyle w:val="Compact"/>
-              <w:jc w:val="left"/>
-            </w:pPr>
-            <w:r>
-              <w:t xml:space="preserve">拟冲港股</w:t>
+              <w:t xml:space="preserve">某县 8 人中 1 人为患者</w:t>
+            </w:r>
+          </w:p>
+        </w:tc>
+        <w:tc>
+          <w:tcPr/>
+          <w:p>
+            <w:pPr>
+              <w:pStyle w:val="Compact"/>
+              <w:jc w:val="left"/>
+            </w:pPr>
+            <w:r>
+              <w:t xml:space="preserve">港股</w:t>
             </w:r>
           </w:p>
         </w:tc>
@@ -2685,7 +1743,7 @@
         <w:pStyle w:val="BodyText"/>
       </w:pPr>
       <w:r>
-        <w:t xml:space="preserve">表 3  风险卡设定（审核铁三角）</w:t>
+        <w:t xml:space="preserve">表 3  风险卡设定</w:t>
       </w:r>
     </w:p>
     <w:tbl>
@@ -2738,31 +1796,31 @@
               <w:jc w:val="left"/>
             </w:pPr>
             <w:r>
-              <w:t xml:space="preserve">轻度（1-2）</w:t>
-            </w:r>
-          </w:p>
-        </w:tc>
-        <w:tc>
-          <w:tcPr/>
-          <w:p>
-            <w:pPr>
-              <w:pStyle w:val="Compact"/>
-              <w:jc w:val="left"/>
-            </w:pPr>
-            <w:r>
-              <w:t xml:space="preserve">中度（3-4）</w:t>
-            </w:r>
-          </w:p>
-        </w:tc>
-        <w:tc>
-          <w:tcPr/>
-          <w:p>
-            <w:pPr>
-              <w:pStyle w:val="Compact"/>
-              <w:jc w:val="left"/>
-            </w:pPr>
-            <w:r>
-              <w:t xml:space="preserve">致命（5-6）</w:t>
+              <w:t xml:space="preserve">轻度</w:t>
+            </w:r>
+          </w:p>
+        </w:tc>
+        <w:tc>
+          <w:tcPr/>
+          <w:p>
+            <w:pPr>
+              <w:pStyle w:val="Compact"/>
+              <w:jc w:val="left"/>
+            </w:pPr>
+            <w:r>
+              <w:t xml:space="preserve">中度</w:t>
+            </w:r>
+          </w:p>
+        </w:tc>
+        <w:tc>
+          <w:tcPr/>
+          <w:p>
+            <w:pPr>
+              <w:pStyle w:val="Compact"/>
+              <w:jc w:val="left"/>
+            </w:pPr>
+            <w:r>
+              <w:t xml:space="preserve">致命</w:t>
             </w:r>
           </w:p>
         </w:tc>
@@ -2776,7 +1834,7 @@
               <w:jc w:val="left"/>
             </w:pPr>
             <w:r>
-              <w:t xml:space="preserve">卡 1：枕边人风险</w:t>
+              <w:t xml:space="preserve">卡 1</w:t>
             </w:r>
           </w:p>
         </w:tc>
@@ -2824,7 +1882,7 @@
               <w:jc w:val="left"/>
             </w:pPr>
             <w:r>
-              <w:t xml:space="preserve">否决（土豆网黄金两日）</w:t>
+              <w:t xml:space="preserve">否决（对标土豆网）</w:t>
             </w:r>
           </w:p>
         </w:tc>
@@ -2838,7 +1896,7 @@
               <w:jc w:val="left"/>
             </w:pPr>
             <w:r>
-              <w:t xml:space="preserve">卡 2：豪门甜蜜负担</w:t>
+              <w:t xml:space="preserve">卡 2</w:t>
             </w:r>
           </w:p>
         </w:tc>
@@ -2886,7 +1944,7 @@
               <w:jc w:val="left"/>
             </w:pPr>
             <w:r>
-              <w:t xml:space="preserve">否决（八马茶业三闯）</w:t>
+              <w:t xml:space="preserve">否决（对标八马茶业）</w:t>
             </w:r>
           </w:p>
         </w:tc>
@@ -2900,19 +1958,19 @@
               <w:jc w:val="left"/>
             </w:pPr>
             <w:r>
-              <w:t xml:space="preserve">卡 3：行业黑名单</w:t>
-            </w:r>
-          </w:p>
-        </w:tc>
-        <w:tc>
-          <w:tcPr/>
-          <w:p>
-            <w:pPr>
-              <w:pStyle w:val="Compact"/>
-              <w:jc w:val="left"/>
-            </w:pPr>
-            <w:r>
-              <w:t xml:space="preserve">业务触碰社会主义核心价值观红线</w:t>
+              <w:t xml:space="preserve">卡 3</w:t>
+            </w:r>
+          </w:p>
+        </w:tc>
+        <w:tc>
+          <w:tcPr/>
+          <w:p>
+            <w:pPr>
+              <w:pStyle w:val="Compact"/>
+              <w:jc w:val="left"/>
+            </w:pPr>
+            <w:r>
+              <w:t xml:space="preserve">业务触及产业负面清单</w:t>
             </w:r>
           </w:p>
         </w:tc>
@@ -2948,7 +2006,7 @@
               <w:jc w:val="left"/>
             </w:pPr>
             <w:r>
-              <w:t xml:space="preserve">直接否决（翊翔文化）</w:t>
+              <w:t xml:space="preserve">否决（对标翊翔文化）</w:t>
             </w:r>
           </w:p>
         </w:tc>
@@ -2962,19 +2020,19 @@
               <w:jc w:val="left"/>
             </w:pPr>
             <w:r>
-              <w:t xml:space="preserve">卡 4：诚信雷区</w:t>
-            </w:r>
-          </w:p>
-        </w:tc>
-        <w:tc>
-          <w:tcPr/>
-          <w:p>
-            <w:pPr>
-              <w:pStyle w:val="Compact"/>
-              <w:jc w:val="left"/>
-            </w:pPr>
-            <w:r>
-              <w:t xml:space="preserve">造谣抹黑竞对 / 财务造假</w:t>
+              <w:t xml:space="preserve">卡 4</w:t>
+            </w:r>
+          </w:p>
+        </w:tc>
+        <w:tc>
+          <w:tcPr/>
+          <w:p>
+            <w:pPr>
+              <w:pStyle w:val="Compact"/>
+              <w:jc w:val="left"/>
+            </w:pPr>
+            <w:r>
+              <w:t xml:space="preserve">造谣同行 / 财务造假</w:t>
             </w:r>
           </w:p>
         </w:tc>
@@ -3010,7 +2068,7 @@
               <w:jc w:val="left"/>
             </w:pPr>
             <w:r>
-              <w:t xml:space="preserve">终身市场禁入（Soul）</w:t>
+              <w:t xml:space="preserve">市场禁入（对标 Soul）</w:t>
             </w:r>
           </w:p>
         </w:tc>
@@ -3024,7 +2082,7 @@
               <w:jc w:val="left"/>
             </w:pPr>
             <w:r>
-              <w:t xml:space="preserve">卡 5：数据失真</w:t>
+              <w:t xml:space="preserve">卡 5</w:t>
             </w:r>
           </w:p>
         </w:tc>
@@ -3083,118 +2141,41 @@
         <w:pStyle w:val="BodyText"/>
       </w:pPr>
       <w:r>
-        <w:t xml:space="preserve">实战交锋：教师化身"冷面预审员"，专门向 A 组抛出经典质询——</w:t>
+        <w:t xml:space="preserve">推演过程中最有戏剧张力的一幕，往往发生在 A 组：预审员冷冷地问一句"贵司实控人夫妻近期是否稳定？"当学生尝试用"这是私事"回避时，教师亮出《证券法》第十九条与《IPO 审核问答》相关条款，把私事和公司控制权稳定的关系摆到台面上。等到 D 组被要求提交"每 8 人 1 位患者"数据的原始底稿时，气氛也会瞬间紧张。整个环节结束时，成功购买防御工具的小组顺利过会，未做任何风控的小组被判"撤回重报"。</w:t>
+      </w:r>
+    </w:p>
+    <w:p>
+      <w:pPr>
+        <w:pStyle w:val="BodyText"/>
+      </w:pPr>
+      <w:r>
+        <w:t xml:space="preserve">思政切入</w:t>
+      </w:r>
+      <w:r>
+        <w:t xml:space="preserve"> </w:t>
+      </w:r>
+      <w:r>
+        <w:t xml:space="preserve">教师在总结时留一个问题给学生：</w:t>
       </w:r>
       <w:r>
         <w:rPr>
           <w:iCs/>
           <w:i/>
         </w:rPr>
-        <w:t xml:space="preserve">"贵司实控人夫妻近期是否存在离婚风险？岳父的经销业务占比多少？"</w:t>
-      </w:r>
-      <w:r>
-        <w:t xml:space="preserve"> </w:t>
-      </w:r>
-      <w:r>
-        <w:t xml:space="preserve">当学生回答"这是私事"时，教师亮出</w:t>
-      </w:r>
-      <w:r>
-        <w:t xml:space="preserve"> </w:t>
-      </w:r>
-      <w:r>
-        <w:rPr>
-          <w:iCs/>
-          <w:i/>
-        </w:rPr>
-        <w:t xml:space="preserve">《证券法》第十九条 · 控制权稳定条款</w:t>
-      </w:r>
-      <w:r>
-        <w:t xml:space="preserve"> </w:t>
-      </w:r>
-      <w:r>
-        <w:t xml:space="preserve">和</w:t>
-      </w:r>
-      <w:r>
-        <w:t xml:space="preserve"> </w:t>
-      </w:r>
-      <w:r>
-        <w:rPr>
-          <w:iCs/>
-          <w:i/>
-        </w:rPr>
-        <w:t xml:space="preserve">《IPO 审核问答》独立性 51 条</w:t>
-      </w:r>
-      <w:r>
-        <w:t xml:space="preserve">，一锤定音揭示"申报即担责"的残酷真相。购买了防御工具卡的小组成功闯关；未购买的小组直接宣布"终止审核"。</w:t>
-      </w:r>
-    </w:p>
-    <w:p>
-      <w:pPr>
-        <w:pStyle w:val="BodyText"/>
-      </w:pPr>
-      <w:r>
-        <w:t xml:space="preserve">思政元素</w:t>
-      </w:r>
-      <w:r>
-        <w:t xml:space="preserve"> </w:t>
-      </w:r>
-      <w:r>
-        <w:t xml:space="preserve">教师在剧本盘点时进行灵魂追问：</w:t>
-      </w:r>
-      <w:r>
-        <w:rPr>
-          <w:iCs/>
-          <w:i/>
-        </w:rPr>
-        <w:t xml:space="preserve">"如果你是保荐代表人，你会为一家造假的 IPO 客户签字吗？签下这个名字，可能是你三十年职业生涯的终结，也可能是几十万散户血汗钱的开始。"</w:t>
-      </w:r>
-      <w:r>
-        <w:t xml:space="preserve"> </w:t>
-      </w:r>
-      <w:r>
-        <w:t xml:space="preserve">让学生在心跳加速的对抗中亲身体验</w:t>
-      </w:r>
-      <w:r>
-        <w:t xml:space="preserve"> </w:t>
-      </w:r>
-      <w:r>
-        <w:rPr>
-          <w:iCs/>
-          <w:i/>
-        </w:rPr>
-        <w:t xml:space="preserve">"申报即担责"</w:t>
-      </w:r>
-      <w:r>
-        <w:t xml:space="preserve"> </w:t>
-      </w:r>
-      <w:r>
-        <w:t xml:space="preserve">的分量，彻底内化</w:t>
-      </w:r>
-      <w:r>
-        <w:t xml:space="preserve"> </w:t>
-      </w:r>
-      <w:r>
-        <w:rPr>
-          <w:iCs/>
-          <w:i/>
-        </w:rPr>
-        <w:t xml:space="preserve">"诚信是通行证、合规是生命线、看门人有责"</w:t>
-      </w:r>
-      <w:r>
-        <w:t xml:space="preserve"> </w:t>
-      </w:r>
-      <w:r>
-        <w:t xml:space="preserve">的职业操守，把《证券法》从纸面立法变成十指连心的敬畏。</w:t>
+        <w:t xml:space="preserve">"如果你是这家企业的保荐代表人，你愿不愿意在明知有瑕疵的材料上签字？"</w:t>
+      </w:r>
+      <w:r>
+        <w:t xml:space="preserve">让学生把"看门人"的选择拉到自己身上，理解注册制之下每一个签名都是一次职业生涯的下注，也可能是几万个投资者的血汗账。</w:t>
       </w:r>
     </w:p>
     <w:bookmarkEnd w:id="47"/>
-    <w:bookmarkStart w:id="50" w:name="五升华归心打新真相实验理性守护千家万户"/>
+    <w:bookmarkStart w:id="48" w:name="五升华归心给爸妈写一封关于打新的信"/>
     <w:p>
       <w:pPr>
         <w:pStyle w:val="Heading3"/>
       </w:pPr>
       <w:r>
-        <w:t xml:space="preserve">（五）升华归心：打新真相实验，理性守护千家万户</w:t>
+        <w:t xml:space="preserve">（五）升华归心：给爸妈写一封关于打新的信</w:t>
       </w:r>
     </w:p>
     <w:p>
@@ -3202,72 +2183,7 @@
         <w:pStyle w:val="FirstParagraph"/>
       </w:pPr>
       <w:r>
-        <w:t xml:space="preserve">课堂进入最终的知识综合输出阶段。教师切换</w:t>
-      </w:r>
-      <w:r>
-        <w:t xml:space="preserve"> </w:t>
-      </w:r>
-      <w:r>
-        <w:rPr>
-          <w:iCs/>
-          <w:i/>
-        </w:rPr>
-        <w:t xml:space="preserve">投资者视角</w:t>
-      </w:r>
-      <w:r>
-        <w:t xml:space="preserve"> </w:t>
-      </w:r>
-      <w:r>
-        <w:t xml:space="preserve">，抛出真实数据：2023 年 A 股新股上市首日破发率约 20%，港股新股首日破发率长期在 40%–50%，科创板打新中签率约 0.03%–0.05%，散户中签概率远低于机构。教师抛出真实案例：某小散户听信"新股稳赚"传言，连续打新 12 次，其中 5 次破发，本金亏损超 30%。</w:t>
-      </w:r>
-    </w:p>
-    <w:bookmarkStart w:id="48" w:name="课内输出打新真相连连看"/>
-    <w:p>
-      <w:pPr>
-        <w:pStyle w:val="Heading4"/>
-      </w:pPr>
-      <w:r>
-        <w:t xml:space="preserve">1. 课内输出——"打新真相连连看"</w:t>
-      </w:r>
-    </w:p>
-    <w:p>
-      <w:pPr>
-        <w:pStyle w:val="FirstParagraph"/>
-      </w:pPr>
-      <w:r>
-        <w:t xml:space="preserve">教师发起</w:t>
-      </w:r>
-      <w:r>
-        <w:t xml:space="preserve"> </w:t>
-      </w:r>
-      <w:r>
-        <w:rPr>
-          <w:iCs/>
-          <w:i/>
-        </w:rPr>
-        <w:t xml:space="preserve">"打新真相连连看"</w:t>
-      </w:r>
-      <w:r>
-        <w:t xml:space="preserve"> </w:t>
-      </w:r>
-      <w:r>
-        <w:t xml:space="preserve">抢答游戏：PPT 展示 8 种打新情境与 8 种收益预判（如表 4），学生快速连线匹配。通过高频抢答，教师逐条解析背后的定价机制、配售规则与市场博弈，彻底夯实学生对</w:t>
-      </w:r>
-      <w:r>
-        <w:t xml:space="preserve"> </w:t>
-      </w:r>
-      <w:r>
-        <w:rPr>
-          <w:iCs/>
-          <w:i/>
-        </w:rPr>
-        <w:t xml:space="preserve">市盈率法、询价法、破发机制</w:t>
-      </w:r>
-      <w:r>
-        <w:t xml:space="preserve"> </w:t>
-      </w:r>
-      <w:r>
-        <w:t xml:space="preserve">的专业功底。</w:t>
+        <w:t xml:space="preserve">课堂进入最后一节。教师把话题从企业转到投资者：先展示三组公开数据——2023 年 A 股新股首日破发率约 20%，港股新股首日破发率长期 40%–50%，科创板打新中签率 0.03%–0.05%。然后请学生做一个"打新真相连连看"抢答（如表 4），把八种打新情境和对应结果快速匹配，通过密集互动巩固市盈率法、询价法、破发机制等知识点。</w:t>
       </w:r>
     </w:p>
     <w:p>
@@ -3327,7 +2243,7 @@
               <w:jc w:val="left"/>
             </w:pPr>
             <w:r>
-              <w:t xml:space="preserve">1. 顶流赛道新股 · 询价上限 · 机构抢筹</w:t>
+              <w:t xml:space="preserve">1. 顶流赛道 · 询价上限 · 机构抢筹</w:t>
             </w:r>
           </w:p>
         </w:tc>
@@ -3365,7 +2281,7 @@
               <w:jc w:val="left"/>
             </w:pPr>
             <w:r>
-              <w:t xml:space="preserve">B. 估值博弈激烈，需看基本面</w:t>
+              <w:t xml:space="preserve">B. 估值博弈激烈，需回到基本面</w:t>
             </w:r>
           </w:p>
         </w:tc>
@@ -3457,7 +2373,7 @@
               <w:jc w:val="left"/>
             </w:pPr>
             <w:r>
-              <w:t xml:space="preserve">6. 定价明显高于行业平均市盈率</w:t>
+              <w:t xml:space="preserve">6. 发行价明显高于行业平均市盈率</w:t>
             </w:r>
           </w:p>
         </w:tc>
@@ -3495,7 +2411,7 @@
               <w:jc w:val="left"/>
             </w:pPr>
             <w:r>
-              <w:t xml:space="preserve">G. 单一价格 vs 多重价格，成本差异</w:t>
+              <w:t xml:space="preserve">G. 单一价格 vs 多重价格</w:t>
             </w:r>
           </w:p>
         </w:tc>
@@ -3527,30 +2443,47 @@
         </w:tc>
       </w:tr>
     </w:tbl>
-    <w:bookmarkEnd w:id="48"/>
-    <w:bookmarkStart w:id="49" w:name="课后延展-给爸妈的一封信-与-ai-双维评价"/>
-    <w:p>
-      <w:pPr>
-        <w:pStyle w:val="Heading4"/>
-      </w:pPr>
-      <w:r>
-        <w:t xml:space="preserve">2. 课后延展——</w:t>
-      </w:r>
-      <w:r>
-        <w:t xml:space="preserve"> </w:t>
+    <w:p>
+      <w:pPr>
+        <w:pStyle w:val="BodyText"/>
+      </w:pPr>
+      <w:r>
+        <w:t xml:space="preserve">课后延展任务：</w:t>
       </w:r>
       <w:r>
         <w:rPr>
           <w:iCs/>
           <w:i/>
         </w:rPr>
-        <w:t xml:space="preserve">"给爸妈的一封信"</w:t>
+        <w:t xml:space="preserve">"给你的爸爸妈妈，或者任何一位不在金融行业的家人，写一封 800 字的信，说清楚三件事——什么样的新股值得打、什么样的新股要理性回避、为什么规则常识比小道消息更值钱。"</w:t>
+      </w:r>
+      <w:r>
+        <w:t xml:space="preserve">信件上传后，学习通 AI 助教会扮演一位听信"股神小道消息"的家长进行反问，从"专业严谨度"和"金融为民度"两个维度打分。</w:t>
+      </w:r>
+    </w:p>
+    <w:p>
+      <w:pPr>
+        <w:pStyle w:val="BodyText"/>
+      </w:pPr>
+      <w:r>
+        <w:t xml:space="preserve">思政切入</w:t>
       </w:r>
       <w:r>
         <w:t xml:space="preserve"> </w:t>
       </w:r>
       <w:r>
-        <w:t xml:space="preserve">与 AI 双维评价</w:t>
+        <w:t xml:space="preserve">从"给客户做方案"切换到"给家人写信"，只是身份的一小步，却是价值观的一大步。写信的过程往往让学生第一次意识到：所学的这门专业，不只是用来算收益率的，也是可以保护一个普通家庭不掉进陷阱的。</w:t>
+      </w:r>
+    </w:p>
+    <w:bookmarkEnd w:id="48"/>
+    <w:bookmarkEnd w:id="49"/>
+    <w:bookmarkStart w:id="50" w:name="六教学成效与评价"/>
+    <w:p>
+      <w:pPr>
+        <w:pStyle w:val="Heading2"/>
+      </w:pPr>
+      <w:r>
+        <w:t xml:space="preserve">六、教学成效与评价</w:t>
       </w:r>
     </w:p>
     <w:p>
@@ -3558,128 +2491,7 @@
         <w:pStyle w:val="FirstParagraph"/>
       </w:pPr>
       <w:r>
-        <w:t xml:space="preserve">教师发布终极任务：</w:t>
-      </w:r>
-      <w:r>
-        <w:rPr>
-          <w:iCs/>
-          <w:i/>
-        </w:rPr>
-        <w:t xml:space="preserve">"以专业投资人的身份，给你的父母或亲友写一封 800 字的信，说明：① 什么样的新股值得打；② 什么样的新股要理性回避；③ 为什么普通投资者最需要的不是'内幕消息'而是'规则常识'。"</w:t>
-      </w:r>
-      <w:r>
-        <w:t xml:space="preserve"> </w:t>
-      </w:r>
-      <w:r>
-        <w:t xml:space="preserve">学生将信件上传至学习通后，由</w:t>
-      </w:r>
-      <w:r>
-        <w:t xml:space="preserve"> </w:t>
-      </w:r>
-      <w:r>
-        <w:rPr>
-          <w:iCs/>
-          <w:i/>
-        </w:rPr>
-        <w:t xml:space="preserve">AI 助教</w:t>
-      </w:r>
-      <w:r>
-        <w:t xml:space="preserve"> </w:t>
-      </w:r>
-      <w:r>
-        <w:t xml:space="preserve">模拟一位听信"股神小道消息"的普通爸妈，按</w:t>
-      </w:r>
-      <w:r>
-        <w:t xml:space="preserve"> </w:t>
-      </w:r>
-      <w:r>
-        <w:rPr>
-          <w:iCs/>
-          <w:i/>
-        </w:rPr>
-        <w:t xml:space="preserve">"专业严谨度"</w:t>
-      </w:r>
-      <w:r>
-        <w:t xml:space="preserve"> </w:t>
-      </w:r>
-      <w:r>
-        <w:t xml:space="preserve">和</w:t>
-      </w:r>
-      <w:r>
-        <w:t xml:space="preserve"> </w:t>
-      </w:r>
-      <w:r>
-        <w:rPr>
-          <w:iCs/>
-          <w:i/>
-        </w:rPr>
-        <w:t xml:space="preserve">"金融为民度"</w:t>
-      </w:r>
-      <w:r>
-        <w:t xml:space="preserve"> </w:t>
-      </w:r>
-      <w:r>
-        <w:t xml:space="preserve">双维进行自动评分与压力测试。</w:t>
-      </w:r>
-    </w:p>
-    <w:p>
-      <w:pPr>
-        <w:pStyle w:val="BodyText"/>
-      </w:pPr>
-      <w:r>
-        <w:t xml:space="preserve">思政元素</w:t>
-      </w:r>
-      <w:r>
-        <w:t xml:space="preserve"> </w:t>
-      </w:r>
-      <w:r>
-        <w:t xml:space="preserve">学生在写信过程中顿悟：</w:t>
-      </w:r>
-      <w:r>
-        <w:rPr>
-          <w:iCs/>
-          <w:i/>
-        </w:rPr>
-        <w:t xml:space="preserve">"真正的专业不是帮谁一夜暴富，而是帮更多普通家庭避开'稳赚神话'的陷阱。"</w:t>
-      </w:r>
-      <w:r>
-        <w:t xml:space="preserve"> </w:t>
-      </w:r>
-      <w:r>
-        <w:t xml:space="preserve">教师在展示优秀信件时总结金句：</w:t>
-      </w:r>
-      <w:r>
-        <w:rPr>
-          <w:iCs/>
-          <w:i/>
-        </w:rPr>
-        <w:t xml:space="preserve">"资本市场的钟声不是财富的号角，而是责任的号角。学证券投资的最高价值，不是让自己发财，而是让千万个家庭的养老钱、教育钱、看病钱能被规则守护、被专业照亮、被良知敬畏。"</w:t>
-      </w:r>
-      <w:r>
-        <w:t xml:space="preserve"> </w:t>
-      </w:r>
-      <w:r>
-        <w:t xml:space="preserve">由此淬炼学生以专业能力护航普通投资者权益、守护家庭金融安宁的职业匠心。</w:t>
-      </w:r>
-    </w:p>
-    <w:bookmarkEnd w:id="49"/>
-    <w:bookmarkEnd w:id="50"/>
-    <w:bookmarkEnd w:id="51"/>
-    <w:bookmarkStart w:id="52" w:name="六教学成效"/>
-    <w:p>
-      <w:pPr>
-        <w:pStyle w:val="Heading2"/>
-      </w:pPr>
-      <w:r>
-        <w:t xml:space="preserve">六、教学成效</w:t>
-      </w:r>
-    </w:p>
-    <w:p>
-      <w:pPr>
-        <w:pStyle w:val="FirstParagraph"/>
-      </w:pPr>
-      <w:r>
-        <w:t xml:space="preserve">本案例通过学生在课堂学习和任务完成中的实际表现评价教学成效。如表 5，重点观察学生是否真正掌握证券发行的基本规则，能否运用所学知识识别 IPO 隐性风险并提出合理方案，同时判断其在面对造富诱惑和利益冲突时，是否能够坚持审慎、合规的职业选择。教师根据各环节的评价结果发现学生存在的具体问题，并据此调整案例难度和课堂引导方式，使评价结果真正服务于后续教学改进。</w:t>
+        <w:t xml:space="preserve">案例的教学效果通过课堂参与情况、任务作品质量与学生反馈综合评估。评价重点不放在"学生记住了几个知识点"，而放在三件事上：能否用《证券法》和审核规则解释一件真实资本事件；能否为一家有缺陷的企业设计合规的改进方案；能否用平实的语言把打新风险讲给非专业的家人听。以此判断学生是否真的把知识、能力、价值观拧成了一股绳。</w:t>
       </w:r>
     </w:p>
     <w:p>
@@ -3768,43 +2580,43 @@
               <w:jc w:val="left"/>
             </w:pPr>
             <w:r>
-              <w:t xml:space="preserve">随堂盲测："打新真相连连看"抢答游戏；</w:t>
+              <w:t xml:space="preserve">随堂抢答："打新真相连连看"；</w:t>
             </w:r>
             <w:r>
               <w:br/>
             </w:r>
             <w:r>
-              <w:t xml:space="preserve">互动问答：注册制辩论赛与板块选择答辩；</w:t>
+              <w:t xml:space="preserve">互动辩论：注册制辩论赛发言表现；</w:t>
             </w:r>
             <w:r>
               <w:br/>
             </w:r>
             <w:r>
-              <w:t xml:space="preserve">课后测验：学习通客观题测试。</w:t>
-            </w:r>
-          </w:p>
-        </w:tc>
-        <w:tc>
-          <w:tcPr/>
-          <w:p>
-            <w:pPr>
-              <w:pStyle w:val="Compact"/>
-              <w:jc w:val="left"/>
-            </w:pPr>
-            <w:r>
-              <w:t xml:space="preserve">● 能否在规定时间内 100% 准确连线打新情境与结果预判；</w:t>
+              <w:t xml:space="preserve">课后测验：学习通客观题练习。</w:t>
+            </w:r>
+          </w:p>
+        </w:tc>
+        <w:tc>
+          <w:tcPr/>
+          <w:p>
+            <w:pPr>
+              <w:pStyle w:val="Compact"/>
+              <w:jc w:val="left"/>
+            </w:pPr>
+            <w:r>
+              <w:t xml:space="preserve">● 能否准确匹配八种打新情境与结果预判；</w:t>
             </w:r>
             <w:r>
               <w:br/>
             </w:r>
             <w:r>
-              <w:t xml:space="preserve">● 能否准确口述"审批制—核准制—注册制"三段跃迁的核心差异；</w:t>
+              <w:t xml:space="preserve">● 能否用自己的话讲清审批制、核准制、注册制的差异；</w:t>
             </w:r>
             <w:r>
               <w:br/>
             </w:r>
             <w:r>
-              <w:t xml:space="preserve">● 能否准确陈述五大板块的定位与量化门槛。</w:t>
+              <w:t xml:space="preserve">● 能否准确说出五大板块的定位与主要门槛。</w:t>
             </w:r>
           </w:p>
         </w:tc>
@@ -3834,37 +2646,37 @@
               <w:jc w:val="left"/>
             </w:pPr>
             <w:r>
-              <w:t xml:space="preserve">过程推演："IPO 死亡剧本杀"沙盘游戏；</w:t>
+              <w:t xml:space="preserve">剧本推演：IPO 死亡剧本杀过程记录；</w:t>
             </w:r>
             <w:r>
               <w:br/>
             </w:r>
             <w:r>
-              <w:t xml:space="preserve">实战作业：为 Soulmate AI 设计上市路径方案。</w:t>
-            </w:r>
-          </w:p>
-        </w:tc>
-        <w:tc>
-          <w:tcPr/>
-          <w:p>
-            <w:pPr>
-              <w:pStyle w:val="Compact"/>
-              <w:jc w:val="left"/>
-            </w:pPr>
-            <w:r>
-              <w:t xml:space="preserve">● 在剧本高压推演中，能否成功识别并规避控制权 / 独立性 / 合规性三大隐性红线；</w:t>
+              <w:t xml:space="preserve">实战作业：Soulmate AI 上市路径方案。</w:t>
+            </w:r>
+          </w:p>
+        </w:tc>
+        <w:tc>
+          <w:tcPr/>
+          <w:p>
+            <w:pPr>
+              <w:pStyle w:val="Compact"/>
+              <w:jc w:val="left"/>
+            </w:pPr>
+            <w:r>
+              <w:t xml:space="preserve">● 能否识别并预判控制权、独立性、合规性三方面风险；</w:t>
             </w:r>
             <w:r>
               <w:br/>
             </w:r>
             <w:r>
-              <w:t xml:space="preserve">● 提交的上市方案能否有效匹配企业属性、板块定位与国家战略；</w:t>
+              <w:t xml:space="preserve">● 提交的方案是否结合企业属性、板块定位与国家战略；</w:t>
             </w:r>
             <w:r>
               <w:br/>
             </w:r>
             <w:r>
-              <w:t xml:space="preserve">● 能否说明保荐人、律师、会计师在尽调中的分工与责任。</w:t>
+              <w:t xml:space="preserve">● 能否说明保荐人、律师、会计师的分工与责任边界。</w:t>
             </w:r>
           </w:p>
         </w:tc>
@@ -3894,43 +2706,43 @@
               <w:jc w:val="left"/>
             </w:pPr>
             <w:r>
-              <w:t xml:space="preserve">行为观测：辩论赛与剧本杀中的极限决策复盘；</w:t>
+              <w:t xml:space="preserve">行为观测：辩论与剧本环节中的取舍与表达；</w:t>
             </w:r>
             <w:r>
               <w:br/>
             </w:r>
             <w:r>
-              <w:t xml:space="preserve">双维评价：学习通 AI 智能助教"专业严谨度 + 金融为民度"双维量表打分；</w:t>
+              <w:t xml:space="preserve">双维评价：AI 助教对家书方案的两维打分；</w:t>
             </w:r>
             <w:r>
               <w:br/>
             </w:r>
             <w:r>
-              <w:t xml:space="preserve">价值反思：课后"敲钟感言"微日志。</w:t>
-            </w:r>
-          </w:p>
-        </w:tc>
-        <w:tc>
-          <w:tcPr/>
-          <w:p>
-            <w:pPr>
-              <w:pStyle w:val="Compact"/>
-              <w:jc w:val="left"/>
-            </w:pPr>
-            <w:r>
-              <w:t xml:space="preserve">● 合规底线测试：在剧本复盘中，是否表现出对财务造假、造谣抹黑的坚决拒绝；</w:t>
+              <w:t xml:space="preserve">反思日志：课后 200 字"敲钟感言"。</w:t>
+            </w:r>
+          </w:p>
+        </w:tc>
+        <w:tc>
+          <w:tcPr/>
+          <w:p>
+            <w:pPr>
+              <w:pStyle w:val="Compact"/>
+              <w:jc w:val="left"/>
+            </w:pPr>
+            <w:r>
+              <w:t xml:space="preserve">● 面对造假、造谣、隐瞒关联交易时是否表现出坚决的拒绝态度；</w:t>
             </w:r>
             <w:r>
               <w:br/>
             </w:r>
             <w:r>
-              <w:t xml:space="preserve">● 制度自信测试：能否辩证看待中美注册制差异，避免"照搬照抄"倾向；</w:t>
+              <w:t xml:space="preserve">● 面对中外制度差异时是否表现出辩证思考的自觉；</w:t>
             </w:r>
             <w:r>
               <w:br/>
             </w:r>
             <w:r>
-              <w:t xml:space="preserve">● 职业温度测试：提交的家书方案在 AI"金融为民度"量表中是否达标且体现对普通投资者权益的守护，彰显投资人的职业良知与温度。</w:t>
+              <w:t xml:space="preserve">● 家书方案是否具备普通投资者读得懂、用得上的实用价值。</w:t>
             </w:r>
           </w:p>
         </w:tc>
@@ -3947,11 +2759,11 @@
         <w:br/>
       </w:r>
       <w:r>
-        <w:t xml:space="preserve">——让专业硬核有温度，让制度自信有深度，让金融为民有力度</w:t>
-      </w:r>
-    </w:p>
-    <w:bookmarkEnd w:id="52"/>
-    <w:bookmarkEnd w:id="53"/>
+        <w:t xml:space="preserve">用一家企业讲清一次改革，用一封家书守住一个专业</w:t>
+      </w:r>
+    </w:p>
+    <w:bookmarkEnd w:id="50"/>
+    <w:bookmarkEnd w:id="51"/>
     <w:sectPr/>
   </w:body>
 </w:document>
@@ -4137,82 +2949,6 @@
       <w:start w:val="1"/>
       <w:numFmt w:val="lowerRoman"/>
       <w:lvlText w:val="%9."/>
-      <w:lvlJc w:val="left"/>
-      <w:pPr>
-        <w:ind w:left="6480" w:hanging="480"/>
-      </w:pPr>
-    </w:lvl>
-  </w:abstractNum>
-  <w:abstractNum w:abstractNumId="991">
-    <w:nsid w:val="A991"/>
-    <w:multiLevelType w:val="multilevel"/>
-    <w:lvl w:ilvl="0">
-      <w:numFmt w:val="bullet"/>
-      <w:lvlText w:val="•"/>
-      <w:lvlJc w:val="left"/>
-      <w:pPr>
-        <w:ind w:left="720" w:hanging="480"/>
-      </w:pPr>
-    </w:lvl>
-    <w:lvl w:ilvl="1">
-      <w:numFmt w:val="bullet"/>
-      <w:lvlText w:val="–"/>
-      <w:lvlJc w:val="left"/>
-      <w:pPr>
-        <w:ind w:left="1440" w:hanging="480"/>
-      </w:pPr>
-    </w:lvl>
-    <w:lvl w:ilvl="2">
-      <w:numFmt w:val="bullet"/>
-      <w:lvlText w:val="•"/>
-      <w:lvlJc w:val="left"/>
-      <w:pPr>
-        <w:ind w:left="2160" w:hanging="480"/>
-      </w:pPr>
-    </w:lvl>
-    <w:lvl w:ilvl="3">
-      <w:numFmt w:val="bullet"/>
-      <w:lvlText w:val="–"/>
-      <w:lvlJc w:val="left"/>
-      <w:pPr>
-        <w:ind w:left="2880" w:hanging="480"/>
-      </w:pPr>
-    </w:lvl>
-    <w:lvl w:ilvl="4">
-      <w:numFmt w:val="bullet"/>
-      <w:lvlText w:val="•"/>
-      <w:lvlJc w:val="left"/>
-      <w:pPr>
-        <w:ind w:left="3600" w:hanging="480"/>
-      </w:pPr>
-    </w:lvl>
-    <w:lvl w:ilvl="5">
-      <w:numFmt w:val="bullet"/>
-      <w:lvlText w:val="–"/>
-      <w:lvlJc w:val="left"/>
-      <w:pPr>
-        <w:ind w:left="4320" w:hanging="480"/>
-      </w:pPr>
-    </w:lvl>
-    <w:lvl w:ilvl="6">
-      <w:numFmt w:val="bullet"/>
-      <w:lvlText w:val="•"/>
-      <w:lvlJc w:val="left"/>
-      <w:pPr>
-        <w:ind w:left="5040" w:hanging="480"/>
-      </w:pPr>
-    </w:lvl>
-    <w:lvl w:ilvl="7">
-      <w:numFmt w:val="bullet"/>
-      <w:lvlText w:val="–"/>
-      <w:lvlJc w:val="left"/>
-      <w:pPr>
-        <w:ind w:left="5760" w:hanging="480"/>
-      </w:pPr>
-    </w:lvl>
-    <w:lvl w:ilvl="8">
-      <w:numFmt w:val="bullet"/>
-      <w:lvlText w:val="•"/>
       <w:lvlJc w:val="left"/>
       <w:pPr>
         <w:ind w:left="6480" w:hanging="480"/>
@@ -4341,15 +3077,6 @@
     <w:lvlOverride w:ilvl="8">
       <w:startOverride w:val="1"/>
     </w:lvlOverride>
-  </w:num>
-  <w:num w:numId="1005">
-    <w:abstractNumId w:val="991"/>
-  </w:num>
-  <w:num w:numId="1006">
-    <w:abstractNumId w:val="991"/>
-  </w:num>
-  <w:num w:numId="1007">
-    <w:abstractNumId w:val="991"/>
   </w:num>
 </w:numbering>
 </file>

--- a/output/证券投资学课程思政教学案例设计.docx
+++ b/output/证券投资学课程思政教学案例设计.docx
@@ -6,27 +6,24 @@
       <w:pPr>
         <w:pStyle w:val="Title"/>
       </w:pPr>
+    </w:p>
+    <w:bookmarkStart w:id="20" w:name="证券投资学课程思政教学案例设计"/>
+    <w:p>
+      <w:pPr>
+        <w:pStyle w:val="Heading1"/>
+      </w:pPr>
       <w:r>
         <w:t xml:space="preserve">《证券投资学》课程思政教学案例设计</w:t>
       </w:r>
     </w:p>
-    <w:bookmarkStart w:id="20" w:name="证券投资学课程思政教学案例设计"/>
+    <w:bookmarkEnd w:id="20"/>
+    <w:bookmarkStart w:id="64" w:name="Xb6d6148f5da31047a5ef45fb63dda8e5f4f69af"/>
     <w:p>
       <w:pPr>
         <w:pStyle w:val="Heading1"/>
       </w:pPr>
       <w:r>
-        <w:t xml:space="preserve">《证券投资学》课程思政教学案例设计</w:t>
-      </w:r>
-    </w:p>
-    <w:bookmarkEnd w:id="20"/>
-    <w:bookmarkStart w:id="51" w:name="X66e3b28808326b388872c66e74632658d520a11"/>
-    <w:p>
-      <w:pPr>
-        <w:pStyle w:val="Heading1"/>
-      </w:pPr>
-      <w:r>
-        <w:t xml:space="preserve">敲响新时代的"诚信钟"——从 Soulmate AI 闯关 IPO 看注册制下的中国资本市场答卷</w:t>
+        <w:t xml:space="preserve">从"能不能上"到"该不该上"——Soulmate AI 闯关 IPO 与中国资本市场的价值坐标</w:t>
       </w:r>
     </w:p>
     <w:p>
@@ -92,7 +89,7 @@
         <w:t xml:space="preserve">课时安排</w:t>
       </w:r>
       <w:r>
-        <w:t xml:space="preserve">2 课时（90 分钟）</w:t>
+        <w:t xml:space="preserve">2 课时（89 分钟）+ 线上课前课后各 10 分钟</w:t>
       </w:r>
     </w:p>
     <w:bookmarkStart w:id="27" w:name="一案例概述"/>
@@ -118,15 +115,15 @@
         <w:pStyle w:val="FirstParagraph"/>
       </w:pPr>
       <w:r>
-        <w:t xml:space="preserve">企业首次公开发行并上市（IPO）是一级市场的核心场景，也是《证券投资学》第二章知识链条的中枢：它把发行制度、板块定位、审核程序、发行定价、配售交易等分散知识点串成一条真实业务流。本案例设置在第二章"证券发行与交易"的两个连续单元——2.1 发行市场与制度、2.2 上市的隐性门槛，共安排 2 课时。</w:t>
-      </w:r>
-    </w:p>
-    <w:p>
-      <w:pPr>
-        <w:pStyle w:val="BodyText"/>
-      </w:pPr>
-      <w:r>
-        <w:t xml:space="preserve">案例选取一个虚拟初创企业</w:t>
+        <w:t xml:space="preserve">企业首次公开发行并上市是一级市场的核心场景，也是《证券投资学》第二章知识链条的中枢：发行制度、板块定位、上市地选择、审核程序、权责分配、发行定价等分散知识点，在这一场景中被串成一条完整的业务流。本案例设置在第二章"证券发行与交易"的两个连续单元——2.1 发行市场与制度、2.2 上市的隐性门槛，课堂教学 2 课时，并配置课前与课后两段线上任务。</w:t>
+      </w:r>
+    </w:p>
+    <w:p>
+      <w:pPr>
+        <w:pStyle w:val="BodyText"/>
+      </w:pPr>
+      <w:r>
+        <w:t xml:space="preserve">案例以一家虚拟企业</w:t>
       </w:r>
       <w:r>
         <w:t xml:space="preserve"> </w:t>
@@ -139,23 +136,25 @@
         <w:t xml:space="preserve">Soulmate AI</w:t>
       </w:r>
       <w:r>
-        <w:t xml:space="preserve">（现象级社交应用）作为贯穿主体，让学生以董事长、保荐人、投资者三重身份反复切换，完整经历"要不要上市 → 在哪里上市 → 能不能上市 → 怎么上市 → 上得好不好"五个决策节点。这一设计既覆盖了本章绝大多数考点，也把</w:t>
-      </w:r>
-      <w:r>
-        <w:t xml:space="preserve"> </w:t>
+        <w:t xml:space="preserve">（人工智能情感陪伴应用，五轮融资完成，尚未盈利）为贯穿主体，学生以发行审核人员和证券从业者的双重身份，依次回答三个递进的问题：</w:t>
       </w:r>
       <w:r>
         <w:rPr>
           <w:iCs/>
           <w:i/>
         </w:rPr>
-        <w:t xml:space="preserve">制度自信、诚信法治、金融为民</w:t>
-      </w:r>
-      <w:r>
-        <w:t xml:space="preserve"> </w:t>
-      </w:r>
-      <w:r>
-        <w:t xml:space="preserve">三条思政主线嵌入到每一个业务决策的裂缝里。</w:t>
+        <w:t xml:space="preserve">该上哪里、能不能上、谁来判断</w:t>
+      </w:r>
+      <w:r>
+        <w:t xml:space="preserve">。三个问题分别对应上市地与板块的战略方向、发行上市的准入底线、注册制下的权责配置，覆盖本章主要考点。</w:t>
+      </w:r>
+    </w:p>
+    <w:p>
+      <w:pPr>
+        <w:pStyle w:val="BodyText"/>
+      </w:pPr>
+      <w:r>
+        <w:t xml:space="preserve">案例的价值主线不平行于专业内容，而是从专业内容内部生长出来：发行上市审核要回答的从来不只是"这家企业是否达标"这一技术问题，还包括"资本市场要不要接纳它"这一价值问题。前者有对错，后者有立场。案例的全部设计，都围绕着把学生从前一个问题带到后一个问题。</w:t>
       </w:r>
     </w:p>
     <w:p>
@@ -165,7 +164,7 @@
       <w:r>
         <w:drawing>
           <wp:inline>
-            <wp:extent cx="5334000" cy="2726266"/>
+            <wp:extent cx="5334000" cy="2785533"/>
             <wp:effectExtent b="0" l="0" r="0" t="0"/>
             <wp:docPr descr="教学案例知识点定位图" title="" id="22" name="Picture"/>
             <a:graphic>
@@ -186,7 +185,7 @@
                   <pic:spPr bwMode="auto">
                     <a:xfrm>
                       <a:off x="0" y="0"/>
-                      <a:ext cx="5334000" cy="2726266"/>
+                      <a:ext cx="5334000" cy="2785533"/>
                     </a:xfrm>
                     <a:prstGeom prst="rect">
                       <a:avLst/>
@@ -228,31 +227,23 @@
         <w:pStyle w:val="FirstParagraph"/>
       </w:pPr>
       <w:r>
-        <w:t xml:space="preserve">2019 年科创板试点注册制、2020 年创业板跟进、2023 年主板全面推行，我国资本市场用三十年时间完成了从"审批"到"注册"的转身。伴随这一制度跃迁，市场对"真实、准确、完整"的信息披露提出了前所未有的要求，"申报即担责"从口号变成了硬约束。与此同时，土豆网创始人离婚导致 IPO 折戟、八马茶业三度冲击 A 股未果、Soul App 上市前夕因造谣竞对被举报戛然而止等真实事件密集出现，成为最鲜活的合规教材。</w:t>
-      </w:r>
-    </w:p>
-    <w:p>
-      <w:pPr>
-        <w:pStyle w:val="BodyText"/>
-      </w:pPr>
-      <w:r>
-        <w:t xml:space="preserve">把这些热点写进课堂，是学生认识</w:t>
-      </w:r>
-      <w:r>
-        <w:t xml:space="preserve"> </w:t>
-      </w:r>
-      <w:r>
-        <w:rPr>
-          <w:iCs/>
-          <w:i/>
-        </w:rPr>
-        <w:t xml:space="preserve">"上市不是终点，而是责任的起点"</w:t>
-      </w:r>
-      <w:r>
-        <w:t xml:space="preserve"> </w:t>
-      </w:r>
-      <w:r>
-        <w:t xml:space="preserve">的关键契机。本案例正是围绕这一契机重新组织教学：把注册制改革的时间轴、五大板块的战略定位、隐性铁三角的真实判例串起来，让学生在真实资本故事里理解规则、体察风险、思考中国资本市场为何这样走、走向何方。</w:t>
+        <w:t xml:space="preserve">2019 年科创板试点注册制、2020 年创业板改革、2023 年主板全面推行，我国资本市场用三十年时间完成了从审批制到注册制的制度跃迁。伴随这一跃迁，以信息披露为核心的监管理念确立，"申报即担责"由理念变为可执行的法律约束：2024 年证监会对思尔芯在申报阶段虚增营业收入的行为作出处罚，成为首例在提交注册环节即被查处的欺诈发行案件，撤回申请并不豁免责任。</w:t>
+      </w:r>
+    </w:p>
+    <w:p>
+      <w:pPr>
+        <w:pStyle w:val="BodyText"/>
+      </w:pPr>
+      <w:r>
+        <w:t xml:space="preserve">与此同时，一批标志性事件把"资本市场该接纳什么样的企业"这一问题推到台前：2020 年蚂蚁集团在发行条件全部满足的情况下被暂缓上市；2021 年联想集团因板块定位与硬科技属性难以匹配撤回科创板申请；2021 年康美药业案作出判决，五名兼职独立董事承担连带赔偿责任，我国首例证券特别代表人诉讼落地；中芯国际从境外退市回归科创板、滴滴出行因数据安全审查退出美国市场，2023 年《境内企业境外发行证券和上市管理试行办法》施行，境外上市全面纳入备案管理；2024 年新"国九条"明确提出严把发行上市准入关。</w:t>
+      </w:r>
+    </w:p>
+    <w:p>
+      <w:pPr>
+        <w:pStyle w:val="BodyText"/>
+      </w:pPr>
+      <w:r>
+        <w:t xml:space="preserve">这些事件的共同特征是：企业的财务条件都不构成障碍，真正决定结果的是更高一层的判断。把它们写进课堂，学生才能理解注册制改革不是把关口拆掉，而是把关口的标准从数字扩展到诚信、从企业扩展到国家战略与金融安全。</w:t>
       </w:r>
     </w:p>
     <w:bookmarkEnd w:id="25"/>
@@ -270,7 +261,7 @@
         <w:pStyle w:val="FirstParagraph"/>
       </w:pPr>
       <w:r>
-        <w:t xml:space="preserve">结合课程思政目标与学生学情，本案例重点回应以下三类具体教学难题：</w:t>
+        <w:t xml:space="preserve">结合课程思政目标与学生学情，本案例重点回应以下三类教学难题。</w:t>
       </w:r>
     </w:p>
     <w:p>
@@ -282,13 +273,10 @@
           <w:bCs/>
           <w:b/>
         </w:rPr>
-        <w:t xml:space="preserve">其一，学生容易把注册制理解为"放松监管"，忽视了改革背后的路径逻辑。</w:t>
-      </w:r>
-      <w:r>
-        <w:t xml:space="preserve"> </w:t>
-      </w:r>
-      <w:r>
-        <w:t xml:space="preserve">面对中美制度差异，部分学生倾向于"美国 = 先进 = 应当照搬"的简单结论。案例通过时间轴复盘和辩论赛互动，把注册制放到"14 亿人口、散户占比过半"的国情坐标里讨论，帮助学生看到中国选择的合理性。</w:t>
+        <w:t xml:space="preserve">其一，学生容易把上市门槛理解为一组财务数字，忽视审核中的实质性判断。</w:t>
+      </w:r>
+      <w:r>
+        <w:t xml:space="preserve">学生熟悉净利润、营业收入、市值等量化指标，对信息披露质量、管理层诚信、板块定位、产业导向等实质条件缺少直觉，也不理解为什么条件齐备的企业仍可能上不了市。案例用思尔芯、Soul、联想、蚂蚁集团四类真实结果反推审核逻辑，把"隐性门槛"还原为可辨识的制度条款。</w:t>
       </w:r>
     </w:p>
     <w:p>
@@ -300,13 +288,10 @@
           <w:bCs/>
           <w:b/>
         </w:rPr>
-        <w:t xml:space="preserve">其二，学生对财务真实、关联交易、控制权稳定等"软条款"缺乏直觉。</w:t>
-      </w:r>
-      <w:r>
-        <w:t xml:space="preserve"> </w:t>
-      </w:r>
-      <w:r>
-        <w:t xml:space="preserve">学生更熟悉硬性财务指标，对隐性门槛缺少代入感。案例把土豆网离婚、八马茶业岳父、Soul App 举报等真实事件设计成剧本杀角色卡，让学生在极限情境中做决定、承担后果，把《证券法》和审核问答的抽象条文转化为具身经验。</w:t>
+        <w:t xml:space="preserve">其二，学生容易把注册制理解为放松监管，把中外制度差异简化为先进与落后。</w:t>
+      </w:r>
+      <w:r>
+        <w:t xml:space="preserve">面对成熟市场的制度安排，部分学生倾向于得出"应当照搬"的结论。案例把注册制放回我国投资者结构和退出机制的真实条件中讨论，帮助学生理解分步试点、逐层推进的改革路径是与市场承受能力相适应的选择，而不是改革不彻底。</w:t>
       </w:r>
     </w:p>
     <w:p>
@@ -318,21 +303,18 @@
           <w:bCs/>
           <w:b/>
         </w:rPr>
-        <w:t xml:space="preserve">其三，学生看待打新、破发倾向于套利视角，缺少投资者立场。</w:t>
-      </w:r>
-      <w:r>
-        <w:t xml:space="preserve"> </w:t>
-      </w:r>
-      <w:r>
-        <w:t xml:space="preserve">打新话题在校园自媒体和股吧中极为流行，学生容易被"稳赚"叙事误导。案例通过港股与 A 股破发数据对照、"给爸妈的一封信"任务、AI 模拟长辈刁难提问等设计，让学生站在普通家庭的一侧重新看待新股发行，训练理性判断与专业表达。</w:t>
-      </w:r>
-    </w:p>
-    <w:p>
-      <w:pPr>
-        <w:pStyle w:val="BodyText"/>
-      </w:pPr>
-      <w:r>
-        <w:t xml:space="preserve">围绕上述三类难题，案例整体采用情境驱动、角色代入、冲突推演的教学策略，把知识、技能、价值观三条线拧成一股绳，努力让学生在两个课时里获得"看懂制度、看懂规则、看懂投资者"的综合成长。</w:t>
+        <w:t xml:space="preserve">其三，学生对上市地选择的国家安全维度缺乏认知。</w:t>
+      </w:r>
+      <w:r>
+        <w:t xml:space="preserve">学生通常只从估值水平、发行成本、流动性角度比较境内外市场，很少意识到跨境上市涉及数据出境、审计工作底稿、国家金融安全等问题。案例通过中芯国际回归、滴滴退市与境外上市备案管理三条事实，把上市地选择从成本比较题变为安全边界题。</w:t>
+      </w:r>
+    </w:p>
+    <w:p>
+      <w:pPr>
+        <w:pStyle w:val="BodyText"/>
+      </w:pPr>
+      <w:r>
+        <w:t xml:space="preserve">围绕上述难题，案例采用问题驱动、判例反推、双向辩论与同题前后测的教学策略，使知识传授、能力训练与价值引导在同一条业务流中同步完成。</w:t>
       </w:r>
     </w:p>
     <w:bookmarkEnd w:id="26"/>
@@ -364,7 +346,14 @@
         <w:pStyle w:val="Compact"/>
       </w:pPr>
       <w:r>
-        <w:t xml:space="preserve">能够说明公募与私募、直接与间接、初次发行与增资发行等基本类型的适用差异；</w:t>
+        <w:rPr>
+          <w:bCs/>
+          <w:b/>
+        </w:rPr>
+        <w:t xml:space="preserve">K1</w:t>
+      </w:r>
+      <w:r>
+        <w:t xml:space="preserve">　能够梳理审批制、核准制、注册制在我国的先后顺序，说明每一次制度变革所处的经济社会背景与解决的主要矛盾；</w:t>
       </w:r>
     </w:p>
     <w:p>
@@ -376,7 +365,14 @@
         <w:pStyle w:val="Compact"/>
       </w:pPr>
       <w:r>
-        <w:t xml:space="preserve">能够梳理审批制、核准制、注册制在中国的先后顺序及其背后的经济社会背景；</w:t>
+        <w:rPr>
+          <w:bCs/>
+          <w:b/>
+        </w:rPr>
+        <w:t xml:space="preserve">K2</w:t>
+      </w:r>
+      <w:r>
+        <w:t xml:space="preserve">　能够对照说明主板、科创板、创业板、北交所、港股主板五个板块的定位与关键量化门槛，准确运用科创板五套上市标准；</w:t>
       </w:r>
     </w:p>
     <w:p>
@@ -388,7 +384,14 @@
         <w:pStyle w:val="Compact"/>
       </w:pPr>
       <w:r>
-        <w:t xml:space="preserve">能够对照掌握主板、科创板、创业板、北交所、港股主板五个上市板块的定位与关键量化门槛；</w:t>
+        <w:rPr>
+          <w:bCs/>
+          <w:b/>
+        </w:rPr>
+        <w:t xml:space="preserve">K3</w:t>
+      </w:r>
+      <w:r>
+        <w:t xml:space="preserve">　能够说明境内上市与境外上市在审核程序、信息披露、监管衔接上的差异，理解境外上市备案管理制度的基本要求；</w:t>
       </w:r>
     </w:p>
     <w:p>
@@ -400,7 +403,14 @@
         <w:pStyle w:val="Compact"/>
       </w:pPr>
       <w:r>
-        <w:t xml:space="preserve">能够解释市盈率法与询价法两种 IPO 定价方法的原理，并说明"抑价"与"破发"现象产生的原因。</w:t>
+        <w:rPr>
+          <w:bCs/>
+          <w:b/>
+        </w:rPr>
+        <w:t xml:space="preserve">K4</w:t>
+      </w:r>
+      <w:r>
+        <w:t xml:space="preserve">　能够解释市盈率法与询价法两种定价方法的原理，说明抑价与破发的形成机制，掌握投资者适当性管理的基本规则。</w:t>
       </w:r>
     </w:p>
     <w:bookmarkEnd w:id="28"/>
@@ -422,7 +432,14 @@
         <w:pStyle w:val="Compact"/>
       </w:pPr>
       <w:r>
-        <w:t xml:space="preserve">能够为一家初创企业匹配合适的上市板块与融资路径，并做出条理清晰的说明；</w:t>
+        <w:rPr>
+          <w:bCs/>
+          <w:b/>
+        </w:rPr>
+        <w:t xml:space="preserve">A1</w:t>
+      </w:r>
+      <w:r>
+        <w:t xml:space="preserve">　能够依据企业属性与财务数据，为一家拟上市企业匹配可行的板块与上市地，并说明所依据的具体条款；</w:t>
       </w:r>
     </w:p>
     <w:p>
@@ -434,7 +451,14 @@
         <w:pStyle w:val="Compact"/>
       </w:pPr>
       <w:r>
-        <w:t xml:space="preserve">能够识别 IPO 尽调中控制权、独立性、合规性三方面的隐性风险，并给出可操作的防范建议；</w:t>
+        <w:rPr>
+          <w:bCs/>
+          <w:b/>
+        </w:rPr>
+        <w:t xml:space="preserve">A2</w:t>
+      </w:r>
+      <w:r>
+        <w:t xml:space="preserve">　能够识别控制权稳定性、独立性、合规性三方面的隐性风险，判断其对发行上市的实质影响并提出整改方向；</w:t>
       </w:r>
     </w:p>
     <w:p>
@@ -446,7 +470,14 @@
         <w:pStyle w:val="Compact"/>
       </w:pPr>
       <w:r>
-        <w:t xml:space="preserve">能够在巨潮资讯网、交易所官网独立检索并读懂招股说明书的关键章节；</w:t>
+        <w:rPr>
+          <w:bCs/>
+          <w:b/>
+        </w:rPr>
+        <w:t xml:space="preserve">A3</w:t>
+      </w:r>
+      <w:r>
+        <w:t xml:space="preserve">　能够说明注册制下发行人、保荐机构、会计师、律师、评估机构、交易所、证监会各自的法定职责与失责后果；</w:t>
       </w:r>
     </w:p>
     <w:p>
@@ -458,7 +489,14 @@
         <w:pStyle w:val="Compact"/>
       </w:pPr>
       <w:r>
-        <w:t xml:space="preserve">能够基于公开数据和基本面判断评估打新的收益空间与破发概率，形成理性的投资建议。</w:t>
+        <w:rPr>
+          <w:bCs/>
+          <w:b/>
+        </w:rPr>
+        <w:t xml:space="preserve">A4</w:t>
+      </w:r>
+      <w:r>
+        <w:t xml:space="preserve">　能够检索并读懂招股说明书关键章节，并用非专业人士可以理解的语言完成一次风险说明。</w:t>
       </w:r>
     </w:p>
     <w:bookmarkEnd w:id="29"/>
@@ -480,7 +518,7 @@
         <w:pStyle w:val="Compact"/>
       </w:pPr>
       <w:r>
-        <w:t xml:space="preserve">具备"规则先行"的专业习惯，做业务判断时能主动检索适用条款、审慎评估合规风险；</w:t>
+        <w:t xml:space="preserve">具备规则先行的专业习惯，作业务判断时主动检索适用条款、审慎评估合规风险；</w:t>
       </w:r>
     </w:p>
     <w:p>
@@ -492,7 +530,7 @@
         <w:pStyle w:val="Compact"/>
       </w:pPr>
       <w:r>
-        <w:t xml:space="preserve">具备国际视野下的本土判断力，能够在中外制度比较中避免简单化的价值预设；</w:t>
+        <w:t xml:space="preserve">具备国际视野下的本土判断力，在制度比较中避免简单化的价值预设；</w:t>
       </w:r>
     </w:p>
     <w:p>
@@ -504,7 +542,7 @@
         <w:pStyle w:val="Compact"/>
       </w:pPr>
       <w:r>
-        <w:t xml:space="preserve">具备与团队协作、与投资者沟通的表达能力，在小组任务、辩论、剧本推演中承担责任、清晰输出。</w:t>
+        <w:t xml:space="preserve">具备面向公众的沟通自觉，能够把专业判断转化为普通投资者可理解、可使用的信息。</w:t>
       </w:r>
     </w:p>
     <w:bookmarkEnd w:id="30"/>
@@ -531,13 +569,10 @@
           <w:bCs/>
           <w:b/>
         </w:rPr>
-        <w:t xml:space="preserve">制度自信。</w:t>
-      </w:r>
-      <w:r>
-        <w:t xml:space="preserve"> </w:t>
-      </w:r>
-      <w:r>
-        <w:t xml:space="preserve">通过对三十年发行制度演进的复盘，理解我国资本市场改革"分步试点、逐层推进"的方法论，能够辩证看待中外差异，避免将制度简单化为"抄或不抄"的二元命题。</w:t>
+        <w:t xml:space="preserve">V1　家国情怀。</w:t>
+      </w:r>
+      <w:r>
+        <w:t xml:space="preserve">理解资本市场的板块结构是国家产业政策的制度投影，上市地选择关系国家数据安全与金融安全，形成把个人专业选择放在国家战略坐标中考量的自觉。</w:t>
       </w:r>
     </w:p>
     <w:p>
@@ -553,13 +588,10 @@
           <w:bCs/>
           <w:b/>
         </w:rPr>
-        <w:t xml:space="preserve">诚信法治。</w:t>
-      </w:r>
-      <w:r>
-        <w:t xml:space="preserve"> </w:t>
-      </w:r>
-      <w:r>
-        <w:t xml:space="preserve">通过真实否决案例和剧本杀推演，认识到 IPO 审核对信息披露真实性的极端要求，理解保荐人、律师、会计师"看门人"的责任边界，形成"申报即担责"的合规意识。</w:t>
+        <w:t xml:space="preserve">V2　诚信法治。</w:t>
+      </w:r>
+      <w:r>
+        <w:t xml:space="preserve">理解以信息披露为核心的审核理念，认识申报即担责的法律约束和中介机构的核查责任，形成对真实性的职业敬畏。</w:t>
       </w:r>
     </w:p>
     <w:p>
@@ -575,13 +607,10 @@
           <w:bCs/>
           <w:b/>
         </w:rPr>
-        <w:t xml:space="preserve">金融为民。</w:t>
-      </w:r>
-      <w:r>
-        <w:t xml:space="preserve"> </w:t>
-      </w:r>
-      <w:r>
-        <w:t xml:space="preserve">通过科创板"硬科技"定位、北交所"专精特新"等板块的分工，理解资本市场是国家创新驱动战略和共同富裕战略的重要抓手；通过打新真相实验和写给家人的建议信，把"服务实体、服务投资者"从口号变成个人的职业态度。</w:t>
+        <w:t xml:space="preserve">V3　制度自信。</w:t>
+      </w:r>
+      <w:r>
+        <w:t xml:space="preserve">理解我国发行制度三十年演进的内在逻辑，能够依据本国投资者结构与退出机制辩证看待中外差异，认同有效市场与有为政府相结合的制度安排。</w:t>
       </w:r>
     </w:p>
     <w:p>
@@ -597,13 +626,10 @@
           <w:bCs/>
           <w:b/>
         </w:rPr>
-        <w:t xml:space="preserve">敬畏理性。</w:t>
-      </w:r>
-      <w:r>
-        <w:t xml:space="preserve"> </w:t>
-      </w:r>
-      <w:r>
-        <w:t xml:space="preserve">通过破发数据对照与散户中签率测算，看清"打新稳赚"叙事背后的信息不对称与幸存者偏差，养成对市场、对规则、对投资者应有的敬畏心。</w:t>
+        <w:t xml:space="preserve">V4　金融为民。</w:t>
+      </w:r>
+      <w:r>
+        <w:t xml:space="preserve">理解投资者保护是证券制度的出发点，把投资者适当性管理和风险充分揭示作为执业底线。</w:t>
       </w:r>
     </w:p>
     <w:bookmarkEnd w:id="32"/>
@@ -639,31 +665,15 @@
         <w:pStyle w:val="FirstParagraph"/>
       </w:pPr>
       <w:r>
-        <w:t xml:space="preserve">本案例把两节相邻的教学单元合并处理，按业务逻辑而非教材顺序重新组织。教学内容以</w:t>
-      </w:r>
-      <w:r>
-        <w:t xml:space="preserve"> </w:t>
-      </w:r>
-      <w:r>
-        <w:rPr>
-          <w:iCs/>
-          <w:i/>
-        </w:rPr>
-        <w:t xml:space="preserve">Soulmate AI 的上市决策</w:t>
-      </w:r>
-      <w:r>
-        <w:t xml:space="preserve"> </w:t>
-      </w:r>
-      <w:r>
-        <w:t xml:space="preserve">为主线，围绕董事会依次讨论的五个问题展开：为什么要上、去哪里上、能不能上、怎么上、上完之后怎么面对二级市场。每一个问题对应一组知识点，也对应一个思政切入点。</w:t>
-      </w:r>
-    </w:p>
-    <w:p>
-      <w:pPr>
-        <w:pStyle w:val="BodyText"/>
-      </w:pPr>
-      <w:r>
-        <w:t xml:space="preserve">案例注重把政策文本、真实事件、数据素材、互动任务混合使用：法条给出边界，事件提供画面感，数据提供说服力，任务给出参与度。学生在同一堂课里既要用《证券法》条文回答问询，也要用 Wind/同花顺查询破发率，还要在剧本里为一家企业做出承担后果的决策。</w:t>
+        <w:t xml:space="preserve">本案例把两节相邻单元合并处理，按业务逻辑而非教材顺序重新组织。全部内容围绕 Soulmate AI 的上市决策展开，形成三个课堂议题与两段线上任务：课前完成一次发行审核判断，课堂依次讨论该上哪里、能不能上、谁来判断，收尾进行一次集体表决，课后就同一份材料再判断一次。</w:t>
+      </w:r>
+    </w:p>
+    <w:p>
+      <w:pPr>
+        <w:pStyle w:val="BodyText"/>
+      </w:pPr>
+      <w:r>
+        <w:t xml:space="preserve">四类素材交替使用：法条给出边界，判例提供事实，数据提供说服力，任务提供参与度。学生在同一堂课里既要用上市规则为企业对表，也要用真实处罚决定复盘一家公司为什么被拦下，还要在辩论中为一项制度安排找出成立的条件。</w:t>
       </w:r>
     </w:p>
     <w:bookmarkEnd w:id="33"/>
@@ -688,7 +698,7 @@
         <w:t xml:space="preserve">专业资源。</w:t>
       </w:r>
       <w:r>
-        <w:t xml:space="preserve">教材第二章配套讲义与练习题；上交所、深交所、北交所官网上市规则；巨潮资讯网、同花顺 iFinD、Wind 招股说明书数据库；中证指数有限公司行业市盈率月报。</w:t>
+        <w:t xml:space="preserve">教材第二章配套讲义与练习；上交所、深交所、北交所上市规则与审核问答；巨潮资讯网、同花顺 iFinD、Wind 招股说明书数据库；中证指数有限公司行业市盈率月报。</w:t>
       </w:r>
     </w:p>
     <w:p>
@@ -700,10 +710,10 @@
           <w:bCs/>
           <w:b/>
         </w:rPr>
-        <w:t xml:space="preserve">政策与思政资源。</w:t>
-      </w:r>
-      <w:r>
-        <w:t xml:space="preserve">习近平总书记关于建设规范透明、开放有活力、有韧性资本市场的重要论述；《中华人民共和国证券法》（2019 修订）第九条、第十九条、第八十四条；《首次公开发行股票注册管理办法》（2023）；中国证监会关于全面注册制改革的答记者问；党的二十大报告关于"提高直接融资比重"的相关表述。</w:t>
+        <w:t xml:space="preserve">政策与法规资源。</w:t>
+      </w:r>
+      <w:r>
+        <w:t xml:space="preserve">《中华人民共和国证券法》（2019 修订）第十九条、第七十八条、第八十四条、第九十五条；《首次公开发行股票注册管理办法》（2023）；《科创板股票上市规则》第 2.1.2 条五套上市标准；《境内企业境外发行证券和上市管理试行办法》（2023）；《关于加强监管防范风险推动资本市场高质量发展的若干意见》（2024 年新"国九条"）；党的二十大报告关于健全资本市场功能、提高直接融资比重的表述。</w:t>
       </w:r>
     </w:p>
     <w:p>
@@ -715,10 +725,10 @@
           <w:bCs/>
           <w:b/>
         </w:rPr>
-        <w:t xml:space="preserve">案例素材。</w:t>
-      </w:r>
-      <w:r>
-        <w:t xml:space="preserve">土豆网王微离婚案；八马茶业三次 A 股折戟与港股突围；Soul App 造谣竞对上市终止；翊翔文化"天地银行"业务被否；康宁精神卫生数据存疑；三只松鼠、胜华波等审核问询精选。</w:t>
+        <w:t xml:space="preserve">判例素材。</w:t>
+      </w:r>
+      <w:r>
+        <w:t xml:space="preserve">思尔芯申报阶段欺诈发行行政处罚决定；Soul 举报竞对事件与赴美上市中止；联想集团科创板申请撤回；蚂蚁集团暂缓上市公告；康美药业证券虚假陈述责任纠纷一审判决；中芯国际境外退市与科创板上市；滴滴出行网络安全审查与退市。</w:t>
       </w:r>
     </w:p>
     <w:p>
@@ -733,7 +743,7 @@
         <w:t xml:space="preserve">数字化工具。</w:t>
       </w:r>
       <w:r>
-        <w:t xml:space="preserve">学习通课程平台（讨论区、抢答、AI 助教评价）；同花顺行情软件；自制角色卡与风险卡；Soulmate AI 董事会情境 PPT。</w:t>
+        <w:t xml:space="preserve">课程平台（线上判断、文本编码、抢答、投票）；同花顺行情软件；自制审核材料包与权责角色卡；Soulmate AI 董事会情境课件。</w:t>
       </w:r>
     </w:p>
     <w:bookmarkEnd w:id="34"/>
@@ -752,17 +762,17 @@
         <w:pStyle w:val="FirstParagraph"/>
       </w:pPr>
       <w:r>
-        <w:t xml:space="preserve">案例的整体思路可以概括为一句话——</w:t>
+        <w:t xml:space="preserve">案例的设计思路可以概括为一句话：</w:t>
       </w:r>
       <w:r>
         <w:rPr>
           <w:bCs/>
           <w:b/>
         </w:rPr>
-        <w:t xml:space="preserve">以一家企业为叙事骨架，以四段递进为教学节奏，以专业与价值两条线共振为育人机制。</w:t>
-      </w:r>
-      <w:r>
-        <w:t xml:space="preserve">专业线负责把"发行、板块、尽调、定价"讲透，价值线负责把"制度自信、诚信法治、金融为民、敬畏理性"讲活；两条线在每一个课堂环节交汇，避免思政"贴片式"出场。</w:t>
+        <w:t xml:space="preserve">以一家企业的上市决策为业务骨架，以三个递进议题为教学节奏，使专业主线与价值主线在每一个环节同步推进。</w:t>
+      </w:r>
+      <w:r>
+        <w:t xml:space="preserve">专业主线负责把板块与上市地、准入门槛、权责配置、发行定价讲透；价值主线负责把家国情怀、诚信法治、制度自信、金融为民落实到具体条款与具体判例上。两条主线不在课堂中并行播放，而是在同一个问题上交汇——价值判断是专业判断走到尽头之后必须继续回答的部分。</w:t>
       </w:r>
     </w:p>
     <w:p>
@@ -772,7 +782,7 @@
       <w:r>
         <w:drawing>
           <wp:inline>
-            <wp:extent cx="5334000" cy="2726266"/>
+            <wp:extent cx="5334000" cy="2963333"/>
             <wp:effectExtent b="0" l="0" r="0" t="0"/>
             <wp:docPr descr="课程设计思路图" title="" id="37" name="Picture"/>
             <a:graphic>
@@ -793,7 +803,7 @@
                   <pic:spPr bwMode="auto">
                     <a:xfrm>
                       <a:off x="0" y="0"/>
-                      <a:ext cx="5334000" cy="2726266"/>
+                      <a:ext cx="5334000" cy="2963333"/>
                     </a:xfrm>
                     <a:prstGeom prst="rect">
                       <a:avLst/>
@@ -817,75 +827,58 @@
         <w:pStyle w:val="BodyText"/>
       </w:pPr>
       <w:r>
-        <w:t xml:space="preserve">图 2  课程设计思路图（明暗双线嵌套）</w:t>
-      </w:r>
-    </w:p>
-    <w:p>
-      <w:pPr>
-        <w:pStyle w:val="BodyText"/>
-      </w:pPr>
-      <w:r>
-        <w:t xml:space="preserve">四段递进的具体安排如下。</w:t>
+        <w:t xml:space="preserve">图 2  课程设计思路图（专业主线与价值主线同步推进）</w:t>
+      </w:r>
+    </w:p>
+    <w:p>
+      <w:pPr>
+        <w:pStyle w:val="BodyText"/>
+      </w:pPr>
+      <w:r>
+        <w:t xml:space="preserve">三个议题的递进关系是明确的。</w:t>
       </w:r>
       <w:r>
         <w:rPr>
           <w:bCs/>
           <w:b/>
         </w:rPr>
-        <w:t xml:space="preserve">起点是梦想唤醒</w:t>
-      </w:r>
-      <w:r>
-        <w:t xml:space="preserve">：不直接讲课本，而是让学生先站在初创公司董事长的位置想清楚"我到底要不要上市"，同时对照华为、大疆等长期不上市或延迟上市的头部企业，把"上市 = 造富"的直觉打散，为后续"金融为民"话题铺垫认知。</w:t>
-      </w:r>
-    </w:p>
-    <w:p>
-      <w:pPr>
-        <w:pStyle w:val="BodyText"/>
-      </w:pPr>
+        <w:t xml:space="preserve">议题一"该上哪里"解决方向问题</w:t>
+      </w:r>
+      <w:r>
+        <w:t xml:space="preserve">：板块结构对应国家产业序列，上市地选择关系国家安全，企业首先要回答自己进入哪一条国家重点支持的轨道。</w:t>
+      </w:r>
       <w:r>
         <w:rPr>
           <w:bCs/>
           <w:b/>
         </w:rPr>
-        <w:t xml:space="preserve">第二段是制度明晰</w:t>
-      </w:r>
-      <w:r>
-        <w:t xml:space="preserve">：以时间轴带学生走完 1993—2001—2019—2023 三十年，再用一场辩论赛让"要不要照搬美国注册制"变成学生自己的问题，制度自信从而不是灌输而是讨论出来的结论。</w:t>
-      </w:r>
-    </w:p>
-    <w:p>
-      <w:pPr>
-        <w:pStyle w:val="BodyText"/>
-      </w:pPr>
+        <w:t xml:space="preserve">议题二"能不能上"解决资格问题</w:t>
+      </w:r>
+      <w:r>
+        <w:t xml:space="preserve">：财务门槛是客观标尺，但门槛可以被制造，因此制度在门槛之后还设置了事前审核、事中暂缓、事后追责三道防线。</w:t>
+      </w:r>
       <w:r>
         <w:rPr>
           <w:bCs/>
           <w:b/>
         </w:rPr>
-        <w:t xml:space="preserve">第三段是规则赋能</w:t>
-      </w:r>
-      <w:r>
-        <w:t xml:space="preserve">：五大板块比较把知识密度拉满，"IPO 死亡剧本杀"把审核问询的真实压力搬进课堂，学生必须为一家有隐性缺陷的企业做出承担后果的选择。</w:t>
-      </w:r>
-    </w:p>
-    <w:p>
-      <w:pPr>
-        <w:pStyle w:val="BodyText"/>
-      </w:pPr>
-      <w:r>
-        <w:rPr>
-          <w:bCs/>
-          <w:b/>
-        </w:rPr>
-        <w:t xml:space="preserve">第四段是价值内化</w:t>
-      </w:r>
-      <w:r>
-        <w:t xml:space="preserve">：把镜头切到二级市场，让学生用打新数据回答"我要不要向家人推荐新股"这一贴身问题，AI 助教从专业与人情两个方向"拷问"学生的建议信，把课堂学到的东西压回真实生活。</w:t>
+        <w:t xml:space="preserve">议题三"谁来判断"解决主体问题</w:t>
+      </w:r>
+      <w:r>
+        <w:t xml:space="preserve">：三十年制度演进的核心是价值判断权由行政计划逐步交还市场，而权力的移交必须以责任的加重为条件。</w:t>
+      </w:r>
+    </w:p>
+    <w:p>
+      <w:pPr>
+        <w:pStyle w:val="BodyText"/>
+      </w:pPr>
+      <w:r>
+        <w:t xml:space="preserve">议题之外，课前与课后各安排一次同题判断。两次判断的材料相同、题目相同，唯一变化的是学生经历了这堂课。对两次判断理由进行文本编码，可以直接观测学生判断维度的变化，作为价值引导成效的客观证据。</w:t>
       </w:r>
     </w:p>
     <w:bookmarkEnd w:id="39"/>
     <w:bookmarkEnd w:id="40"/>
-    <w:bookmarkStart w:id="49" w:name="五实施过程"/>
+    <w:bookmarkStart w:id="59" w:name="五实施过程"/>
     <w:p>
       <w:pPr>
         <w:pStyle w:val="Heading2"/>
@@ -901,7 +894,7 @@
       <w:r>
         <w:drawing>
           <wp:inline>
-            <wp:extent cx="5334000" cy="2252133"/>
+            <wp:extent cx="5334000" cy="2370666"/>
             <wp:effectExtent b="0" l="0" r="0" t="0"/>
             <wp:docPr descr="教学实施过程全景图" title="" id="42" name="Picture"/>
             <a:graphic>
@@ -922,7 +915,7 @@
                   <pic:spPr bwMode="auto">
                     <a:xfrm>
                       <a:off x="0" y="0"/>
-                      <a:ext cx="5334000" cy="2252133"/>
+                      <a:ext cx="5334000" cy="2370666"/>
                     </a:xfrm>
                     <a:prstGeom prst="rect">
                       <a:avLst/>
@@ -946,16 +939,16 @@
         <w:pStyle w:val="BodyText"/>
       </w:pPr>
       <w:r>
-        <w:t xml:space="preserve">图 3  教学实施过程全景图（唤醒 · 明理 · 择路 · 淬炼 · 归心）</w:t>
-      </w:r>
-    </w:p>
-    <w:bookmarkStart w:id="44" w:name="一课前唤醒站在董事长的位置想上市"/>
+        <w:t xml:space="preserve">图 3  教学实施过程全景图</w:t>
+      </w:r>
+    </w:p>
+    <w:bookmarkStart w:id="44" w:name="一课前任务一次真实的发行审核判断线上-10-分钟"/>
     <w:p>
       <w:pPr>
         <w:pStyle w:val="Heading3"/>
       </w:pPr>
       <w:r>
-        <w:t xml:space="preserve">（一）课前唤醒：站在董事长的位置想上市</w:t>
+        <w:t xml:space="preserve">（一）课前任务：一次真实的发行审核判断（线上 10 分钟）</w:t>
       </w:r>
     </w:p>
     <w:p>
@@ -963,57 +956,91 @@
         <w:pStyle w:val="FirstParagraph"/>
       </w:pPr>
       <w:r>
-        <w:t xml:space="preserve">课前一周，教师在学习通上发布一项"董事长脑洞"任务：</w:t>
+        <w:t xml:space="preserve">课前一周，教师在课程平台发布 Soulmate AI 审核材料包，包含三年主要财务数据、股权结构说明、业务与研发情况、合规事项说明，以及一份关于上市成本与收益的背景阅读（融资功能、控制权稀释、持续信息披露义务）。学生以发行审核人员身份完成一道判断题：</w:t>
       </w:r>
       <w:r>
         <w:rPr>
           <w:iCs/>
           <w:i/>
         </w:rPr>
-        <w:t xml:space="preserve">"你是 Soulmate AI 的创始人，五轮融资已完成，估值 30 亿，团队和投资人都在讨论上市。请你写下自己此刻最在意的 3 个问题，不必是标准答案，越真实越好。"</w:t>
-      </w:r>
-      <w:r>
-        <w:t xml:space="preserve">同步推送两条对比材料：一段"敲钟现场高光集锦"短视频，一篇"华为为什么不上市"的深度评论。学生在讨论区的留言呈现明显分化，有人担心"钱不够花"，有人担心"股权被稀释"，也有人第一次意识到"原来不上市也能走远"。</w:t>
-      </w:r>
-    </w:p>
-    <w:p>
-      <w:pPr>
-        <w:pStyle w:val="BodyText"/>
-      </w:pPr>
-      <w:r>
-        <w:t xml:space="preserve">思政切入</w:t>
-      </w:r>
-      <w:r>
-        <w:t xml:space="preserve"> </w:t>
-      </w:r>
-      <w:r>
-        <w:t xml:space="preserve">上市不是财富终点，而是发展融资、战略对接与公众监督的开始。用"敲钟"和"华为"两个反差极大的画面，让学生自然生出对上市意义的追问，为后续</w:t>
-      </w:r>
-      <w:r>
-        <w:t xml:space="preserve"> </w:t>
+        <w:t xml:space="preserve">"根据上述材料，你是否同意该企业首次公开发行并上市？请写出不少于 100 字的理由。"</w:t>
+      </w:r>
+    </w:p>
+    <w:p>
+      <w:pPr>
+        <w:pStyle w:val="BodyText"/>
+      </w:pPr>
+      <w:r>
+        <w:t xml:space="preserve">本环节不设置任何价值引导，也不提示评判维度，目的是取得学生判断维度的原始分布，作为课后同题复判的对照基线。上市成本与收益的相关知识以背景阅读方式完成，不占用课堂时间。</w:t>
+      </w:r>
+    </w:p>
+    <w:bookmarkEnd w:id="44"/>
+    <w:bookmarkStart w:id="45" w:name="二课堂开场条件全部满足为什么没有上市3-分钟"/>
+    <w:p>
+      <w:pPr>
+        <w:pStyle w:val="Heading3"/>
+      </w:pPr>
+      <w:r>
+        <w:t xml:space="preserve">（二）课堂开场：条件全部满足，为什么没有上市（3 分钟）</w:t>
+      </w:r>
+    </w:p>
+    <w:p>
+      <w:pPr>
+        <w:pStyle w:val="FirstParagraph"/>
+      </w:pPr>
+      <w:r>
+        <w:t xml:space="preserve">教师不先讲授，只呈现一组事实：2020 年 11 月 3 日，距挂牌仅两个交易日，A+H 两地合计拟募资约 2300 亿元人民币、为当时全球规模最大的首次公开发行被暂缓。该企业的财务指标全部达标，发行条件无一缺失，审核程序已经走完。</w:t>
+      </w:r>
+    </w:p>
+    <w:p>
+      <w:pPr>
+        <w:pStyle w:val="BodyText"/>
+      </w:pPr>
+      <w:r>
+        <w:t xml:space="preserve">随后只提一个问题：</w:t>
       </w:r>
       <w:r>
         <w:rPr>
           <w:iCs/>
           <w:i/>
         </w:rPr>
-        <w:t xml:space="preserve">金融为民</w:t>
+        <w:t xml:space="preserve">"每一项发行条件都符合，它为什么没有上市？"</w:t>
+      </w:r>
+      <w:r>
+        <w:t xml:space="preserve">学生无法从已学的发行条件中找到答案。教师不作解释，把这个问题挂在黑板上，留到议题二回收。</w:t>
+      </w:r>
+    </w:p>
+    <w:p>
+      <w:pPr>
+        <w:pStyle w:val="BodyText"/>
+      </w:pPr>
+      <w:r>
+        <w:t xml:space="preserve">思政切入</w:t>
       </w:r>
       <w:r>
         <w:t xml:space="preserve"> </w:t>
       </w:r>
       <w:r>
-        <w:t xml:space="preserve">主题打开缺口。</w:t>
-      </w:r>
-    </w:p>
-    <w:bookmarkEnd w:id="44"/>
-    <w:bookmarkStart w:id="45" w:name="二情境明理三十年中国是怎么走到注册制的"/>
+        <w:t xml:space="preserve">发行上市审核的尺度包含两层：企业能不能达到条件，属于技术判断；资本市场要不要接纳它，属于价值判断。注册制改革的重点是把技术判断交给市场，把价值判断托付给更加清晰的法定标准与更加严格的责任约束。本案例的三个议题，都在这条界线上展开。</w:t>
+      </w:r>
+    </w:p>
+    <w:bookmarkEnd w:id="45"/>
+    <w:bookmarkStart w:id="48" w:name="三议题一-该上哪里板块结构与上市地的战略方向22-分钟"/>
     <w:p>
       <w:pPr>
         <w:pStyle w:val="Heading3"/>
       </w:pPr>
       <w:r>
-        <w:t xml:space="preserve">（二）情境明理：三十年，中国是怎么走到注册制的</w:t>
+        <w:t xml:space="preserve">（三）议题一　该上哪里：板块结构与上市地的战略方向（22 分钟）</w:t>
+      </w:r>
+    </w:p>
+    <w:bookmarkStart w:id="46" w:name="环节①-上哪个板块12-分钟"/>
+    <w:p>
+      <w:pPr>
+        <w:pStyle w:val="Heading4"/>
+      </w:pPr>
+      <w:r>
+        <w:t xml:space="preserve">环节① 上哪个板块（12 分钟）</w:t>
       </w:r>
     </w:p>
     <w:p>
@@ -1021,71 +1048,15 @@
         <w:pStyle w:val="FirstParagraph"/>
       </w:pPr>
       <w:r>
-        <w:t xml:space="preserve">课堂开场，教师在黑板上画出一条时间轴：1993 年审批制起步、2001 年核准制确立、2019 年科创板试点注册制、2020 年创业板落地、2023 年主板全面推行。随后抛出一个开放性问题：</w:t>
-      </w:r>
-      <w:r>
-        <w:rPr>
-          <w:iCs/>
-          <w:i/>
-        </w:rPr>
-        <w:t xml:space="preserve">"为什么中国用了整整三十年才走到全面注册制？如果早二十年推行，会更好吗？"</w:t>
-      </w:r>
-      <w:r>
-        <w:t xml:space="preserve">学生分成正反两方，进行一场限时 15 分钟的辩论：</w:t>
-      </w:r>
-    </w:p>
-    <w:p>
-      <w:pPr>
-        <w:pStyle w:val="BlockText"/>
-      </w:pPr>
-      <w:r>
-        <w:t xml:space="preserve">正方：我国应尽早全面对齐美国式注册制，把定价权交给市场。</w:t>
-      </w:r>
-      <w:r>
-        <w:br/>
-      </w:r>
-      <w:r>
-        <w:t xml:space="preserve">反方：我国必须保留"实质审核 + 严监管"的中国特色，避免劣币驱逐良币。</w:t>
-      </w:r>
-    </w:p>
-    <w:p>
-      <w:pPr>
-        <w:pStyle w:val="FirstParagraph"/>
-      </w:pPr>
-      <w:r>
-        <w:t xml:space="preserve">辩论过程中，教师引导学生查阅美国 SEC、香港联交所、中国证监会三方的最新公开材料；辩论结束后，不直接给结论，而是把话题引向"14 亿人口、散户占比六成"这一基本国情，帮助学生理解制度改革为什么是"分步试点、逐层推进"。</w:t>
-      </w:r>
-    </w:p>
-    <w:p>
-      <w:pPr>
-        <w:pStyle w:val="BodyText"/>
-      </w:pPr>
-      <w:r>
-        <w:t xml:space="preserve">思政切入</w:t>
-      </w:r>
-      <w:r>
-        <w:t xml:space="preserve"> </w:t>
-      </w:r>
-      <w:r>
-        <w:t xml:space="preserve">制度不是简单的"抄或不抄"，而是与经济阶段、市场结构、投资者构成一起演化的。把这条常识讲透，学生对"渐进式改革"的中国方案就不再需要被"教育"，而是自己得出结论。</w:t>
-      </w:r>
-    </w:p>
-    <w:bookmarkEnd w:id="45"/>
-    <w:bookmarkStart w:id="46" w:name="三探究择路五大板块与国家战略"/>
-    <w:p>
-      <w:pPr>
-        <w:pStyle w:val="Heading3"/>
-      </w:pPr>
-      <w:r>
-        <w:t xml:space="preserve">（三）探究择路：五大板块与国家战略</w:t>
-      </w:r>
-    </w:p>
-    <w:p>
-      <w:pPr>
-        <w:pStyle w:val="FirstParagraph"/>
-      </w:pPr>
-      <w:r>
-        <w:t xml:space="preserve">制度铺垫完成后，教师把镜头切回 Soulmate AI：一家 AI 驱动的社交应用，未来是走硬科技路线做算法基座，还是走消费互联网路线做用户规模？不同的战略指向不同的上市板块。教师给出五大板块的定位对照（如表 1），让学生分组研讨最合适的路径，并阐述理由。</w:t>
+        <w:t xml:space="preserve">教师先用四分钟带学生走一遍我国多层次资本市场的形成过程：1990 年沪深主板、2004 年中小企业板、2009 年创业板、2013 年新三板、2019 年科创板、2021 年北京证券交易所，至 2023 年股票发行注册制全面实行。引导学生自己发现线索——每一个新板块的设立，都对应当时融资体系解决不了的一类问题：中小企业融资难、创新企业不盈利、专精特新企业缺少通道。</w:t>
+      </w:r>
+    </w:p>
+    <w:p>
+      <w:pPr>
+        <w:pStyle w:val="BodyText"/>
+      </w:pPr>
+      <w:r>
+        <w:t xml:space="preserve">随后给出板块定位对照（表 1），学生分组用科创板五套上市标准为 Soulmate AI 对表（表 2）。学生会发现该企业同时满足第二套标准（预计市值不低于 15 亿元、最近一年营业收入不低于 2 亿元、最近三年研发投入合计占最近三年营业收入比例不低于 15%）和第四套标准（预计市值不低于 30 亿元、最近一年营业收入不低于 3 亿元），需要进一步论证选择哪一套申报更有利、披露重点有何不同。</w:t>
       </w:r>
     </w:p>
     <w:p>
@@ -1094,1412 +1065,6 @@
       </w:pPr>
       <w:r>
         <w:t xml:space="preserve">表 1  A 股与港股主要板块定位对照</w:t>
-      </w:r>
-    </w:p>
-    <w:tbl>
-      <w:tblPr>
-        <w:tblStyle w:val="Table"/>
-        <w:tblW w:type="auto" w:w="0"/>
-        <w:tblLook w:firstRow="1" w:lastRow="0" w:firstColumn="0" w:lastColumn="0" w:noHBand="0" w:noVBand="0" w:val="0020"/>
-        <w:jc w:val="start"/>
-      </w:tblPr>
-      <w:tblGrid>
-        <w:gridCol w:w="1980"/>
-        <w:gridCol w:w="1980"/>
-        <w:gridCol w:w="1980"/>
-        <w:gridCol w:w="1980"/>
-      </w:tblGrid>
-      <w:tr>
-        <w:trPr>
-          <w:tblHeader w:val="true"/>
-        </w:trPr>
-        <w:tc>
-          <w:tcPr/>
-          <w:p>
-            <w:pPr>
-              <w:pStyle w:val="Compact"/>
-              <w:jc w:val="left"/>
-            </w:pPr>
-            <w:r>
-              <w:t xml:space="preserve">板块</w:t>
-            </w:r>
-          </w:p>
-        </w:tc>
-        <w:tc>
-          <w:tcPr/>
-          <w:p>
-            <w:pPr>
-              <w:pStyle w:val="Compact"/>
-              <w:jc w:val="left"/>
-            </w:pPr>
-            <w:r>
-              <w:t xml:space="preserve">定位关键词</w:t>
-            </w:r>
-          </w:p>
-        </w:tc>
-        <w:tc>
-          <w:tcPr/>
-          <w:p>
-            <w:pPr>
-              <w:pStyle w:val="Compact"/>
-              <w:jc w:val="left"/>
-            </w:pPr>
-            <w:r>
-              <w:t xml:space="preserve">核心量化门槛（示意）</w:t>
-            </w:r>
-          </w:p>
-        </w:tc>
-        <w:tc>
-          <w:tcPr/>
-          <w:p>
-            <w:pPr>
-              <w:pStyle w:val="Compact"/>
-              <w:jc w:val="left"/>
-            </w:pPr>
-            <w:r>
-              <w:t xml:space="preserve">典型企业</w:t>
-            </w:r>
-          </w:p>
-        </w:tc>
-      </w:tr>
-      <w:tr>
-        <w:tc>
-          <w:tcPr/>
-          <w:p>
-            <w:pPr>
-              <w:pStyle w:val="Compact"/>
-              <w:jc w:val="left"/>
-            </w:pPr>
-            <w:r>
-              <w:t xml:space="preserve">主板</w:t>
-            </w:r>
-          </w:p>
-        </w:tc>
-        <w:tc>
-          <w:tcPr/>
-          <w:p>
-            <w:pPr>
-              <w:pStyle w:val="Compact"/>
-              <w:jc w:val="left"/>
-            </w:pPr>
-            <w:r>
-              <w:t xml:space="preserve">大盘蓝筹 · 成熟稳定</w:t>
-            </w:r>
-          </w:p>
-        </w:tc>
-        <w:tc>
-          <w:tcPr/>
-          <w:p>
-            <w:pPr>
-              <w:pStyle w:val="Compact"/>
-              <w:jc w:val="left"/>
-            </w:pPr>
-            <w:r>
-              <w:t xml:space="preserve">近三年净利润累计 ≥ 1.5 亿</w:t>
-            </w:r>
-          </w:p>
-        </w:tc>
-        <w:tc>
-          <w:tcPr/>
-          <w:p>
-            <w:pPr>
-              <w:pStyle w:val="Compact"/>
-              <w:jc w:val="left"/>
-            </w:pPr>
-            <w:r>
-              <w:t xml:space="preserve">贵州茅台、工商银行</w:t>
-            </w:r>
-          </w:p>
-        </w:tc>
-      </w:tr>
-      <w:tr>
-        <w:tc>
-          <w:tcPr/>
-          <w:p>
-            <w:pPr>
-              <w:pStyle w:val="Compact"/>
-              <w:jc w:val="left"/>
-            </w:pPr>
-            <w:r>
-              <w:t xml:space="preserve">科创板</w:t>
-            </w:r>
-          </w:p>
-        </w:tc>
-        <w:tc>
-          <w:tcPr/>
-          <w:p>
-            <w:pPr>
-              <w:pStyle w:val="Compact"/>
-              <w:jc w:val="left"/>
-            </w:pPr>
-            <w:r>
-              <w:t xml:space="preserve">硬科技 · 关键核心</w:t>
-            </w:r>
-          </w:p>
-        </w:tc>
-        <w:tc>
-          <w:tcPr/>
-          <w:p>
-            <w:pPr>
-              <w:pStyle w:val="Compact"/>
-              <w:jc w:val="left"/>
-            </w:pPr>
-            <w:r>
-              <w:t xml:space="preserve">五套标准之一（含未盈利）</w:t>
-            </w:r>
-          </w:p>
-        </w:tc>
-        <w:tc>
-          <w:tcPr/>
-          <w:p>
-            <w:pPr>
-              <w:pStyle w:val="Compact"/>
-              <w:jc w:val="left"/>
-            </w:pPr>
-            <w:r>
-              <w:t xml:space="preserve">中芯国际、寒武纪</w:t>
-            </w:r>
-          </w:p>
-        </w:tc>
-      </w:tr>
-      <w:tr>
-        <w:tc>
-          <w:tcPr/>
-          <w:p>
-            <w:pPr>
-              <w:pStyle w:val="Compact"/>
-              <w:jc w:val="left"/>
-            </w:pPr>
-            <w:r>
-              <w:t xml:space="preserve">创业板</w:t>
-            </w:r>
-          </w:p>
-        </w:tc>
-        <w:tc>
-          <w:tcPr/>
-          <w:p>
-            <w:pPr>
-              <w:pStyle w:val="Compact"/>
-              <w:jc w:val="left"/>
-            </w:pPr>
-            <w:r>
-              <w:t xml:space="preserve">三创四新 · 成长型</w:t>
-            </w:r>
-          </w:p>
-        </w:tc>
-        <w:tc>
-          <w:tcPr/>
-          <w:p>
-            <w:pPr>
-              <w:pStyle w:val="Compact"/>
-              <w:jc w:val="left"/>
-            </w:pPr>
-            <w:r>
-              <w:t xml:space="preserve">近两年净利润累计 ≥ 5000 万</w:t>
-            </w:r>
-          </w:p>
-        </w:tc>
-        <w:tc>
-          <w:tcPr/>
-          <w:p>
-            <w:pPr>
-              <w:pStyle w:val="Compact"/>
-              <w:jc w:val="left"/>
-            </w:pPr>
-            <w:r>
-              <w:t xml:space="preserve">宁德时代、迈瑞医疗</w:t>
-            </w:r>
-          </w:p>
-        </w:tc>
-      </w:tr>
-      <w:tr>
-        <w:tc>
-          <w:tcPr/>
-          <w:p>
-            <w:pPr>
-              <w:pStyle w:val="Compact"/>
-              <w:jc w:val="left"/>
-            </w:pPr>
-            <w:r>
-              <w:t xml:space="preserve">北交所</w:t>
-            </w:r>
-          </w:p>
-        </w:tc>
-        <w:tc>
-          <w:tcPr/>
-          <w:p>
-            <w:pPr>
-              <w:pStyle w:val="Compact"/>
-              <w:jc w:val="left"/>
-            </w:pPr>
-            <w:r>
-              <w:t xml:space="preserve">专精特新 · 中小</w:t>
-            </w:r>
-          </w:p>
-        </w:tc>
-        <w:tc>
-          <w:tcPr/>
-          <w:p>
-            <w:pPr>
-              <w:pStyle w:val="Compact"/>
-              <w:jc w:val="left"/>
-            </w:pPr>
-            <w:r>
-              <w:t xml:space="preserve">市值 + 财务 / 研发四套标准</w:t>
-            </w:r>
-          </w:p>
-        </w:tc>
-        <w:tc>
-          <w:tcPr/>
-          <w:p>
-            <w:pPr>
-              <w:pStyle w:val="Compact"/>
-              <w:jc w:val="left"/>
-            </w:pPr>
-            <w:r>
-              <w:t xml:space="preserve">贝特瑞、连城数控</w:t>
-            </w:r>
-          </w:p>
-        </w:tc>
-      </w:tr>
-      <w:tr>
-        <w:tc>
-          <w:tcPr/>
-          <w:p>
-            <w:pPr>
-              <w:pStyle w:val="Compact"/>
-              <w:jc w:val="left"/>
-            </w:pPr>
-            <w:r>
-              <w:t xml:space="preserve">港股主板</w:t>
-            </w:r>
-          </w:p>
-        </w:tc>
-        <w:tc>
-          <w:tcPr/>
-          <w:p>
-            <w:pPr>
-              <w:pStyle w:val="Compact"/>
-              <w:jc w:val="left"/>
-            </w:pPr>
-            <w:r>
-              <w:t xml:space="preserve">国际化 · 多元行业</w:t>
-            </w:r>
-          </w:p>
-        </w:tc>
-        <w:tc>
-          <w:tcPr/>
-          <w:p>
-            <w:pPr>
-              <w:pStyle w:val="Compact"/>
-              <w:jc w:val="left"/>
-            </w:pPr>
-            <w:r>
-              <w:t xml:space="preserve">三套测试（盈利/市值/收入现金流）</w:t>
-            </w:r>
-          </w:p>
-        </w:tc>
-        <w:tc>
-          <w:tcPr/>
-          <w:p>
-            <w:pPr>
-              <w:pStyle w:val="Compact"/>
-              <w:jc w:val="left"/>
-            </w:pPr>
-            <w:r>
-              <w:t xml:space="preserve">腾讯、美团</w:t>
-            </w:r>
-          </w:p>
-        </w:tc>
-      </w:tr>
-    </w:tbl>
-    <w:p>
-      <w:pPr>
-        <w:pStyle w:val="BodyText"/>
-      </w:pPr>
-      <w:r>
-        <w:t xml:space="preserve">在小组答辩环节，教师追问：</w:t>
-      </w:r>
-      <w:r>
-        <w:rPr>
-          <w:iCs/>
-          <w:i/>
-        </w:rPr>
-        <w:t xml:space="preserve">"腾讯当年为什么去港股？宁德时代为什么留在创业板？如果它们的选择反过来，中国互联网、新能源行业还会是今天的样子吗？"</w:t>
-      </w:r>
-      <w:r>
-        <w:t xml:space="preserve">这些问题看似关于板块选择，实则把"资本市场服务国家战略"的宏大命题落到了具体企业的具体选择上。</w:t>
-      </w:r>
-    </w:p>
-    <w:p>
-      <w:pPr>
-        <w:pStyle w:val="BodyText"/>
-      </w:pPr>
-      <w:r>
-        <w:t xml:space="preserve">思政切入</w:t>
-      </w:r>
-      <w:r>
-        <w:t xml:space="preserve"> </w:t>
-      </w:r>
-      <w:r>
-        <w:t xml:space="preserve">每个板块背后都对应着一类国家使命：科创板托举关键技术攻关，创业板服务新经济成长，北交所支持专精特新小巨人。学生做板块选择的过程，其实也是理解"金融如何服务实体"的过程。</w:t>
-      </w:r>
-    </w:p>
-    <w:bookmarkEnd w:id="46"/>
-    <w:bookmarkStart w:id="47" w:name="四讨论淬炼ipo-死亡剧本杀"/>
-    <w:p>
-      <w:pPr>
-        <w:pStyle w:val="Heading3"/>
-      </w:pPr>
-      <w:r>
-        <w:t xml:space="preserve">（四）讨论淬炼：IPO 死亡剧本杀</w:t>
-      </w:r>
-    </w:p>
-    <w:p>
-      <w:pPr>
-        <w:pStyle w:val="FirstParagraph"/>
-      </w:pPr>
-      <w:r>
-        <w:t xml:space="preserve">这是本案例的核心互动环节。教师把学生分成 4 组，每组抽取一张角色卡（如表 2），扮演一家有明显隐性风险的拟上市企业。教师本人化身"预审员"，随机抛出风险事件（如表 3），要求各组用《证券法》条款和已学审核规则作出应对；每组有一次机会花费成本购买"防御工具卡"（婚前财产协议、关联交易剥离、合规咨询）。</w:t>
-      </w:r>
-    </w:p>
-    <w:p>
-      <w:pPr>
-        <w:pStyle w:val="BodyText"/>
-      </w:pPr>
-      <w:r>
-        <w:t xml:space="preserve">表 2  角色卡设定</w:t>
-      </w:r>
-    </w:p>
-    <w:tbl>
-      <w:tblPr>
-        <w:tblStyle w:val="Table"/>
-        <w:tblW w:type="auto" w:w="0"/>
-        <w:tblLook w:firstRow="1" w:lastRow="0" w:firstColumn="0" w:lastColumn="0" w:noHBand="0" w:noVBand="0" w:val="0020"/>
-        <w:jc w:val="start"/>
-      </w:tblPr>
-      <w:tblGrid>
-        <w:gridCol w:w="1980"/>
-        <w:gridCol w:w="1980"/>
-        <w:gridCol w:w="1980"/>
-        <w:gridCol w:w="1980"/>
-      </w:tblGrid>
-      <w:tr>
-        <w:trPr>
-          <w:tblHeader w:val="true"/>
-        </w:trPr>
-        <w:tc>
-          <w:tcPr/>
-          <w:p>
-            <w:pPr>
-              <w:pStyle w:val="Compact"/>
-              <w:jc w:val="left"/>
-            </w:pPr>
-            <w:r>
-              <w:t xml:space="preserve">角色</w:t>
-            </w:r>
-          </w:p>
-        </w:tc>
-        <w:tc>
-          <w:tcPr/>
-          <w:p>
-            <w:pPr>
-              <w:pStyle w:val="Compact"/>
-              <w:jc w:val="left"/>
-            </w:pPr>
-            <w:r>
-              <w:t xml:space="preserve">企业画像</w:t>
-            </w:r>
-          </w:p>
-        </w:tc>
-        <w:tc>
-          <w:tcPr/>
-          <w:p>
-            <w:pPr>
-              <w:pStyle w:val="Compact"/>
-              <w:jc w:val="left"/>
-            </w:pPr>
-            <w:r>
-              <w:t xml:space="preserve">拟上市板块</w:t>
-            </w:r>
-          </w:p>
-        </w:tc>
-        <w:tc>
-          <w:tcPr/>
-          <w:p>
-            <w:pPr>
-              <w:pStyle w:val="Compact"/>
-              <w:jc w:val="left"/>
-            </w:pPr>
-            <w:r>
-              <w:t xml:space="preserve">隐性风险预警</w:t>
-            </w:r>
-          </w:p>
-        </w:tc>
-      </w:tr>
-      <w:tr>
-        <w:tc>
-          <w:tcPr/>
-          <w:p>
-            <w:pPr>
-              <w:pStyle w:val="Compact"/>
-              <w:jc w:val="left"/>
-            </w:pPr>
-            <w:r>
-              <w:t xml:space="preserve">A 组：Soulmate AI</w:t>
-            </w:r>
-          </w:p>
-        </w:tc>
-        <w:tc>
-          <w:tcPr/>
-          <w:p>
-            <w:pPr>
-              <w:pStyle w:val="Compact"/>
-              <w:jc w:val="left"/>
-            </w:pPr>
-            <w:r>
-              <w:t xml:space="preserve">创始人夫妻共同持股 65%</w:t>
-            </w:r>
-          </w:p>
-        </w:tc>
-        <w:tc>
-          <w:tcPr/>
-          <w:p>
-            <w:pPr>
-              <w:pStyle w:val="Compact"/>
-              <w:jc w:val="left"/>
-            </w:pPr>
-            <w:r>
-              <w:t xml:space="preserve">创业板</w:t>
-            </w:r>
-          </w:p>
-        </w:tc>
-        <w:tc>
-          <w:tcPr/>
-          <w:p>
-            <w:pPr>
-              <w:pStyle w:val="Compact"/>
-              <w:jc w:val="left"/>
-            </w:pPr>
-            <w:r>
-              <w:t xml:space="preserve">控制权 / 婚姻风险</w:t>
-            </w:r>
-          </w:p>
-        </w:tc>
-      </w:tr>
-      <w:tr>
-        <w:tc>
-          <w:tcPr/>
-          <w:p>
-            <w:pPr>
-              <w:pStyle w:val="Compact"/>
-              <w:jc w:val="left"/>
-            </w:pPr>
-            <w:r>
-              <w:t xml:space="preserve">B 组：茶香源</w:t>
-            </w:r>
-          </w:p>
-        </w:tc>
-        <w:tc>
-          <w:tcPr/>
-          <w:p>
-            <w:pPr>
-              <w:pStyle w:val="Compact"/>
-              <w:jc w:val="left"/>
-            </w:pPr>
-            <w:r>
-              <w:t xml:space="preserve">创始人岳父为最大经销商</w:t>
-            </w:r>
-          </w:p>
-        </w:tc>
-        <w:tc>
-          <w:tcPr/>
-          <w:p>
-            <w:pPr>
-              <w:pStyle w:val="Compact"/>
-              <w:jc w:val="left"/>
-            </w:pPr>
-            <w:r>
-              <w:t xml:space="preserve">主板</w:t>
-            </w:r>
-          </w:p>
-        </w:tc>
-        <w:tc>
-          <w:tcPr/>
-          <w:p>
-            <w:pPr>
-              <w:pStyle w:val="Compact"/>
-              <w:jc w:val="left"/>
-            </w:pPr>
-            <w:r>
-              <w:t xml:space="preserve">独立性 / 关联交易</w:t>
-            </w:r>
-          </w:p>
-        </w:tc>
-      </w:tr>
-      <w:tr>
-        <w:tc>
-          <w:tcPr/>
-          <w:p>
-            <w:pPr>
-              <w:pStyle w:val="Compact"/>
-              <w:jc w:val="left"/>
-            </w:pPr>
-            <w:r>
-              <w:t xml:space="preserve">C 组：翊翔文化</w:t>
-            </w:r>
-          </w:p>
-        </w:tc>
-        <w:tc>
-          <w:tcPr/>
-          <w:p>
-            <w:pPr>
-              <w:pStyle w:val="Compact"/>
-              <w:jc w:val="left"/>
-            </w:pPr>
-            <w:r>
-              <w:t xml:space="preserve">业务含"祭祀用品"（天地银行）</w:t>
-            </w:r>
-          </w:p>
-        </w:tc>
-        <w:tc>
-          <w:tcPr/>
-          <w:p>
-            <w:pPr>
-              <w:pStyle w:val="Compact"/>
-              <w:jc w:val="left"/>
-            </w:pPr>
-            <w:r>
-              <w:t xml:space="preserve">创业板</w:t>
-            </w:r>
-          </w:p>
-        </w:tc>
-        <w:tc>
-          <w:tcPr/>
-          <w:p>
-            <w:pPr>
-              <w:pStyle w:val="Compact"/>
-              <w:jc w:val="left"/>
-            </w:pPr>
-            <w:r>
-              <w:t xml:space="preserve">行业负面清单</w:t>
-            </w:r>
-          </w:p>
-        </w:tc>
-      </w:tr>
-      <w:tr>
-        <w:tc>
-          <w:tcPr/>
-          <w:p>
-            <w:pPr>
-              <w:pStyle w:val="Compact"/>
-              <w:jc w:val="left"/>
-            </w:pPr>
-            <w:r>
-              <w:t xml:space="preserve">D 组：康宁精神卫生</w:t>
-            </w:r>
-          </w:p>
-        </w:tc>
-        <w:tc>
-          <w:tcPr/>
-          <w:p>
-            <w:pPr>
-              <w:pStyle w:val="Compact"/>
-              <w:jc w:val="left"/>
-            </w:pPr>
-            <w:r>
-              <w:t xml:space="preserve">某县 8 人中 1 人为患者</w:t>
-            </w:r>
-          </w:p>
-        </w:tc>
-        <w:tc>
-          <w:tcPr/>
-          <w:p>
-            <w:pPr>
-              <w:pStyle w:val="Compact"/>
-              <w:jc w:val="left"/>
-            </w:pPr>
-            <w:r>
-              <w:t xml:space="preserve">港股</w:t>
-            </w:r>
-          </w:p>
-        </w:tc>
-        <w:tc>
-          <w:tcPr/>
-          <w:p>
-            <w:pPr>
-              <w:pStyle w:val="Compact"/>
-              <w:jc w:val="left"/>
-            </w:pPr>
-            <w:r>
-              <w:t xml:space="preserve">数据真实性 / 合规</w:t>
-            </w:r>
-          </w:p>
-        </w:tc>
-      </w:tr>
-    </w:tbl>
-    <w:p>
-      <w:pPr>
-        <w:pStyle w:val="BodyText"/>
-      </w:pPr>
-      <w:r>
-        <w:t xml:space="preserve">表 3  风险卡设定</w:t>
-      </w:r>
-    </w:p>
-    <w:tbl>
-      <w:tblPr>
-        <w:tblStyle w:val="Table"/>
-        <w:tblW w:type="auto" w:w="0"/>
-        <w:tblLook w:firstRow="1" w:lastRow="0" w:firstColumn="0" w:lastColumn="0" w:noHBand="0" w:noVBand="0" w:val="0020"/>
-        <w:jc w:val="start"/>
-      </w:tblPr>
-      <w:tblGrid>
-        <w:gridCol w:w="1584"/>
-        <w:gridCol w:w="1584"/>
-        <w:gridCol w:w="1584"/>
-        <w:gridCol w:w="1584"/>
-        <w:gridCol w:w="1584"/>
-      </w:tblGrid>
-      <w:tr>
-        <w:trPr>
-          <w:tblHeader w:val="true"/>
-        </w:trPr>
-        <w:tc>
-          <w:tcPr/>
-          <w:p>
-            <w:pPr>
-              <w:pStyle w:val="Compact"/>
-              <w:jc w:val="left"/>
-            </w:pPr>
-            <w:r>
-              <w:t xml:space="preserve">风险卡</w:t>
-            </w:r>
-          </w:p>
-        </w:tc>
-        <w:tc>
-          <w:tcPr/>
-          <w:p>
-            <w:pPr>
-              <w:pStyle w:val="Compact"/>
-              <w:jc w:val="left"/>
-            </w:pPr>
-            <w:r>
-              <w:t xml:space="preserve">触发事件</w:t>
-            </w:r>
-          </w:p>
-        </w:tc>
-        <w:tc>
-          <w:tcPr/>
-          <w:p>
-            <w:pPr>
-              <w:pStyle w:val="Compact"/>
-              <w:jc w:val="left"/>
-            </w:pPr>
-            <w:r>
-              <w:t xml:space="preserve">轻度</w:t>
-            </w:r>
-          </w:p>
-        </w:tc>
-        <w:tc>
-          <w:tcPr/>
-          <w:p>
-            <w:pPr>
-              <w:pStyle w:val="Compact"/>
-              <w:jc w:val="left"/>
-            </w:pPr>
-            <w:r>
-              <w:t xml:space="preserve">中度</w:t>
-            </w:r>
-          </w:p>
-        </w:tc>
-        <w:tc>
-          <w:tcPr/>
-          <w:p>
-            <w:pPr>
-              <w:pStyle w:val="Compact"/>
-              <w:jc w:val="left"/>
-            </w:pPr>
-            <w:r>
-              <w:t xml:space="preserve">致命</w:t>
-            </w:r>
-          </w:p>
-        </w:tc>
-      </w:tr>
-      <w:tr>
-        <w:tc>
-          <w:tcPr/>
-          <w:p>
-            <w:pPr>
-              <w:pStyle w:val="Compact"/>
-              <w:jc w:val="left"/>
-            </w:pPr>
-            <w:r>
-              <w:t xml:space="preserve">卡 1</w:t>
-            </w:r>
-          </w:p>
-        </w:tc>
-        <w:tc>
-          <w:tcPr/>
-          <w:p>
-            <w:pPr>
-              <w:pStyle w:val="Compact"/>
-              <w:jc w:val="left"/>
-            </w:pPr>
-            <w:r>
-              <w:t xml:space="preserve">实控人夫妻感情破裂</w:t>
-            </w:r>
-          </w:p>
-        </w:tc>
-        <w:tc>
-          <w:tcPr/>
-          <w:p>
-            <w:pPr>
-              <w:pStyle w:val="Compact"/>
-              <w:jc w:val="left"/>
-            </w:pPr>
-            <w:r>
-              <w:t xml:space="preserve">反馈问询</w:t>
-            </w:r>
-          </w:p>
-        </w:tc>
-        <w:tc>
-          <w:tcPr/>
-          <w:p>
-            <w:pPr>
-              <w:pStyle w:val="Compact"/>
-              <w:jc w:val="left"/>
-            </w:pPr>
-            <w:r>
-              <w:t xml:space="preserve">暂缓审议</w:t>
-            </w:r>
-          </w:p>
-        </w:tc>
-        <w:tc>
-          <w:tcPr/>
-          <w:p>
-            <w:pPr>
-              <w:pStyle w:val="Compact"/>
-              <w:jc w:val="left"/>
-            </w:pPr>
-            <w:r>
-              <w:t xml:space="preserve">否决（对标土豆网）</w:t>
-            </w:r>
-          </w:p>
-        </w:tc>
-      </w:tr>
-      <w:tr>
-        <w:tc>
-          <w:tcPr/>
-          <w:p>
-            <w:pPr>
-              <w:pStyle w:val="Compact"/>
-              <w:jc w:val="left"/>
-            </w:pPr>
-            <w:r>
-              <w:t xml:space="preserve">卡 2</w:t>
-            </w:r>
-          </w:p>
-        </w:tc>
-        <w:tc>
-          <w:tcPr/>
-          <w:p>
-            <w:pPr>
-              <w:pStyle w:val="Compact"/>
-              <w:jc w:val="left"/>
-            </w:pPr>
-            <w:r>
-              <w:t xml:space="preserve">关联方大额交易未披露</w:t>
-            </w:r>
-          </w:p>
-        </w:tc>
-        <w:tc>
-          <w:tcPr/>
-          <w:p>
-            <w:pPr>
-              <w:pStyle w:val="Compact"/>
-              <w:jc w:val="left"/>
-            </w:pPr>
-            <w:r>
-              <w:t xml:space="preserve">补充披露</w:t>
-            </w:r>
-          </w:p>
-        </w:tc>
-        <w:tc>
-          <w:tcPr/>
-          <w:p>
-            <w:pPr>
-              <w:pStyle w:val="Compact"/>
-              <w:jc w:val="left"/>
-            </w:pPr>
-            <w:r>
-              <w:t xml:space="preserve">撤回重报</w:t>
-            </w:r>
-          </w:p>
-        </w:tc>
-        <w:tc>
-          <w:tcPr/>
-          <w:p>
-            <w:pPr>
-              <w:pStyle w:val="Compact"/>
-              <w:jc w:val="left"/>
-            </w:pPr>
-            <w:r>
-              <w:t xml:space="preserve">否决（对标八马茶业）</w:t>
-            </w:r>
-          </w:p>
-        </w:tc>
-      </w:tr>
-      <w:tr>
-        <w:tc>
-          <w:tcPr/>
-          <w:p>
-            <w:pPr>
-              <w:pStyle w:val="Compact"/>
-              <w:jc w:val="left"/>
-            </w:pPr>
-            <w:r>
-              <w:t xml:space="preserve">卡 3</w:t>
-            </w:r>
-          </w:p>
-        </w:tc>
-        <w:tc>
-          <w:tcPr/>
-          <w:p>
-            <w:pPr>
-              <w:pStyle w:val="Compact"/>
-              <w:jc w:val="left"/>
-            </w:pPr>
-            <w:r>
-              <w:t xml:space="preserve">业务触及产业负面清单</w:t>
-            </w:r>
-          </w:p>
-        </w:tc>
-        <w:tc>
-          <w:tcPr/>
-          <w:p>
-            <w:pPr>
-              <w:pStyle w:val="Compact"/>
-              <w:jc w:val="left"/>
-            </w:pPr>
-            <w:r>
-              <w:t xml:space="preserve">剥离业务</w:t>
-            </w:r>
-          </w:p>
-        </w:tc>
-        <w:tc>
-          <w:tcPr/>
-          <w:p>
-            <w:pPr>
-              <w:pStyle w:val="Compact"/>
-              <w:jc w:val="left"/>
-            </w:pPr>
-            <w:r>
-              <w:t xml:space="preserve">暂停审核</w:t>
-            </w:r>
-          </w:p>
-        </w:tc>
-        <w:tc>
-          <w:tcPr/>
-          <w:p>
-            <w:pPr>
-              <w:pStyle w:val="Compact"/>
-              <w:jc w:val="left"/>
-            </w:pPr>
-            <w:r>
-              <w:t xml:space="preserve">否决（对标翊翔文化）</w:t>
-            </w:r>
-          </w:p>
-        </w:tc>
-      </w:tr>
-      <w:tr>
-        <w:tc>
-          <w:tcPr/>
-          <w:p>
-            <w:pPr>
-              <w:pStyle w:val="Compact"/>
-              <w:jc w:val="left"/>
-            </w:pPr>
-            <w:r>
-              <w:t xml:space="preserve">卡 4</w:t>
-            </w:r>
-          </w:p>
-        </w:tc>
-        <w:tc>
-          <w:tcPr/>
-          <w:p>
-            <w:pPr>
-              <w:pStyle w:val="Compact"/>
-              <w:jc w:val="left"/>
-            </w:pPr>
-            <w:r>
-              <w:t xml:space="preserve">造谣同行 / 财务造假</w:t>
-            </w:r>
-          </w:p>
-        </w:tc>
-        <w:tc>
-          <w:tcPr/>
-          <w:p>
-            <w:pPr>
-              <w:pStyle w:val="Compact"/>
-              <w:jc w:val="left"/>
-            </w:pPr>
-            <w:r>
-              <w:t xml:space="preserve">警示函</w:t>
-            </w:r>
-          </w:p>
-        </w:tc>
-        <w:tc>
-          <w:tcPr/>
-          <w:p>
-            <w:pPr>
-              <w:pStyle w:val="Compact"/>
-              <w:jc w:val="left"/>
-            </w:pPr>
-            <w:r>
-              <w:t xml:space="preserve">撤回并处罚</w:t>
-            </w:r>
-          </w:p>
-        </w:tc>
-        <w:tc>
-          <w:tcPr/>
-          <w:p>
-            <w:pPr>
-              <w:pStyle w:val="Compact"/>
-              <w:jc w:val="left"/>
-            </w:pPr>
-            <w:r>
-              <w:t xml:space="preserve">市场禁入（对标 Soul）</w:t>
-            </w:r>
-          </w:p>
-        </w:tc>
-      </w:tr>
-      <w:tr>
-        <w:tc>
-          <w:tcPr/>
-          <w:p>
-            <w:pPr>
-              <w:pStyle w:val="Compact"/>
-              <w:jc w:val="left"/>
-            </w:pPr>
-            <w:r>
-              <w:t xml:space="preserve">卡 5</w:t>
-            </w:r>
-          </w:p>
-        </w:tc>
-        <w:tc>
-          <w:tcPr/>
-          <w:p>
-            <w:pPr>
-              <w:pStyle w:val="Compact"/>
-              <w:jc w:val="left"/>
-            </w:pPr>
-            <w:r>
-              <w:t xml:space="preserve">核心经营数据无法印证</w:t>
-            </w:r>
-          </w:p>
-        </w:tc>
-        <w:tc>
-          <w:tcPr/>
-          <w:p>
-            <w:pPr>
-              <w:pStyle w:val="Compact"/>
-              <w:jc w:val="left"/>
-            </w:pPr>
-            <w:r>
-              <w:t xml:space="preserve">现场检查</w:t>
-            </w:r>
-          </w:p>
-        </w:tc>
-        <w:tc>
-          <w:tcPr/>
-          <w:p>
-            <w:pPr>
-              <w:pStyle w:val="Compact"/>
-              <w:jc w:val="left"/>
-            </w:pPr>
-            <w:r>
-              <w:t xml:space="preserve">中止审核</w:t>
-            </w:r>
-          </w:p>
-        </w:tc>
-        <w:tc>
-          <w:tcPr/>
-          <w:p>
-            <w:pPr>
-              <w:pStyle w:val="Compact"/>
-              <w:jc w:val="left"/>
-            </w:pPr>
-            <w:r>
-              <w:t xml:space="preserve">否决 + 追责保荐人</w:t>
-            </w:r>
-          </w:p>
-        </w:tc>
-      </w:tr>
-    </w:tbl>
-    <w:p>
-      <w:pPr>
-        <w:pStyle w:val="BodyText"/>
-      </w:pPr>
-      <w:r>
-        <w:t xml:space="preserve">推演过程中最有戏剧张力的一幕，往往发生在 A 组：预审员冷冷地问一句"贵司实控人夫妻近期是否稳定？"当学生尝试用"这是私事"回避时，教师亮出《证券法》第十九条与《IPO 审核问答》相关条款，把私事和公司控制权稳定的关系摆到台面上。等到 D 组被要求提交"每 8 人 1 位患者"数据的原始底稿时，气氛也会瞬间紧张。整个环节结束时，成功购买防御工具的小组顺利过会，未做任何风控的小组被判"撤回重报"。</w:t>
-      </w:r>
-    </w:p>
-    <w:p>
-      <w:pPr>
-        <w:pStyle w:val="BodyText"/>
-      </w:pPr>
-      <w:r>
-        <w:t xml:space="preserve">思政切入</w:t>
-      </w:r>
-      <w:r>
-        <w:t xml:space="preserve"> </w:t>
-      </w:r>
-      <w:r>
-        <w:t xml:space="preserve">教师在总结时留一个问题给学生：</w:t>
-      </w:r>
-      <w:r>
-        <w:rPr>
-          <w:iCs/>
-          <w:i/>
-        </w:rPr>
-        <w:t xml:space="preserve">"如果你是这家企业的保荐代表人，你愿不愿意在明知有瑕疵的材料上签字？"</w:t>
-      </w:r>
-      <w:r>
-        <w:t xml:space="preserve">让学生把"看门人"的选择拉到自己身上，理解注册制之下每一个签名都是一次职业生涯的下注，也可能是几万个投资者的血汗账。</w:t>
-      </w:r>
-    </w:p>
-    <w:bookmarkEnd w:id="47"/>
-    <w:bookmarkStart w:id="48" w:name="五升华归心给爸妈写一封关于打新的信"/>
-    <w:p>
-      <w:pPr>
-        <w:pStyle w:val="Heading3"/>
-      </w:pPr>
-      <w:r>
-        <w:t xml:space="preserve">（五）升华归心：给爸妈写一封关于打新的信</w:t>
-      </w:r>
-    </w:p>
-    <w:p>
-      <w:pPr>
-        <w:pStyle w:val="FirstParagraph"/>
-      </w:pPr>
-      <w:r>
-        <w:t xml:space="preserve">课堂进入最后一节。教师把话题从企业转到投资者：先展示三组公开数据——2023 年 A 股新股首日破发率约 20%，港股新股首日破发率长期 40%–50%，科创板打新中签率 0.03%–0.05%。然后请学生做一个"打新真相连连看"抢答（如表 4），把八种打新情境和对应结果快速匹配，通过密集互动巩固市盈率法、询价法、破发机制等知识点。</w:t>
-      </w:r>
-    </w:p>
-    <w:p>
-      <w:pPr>
-        <w:pStyle w:val="BodyText"/>
-      </w:pPr>
-      <w:r>
-        <w:t xml:space="preserve">表 4  打新真相随堂盲测匹配表</w:t>
-      </w:r>
-    </w:p>
-    <w:tbl>
-      <w:tblPr>
-        <w:tblStyle w:val="Table"/>
-        <w:tblW w:type="auto" w:w="0"/>
-        <w:tblLook w:firstRow="1" w:lastRow="0" w:firstColumn="0" w:lastColumn="0" w:noHBand="0" w:noVBand="0" w:val="0020"/>
-        <w:jc w:val="start"/>
-      </w:tblPr>
-      <w:tblGrid>
-        <w:gridCol w:w="3960"/>
-        <w:gridCol w:w="3960"/>
-      </w:tblGrid>
-      <w:tr>
-        <w:trPr>
-          <w:tblHeader w:val="true"/>
-        </w:trPr>
-        <w:tc>
-          <w:tcPr/>
-          <w:p>
-            <w:pPr>
-              <w:pStyle w:val="Compact"/>
-              <w:jc w:val="left"/>
-            </w:pPr>
-            <w:r>
-              <w:t xml:space="preserve">左栏：打新情境</w:t>
-            </w:r>
-          </w:p>
-        </w:tc>
-        <w:tc>
-          <w:tcPr/>
-          <w:p>
-            <w:pPr>
-              <w:pStyle w:val="Compact"/>
-              <w:jc w:val="left"/>
-            </w:pPr>
-            <w:r>
-              <w:t xml:space="preserve">右栏：结果预判</w:t>
-            </w:r>
-          </w:p>
-        </w:tc>
-      </w:tr>
-      <w:tr>
-        <w:tc>
-          <w:tcPr/>
-          <w:p>
-            <w:pPr>
-              <w:pStyle w:val="Compact"/>
-              <w:jc w:val="left"/>
-            </w:pPr>
-            <w:r>
-              <w:t xml:space="preserve">1. 顶流赛道 · 询价上限 · 机构抢筹</w:t>
-            </w:r>
-          </w:p>
-        </w:tc>
-        <w:tc>
-          <w:tcPr/>
-          <w:p>
-            <w:pPr>
-              <w:pStyle w:val="Compact"/>
-              <w:jc w:val="left"/>
-            </w:pPr>
-            <w:r>
-              <w:t xml:space="preserve">A. 首日破发概率高，看似"香"实则"贵"</w:t>
-            </w:r>
-          </w:p>
-        </w:tc>
-      </w:tr>
-      <w:tr>
-        <w:tc>
-          <w:tcPr/>
-          <w:p>
-            <w:pPr>
-              <w:pStyle w:val="Compact"/>
-              <w:jc w:val="left"/>
-            </w:pPr>
-            <w:r>
-              <w:t xml:space="preserve">2. 硬科技未盈利企业 · 五套标准之一</w:t>
-            </w:r>
-          </w:p>
-        </w:tc>
-        <w:tc>
-          <w:tcPr/>
-          <w:p>
-            <w:pPr>
-              <w:pStyle w:val="Compact"/>
-              <w:jc w:val="left"/>
-            </w:pPr>
-            <w:r>
-              <w:t xml:space="preserve">B. 估值博弈激烈，需回到基本面</w:t>
-            </w:r>
-          </w:p>
-        </w:tc>
-      </w:tr>
-      <w:tr>
-        <w:tc>
-          <w:tcPr/>
-          <w:p>
-            <w:pPr>
-              <w:pStyle w:val="Compact"/>
-              <w:jc w:val="left"/>
-            </w:pPr>
-            <w:r>
-              <w:t xml:space="preserve">3. 港股中概回归 · 老股东套现</w:t>
-            </w:r>
-          </w:p>
-        </w:tc>
-        <w:tc>
-          <w:tcPr/>
-          <w:p>
-            <w:pPr>
-              <w:pStyle w:val="Compact"/>
-              <w:jc w:val="left"/>
-            </w:pPr>
-            <w:r>
-              <w:t xml:space="preserve">C. 破发概率较高，警惕接盘</w:t>
-            </w:r>
-          </w:p>
-        </w:tc>
-      </w:tr>
-      <w:tr>
-        <w:tc>
-          <w:tcPr/>
-          <w:p>
-            <w:pPr>
-              <w:pStyle w:val="Compact"/>
-              <w:jc w:val="left"/>
-            </w:pPr>
-            <w:r>
-              <w:t xml:space="preserve">4. 北交所"专精特新"小巨人</w:t>
-            </w:r>
-          </w:p>
-        </w:tc>
-        <w:tc>
-          <w:tcPr/>
-          <w:p>
-            <w:pPr>
-              <w:pStyle w:val="Compact"/>
-              <w:jc w:val="left"/>
-            </w:pPr>
-            <w:r>
-              <w:t xml:space="preserve">D. 流动性折价，需长期视角</w:t>
-            </w:r>
-          </w:p>
-        </w:tc>
-      </w:tr>
-      <w:tr>
-        <w:tc>
-          <w:tcPr/>
-          <w:p>
-            <w:pPr>
-              <w:pStyle w:val="Compact"/>
-              <w:jc w:val="left"/>
-            </w:pPr>
-            <w:r>
-              <w:t xml:space="preserve">5. 主板大盘蓝筹 · 询价合理</w:t>
-            </w:r>
-          </w:p>
-        </w:tc>
-        <w:tc>
-          <w:tcPr/>
-          <w:p>
-            <w:pPr>
-              <w:pStyle w:val="Compact"/>
-              <w:jc w:val="left"/>
-            </w:pPr>
-            <w:r>
-              <w:t xml:space="preserve">E. 稳健收益，中签率极低</w:t>
-            </w:r>
-          </w:p>
-        </w:tc>
-      </w:tr>
-      <w:tr>
-        <w:tc>
-          <w:tcPr/>
-          <w:p>
-            <w:pPr>
-              <w:pStyle w:val="Compact"/>
-              <w:jc w:val="left"/>
-            </w:pPr>
-            <w:r>
-              <w:t xml:space="preserve">6. 发行价明显高于行业平均市盈率</w:t>
-            </w:r>
-          </w:p>
-        </w:tc>
-        <w:tc>
-          <w:tcPr/>
-          <w:p>
-            <w:pPr>
-              <w:pStyle w:val="Compact"/>
-              <w:jc w:val="left"/>
-            </w:pPr>
-            <w:r>
-              <w:t xml:space="preserve">F. 破发高风险，理性回避</w:t>
-            </w:r>
-          </w:p>
-        </w:tc>
-      </w:tr>
-      <w:tr>
-        <w:tc>
-          <w:tcPr/>
-          <w:p>
-            <w:pPr>
-              <w:pStyle w:val="Compact"/>
-              <w:jc w:val="left"/>
-            </w:pPr>
-            <w:r>
-              <w:t xml:space="preserve">7. 荷兰式招标 vs 美国式招标</w:t>
-            </w:r>
-          </w:p>
-        </w:tc>
-        <w:tc>
-          <w:tcPr/>
-          <w:p>
-            <w:pPr>
-              <w:pStyle w:val="Compact"/>
-              <w:jc w:val="left"/>
-            </w:pPr>
-            <w:r>
-              <w:t xml:space="preserve">G. 单一价格 vs 多重价格</w:t>
-            </w:r>
-          </w:p>
-        </w:tc>
-      </w:tr>
-      <w:tr>
-        <w:tc>
-          <w:tcPr/>
-          <w:p>
-            <w:pPr>
-              <w:pStyle w:val="Compact"/>
-              <w:jc w:val="left"/>
-            </w:pPr>
-            <w:r>
-              <w:t xml:space="preserve">8. 战略配售锁定期届满</w:t>
-            </w:r>
-          </w:p>
-        </w:tc>
-        <w:tc>
-          <w:tcPr/>
-          <w:p>
-            <w:pPr>
-              <w:pStyle w:val="Compact"/>
-              <w:jc w:val="left"/>
-            </w:pPr>
-            <w:r>
-              <w:t xml:space="preserve">H. 潜在减持压力，注意二级冲击</w:t>
-            </w:r>
-          </w:p>
-        </w:tc>
-      </w:tr>
-    </w:tbl>
-    <w:p>
-      <w:pPr>
-        <w:pStyle w:val="BodyText"/>
-      </w:pPr>
-      <w:r>
-        <w:t xml:space="preserve">课后延展任务：</w:t>
-      </w:r>
-      <w:r>
-        <w:rPr>
-          <w:iCs/>
-          <w:i/>
-        </w:rPr>
-        <w:t xml:space="preserve">"给你的爸爸妈妈，或者任何一位不在金融行业的家人，写一封 800 字的信，说清楚三件事——什么样的新股值得打、什么样的新股要理性回避、为什么规则常识比小道消息更值钱。"</w:t>
-      </w:r>
-      <w:r>
-        <w:t xml:space="preserve">信件上传后，学习通 AI 助教会扮演一位听信"股神小道消息"的家长进行反问，从"专业严谨度"和"金融为民度"两个维度打分。</w:t>
-      </w:r>
-    </w:p>
-    <w:p>
-      <w:pPr>
-        <w:pStyle w:val="BodyText"/>
-      </w:pPr>
-      <w:r>
-        <w:t xml:space="preserve">思政切入</w:t>
-      </w:r>
-      <w:r>
-        <w:t xml:space="preserve"> </w:t>
-      </w:r>
-      <w:r>
-        <w:t xml:space="preserve">从"给客户做方案"切换到"给家人写信"，只是身份的一小步，却是价值观的一大步。写信的过程往往让学生第一次意识到：所学的这门专业，不只是用来算收益率的，也是可以保护一个普通家庭不掉进陷阱的。</w:t>
-      </w:r>
-    </w:p>
-    <w:bookmarkEnd w:id="48"/>
-    <w:bookmarkEnd w:id="49"/>
-    <w:bookmarkStart w:id="50" w:name="六教学成效与评价"/>
-    <w:p>
-      <w:pPr>
-        <w:pStyle w:val="Heading2"/>
-      </w:pPr>
-      <w:r>
-        <w:t xml:space="preserve">六、教学成效与评价</w:t>
-      </w:r>
-    </w:p>
-    <w:p>
-      <w:pPr>
-        <w:pStyle w:val="FirstParagraph"/>
-      </w:pPr>
-      <w:r>
-        <w:t xml:space="preserve">案例的教学效果通过课堂参与情况、任务作品质量与学生反馈综合评估。评价重点不放在"学生记住了几个知识点"，而放在三件事上：能否用《证券法》和审核规则解释一件真实资本事件；能否为一家有缺陷的企业设计合规的改进方案；能否用平实的语言把打新风险讲给非专业的家人听。以此判断学生是否真的把知识、能力、价值观拧成了一股绳。</w:t>
-      </w:r>
-    </w:p>
-    <w:p>
-      <w:pPr>
-        <w:pStyle w:val="BodyText"/>
-      </w:pPr>
-      <w:r>
-        <w:t xml:space="preserve">表 5  课程目标达成评价矩阵</w:t>
       </w:r>
     </w:p>
     <w:tbl>
@@ -2510,9 +1075,10 @@
         <w:jc w:val="start"/>
       </w:tblPr>
       <w:tblGrid>
-        <w:gridCol w:w="2640"/>
-        <w:gridCol w:w="2640"/>
-        <w:gridCol w:w="2640"/>
+        <w:gridCol w:w="950"/>
+        <w:gridCol w:w="1584"/>
+        <w:gridCol w:w="2851"/>
+        <w:gridCol w:w="2534"/>
       </w:tblGrid>
       <w:tr>
         <w:trPr>
@@ -2526,31 +1092,43 @@
               <w:jc w:val="left"/>
             </w:pPr>
             <w:r>
-              <w:t xml:space="preserve">目标维度</w:t>
-            </w:r>
-          </w:p>
-        </w:tc>
-        <w:tc>
-          <w:tcPr/>
-          <w:p>
-            <w:pPr>
-              <w:pStyle w:val="Compact"/>
-              <w:jc w:val="left"/>
-            </w:pPr>
-            <w:r>
-              <w:t xml:space="preserve">评价方式与环节</w:t>
-            </w:r>
-          </w:p>
-        </w:tc>
-        <w:tc>
-          <w:tcPr/>
-          <w:p>
-            <w:pPr>
-              <w:pStyle w:val="Compact"/>
-              <w:jc w:val="left"/>
-            </w:pPr>
-            <w:r>
-              <w:t xml:space="preserve">评价观测点</w:t>
+              <w:t xml:space="preserve">板块</w:t>
+            </w:r>
+          </w:p>
+        </w:tc>
+        <w:tc>
+          <w:tcPr/>
+          <w:p>
+            <w:pPr>
+              <w:pStyle w:val="Compact"/>
+              <w:jc w:val="left"/>
+            </w:pPr>
+            <w:r>
+              <w:t xml:space="preserve">定位</w:t>
+            </w:r>
+          </w:p>
+        </w:tc>
+        <w:tc>
+          <w:tcPr/>
+          <w:p>
+            <w:pPr>
+              <w:pStyle w:val="Compact"/>
+              <w:jc w:val="left"/>
+            </w:pPr>
+            <w:r>
+              <w:t xml:space="preserve">核心量化门槛（示意）</w:t>
+            </w:r>
+          </w:p>
+        </w:tc>
+        <w:tc>
+          <w:tcPr/>
+          <w:p>
+            <w:pPr>
+              <w:pStyle w:val="Compact"/>
+              <w:jc w:val="left"/>
+            </w:pPr>
+            <w:r>
+              <w:t xml:space="preserve">对应的国家产业序列</w:t>
             </w:r>
           </w:p>
         </w:tc>
@@ -2558,6 +1136,1876 @@
       <w:tr>
         <w:tc>
           <w:tcPr/>
+          <w:p>
+            <w:pPr>
+              <w:pStyle w:val="Compact"/>
+              <w:jc w:val="left"/>
+            </w:pPr>
+            <w:r>
+              <w:t xml:space="preserve">主板</w:t>
+            </w:r>
+          </w:p>
+        </w:tc>
+        <w:tc>
+          <w:tcPr/>
+          <w:p>
+            <w:pPr>
+              <w:pStyle w:val="Compact"/>
+              <w:jc w:val="left"/>
+            </w:pPr>
+            <w:r>
+              <w:t xml:space="preserve">大盘蓝筹、经营成熟稳定</w:t>
+            </w:r>
+          </w:p>
+        </w:tc>
+        <w:tc>
+          <w:tcPr/>
+          <w:p>
+            <w:pPr>
+              <w:pStyle w:val="Compact"/>
+              <w:jc w:val="left"/>
+            </w:pPr>
+            <w:r>
+              <w:t xml:space="preserve">最近三年净利润累计不低于 1.5 亿元等</w:t>
+            </w:r>
+          </w:p>
+        </w:tc>
+        <w:tc>
+          <w:tcPr/>
+          <w:p>
+            <w:pPr>
+              <w:pStyle w:val="Compact"/>
+              <w:jc w:val="left"/>
+            </w:pPr>
+            <w:r>
+              <w:t xml:space="preserve">国民经济支柱产业</w:t>
+            </w:r>
+          </w:p>
+        </w:tc>
+      </w:tr>
+      <w:tr>
+        <w:tc>
+          <w:tcPr/>
+          <w:p>
+            <w:pPr>
+              <w:pStyle w:val="Compact"/>
+              <w:jc w:val="left"/>
+            </w:pPr>
+            <w:r>
+              <w:t xml:space="preserve">科创板</w:t>
+            </w:r>
+          </w:p>
+        </w:tc>
+        <w:tc>
+          <w:tcPr/>
+          <w:p>
+            <w:pPr>
+              <w:pStyle w:val="Compact"/>
+              <w:jc w:val="left"/>
+            </w:pPr>
+            <w:r>
+              <w:t xml:space="preserve">硬科技、关键核心技术</w:t>
+            </w:r>
+          </w:p>
+        </w:tc>
+        <w:tc>
+          <w:tcPr/>
+          <w:p>
+            <w:pPr>
+              <w:pStyle w:val="Compact"/>
+              <w:jc w:val="left"/>
+            </w:pPr>
+            <w:r>
+              <w:t xml:space="preserve">五套标准择一，允许未盈利企业上市</w:t>
+            </w:r>
+          </w:p>
+        </w:tc>
+        <w:tc>
+          <w:tcPr/>
+          <w:p>
+            <w:pPr>
+              <w:pStyle w:val="Compact"/>
+              <w:jc w:val="left"/>
+            </w:pPr>
+            <w:r>
+              <w:t xml:space="preserve">关键核心技术攻关</w:t>
+            </w:r>
+          </w:p>
+        </w:tc>
+      </w:tr>
+      <w:tr>
+        <w:tc>
+          <w:tcPr/>
+          <w:p>
+            <w:pPr>
+              <w:pStyle w:val="Compact"/>
+              <w:jc w:val="left"/>
+            </w:pPr>
+            <w:r>
+              <w:t xml:space="preserve">创业板</w:t>
+            </w:r>
+          </w:p>
+        </w:tc>
+        <w:tc>
+          <w:tcPr/>
+          <w:p>
+            <w:pPr>
+              <w:pStyle w:val="Compact"/>
+              <w:jc w:val="left"/>
+            </w:pPr>
+            <w:r>
+              <w:t xml:space="preserve">成长型创新创业企业</w:t>
+            </w:r>
+          </w:p>
+        </w:tc>
+        <w:tc>
+          <w:tcPr/>
+          <w:p>
+            <w:pPr>
+              <w:pStyle w:val="Compact"/>
+              <w:jc w:val="left"/>
+            </w:pPr>
+            <w:r>
+              <w:t xml:space="preserve">最近两年净利润累计不低于 5000 万元等</w:t>
+            </w:r>
+          </w:p>
+        </w:tc>
+        <w:tc>
+          <w:tcPr/>
+          <w:p>
+            <w:pPr>
+              <w:pStyle w:val="Compact"/>
+              <w:jc w:val="left"/>
+            </w:pPr>
+            <w:r>
+              <w:t xml:space="preserve">创新驱动与新兴产业</w:t>
+            </w:r>
+          </w:p>
+        </w:tc>
+      </w:tr>
+      <w:tr>
+        <w:tc>
+          <w:tcPr/>
+          <w:p>
+            <w:pPr>
+              <w:pStyle w:val="Compact"/>
+              <w:jc w:val="left"/>
+            </w:pPr>
+            <w:r>
+              <w:t xml:space="preserve">北交所</w:t>
+            </w:r>
+          </w:p>
+        </w:tc>
+        <w:tc>
+          <w:tcPr/>
+          <w:p>
+            <w:pPr>
+              <w:pStyle w:val="Compact"/>
+              <w:jc w:val="left"/>
+            </w:pPr>
+            <w:r>
+              <w:t xml:space="preserve">创新型中小企业</w:t>
+            </w:r>
+          </w:p>
+        </w:tc>
+        <w:tc>
+          <w:tcPr/>
+          <w:p>
+            <w:pPr>
+              <w:pStyle w:val="Compact"/>
+              <w:jc w:val="left"/>
+            </w:pPr>
+            <w:r>
+              <w:t xml:space="preserve">市值与财务、研发组合四套标准</w:t>
+            </w:r>
+          </w:p>
+        </w:tc>
+        <w:tc>
+          <w:tcPr/>
+          <w:p>
+            <w:pPr>
+              <w:pStyle w:val="Compact"/>
+              <w:jc w:val="left"/>
+            </w:pPr>
+            <w:r>
+              <w:t xml:space="preserve">专精特新中小企业</w:t>
+            </w:r>
+          </w:p>
+        </w:tc>
+      </w:tr>
+      <w:tr>
+        <w:tc>
+          <w:tcPr/>
+          <w:p>
+            <w:pPr>
+              <w:pStyle w:val="Compact"/>
+              <w:jc w:val="left"/>
+            </w:pPr>
+            <w:r>
+              <w:t xml:space="preserve">港股主板</w:t>
+            </w:r>
+          </w:p>
+        </w:tc>
+        <w:tc>
+          <w:tcPr/>
+          <w:p>
+            <w:pPr>
+              <w:pStyle w:val="Compact"/>
+              <w:jc w:val="left"/>
+            </w:pPr>
+            <w:r>
+              <w:t xml:space="preserve">国际化、行业多元</w:t>
+            </w:r>
+          </w:p>
+        </w:tc>
+        <w:tc>
+          <w:tcPr/>
+          <w:p>
+            <w:pPr>
+              <w:pStyle w:val="Compact"/>
+              <w:jc w:val="left"/>
+            </w:pPr>
+            <w:r>
+              <w:t xml:space="preserve">盈利、市值收入、市值收入现金流三项测试</w:t>
+            </w:r>
+          </w:p>
+        </w:tc>
+        <w:tc>
+          <w:tcPr/>
+          <w:p>
+            <w:pPr>
+              <w:pStyle w:val="Compact"/>
+              <w:jc w:val="left"/>
+            </w:pPr>
+            <w:r>
+              <w:t xml:space="preserve">跨境资本配置与开放</w:t>
+            </w:r>
+          </w:p>
+        </w:tc>
+      </w:tr>
+    </w:tbl>
+    <w:p>
+      <w:pPr>
+        <w:pStyle w:val="BodyText"/>
+      </w:pPr>
+      <w:r>
+        <w:t xml:space="preserve">表 2  Soulmate AI 主要财务数据（案例设定）</w:t>
+      </w:r>
+    </w:p>
+    <w:tbl>
+      <w:tblPr>
+        <w:tblStyle w:val="Table"/>
+        <w:tblW w:type="pct" w:w="5000"/>
+        <w:tblLook w:firstRow="1" w:lastRow="0" w:firstColumn="0" w:lastColumn="0" w:noHBand="0" w:noVBand="0" w:val="0020"/>
+        <w:jc w:val="start"/>
+      </w:tblPr>
+      <w:tblGrid>
+        <w:gridCol w:w="2692"/>
+        <w:gridCol w:w="1742"/>
+        <w:gridCol w:w="1742"/>
+        <w:gridCol w:w="1742"/>
+      </w:tblGrid>
+      <w:tr>
+        <w:trPr>
+          <w:tblHeader w:val="true"/>
+        </w:trPr>
+        <w:tc>
+          <w:tcPr/>
+          <w:p>
+            <w:pPr>
+              <w:pStyle w:val="Compact"/>
+              <w:jc w:val="left"/>
+            </w:pPr>
+            <w:r>
+              <w:t xml:space="preserve">项目</w:t>
+            </w:r>
+          </w:p>
+        </w:tc>
+        <w:tc>
+          <w:tcPr/>
+          <w:p>
+            <w:pPr>
+              <w:pStyle w:val="Compact"/>
+              <w:jc w:val="left"/>
+            </w:pPr>
+            <w:r>
+              <w:t xml:space="preserve">2023 年</w:t>
+            </w:r>
+          </w:p>
+        </w:tc>
+        <w:tc>
+          <w:tcPr/>
+          <w:p>
+            <w:pPr>
+              <w:pStyle w:val="Compact"/>
+              <w:jc w:val="left"/>
+            </w:pPr>
+            <w:r>
+              <w:t xml:space="preserve">2024 年</w:t>
+            </w:r>
+          </w:p>
+        </w:tc>
+        <w:tc>
+          <w:tcPr/>
+          <w:p>
+            <w:pPr>
+              <w:pStyle w:val="Compact"/>
+              <w:jc w:val="left"/>
+            </w:pPr>
+            <w:r>
+              <w:t xml:space="preserve">2025 年</w:t>
+            </w:r>
+          </w:p>
+        </w:tc>
+      </w:tr>
+      <w:tr>
+        <w:tc>
+          <w:tcPr/>
+          <w:p>
+            <w:pPr>
+              <w:pStyle w:val="Compact"/>
+              <w:jc w:val="left"/>
+            </w:pPr>
+            <w:r>
+              <w:t xml:space="preserve">营业收入（万元）</w:t>
+            </w:r>
+          </w:p>
+        </w:tc>
+        <w:tc>
+          <w:tcPr/>
+          <w:p>
+            <w:pPr>
+              <w:pStyle w:val="Compact"/>
+              <w:jc w:val="left"/>
+            </w:pPr>
+            <w:r>
+              <w:t xml:space="preserve">8,600</w:t>
+            </w:r>
+          </w:p>
+        </w:tc>
+        <w:tc>
+          <w:tcPr/>
+          <w:p>
+            <w:pPr>
+              <w:pStyle w:val="Compact"/>
+              <w:jc w:val="left"/>
+            </w:pPr>
+            <w:r>
+              <w:t xml:space="preserve">21,400</w:t>
+            </w:r>
+          </w:p>
+        </w:tc>
+        <w:tc>
+          <w:tcPr/>
+          <w:p>
+            <w:pPr>
+              <w:pStyle w:val="Compact"/>
+              <w:jc w:val="left"/>
+            </w:pPr>
+            <w:r>
+              <w:t xml:space="preserve">46,800</w:t>
+            </w:r>
+          </w:p>
+        </w:tc>
+      </w:tr>
+      <w:tr>
+        <w:tc>
+          <w:tcPr/>
+          <w:p>
+            <w:pPr>
+              <w:pStyle w:val="Compact"/>
+              <w:jc w:val="left"/>
+            </w:pPr>
+            <w:r>
+              <w:t xml:space="preserve">净利润（万元）</w:t>
+            </w:r>
+          </w:p>
+        </w:tc>
+        <w:tc>
+          <w:tcPr/>
+          <w:p>
+            <w:pPr>
+              <w:pStyle w:val="Compact"/>
+              <w:jc w:val="left"/>
+            </w:pPr>
+            <w:r>
+              <w:t xml:space="preserve">-12,300</w:t>
+            </w:r>
+          </w:p>
+        </w:tc>
+        <w:tc>
+          <w:tcPr/>
+          <w:p>
+            <w:pPr>
+              <w:pStyle w:val="Compact"/>
+              <w:jc w:val="left"/>
+            </w:pPr>
+            <w:r>
+              <w:t xml:space="preserve">-7,800</w:t>
+            </w:r>
+          </w:p>
+        </w:tc>
+        <w:tc>
+          <w:tcPr/>
+          <w:p>
+            <w:pPr>
+              <w:pStyle w:val="Compact"/>
+              <w:jc w:val="left"/>
+            </w:pPr>
+            <w:r>
+              <w:t xml:space="preserve">-2,100</w:t>
+            </w:r>
+          </w:p>
+        </w:tc>
+      </w:tr>
+      <w:tr>
+        <w:tc>
+          <w:tcPr/>
+          <w:p>
+            <w:pPr>
+              <w:pStyle w:val="Compact"/>
+              <w:jc w:val="left"/>
+            </w:pPr>
+            <w:r>
+              <w:t xml:space="preserve">研发投入（万元）</w:t>
+            </w:r>
+          </w:p>
+        </w:tc>
+        <w:tc>
+          <w:tcPr/>
+          <w:p>
+            <w:pPr>
+              <w:pStyle w:val="Compact"/>
+              <w:jc w:val="left"/>
+            </w:pPr>
+            <w:r>
+              <w:t xml:space="preserve">9,500</w:t>
+            </w:r>
+          </w:p>
+        </w:tc>
+        <w:tc>
+          <w:tcPr/>
+          <w:p>
+            <w:pPr>
+              <w:pStyle w:val="Compact"/>
+              <w:jc w:val="left"/>
+            </w:pPr>
+            <w:r>
+              <w:t xml:space="preserve">16,200</w:t>
+            </w:r>
+          </w:p>
+        </w:tc>
+        <w:tc>
+          <w:tcPr/>
+          <w:p>
+            <w:pPr>
+              <w:pStyle w:val="Compact"/>
+              <w:jc w:val="left"/>
+            </w:pPr>
+            <w:r>
+              <w:t xml:space="preserve">28,400</w:t>
+            </w:r>
+          </w:p>
+        </w:tc>
+      </w:tr>
+      <w:tr>
+        <w:tc>
+          <w:tcPr/>
+          <w:p>
+            <w:pPr>
+              <w:pStyle w:val="Compact"/>
+              <w:jc w:val="left"/>
+            </w:pPr>
+            <w:r>
+              <w:t xml:space="preserve">研发投入占营业收入比例</w:t>
+            </w:r>
+          </w:p>
+        </w:tc>
+        <w:tc>
+          <w:tcPr/>
+          <w:p>
+            <w:pPr>
+              <w:pStyle w:val="Compact"/>
+              <w:jc w:val="left"/>
+            </w:pPr>
+            <w:r>
+              <w:t xml:space="preserve">110.47%</w:t>
+            </w:r>
+          </w:p>
+        </w:tc>
+        <w:tc>
+          <w:tcPr/>
+          <w:p>
+            <w:pPr>
+              <w:pStyle w:val="Compact"/>
+              <w:jc w:val="left"/>
+            </w:pPr>
+            <w:r>
+              <w:t xml:space="preserve">75.70%</w:t>
+            </w:r>
+          </w:p>
+        </w:tc>
+        <w:tc>
+          <w:tcPr/>
+          <w:p>
+            <w:pPr>
+              <w:pStyle w:val="Compact"/>
+              <w:jc w:val="left"/>
+            </w:pPr>
+            <w:r>
+              <w:t xml:space="preserve">60.68%</w:t>
+            </w:r>
+          </w:p>
+        </w:tc>
+      </w:tr>
+      <w:tr>
+        <w:tc>
+          <w:tcPr/>
+          <w:p>
+            <w:pPr>
+              <w:pStyle w:val="Compact"/>
+              <w:jc w:val="left"/>
+            </w:pPr>
+            <w:r>
+              <w:t xml:space="preserve">经营活动现金流量净额（万元）</w:t>
+            </w:r>
+          </w:p>
+        </w:tc>
+        <w:tc>
+          <w:tcPr/>
+          <w:p>
+            <w:pPr>
+              <w:pStyle w:val="Compact"/>
+              <w:jc w:val="left"/>
+            </w:pPr>
+            <w:r>
+              <w:t xml:space="preserve">-9,800</w:t>
+            </w:r>
+          </w:p>
+        </w:tc>
+        <w:tc>
+          <w:tcPr/>
+          <w:p>
+            <w:pPr>
+              <w:pStyle w:val="Compact"/>
+              <w:jc w:val="left"/>
+            </w:pPr>
+            <w:r>
+              <w:t xml:space="preserve">-5,200</w:t>
+            </w:r>
+          </w:p>
+        </w:tc>
+        <w:tc>
+          <w:tcPr/>
+          <w:p>
+            <w:pPr>
+              <w:pStyle w:val="Compact"/>
+              <w:jc w:val="left"/>
+            </w:pPr>
+            <w:r>
+              <w:t xml:space="preserve">1,400</w:t>
+            </w:r>
+          </w:p>
+        </w:tc>
+      </w:tr>
+      <w:tr>
+        <w:tc>
+          <w:tcPr/>
+          <w:p>
+            <w:pPr>
+              <w:pStyle w:val="Compact"/>
+              <w:jc w:val="left"/>
+            </w:pPr>
+            <w:r>
+              <w:t xml:space="preserve">预计发行后市值（亿元）</w:t>
+            </w:r>
+          </w:p>
+        </w:tc>
+        <w:tc>
+          <w:tcPr/>
+          <w:p>
+            <w:pPr>
+              <w:pStyle w:val="Compact"/>
+              <w:jc w:val="left"/>
+            </w:pPr>
+            <w:r>
+              <w:t xml:space="preserve">—</w:t>
+            </w:r>
+          </w:p>
+        </w:tc>
+        <w:tc>
+          <w:tcPr/>
+          <w:p>
+            <w:pPr>
+              <w:pStyle w:val="Compact"/>
+              <w:jc w:val="left"/>
+            </w:pPr>
+            <w:r>
+              <w:t xml:space="preserve">—</w:t>
+            </w:r>
+          </w:p>
+        </w:tc>
+        <w:tc>
+          <w:tcPr/>
+          <w:p>
+            <w:pPr>
+              <w:pStyle w:val="Compact"/>
+              <w:jc w:val="left"/>
+            </w:pPr>
+            <w:r>
+              <w:t xml:space="preserve">62</w:t>
+            </w:r>
+          </w:p>
+        </w:tc>
+      </w:tr>
+    </w:tbl>
+    <w:p>
+      <w:pPr>
+        <w:pStyle w:val="BodyText"/>
+      </w:pPr>
+      <w:r>
+        <w:t xml:space="preserve">注：三年研发投入合计 5.41 亿元，占三年营业收入合计 7.68 亿元的 70.44%；三年经营活动现金流量净额累计为负，第三套标准不适用。</w:t>
+      </w:r>
+    </w:p>
+    <w:p>
+      <w:pPr>
+        <w:pStyle w:val="BodyText"/>
+      </w:pPr>
+      <w:r>
+        <w:t xml:space="preserve">最后三分钟给出反例：2021 年 10 月，联想集团提交科创板上市申请后两个交易日即终止审核，其营业收入与资产规模远超科创板任何一套标准，但研发投入占营业收入比例不足 3%，硬科技属性难以支撑。教师追问一句：</w:t>
+      </w:r>
+      <w:r>
+        <w:rPr>
+          <w:iCs/>
+          <w:i/>
+        </w:rPr>
+        <w:t xml:space="preserve">"体量最大的申请人为什么进不了这个板块？"</w:t>
+      </w:r>
+    </w:p>
+    <w:p>
+      <w:pPr>
+        <w:pStyle w:val="BodyText"/>
+      </w:pPr>
+      <w:r>
+        <w:t xml:space="preserve">思政切入</w:t>
+      </w:r>
+      <w:r>
+        <w:t xml:space="preserve"> </w:t>
+      </w:r>
+      <w:r>
+        <w:t xml:space="preserve">板块结构是国家产业政策在资本市场上的制度投影。科创板对应关键核心技术攻关，创业板对应创新成长型企业，北交所对应专精特新中小企业。企业选择在哪个板块上市，实质是选择进入哪一条国家重点支持的产业序列。因此板块定位是实质性审核标准，不是形式上的行业分类；资本市场服务国家战略，在这里是一道可以逐条对表的准入条件。</w:t>
+      </w:r>
+    </w:p>
+    <w:bookmarkEnd w:id="46"/>
+    <w:bookmarkStart w:id="47" w:name="环节②-上哪个国家的市场10-分钟"/>
+    <w:p>
+      <w:pPr>
+        <w:pStyle w:val="Heading4"/>
+      </w:pPr>
+      <w:r>
+        <w:t xml:space="preserve">环节② 上哪个国家的市场（10 分钟）</w:t>
+      </w:r>
+    </w:p>
+    <w:p>
+      <w:pPr>
+        <w:pStyle w:val="FirstParagraph"/>
+      </w:pPr>
+      <w:r>
+        <w:t xml:space="preserve">教师给出三条事实：中芯国际 2019 年主动从纽约证券交易所退市，2020 年申报科创板，自受理至上市委审议通过仅用 19 天；滴滴出行 2021 年在美上市后即被启动网络安全审查，2022 年从纽约证券交易所退市，并因违法处理个人信息被处罚 80.26 亿元；2023 年 3 月 31 日《境内企业境外发行证券和上市管理试行办法》施行，境内企业境外上市全面纳入备案管理。</w:t>
+      </w:r>
+    </w:p>
+    <w:p>
+      <w:pPr>
+        <w:pStyle w:val="BodyText"/>
+      </w:pPr>
+      <w:r>
+        <w:t xml:space="preserve">随后把问题落回案例主体：</w:t>
+      </w:r>
+      <w:r>
+        <w:rPr>
+          <w:iCs/>
+          <w:i/>
+        </w:rPr>
+        <w:t xml:space="preserve">"Soulmate AI 的服务器里存着数百万用户最私密的对话记录。如果它选择境外上市，按照当地监管要求需要开放哪些底层数据？这些数据里，哪些属于公司，哪些属于用户，哪些关系国家安全？"</w:t>
+      </w:r>
+      <w:r>
+        <w:t xml:space="preserve">本环节不要求学生得出结论，只要求他们意识到这一维度的存在。</w:t>
+      </w:r>
+    </w:p>
+    <w:p>
+      <w:pPr>
+        <w:pStyle w:val="BodyText"/>
+      </w:pPr>
+      <w:r>
+        <w:t xml:space="preserve">思政切入</w:t>
+      </w:r>
+      <w:r>
+        <w:t xml:space="preserve"> </w:t>
+      </w:r>
+      <w:r>
+        <w:t xml:space="preserve">上市地的选择权属于企业，但数据和用户关系国家安全。同一份申报文件，在不同法域需要交付的内容不同、可被获取的范围不同，跨境上市因此不是一道融资成本的比价题。境外上市备案管理不是限制企业的融资自由，而是在企业跨境融资需求与国家数据安全、金融安全之间确立一条可执行的边界。金融开放必须与国家安全能力相适应，这是我国资本市场对外开放始终坚持的前提。</w:t>
+      </w:r>
+    </w:p>
+    <w:bookmarkEnd w:id="47"/>
+    <w:bookmarkEnd w:id="48"/>
+    <w:bookmarkStart w:id="51" w:name="四议题二-能不能上准入门槛与三道防线32-分钟"/>
+    <w:p>
+      <w:pPr>
+        <w:pStyle w:val="Heading3"/>
+      </w:pPr>
+      <w:r>
+        <w:t xml:space="preserve">（四）议题二　能不能上：准入门槛与三道防线（32 分钟）</w:t>
+      </w:r>
+    </w:p>
+    <w:bookmarkStart w:id="49" w:name="环节①-财务门槛与它的边界10-分钟"/>
+    <w:p>
+      <w:pPr>
+        <w:pStyle w:val="Heading4"/>
+      </w:pPr>
+      <w:r>
+        <w:t xml:space="preserve">环节① 财务门槛与它的边界（10 分钟）</w:t>
+      </w:r>
+    </w:p>
+    <w:p>
+      <w:pPr>
+        <w:pStyle w:val="FirstParagraph"/>
+      </w:pPr>
+      <w:r>
+        <w:t xml:space="preserve">学生对照主板、创业板、科创板的财务指标组合，对表 2 数据逐项核验，判断 Soulmate AI 在各板块的适用情况。教师顺势说明科创板允许未盈利企业上市的制度含义：当期亏损不等于不具备上市条件，研发投入强度、技术优势、市场空间同样是法定的判断依据。</w:t>
+      </w:r>
+    </w:p>
+    <w:p>
+      <w:pPr>
+        <w:pStyle w:val="BodyText"/>
+      </w:pPr>
+      <w:r>
+        <w:t xml:space="preserve">随后追加一问：</w:t>
+      </w:r>
+      <w:r>
+        <w:rPr>
+          <w:iCs/>
+          <w:i/>
+        </w:rPr>
+        <w:t xml:space="preserve">"这几项指标里，哪一项最容易被做出来？"</w:t>
+      </w:r>
+      <w:r>
+        <w:t xml:space="preserve">学生普遍指向营业收入。教师由此点出收入确认、关联交易、存货计价三个常见造假入口，并指出这三处同时也是审核问询和历次重大案件的集中地带。</w:t>
+      </w:r>
+    </w:p>
+    <w:p>
+      <w:pPr>
+        <w:pStyle w:val="BodyText"/>
+      </w:pPr>
+      <w:r>
+        <w:t xml:space="preserve">思政切入</w:t>
+      </w:r>
+      <w:r>
+        <w:t xml:space="preserve"> </w:t>
+      </w:r>
+      <w:r>
+        <w:t xml:space="preserve">财务指标是准入的客观标尺，也是失真风险最集中的地带。一套仅靠指标筛选的制度，筛出的可能是最善于做账的企业。这正是全面注册制以信息披露为核心的制度含义：审核的重点不是替市场判断企业好坏，而是确保企业交出的信息真实、准确、完整。门槛之后必须有防线，否则门槛本身就会失效。</w:t>
+      </w:r>
+    </w:p>
+    <w:bookmarkEnd w:id="49"/>
+    <w:bookmarkStart w:id="50" w:name="环节②-事前审核事中暂缓事后追责22-分钟"/>
+    <w:p>
+      <w:pPr>
+        <w:pStyle w:val="Heading4"/>
+      </w:pPr>
+      <w:r>
+        <w:t xml:space="preserve">环节② 事前审核、事中暂缓、事后追责（22 分钟）</w:t>
+      </w:r>
+    </w:p>
+    <w:p>
+      <w:pPr>
+        <w:pStyle w:val="FirstParagraph"/>
+      </w:pPr>
+      <w:r>
+        <w:t xml:space="preserve">教师给出三道防线的制度框架（表 3），每道防线配一组真实结果，由学生反推审核逻辑。</w:t>
+      </w:r>
+    </w:p>
+    <w:p>
+      <w:pPr>
+        <w:pStyle w:val="BodyText"/>
+      </w:pPr>
+      <w:r>
+        <w:t xml:space="preserve">表 3  三道防线与典型判例</w:t>
+      </w:r>
+    </w:p>
+    <w:tbl>
+      <w:tblPr>
+        <w:tblStyle w:val="Table"/>
+        <w:tblW w:type="pct" w:w="5000"/>
+        <w:tblLook w:firstRow="1" w:lastRow="0" w:firstColumn="0" w:lastColumn="0" w:noHBand="0" w:noVBand="0" w:val="0020"/>
+        <w:jc w:val="start"/>
+      </w:tblPr>
+      <w:tblGrid>
+        <w:gridCol w:w="871"/>
+        <w:gridCol w:w="1267"/>
+        <w:gridCol w:w="871"/>
+        <w:gridCol w:w="4910"/>
+      </w:tblGrid>
+      <w:tr>
+        <w:trPr>
+          <w:tblHeader w:val="true"/>
+        </w:trPr>
+        <w:tc>
+          <w:tcPr/>
+          <w:p>
+            <w:pPr>
+              <w:pStyle w:val="Compact"/>
+              <w:jc w:val="left"/>
+            </w:pPr>
+            <w:r>
+              <w:t xml:space="preserve">防线</w:t>
+            </w:r>
+          </w:p>
+        </w:tc>
+        <w:tc>
+          <w:tcPr/>
+          <w:p>
+            <w:pPr>
+              <w:pStyle w:val="Compact"/>
+              <w:jc w:val="left"/>
+            </w:pPr>
+            <w:r>
+              <w:t xml:space="preserve">制度环节</w:t>
+            </w:r>
+          </w:p>
+        </w:tc>
+        <w:tc>
+          <w:tcPr/>
+          <w:p>
+            <w:pPr>
+              <w:pStyle w:val="Compact"/>
+              <w:jc w:val="left"/>
+            </w:pPr>
+            <w:r>
+              <w:t xml:space="preserve">判例</w:t>
+            </w:r>
+          </w:p>
+        </w:tc>
+        <w:tc>
+          <w:tcPr/>
+          <w:p>
+            <w:pPr>
+              <w:pStyle w:val="Compact"/>
+              <w:jc w:val="left"/>
+            </w:pPr>
+            <w:r>
+              <w:t xml:space="preserve">结果与依据</w:t>
+            </w:r>
+          </w:p>
+        </w:tc>
+      </w:tr>
+      <w:tr>
+        <w:tc>
+          <w:tcPr>
+            <w:vMerge w:val="restart"/>
+          </w:tcPr>
+          <w:p>
+            <w:pPr>
+              <w:pStyle w:val="Compact"/>
+              <w:jc w:val="left"/>
+            </w:pPr>
+            <w:r>
+              <w:rPr>
+                <w:bCs/>
+                <w:b/>
+              </w:rPr>
+              <w:t xml:space="preserve">事前审核</w:t>
+            </w:r>
+          </w:p>
+        </w:tc>
+        <w:tc>
+          <w:tcPr>
+            <w:vMerge w:val="restart"/>
+          </w:tcPr>
+          <w:p>
+            <w:pPr>
+              <w:pStyle w:val="Compact"/>
+              <w:jc w:val="left"/>
+            </w:pPr>
+            <w:r>
+              <w:t xml:space="preserve">发行上市审核与注册</w:t>
+            </w:r>
+          </w:p>
+        </w:tc>
+        <w:tc>
+          <w:tcPr/>
+          <w:p>
+            <w:pPr>
+              <w:pStyle w:val="Compact"/>
+              <w:jc w:val="left"/>
+            </w:pPr>
+            <w:r>
+              <w:t xml:space="preserve">思尔芯</w:t>
+            </w:r>
+          </w:p>
+        </w:tc>
+        <w:tc>
+          <w:tcPr/>
+          <w:p>
+            <w:pPr>
+              <w:pStyle w:val="Compact"/>
+              <w:jc w:val="left"/>
+            </w:pPr>
+            <w:r>
+              <w:t xml:space="preserve">2021 年申报科创板，2022 年撤回；2024 年 2 月被认定在申报阶段虚增营业收入，罚没款合计 1650 万元，相关责任人被采取市场禁入等措施。撤回申请不豁免申报责任。</w:t>
+            </w:r>
+          </w:p>
+        </w:tc>
+      </w:tr>
+      <w:tr>
+        <w:tc>
+          <w:tcPr>
+            <w:gridSpan w:val="1"/>
+            <w:vMerge w:val="continue"/>
+          </w:tcPr>
+          <w:p>
+            <w:pPr/>
+          </w:p>
+        </w:tc>
+        <w:tc>
+          <w:tcPr>
+            <w:gridSpan w:val="1"/>
+            <w:vMerge w:val="continue"/>
+          </w:tcPr>
+          <w:p>
+            <w:pPr/>
+          </w:p>
+        </w:tc>
+        <w:tc>
+          <w:tcPr/>
+          <w:p>
+            <w:pPr>
+              <w:pStyle w:val="Compact"/>
+              <w:jc w:val="left"/>
+            </w:pPr>
+            <w:r>
+              <w:t xml:space="preserve">Soul</w:t>
+            </w:r>
+          </w:p>
+        </w:tc>
+        <w:tc>
+          <w:tcPr/>
+          <w:p>
+            <w:pPr>
+              <w:pStyle w:val="Compact"/>
+              <w:jc w:val="left"/>
+            </w:pPr>
+            <w:r>
+              <w:t xml:space="preserve">2021 年，员工为打击竞争对手自行上传违规内容后向监管部门举报，相关人员被追究刑事责任，公司赴美上市计划随之中止。管理层诚信与内部治理构成实质性判断依据。</w:t>
+            </w:r>
+          </w:p>
+        </w:tc>
+      </w:tr>
+      <w:tr>
+        <w:tc>
+          <w:tcPr/>
+          <w:p>
+            <w:pPr>
+              <w:pStyle w:val="Compact"/>
+              <w:jc w:val="left"/>
+            </w:pPr>
+            <w:r>
+              <w:rPr>
+                <w:bCs/>
+                <w:b/>
+              </w:rPr>
+              <w:t xml:space="preserve">事中暂缓</w:t>
+            </w:r>
+          </w:p>
+        </w:tc>
+        <w:tc>
+          <w:tcPr/>
+          <w:p>
+            <w:pPr>
+              <w:pStyle w:val="Compact"/>
+              <w:jc w:val="left"/>
+            </w:pPr>
+            <w:r>
+              <w:t xml:space="preserve">发行与注册程序</w:t>
+            </w:r>
+          </w:p>
+        </w:tc>
+        <w:tc>
+          <w:tcPr/>
+          <w:p>
+            <w:pPr>
+              <w:pStyle w:val="Compact"/>
+              <w:jc w:val="left"/>
+            </w:pPr>
+            <w:r>
+              <w:t xml:space="preserve">蚂蚁集团</w:t>
+            </w:r>
+          </w:p>
+        </w:tc>
+        <w:tc>
+          <w:tcPr/>
+          <w:p>
+            <w:pPr>
+              <w:pStyle w:val="Compact"/>
+              <w:jc w:val="left"/>
+            </w:pPr>
+            <w:r>
+              <w:t xml:space="preserve">2020 年 11 月 3 日，上海证券交易所决定暂缓其科创板上市，香港市场同步暂缓。暂缓事由不在发行条件之内，而在金融监管环境的重大变化。</w:t>
+            </w:r>
+          </w:p>
+        </w:tc>
+      </w:tr>
+      <w:tr>
+        <w:tc>
+          <w:tcPr/>
+          <w:p>
+            <w:pPr>
+              <w:pStyle w:val="Compact"/>
+              <w:jc w:val="left"/>
+            </w:pPr>
+            <w:r>
+              <w:rPr>
+                <w:bCs/>
+                <w:b/>
+              </w:rPr>
+              <w:t xml:space="preserve">事后追责</w:t>
+            </w:r>
+          </w:p>
+        </w:tc>
+        <w:tc>
+          <w:tcPr/>
+          <w:p>
+            <w:pPr>
+              <w:pStyle w:val="Compact"/>
+              <w:jc w:val="left"/>
+            </w:pPr>
+            <w:r>
+              <w:t xml:space="preserve">民事赔偿与刑事责任</w:t>
+            </w:r>
+          </w:p>
+        </w:tc>
+        <w:tc>
+          <w:tcPr/>
+          <w:p>
+            <w:pPr>
+              <w:pStyle w:val="Compact"/>
+              <w:jc w:val="left"/>
+            </w:pPr>
+            <w:r>
+              <w:t xml:space="preserve">康美药业</w:t>
+            </w:r>
+          </w:p>
+        </w:tc>
+        <w:tc>
+          <w:tcPr/>
+          <w:p>
+            <w:pPr>
+              <w:pStyle w:val="Compact"/>
+              <w:jc w:val="left"/>
+            </w:pPr>
+            <w:r>
+              <w:t xml:space="preserve">虚增货币资金 886.81 亿元；2021 年判决赔偿投资者 24.59 亿元，涉及投资者 5.2 万余名，系我国首例证券特别代表人诉讼；实际控制人被判处有期徒刑十二年；五名兼职独立董事按比例承担连带赔偿责任。</w:t>
+            </w:r>
+          </w:p>
+        </w:tc>
+      </w:tr>
+    </w:tbl>
+    <w:p>
+      <w:pPr>
+        <w:pStyle w:val="BodyText"/>
+      </w:pPr>
+      <w:r>
+        <w:rPr>
+          <w:bCs/>
+          <w:b/>
+        </w:rPr>
+        <w:t xml:space="preserve">事前审核（8 分钟）。</w:t>
+      </w:r>
+      <w:r>
+        <w:t xml:space="preserve">学生分组回答同一个问题：</w:t>
+      </w:r>
+      <w:r>
+        <w:rPr>
+          <w:iCs/>
+          <w:i/>
+        </w:rPr>
+        <w:t xml:space="preserve">"如果你是审核人员，面对这两家企业，你会发出的第一个问询问题是什么？"</w:t>
+      </w:r>
+      <w:r>
+        <w:t xml:space="preserve">讨论会集中在一点上——两家企业被拦下的原因都不在财务数据，而在申报材料的真实性和管理层的诚信状况。</w:t>
+      </w:r>
+    </w:p>
+    <w:p>
+      <w:pPr>
+        <w:pStyle w:val="BodyText"/>
+      </w:pPr>
+      <w:r>
+        <w:t xml:space="preserve">思政切入</w:t>
+      </w:r>
+      <w:r>
+        <w:t xml:space="preserve"> </w:t>
+      </w:r>
+      <w:r>
+        <w:t xml:space="preserve">审核不仅核对数据，更审查企业的诚信状况与治理水平。信息披露真实、准确、完整是发行上市的法定前提，管理层的诚信记录同样构成实质性判断依据。全面注册制把审核重心前移到信息披露质量，不是降低了对企业的要求，而是把要求从会不会算账提高到了敢不敢负责。</w:t>
+      </w:r>
+    </w:p>
+    <w:p>
+      <w:pPr>
+        <w:pStyle w:val="BodyText"/>
+      </w:pPr>
+      <w:r>
+        <w:rPr>
+          <w:bCs/>
+          <w:b/>
+        </w:rPr>
+        <w:t xml:space="preserve">事中暂缓（7 分钟）。</w:t>
+      </w:r>
+      <w:r>
+        <w:t xml:space="preserve">此处回收开场悬念，公布蚂蚁集团暂缓上市的完整背景。学生此时已经掌握两条事前审核的红线，会发现该企业一条都不占——它被拦下的原因在发行条件之上。教师说明金融业务必须持牌经营并匹配相应资本约束，规模优势不能转化为监管套利。</w:t>
+      </w:r>
+    </w:p>
+    <w:p>
+      <w:pPr>
+        <w:pStyle w:val="BodyText"/>
+      </w:pPr>
+      <w:r>
+        <w:t xml:space="preserve">思政切入</w:t>
+      </w:r>
+      <w:r>
+        <w:t xml:space="preserve"> </w:t>
+      </w:r>
+      <w:r>
+        <w:t xml:space="preserve">一家足够大的金融机构，其上市已经不只是它自己的事。金融创新必须服务于金融安全，平台经济的发展必须服务于共同富裕，这是审核尺度在企业合格与否之上必须继续作出的判断。资本市场不是只对申请人负责，它首先要对金融体系的稳定和人民群众的财产安全负责。</w:t>
+      </w:r>
+    </w:p>
+    <w:p>
+      <w:pPr>
+        <w:pStyle w:val="BodyText"/>
+      </w:pPr>
+      <w:r>
+        <w:rPr>
+          <w:bCs/>
+          <w:b/>
+        </w:rPr>
+        <w:t xml:space="preserve">事后追责（7 分钟）。</w:t>
+      </w:r>
+      <w:r>
+        <w:t xml:space="preserve">教师呈现康美药业案的完整链条，并把镜头对准五名兼职独立董事的判决结果，请学生回答：</w:t>
+      </w:r>
+      <w:r>
+        <w:rPr>
+          <w:iCs/>
+          <w:i/>
+        </w:rPr>
+        <w:t xml:space="preserve">"他们并未参与造假，为什么要承担上亿元的连带赔偿？"</w:t>
+      </w:r>
+    </w:p>
+    <w:p>
+      <w:pPr>
+        <w:pStyle w:val="BodyText"/>
+      </w:pPr>
+      <w:r>
+        <w:t xml:space="preserve">思政切入</w:t>
+      </w:r>
+      <w:r>
+        <w:t xml:space="preserve"> </w:t>
+      </w:r>
+      <w:r>
+        <w:t xml:space="preserve">公开发行是向不特定公众作出的法定承诺，签字即担责，担责即可追偿。中国特色的证券集体诉讼制度把信息披露责任落实到每一个签字的人，正是为了让这份承诺具有实际重量。独立董事签下的不是个人意见，而是一种职业信誉的公共背书；背书失真，赔付的是真金白银。这是"上市不是终点而是责任起点"最具体的法律表达。</w:t>
+      </w:r>
+    </w:p>
+    <w:bookmarkEnd w:id="50"/>
+    <w:bookmarkEnd w:id="51"/>
+    <w:bookmarkStart w:id="56" w:name="五议题三-谁来判断制度变迁与权责分置29-分钟"/>
+    <w:p>
+      <w:pPr>
+        <w:pStyle w:val="Heading3"/>
+      </w:pPr>
+      <w:r>
+        <w:t xml:space="preserve">（五）议题三　谁来判断：制度变迁与权责分置（29 分钟）</w:t>
+      </w:r>
+    </w:p>
+    <w:bookmarkStart w:id="52" w:name="环节①-判断权的三次转移8-分钟"/>
+    <w:p>
+      <w:pPr>
+        <w:pStyle w:val="Heading4"/>
+      </w:pPr>
+      <w:r>
+        <w:t xml:space="preserve">环节① 判断权的三次转移（8 分钟）</w:t>
+      </w:r>
+    </w:p>
+    <w:p>
+      <w:pPr>
+        <w:pStyle w:val="FirstParagraph"/>
+      </w:pPr>
+      <w:r>
+        <w:t xml:space="preserve">教师用一条时间轴呈现三十年制度演进：1993 年审批制下实行额度管理，企业需向地方和行业主管部门争取发行指标；2001 年核准制确立，监管机构对发行申请进行实质审核，形成排队待审的堰塞湖；2019 年科创板试点注册制，2023 年全面实行，交易所负责审核信息披露、证监会履行发行注册程序，发行时机与价格交由市场决定，审核周期显著压缩。</w:t>
+      </w:r>
+    </w:p>
+    <w:p>
+      <w:pPr>
+        <w:pStyle w:val="BodyText"/>
+      </w:pPr>
+      <w:r>
+        <w:t xml:space="preserve">随后引导学生概括：同一件事在三个阶段被问成了三个问题——政府批不批、监管者认不认、市场买不买。</w:t>
+      </w:r>
+    </w:p>
+    <w:p>
+      <w:pPr>
+        <w:pStyle w:val="BodyText"/>
+      </w:pPr>
+      <w:r>
+        <w:t xml:space="preserve">思政切入</w:t>
+      </w:r>
+      <w:r>
+        <w:t xml:space="preserve"> </w:t>
+      </w:r>
+      <w:r>
+        <w:t xml:space="preserve">发行制度三十年演进，核心变化是判断企业价值的权力由谁行使：从行政计划配置额度，到监管机构实质审核，再到交易所审核信息披露、证监会履行注册程序，价值判断交还市场。这一过程与我国经济体制改革的总方向完全一致——不断厘清政府与市场的边界，让市场在资源配置中发挥决定性作用，同时更好发挥政府作用。</w:t>
+      </w:r>
+    </w:p>
+    <w:bookmarkEnd w:id="52"/>
+    <w:bookmarkStart w:id="53" w:name="环节②-制度选择的条件一场限时辩论13-分钟"/>
+    <w:p>
+      <w:pPr>
+        <w:pStyle w:val="Heading4"/>
+      </w:pPr>
+      <w:r>
+        <w:t xml:space="preserve">环节② 制度选择的条件：一场限时辩论（13 分钟）</w:t>
+      </w:r>
+    </w:p>
+    <w:p>
+      <w:pPr>
+        <w:pStyle w:val="FirstParagraph"/>
+      </w:pPr>
+      <w:r>
+        <w:t xml:space="preserve">教师设置正反两方，进行三轮限时交锋。</w:t>
+      </w:r>
+    </w:p>
+    <w:p>
+      <w:pPr>
+        <w:pStyle w:val="BlockText"/>
+      </w:pPr>
+      <w:r>
+        <w:t xml:space="preserve">正方：我国应尽快对齐成熟市场的注册制安排，把发行节奏与定价完全交给市场。</w:t>
+      </w:r>
+      <w:r>
+        <w:br/>
+      </w:r>
+      <w:r>
+        <w:t xml:space="preserve">反方：我国必须保留严格的信息披露审核与强监管安排，防止劣币驱逐良币。</w:t>
+      </w:r>
+    </w:p>
+    <w:p>
+      <w:pPr>
+        <w:pStyle w:val="FirstParagraph"/>
+      </w:pPr>
+      <w:r>
+        <w:t xml:space="preserve">第一轮辩效率，第二轮辩风险，第三轮辩国情。第二轮结束时，教师投放两组数据：成熟市场机构投资者持股占比长期在九成左右，我国个人投资者交易额占比长期在六成以上；成熟市场年退市率长期保持在 6% 以上，我国长期不足 1%。学生随即发现，制度能否运行取决于前提条件是否具备。</w:t>
+      </w:r>
+    </w:p>
+    <w:p>
+      <w:pPr>
+        <w:pStyle w:val="BodyText"/>
+      </w:pPr>
+      <w:r>
+        <w:t xml:space="preserve">思政切入</w:t>
+      </w:r>
+      <w:r>
+        <w:t xml:space="preserve"> </w:t>
+      </w:r>
+      <w:r>
+        <w:t xml:space="preserve">注册制有效运行有两个前提：投资者具备价值判断能力，市场具备优胜劣汰机制。我国在投资者结构和退出机制上与成熟市场仍有明显差距，因此全面注册制采取分步试点、逐层推进的路径，不是改革不彻底，而是改革与市场承受能力相适应。有效市场与有为政府相结合，是我国资本市场制度设计的基本经验，也是理解中国式现代化的一个具体切口。</w:t>
+      </w:r>
+    </w:p>
+    <w:bookmarkEnd w:id="53"/>
+    <w:bookmarkStart w:id="54" w:name="环节③-权责分置拼图4-分钟"/>
+    <w:p>
+      <w:pPr>
+        <w:pStyle w:val="Heading4"/>
+      </w:pPr>
+      <w:r>
+        <w:t xml:space="preserve">环节③ 权责分置拼图（4 分钟）</w:t>
+      </w:r>
+    </w:p>
+    <w:p>
+      <w:pPr>
+        <w:pStyle w:val="FirstParagraph"/>
+      </w:pPr>
+      <w:r>
+        <w:t xml:space="preserve">学生分组抽取六张角色卡（表 4），拼出一笔首次公开发行中每个主体的职责与失责后果，教师只作一处补充：审核权下移到交易所的同时，中介机构的核查责任、发行人的披露责任和监管机构的追责力度同步加重。</w:t>
+      </w:r>
+    </w:p>
+    <w:p>
+      <w:pPr>
+        <w:pStyle w:val="BodyText"/>
+      </w:pPr>
+      <w:r>
+        <w:t xml:space="preserve">表 4  注册制下发行上市的权责分置</w:t>
+      </w:r>
+    </w:p>
+    <w:tbl>
+      <w:tblPr>
+        <w:tblStyle w:val="Table"/>
+        <w:tblW w:type="pct" w:w="5000"/>
+        <w:tblLook w:firstRow="1" w:lastRow="0" w:firstColumn="0" w:lastColumn="0" w:noHBand="0" w:noVBand="0" w:val="0020"/>
+        <w:jc w:val="start"/>
+      </w:tblPr>
+      <w:tblGrid>
+        <w:gridCol w:w="1267"/>
+        <w:gridCol w:w="3643"/>
+        <w:gridCol w:w="3009"/>
+      </w:tblGrid>
+      <w:tr>
+        <w:trPr>
+          <w:tblHeader w:val="true"/>
+        </w:trPr>
+        <w:tc>
+          <w:tcPr/>
+          <w:p>
+            <w:pPr>
+              <w:pStyle w:val="Compact"/>
+              <w:jc w:val="left"/>
+            </w:pPr>
+            <w:r>
+              <w:t xml:space="preserve">主体</w:t>
+            </w:r>
+          </w:p>
+        </w:tc>
+        <w:tc>
+          <w:tcPr/>
+          <w:p>
+            <w:pPr>
+              <w:pStyle w:val="Compact"/>
+              <w:jc w:val="left"/>
+            </w:pPr>
+            <w:r>
+              <w:t xml:space="preserve">法定职责</w:t>
+            </w:r>
+          </w:p>
+        </w:tc>
+        <w:tc>
+          <w:tcPr/>
+          <w:p>
+            <w:pPr>
+              <w:pStyle w:val="Compact"/>
+              <w:jc w:val="left"/>
+            </w:pPr>
+            <w:r>
+              <w:t xml:space="preserve">失责后果（示例）</w:t>
+            </w:r>
+          </w:p>
+        </w:tc>
+      </w:tr>
+      <w:tr>
+        <w:tc>
+          <w:tcPr/>
+          <w:p>
+            <w:pPr>
+              <w:pStyle w:val="Compact"/>
+              <w:jc w:val="left"/>
+            </w:pPr>
+            <w:r>
+              <w:t xml:space="preserve">发行人</w:t>
+            </w:r>
+          </w:p>
+        </w:tc>
+        <w:tc>
+          <w:tcPr/>
+          <w:p>
+            <w:pPr>
+              <w:pStyle w:val="Compact"/>
+              <w:jc w:val="left"/>
+            </w:pPr>
+            <w:r>
+              <w:t xml:space="preserve">保证申报文件与信息披露真实、准确、完整</w:t>
+            </w:r>
+          </w:p>
+        </w:tc>
+        <w:tc>
+          <w:tcPr/>
+          <w:p>
+            <w:pPr>
+              <w:pStyle w:val="Compact"/>
+              <w:jc w:val="left"/>
+            </w:pPr>
+            <w:r>
+              <w:t xml:space="preserve">欺诈发行的行政处罚、民事赔偿与刑事责任</w:t>
+            </w:r>
+          </w:p>
+        </w:tc>
+      </w:tr>
+      <w:tr>
+        <w:tc>
+          <w:tcPr/>
+          <w:p>
+            <w:pPr>
+              <w:pStyle w:val="Compact"/>
+              <w:jc w:val="left"/>
+            </w:pPr>
+            <w:r>
+              <w:t xml:space="preserve">保荐机构</w:t>
+            </w:r>
+          </w:p>
+        </w:tc>
+        <w:tc>
+          <w:tcPr/>
+          <w:p>
+            <w:pPr>
+              <w:pStyle w:val="Compact"/>
+              <w:jc w:val="left"/>
+            </w:pPr>
+            <w:r>
+              <w:t xml:space="preserve">对申请文件与信息披露资料进行全面核查验证</w:t>
+            </w:r>
+          </w:p>
+        </w:tc>
+        <w:tc>
+          <w:tcPr/>
+          <w:p>
+            <w:pPr>
+              <w:pStyle w:val="Compact"/>
+              <w:jc w:val="left"/>
+            </w:pPr>
+            <w:r>
+              <w:t xml:space="preserve">责令改正、监管谈话、暂停保荐业务、罚没款</w:t>
+            </w:r>
+          </w:p>
+        </w:tc>
+      </w:tr>
+      <w:tr>
+        <w:tc>
+          <w:tcPr/>
+          <w:p>
+            <w:pPr>
+              <w:pStyle w:val="Compact"/>
+              <w:jc w:val="left"/>
+            </w:pPr>
+            <w:r>
+              <w:t xml:space="preserve">会计师事务所</w:t>
+            </w:r>
+          </w:p>
+        </w:tc>
+        <w:tc>
+          <w:tcPr/>
+          <w:p>
+            <w:pPr>
+              <w:pStyle w:val="Compact"/>
+              <w:jc w:val="left"/>
+            </w:pPr>
+            <w:r>
+              <w:t xml:space="preserve">对财务报表审计并出具审计意见</w:t>
+            </w:r>
+          </w:p>
+        </w:tc>
+        <w:tc>
+          <w:tcPr/>
+          <w:p>
+            <w:pPr>
+              <w:pStyle w:val="Compact"/>
+              <w:jc w:val="left"/>
+            </w:pPr>
+            <w:r>
+              <w:t xml:space="preserve">没收业务收入并处罚款、暂停从事证券服务业务</w:t>
+            </w:r>
+          </w:p>
+        </w:tc>
+      </w:tr>
+      <w:tr>
+        <w:tc>
+          <w:tcPr/>
+          <w:p>
+            <w:pPr>
+              <w:pStyle w:val="Compact"/>
+              <w:jc w:val="left"/>
+            </w:pPr>
+            <w:r>
+              <w:t xml:space="preserve">律师事务所</w:t>
+            </w:r>
+          </w:p>
+        </w:tc>
+        <w:tc>
+          <w:tcPr/>
+          <w:p>
+            <w:pPr>
+              <w:pStyle w:val="Compact"/>
+              <w:jc w:val="left"/>
+            </w:pPr>
+            <w:r>
+              <w:t xml:space="preserve">对合法合规事项出具法律意见</w:t>
+            </w:r>
+          </w:p>
+        </w:tc>
+        <w:tc>
+          <w:tcPr/>
+          <w:p>
+            <w:pPr>
+              <w:pStyle w:val="Compact"/>
+              <w:jc w:val="left"/>
+            </w:pPr>
+            <w:r>
+              <w:t xml:space="preserve">责令改正、警告、罚款、市场禁入</w:t>
+            </w:r>
+          </w:p>
+        </w:tc>
+      </w:tr>
+      <w:tr>
+        <w:tc>
+          <w:tcPr/>
+          <w:p>
+            <w:pPr>
+              <w:pStyle w:val="Compact"/>
+              <w:jc w:val="left"/>
+            </w:pPr>
+            <w:r>
+              <w:t xml:space="preserve">证券交易所</w:t>
+            </w:r>
+          </w:p>
+        </w:tc>
+        <w:tc>
+          <w:tcPr/>
+          <w:p>
+            <w:pPr>
+              <w:pStyle w:val="Compact"/>
+              <w:jc w:val="left"/>
+            </w:pPr>
+            <w:r>
+              <w:t xml:space="preserve">审核信息披露是否充分、一致、可理解，作出是否同意上市的决定</w:t>
+            </w:r>
+          </w:p>
+        </w:tc>
+        <w:tc>
+          <w:tcPr/>
+          <w:p>
+            <w:pPr>
+              <w:pStyle w:val="Compact"/>
+              <w:jc w:val="left"/>
+            </w:pPr>
+            <w:r>
+              <w:t xml:space="preserve">履行审核职责不到位的监管问责</w:t>
+            </w:r>
+          </w:p>
+        </w:tc>
+      </w:tr>
+      <w:tr>
+        <w:tc>
+          <w:tcPr/>
+          <w:p>
+            <w:pPr>
+              <w:pStyle w:val="Compact"/>
+              <w:jc w:val="left"/>
+            </w:pPr>
+            <w:r>
+              <w:t xml:space="preserve">中国证监会</w:t>
+            </w:r>
+          </w:p>
+        </w:tc>
+        <w:tc>
+          <w:tcPr/>
+          <w:p>
+            <w:pPr>
+              <w:pStyle w:val="Compact"/>
+              <w:jc w:val="left"/>
+            </w:pPr>
+            <w:r>
+              <w:t xml:space="preserve">对交易所审核意见与注册申请文件履行注册程序并实施监督</w:t>
+            </w:r>
+          </w:p>
+        </w:tc>
+        <w:tc>
+          <w:tcPr/>
+          <w:p>
+            <w:pPr>
+              <w:pStyle w:val="Compact"/>
+              <w:jc w:val="left"/>
+            </w:pPr>
+            <w:r>
+              <w:t xml:space="preserve">对注册环节履职情况承担监督责任</w:t>
+            </w:r>
+          </w:p>
+        </w:tc>
+      </w:tr>
+    </w:tbl>
+    <w:p>
+      <w:pPr>
+        <w:pStyle w:val="BodyText"/>
+      </w:pPr>
+      <w:r>
+        <w:t xml:space="preserve">思政切入</w:t>
+      </w:r>
+      <w:r>
+        <w:t xml:space="preserve"> </w:t>
+      </w:r>
+      <w:r>
+        <w:t xml:space="preserve">注册制不是放松监管，而是监管重心由事前审批转向事中事后。审核权下移，责任必须同步加重，权责对等是制度得以运行的条件。这也解释了为什么每一次审核权的下放，都伴随着中介机构核查责任和违法成本的同步提高。</w:t>
+      </w:r>
+    </w:p>
+    <w:bookmarkEnd w:id="54"/>
+    <w:bookmarkStart w:id="55" w:name="环节④-现在进行时制度仍在调节之中4-分钟"/>
+    <w:p>
+      <w:pPr>
+        <w:pStyle w:val="Heading4"/>
+      </w:pPr>
+      <w:r>
+        <w:t xml:space="preserve">环节④ 现在进行时：制度仍在调节之中（4 分钟）</w:t>
+      </w:r>
+    </w:p>
+    <w:p>
+      <w:pPr>
+        <w:pStyle w:val="FirstParagraph"/>
+      </w:pPr>
+      <w:r>
+        <w:t xml:space="preserve">教师给出两条最新事实：2023 年 8 月起，证监会根据市场形势阶段性收紧首次公开发行节奏；2024 年 4 月，新"国九条"明确提出严把发行上市准入关，提高上市标准。学生随即产生一个疑问：既然改革方向是把判断权交给市场，为什么又要收紧？</w:t>
+      </w:r>
+    </w:p>
+    <w:p>
+      <w:pPr>
+        <w:pStyle w:val="BodyText"/>
+      </w:pPr>
+      <w:r>
+        <w:t xml:space="preserve">思政切入</w:t>
+      </w:r>
+      <w:r>
+        <w:t xml:space="preserve"> </w:t>
+      </w:r>
+      <w:r>
+        <w:t xml:space="preserve">制度供给随市场状况动态调整，说明注册制改革不是一次性完成的制度移植，而是持续校准的治理过程。判断权的移交不等于监管的退场，在市场承受能力变化时作出相应调节，本身就是资本市场治理能力现代化的表现。制度不是抄来的，是在自己的市场条件中逐步长成的。</w:t>
+      </w:r>
+    </w:p>
+    <w:bookmarkEnd w:id="55"/>
+    <w:bookmarkEnd w:id="56"/>
+    <w:bookmarkStart w:id="57" w:name="六课堂收尾该不该上3-分钟"/>
+    <w:p>
+      <w:pPr>
+        <w:pStyle w:val="Heading3"/>
+      </w:pPr>
+      <w:r>
+        <w:t xml:space="preserve">（六）课堂收尾：该不该上（3 分钟）</w:t>
+      </w:r>
+    </w:p>
+    <w:p>
+      <w:pPr>
+        <w:pStyle w:val="FirstParagraph"/>
+      </w:pPr>
+      <w:r>
+        <w:t xml:space="preserve">教师把材料重新投到屏幕上，请全体学生就 Soulmate AI 作一次集体表决：是否同意其发行上市，以及建议它选择哪一个板块。表决当场记录分歧，不作统一结论。</w:t>
+      </w:r>
+    </w:p>
+    <w:p>
+      <w:pPr>
+        <w:pStyle w:val="BodyText"/>
+      </w:pPr>
+      <w:r>
+        <w:t xml:space="preserve">思政切入</w:t>
+      </w:r>
+      <w:r>
+        <w:t xml:space="preserve"> </w:t>
+      </w:r>
+      <w:r>
+        <w:t xml:space="preserve">回到这家企业：它的财务指标可以核对，它的合规风险可以整改，但它是否契合国家的产业方向、是否配得上公众的信任，需要判断。从"能不能上"到"该不该上"，是从专业技术走向专业立场的距离。证券从业者的不可替代之处，正在于愿意也敢于作出后一种判断。</w:t>
+      </w:r>
+    </w:p>
+    <w:bookmarkEnd w:id="57"/>
+    <w:bookmarkStart w:id="58" w:name="七课后任务同题复判与投资者保护线上-10-分钟"/>
+    <w:p>
+      <w:pPr>
+        <w:pStyle w:val="Heading3"/>
+      </w:pPr>
+      <w:r>
+        <w:t xml:space="preserve">（七）课后任务：同题复判与投资者保护（线上 10 分钟）</w:t>
+      </w:r>
+    </w:p>
+    <w:p>
+      <w:pPr>
+        <w:pStyle w:val="FirstParagraph"/>
+      </w:pPr>
+      <w:r>
+        <w:rPr>
+          <w:bCs/>
+          <w:b/>
+        </w:rPr>
+        <w:t xml:space="preserve">任务一：同题复判。</w:t>
+      </w:r>
+      <w:r>
+        <w:t xml:space="preserve">学生就课前完全相同的材料、完全相同的题目再作一次判断并写出理由。两次理由文本经维度编码后形成对照，作为本案例价值引导成效的观测证据。</w:t>
+      </w:r>
+    </w:p>
+    <w:p>
+      <w:pPr>
+        <w:pStyle w:val="BodyText"/>
+      </w:pPr>
+      <w:r>
+        <w:rPr>
+          <w:bCs/>
+          <w:b/>
+        </w:rPr>
+        <w:t xml:space="preserve">任务二：投资者适当性管理模拟。</w:t>
+      </w:r>
+      <w:r>
+        <w:t xml:space="preserve">给出三位风险承受能力不同的客户画像，学生判断能否向其推荐 Soulmate AI 新股，并说明所依据的适当性管理规则。</w:t>
+      </w:r>
+    </w:p>
+    <w:p>
+      <w:pPr>
+        <w:pStyle w:val="BodyText"/>
+      </w:pPr>
+      <w:r>
+        <w:rPr>
+          <w:bCs/>
+          <w:b/>
+        </w:rPr>
+        <w:t xml:space="preserve">任务三：新股投资风险提示书。</w:t>
+      </w:r>
+      <w:r>
+        <w:t xml:space="preserve">学生面向不具备专业判断能力的普通投资者，撰写一份 600 字以内的风险提示，须包含发行定价机制、破发可能性与中签概率三项内容，语言以对方能读懂为唯一标准。</w:t>
+      </w:r>
+    </w:p>
+    <w:p>
+      <w:pPr>
+        <w:pStyle w:val="BodyText"/>
+      </w:pPr>
+      <w:r>
+        <w:t xml:space="preserve">思政切入</w:t>
+      </w:r>
+      <w:r>
+        <w:t xml:space="preserve"> </w:t>
+      </w:r>
+      <w:r>
+        <w:t xml:space="preserve">投资者适当性管理是法定义务，把合适的产品提供给合适的投资者，是证券从业者的执业底线。风险提示书写给不懂的人，训练的正是把专业能力转化为公众保护的自觉。金融为民并不抽象，它体现在每一次向投资者说明风险时的诚实程度。</w:t>
+      </w:r>
+    </w:p>
+    <w:bookmarkEnd w:id="58"/>
+    <w:bookmarkEnd w:id="59"/>
+    <w:bookmarkStart w:id="63" w:name="六教学成效与评价"/>
+    <w:p>
+      <w:pPr>
+        <w:pStyle w:val="Heading2"/>
+      </w:pPr>
+      <w:r>
+        <w:t xml:space="preserve">六、教学成效与评价</w:t>
+      </w:r>
+    </w:p>
+    <w:bookmarkStart w:id="60" w:name="一评价设计"/>
+    <w:p>
+      <w:pPr>
+        <w:pStyle w:val="Heading3"/>
+      </w:pPr>
+      <w:r>
+        <w:t xml:space="preserve">（一）评价设计</w:t>
+      </w:r>
+    </w:p>
+    <w:p>
+      <w:pPr>
+        <w:pStyle w:val="FirstParagraph"/>
+      </w:pPr>
+      <w:r>
+        <w:t xml:space="preserve">本案例的评价不以记住多少知识点为标准，而围绕三个可观测的行为设计：能否用法定条款解释一件真实资本事件的结果；能否为一家有缺陷的企业判断风险并给出整改方向；能否把专业判断转化为普通投资者可以理解的信息。知识、能力、价值三类目标按 3∶3∶4 赋权，价值目标的权重高于其他两类，且全部以可留痕的学生产出为依据，不采用主观评语。</w:t>
+      </w:r>
+    </w:p>
+    <w:p>
+      <w:pPr>
+        <w:pStyle w:val="BodyText"/>
+      </w:pPr>
+      <w:r>
+        <w:t xml:space="preserve">表 5  课程目标达成评价矩阵</w:t>
+      </w:r>
+    </w:p>
+    <w:tbl>
+      <w:tblPr>
+        <w:tblStyle w:val="Table"/>
+        <w:tblW w:type="pct" w:w="5000"/>
+        <w:tblLook w:firstRow="1" w:lastRow="0" w:firstColumn="0" w:lastColumn="0" w:noHBand="0" w:noVBand="0" w:val="0020"/>
+        <w:jc w:val="start"/>
+      </w:tblPr>
+      <w:tblGrid>
+        <w:gridCol w:w="950"/>
+        <w:gridCol w:w="554"/>
+        <w:gridCol w:w="1029"/>
+        <w:gridCol w:w="1108"/>
+        <w:gridCol w:w="3564"/>
+        <w:gridCol w:w="712"/>
+      </w:tblGrid>
+      <w:tr>
+        <w:trPr>
+          <w:tblHeader w:val="true"/>
+        </w:trPr>
+        <w:tc>
+          <w:tcPr/>
+          <w:p>
+            <w:pPr>
+              <w:pStyle w:val="Compact"/>
+              <w:jc w:val="left"/>
+            </w:pPr>
+            <w:r>
+              <w:t xml:space="preserve">目标维度</w:t>
+            </w:r>
+          </w:p>
+        </w:tc>
+        <w:tc>
+          <w:tcPr/>
+          <w:p>
+            <w:pPr>
+              <w:pStyle w:val="Compact"/>
+              <w:jc w:val="left"/>
+            </w:pPr>
+            <w:r>
+              <w:t xml:space="preserve">代码</w:t>
+            </w:r>
+          </w:p>
+        </w:tc>
+        <w:tc>
+          <w:tcPr/>
+          <w:p>
+            <w:pPr>
+              <w:pStyle w:val="Compact"/>
+              <w:jc w:val="left"/>
+            </w:pPr>
+            <w:r>
+              <w:t xml:space="preserve">承载环节</w:t>
+            </w:r>
+          </w:p>
+        </w:tc>
+        <w:tc>
+          <w:tcPr/>
+          <w:p>
+            <w:pPr>
+              <w:pStyle w:val="Compact"/>
+              <w:jc w:val="left"/>
+            </w:pPr>
+            <w:r>
+              <w:t xml:space="preserve">评价方式</w:t>
+            </w:r>
+          </w:p>
+        </w:tc>
+        <w:tc>
+          <w:tcPr/>
+          <w:p>
+            <w:pPr>
+              <w:pStyle w:val="Compact"/>
+              <w:jc w:val="left"/>
+            </w:pPr>
+            <w:r>
+              <w:t xml:space="preserve">观测证据</w:t>
+            </w:r>
+          </w:p>
+        </w:tc>
+        <w:tc>
+          <w:tcPr/>
+          <w:p>
+            <w:pPr>
+              <w:pStyle w:val="Compact"/>
+              <w:jc w:val="left"/>
+            </w:pPr>
+            <w:r>
+              <w:t xml:space="preserve">权重</w:t>
+            </w:r>
+          </w:p>
+        </w:tc>
+      </w:tr>
+      <w:tr>
+        <w:tc>
+          <w:tcPr>
+            <w:vMerge w:val="restart"/>
+          </w:tcPr>
           <w:p>
             <w:pPr>
               <w:pStyle w:val="Compact"/>
@@ -2570,60 +3018,297 @@
               </w:rPr>
               <w:t xml:space="preserve">知识目标</w:t>
             </w:r>
-          </w:p>
-        </w:tc>
-        <w:tc>
-          <w:tcPr/>
-          <w:p>
-            <w:pPr>
-              <w:pStyle w:val="Compact"/>
-              <w:jc w:val="left"/>
-            </w:pPr>
-            <w:r>
-              <w:t xml:space="preserve">随堂抢答："打新真相连连看"；</w:t>
-            </w:r>
             <w:r>
               <w:br/>
             </w:r>
             <w:r>
-              <w:t xml:space="preserve">互动辩论：注册制辩论赛发言表现；</w:t>
-            </w:r>
-            <w:r>
-              <w:br/>
-            </w:r>
-            <w:r>
-              <w:t xml:space="preserve">课后测验：学习通客观题练习。</w:t>
-            </w:r>
-          </w:p>
-        </w:tc>
-        <w:tc>
-          <w:tcPr/>
-          <w:p>
-            <w:pPr>
-              <w:pStyle w:val="Compact"/>
-              <w:jc w:val="left"/>
-            </w:pPr>
-            <w:r>
-              <w:t xml:space="preserve">● 能否准确匹配八种打新情境与结果预判；</w:t>
-            </w:r>
-            <w:r>
-              <w:br/>
-            </w:r>
-            <w:r>
-              <w:t xml:space="preserve">● 能否用自己的话讲清审批制、核准制、注册制的差异；</w:t>
-            </w:r>
-            <w:r>
-              <w:br/>
-            </w:r>
-            <w:r>
-              <w:t xml:space="preserve">● 能否准确说出五大板块的定位与主要门槛。</w:t>
+              <w:rPr>
+                <w:bCs/>
+                <w:b/>
+              </w:rPr>
+              <w:t xml:space="preserve">（30%）</w:t>
+            </w:r>
+          </w:p>
+        </w:tc>
+        <w:tc>
+          <w:tcPr/>
+          <w:p>
+            <w:pPr>
+              <w:pStyle w:val="Compact"/>
+              <w:jc w:val="left"/>
+            </w:pPr>
+            <w:r>
+              <w:t xml:space="preserve">K1</w:t>
+            </w:r>
+          </w:p>
+        </w:tc>
+        <w:tc>
+          <w:tcPr/>
+          <w:p>
+            <w:pPr>
+              <w:pStyle w:val="Compact"/>
+              <w:jc w:val="left"/>
+            </w:pPr>
+            <w:r>
+              <w:t xml:space="preserve">议题三环节①</w:t>
+            </w:r>
+          </w:p>
+        </w:tc>
+        <w:tc>
+          <w:tcPr/>
+          <w:p>
+            <w:pPr>
+              <w:pStyle w:val="Compact"/>
+              <w:jc w:val="left"/>
+            </w:pPr>
+            <w:r>
+              <w:t xml:space="preserve">时间轴填空与随堂提问</w:t>
+            </w:r>
+          </w:p>
+        </w:tc>
+        <w:tc>
+          <w:tcPr/>
+          <w:p>
+            <w:pPr>
+              <w:pStyle w:val="Compact"/>
+              <w:jc w:val="left"/>
+            </w:pPr>
+            <w:r>
+              <w:t xml:space="preserve">能准确排列三种发行制度的顺序并说明各自解决的主要矛盾</w:t>
+            </w:r>
+          </w:p>
+        </w:tc>
+        <w:tc>
+          <w:tcPr/>
+          <w:p>
+            <w:pPr>
+              <w:pStyle w:val="Compact"/>
+              <w:jc w:val="left"/>
+            </w:pPr>
+            <w:r>
+              <w:t xml:space="preserve">8%</w:t>
             </w:r>
           </w:p>
         </w:tc>
       </w:tr>
       <w:tr>
         <w:tc>
-          <w:tcPr/>
+          <w:tcPr>
+            <w:gridSpan w:val="1"/>
+            <w:vMerge w:val="continue"/>
+          </w:tcPr>
+          <w:p>
+            <w:pPr/>
+          </w:p>
+        </w:tc>
+        <w:tc>
+          <w:tcPr/>
+          <w:p>
+            <w:pPr>
+              <w:pStyle w:val="Compact"/>
+              <w:jc w:val="left"/>
+            </w:pPr>
+            <w:r>
+              <w:t xml:space="preserve">K2</w:t>
+            </w:r>
+          </w:p>
+        </w:tc>
+        <w:tc>
+          <w:tcPr/>
+          <w:p>
+            <w:pPr>
+              <w:pStyle w:val="Compact"/>
+              <w:jc w:val="left"/>
+            </w:pPr>
+            <w:r>
+              <w:t xml:space="preserve">议题一环节①</w:t>
+            </w:r>
+          </w:p>
+        </w:tc>
+        <w:tc>
+          <w:tcPr/>
+          <w:p>
+            <w:pPr>
+              <w:pStyle w:val="Compact"/>
+              <w:jc w:val="left"/>
+            </w:pPr>
+            <w:r>
+              <w:t xml:space="preserve">五套标准对表任务</w:t>
+            </w:r>
+          </w:p>
+        </w:tc>
+        <w:tc>
+          <w:tcPr/>
+          <w:p>
+            <w:pPr>
+              <w:pStyle w:val="Compact"/>
+              <w:jc w:val="left"/>
+            </w:pPr>
+            <w:r>
+              <w:t xml:space="preserve">能指出案例企业适用的标准套别并说明未适用其余套别的原因</w:t>
+            </w:r>
+          </w:p>
+        </w:tc>
+        <w:tc>
+          <w:tcPr/>
+          <w:p>
+            <w:pPr>
+              <w:pStyle w:val="Compact"/>
+              <w:jc w:val="left"/>
+            </w:pPr>
+            <w:r>
+              <w:t xml:space="preserve">10%</w:t>
+            </w:r>
+          </w:p>
+        </w:tc>
+      </w:tr>
+      <w:tr>
+        <w:tc>
+          <w:tcPr>
+            <w:gridSpan w:val="1"/>
+            <w:vMerge w:val="continue"/>
+          </w:tcPr>
+          <w:p>
+            <w:pPr/>
+          </w:p>
+        </w:tc>
+        <w:tc>
+          <w:tcPr/>
+          <w:p>
+            <w:pPr>
+              <w:pStyle w:val="Compact"/>
+              <w:jc w:val="left"/>
+            </w:pPr>
+            <w:r>
+              <w:t xml:space="preserve">K3</w:t>
+            </w:r>
+          </w:p>
+        </w:tc>
+        <w:tc>
+          <w:tcPr/>
+          <w:p>
+            <w:pPr>
+              <w:pStyle w:val="Compact"/>
+              <w:jc w:val="left"/>
+            </w:pPr>
+            <w:r>
+              <w:t xml:space="preserve">议题一环节②</w:t>
+            </w:r>
+          </w:p>
+        </w:tc>
+        <w:tc>
+          <w:tcPr/>
+          <w:p>
+            <w:pPr>
+              <w:pStyle w:val="Compact"/>
+              <w:jc w:val="left"/>
+            </w:pPr>
+            <w:r>
+              <w:t xml:space="preserve">课后测验客观题</w:t>
+            </w:r>
+          </w:p>
+        </w:tc>
+        <w:tc>
+          <w:tcPr/>
+          <w:p>
+            <w:pPr>
+              <w:pStyle w:val="Compact"/>
+              <w:jc w:val="left"/>
+            </w:pPr>
+            <w:r>
+              <w:t xml:space="preserve">能说明境外上市备案管理的适用范围与基本程序</w:t>
+            </w:r>
+          </w:p>
+        </w:tc>
+        <w:tc>
+          <w:tcPr/>
+          <w:p>
+            <w:pPr>
+              <w:pStyle w:val="Compact"/>
+              <w:jc w:val="left"/>
+            </w:pPr>
+            <w:r>
+              <w:t xml:space="preserve">6%</w:t>
+            </w:r>
+          </w:p>
+        </w:tc>
+      </w:tr>
+      <w:tr>
+        <w:tc>
+          <w:tcPr>
+            <w:gridSpan w:val="1"/>
+            <w:vMerge w:val="continue"/>
+          </w:tcPr>
+          <w:p>
+            <w:pPr/>
+          </w:p>
+        </w:tc>
+        <w:tc>
+          <w:tcPr/>
+          <w:p>
+            <w:pPr>
+              <w:pStyle w:val="Compact"/>
+              <w:jc w:val="left"/>
+            </w:pPr>
+            <w:r>
+              <w:t xml:space="preserve">K4</w:t>
+            </w:r>
+          </w:p>
+        </w:tc>
+        <w:tc>
+          <w:tcPr/>
+          <w:p>
+            <w:pPr>
+              <w:pStyle w:val="Compact"/>
+              <w:jc w:val="left"/>
+            </w:pPr>
+            <w:r>
+              <w:t xml:space="preserve">课后任务二、三</w:t>
+            </w:r>
+          </w:p>
+        </w:tc>
+        <w:tc>
+          <w:tcPr/>
+          <w:p>
+            <w:pPr>
+              <w:pStyle w:val="Compact"/>
+              <w:jc w:val="left"/>
+            </w:pPr>
+            <w:r>
+              <w:t xml:space="preserve">风险提示书文本审阅</w:t>
+            </w:r>
+          </w:p>
+        </w:tc>
+        <w:tc>
+          <w:tcPr/>
+          <w:p>
+            <w:pPr>
+              <w:pStyle w:val="Compact"/>
+              <w:jc w:val="left"/>
+            </w:pPr>
+            <w:r>
+              <w:t xml:space="preserve">提示书完整覆盖定价机制、破发可能与中签概率三项内容</w:t>
+            </w:r>
+          </w:p>
+        </w:tc>
+        <w:tc>
+          <w:tcPr/>
+          <w:p>
+            <w:pPr>
+              <w:pStyle w:val="Compact"/>
+              <w:jc w:val="left"/>
+            </w:pPr>
+            <w:r>
+              <w:t xml:space="preserve">6%</w:t>
+            </w:r>
+          </w:p>
+        </w:tc>
+      </w:tr>
+      <w:tr>
+        <w:tc>
+          <w:tcPr>
+            <w:vMerge w:val="restart"/>
+          </w:tcPr>
           <w:p>
             <w:pPr>
               <w:pStyle w:val="Compact"/>
@@ -2636,54 +3321,226 @@
               </w:rPr>
               <w:t xml:space="preserve">能力目标</w:t>
             </w:r>
-          </w:p>
-        </w:tc>
-        <w:tc>
-          <w:tcPr/>
-          <w:p>
-            <w:pPr>
-              <w:pStyle w:val="Compact"/>
-              <w:jc w:val="left"/>
-            </w:pPr>
-            <w:r>
-              <w:t xml:space="preserve">剧本推演：IPO 死亡剧本杀过程记录；</w:t>
-            </w:r>
             <w:r>
               <w:br/>
             </w:r>
             <w:r>
-              <w:t xml:space="preserve">实战作业：Soulmate AI 上市路径方案。</w:t>
-            </w:r>
-          </w:p>
-        </w:tc>
-        <w:tc>
-          <w:tcPr/>
-          <w:p>
-            <w:pPr>
-              <w:pStyle w:val="Compact"/>
-              <w:jc w:val="left"/>
-            </w:pPr>
-            <w:r>
-              <w:t xml:space="preserve">● 能否识别并预判控制权、独立性、合规性三方面风险；</w:t>
-            </w:r>
-            <w:r>
-              <w:br/>
-            </w:r>
-            <w:r>
-              <w:t xml:space="preserve">● 提交的方案是否结合企业属性、板块定位与国家战略；</w:t>
-            </w:r>
-            <w:r>
-              <w:br/>
-            </w:r>
-            <w:r>
-              <w:t xml:space="preserve">● 能否说明保荐人、律师、会计师的分工与责任边界。</w:t>
+              <w:rPr>
+                <w:bCs/>
+                <w:b/>
+              </w:rPr>
+              <w:t xml:space="preserve">（30%）</w:t>
+            </w:r>
+          </w:p>
+        </w:tc>
+        <w:tc>
+          <w:tcPr/>
+          <w:p>
+            <w:pPr>
+              <w:pStyle w:val="Compact"/>
+              <w:jc w:val="left"/>
+            </w:pPr>
+            <w:r>
+              <w:t xml:space="preserve">A1</w:t>
+            </w:r>
+          </w:p>
+        </w:tc>
+        <w:tc>
+          <w:tcPr/>
+          <w:p>
+            <w:pPr>
+              <w:pStyle w:val="Compact"/>
+              <w:jc w:val="left"/>
+            </w:pPr>
+            <w:r>
+              <w:t xml:space="preserve">议题一、课堂收尾</w:t>
+            </w:r>
+          </w:p>
+        </w:tc>
+        <w:tc>
+          <w:tcPr/>
+          <w:p>
+            <w:pPr>
+              <w:pStyle w:val="Compact"/>
+              <w:jc w:val="left"/>
+            </w:pPr>
+            <w:r>
+              <w:t xml:space="preserve">板块与上市地选择方案</w:t>
+            </w:r>
+          </w:p>
+        </w:tc>
+        <w:tc>
+          <w:tcPr/>
+          <w:p>
+            <w:pPr>
+              <w:pStyle w:val="Compact"/>
+              <w:jc w:val="left"/>
+            </w:pPr>
+            <w:r>
+              <w:t xml:space="preserve">方案给出明确结论并援引具体条款，兼顾企业属性与产业导向</w:t>
+            </w:r>
+          </w:p>
+        </w:tc>
+        <w:tc>
+          <w:tcPr/>
+          <w:p>
+            <w:pPr>
+              <w:pStyle w:val="Compact"/>
+              <w:jc w:val="left"/>
+            </w:pPr>
+            <w:r>
+              <w:t xml:space="preserve">12%</w:t>
             </w:r>
           </w:p>
         </w:tc>
       </w:tr>
       <w:tr>
         <w:tc>
-          <w:tcPr/>
+          <w:tcPr>
+            <w:gridSpan w:val="1"/>
+            <w:vMerge w:val="continue"/>
+          </w:tcPr>
+          <w:p>
+            <w:pPr/>
+          </w:p>
+        </w:tc>
+        <w:tc>
+          <w:tcPr/>
+          <w:p>
+            <w:pPr>
+              <w:pStyle w:val="Compact"/>
+              <w:jc w:val="left"/>
+            </w:pPr>
+            <w:r>
+              <w:t xml:space="preserve">A2</w:t>
+            </w:r>
+          </w:p>
+        </w:tc>
+        <w:tc>
+          <w:tcPr/>
+          <w:p>
+            <w:pPr>
+              <w:pStyle w:val="Compact"/>
+              <w:jc w:val="left"/>
+            </w:pPr>
+            <w:r>
+              <w:t xml:space="preserve">议题二环节②</w:t>
+            </w:r>
+          </w:p>
+        </w:tc>
+        <w:tc>
+          <w:tcPr/>
+          <w:p>
+            <w:pPr>
+              <w:pStyle w:val="Compact"/>
+              <w:jc w:val="left"/>
+            </w:pPr>
+            <w:r>
+              <w:t xml:space="preserve">分组问询问题设计</w:t>
+            </w:r>
+          </w:p>
+        </w:tc>
+        <w:tc>
+          <w:tcPr/>
+          <w:p>
+            <w:pPr>
+              <w:pStyle w:val="Compact"/>
+              <w:jc w:val="left"/>
+            </w:pPr>
+            <w:r>
+              <w:t xml:space="preserve">所提问询问题指向信息披露真实性或治理缺陷，而非表层财务数据</w:t>
+            </w:r>
+          </w:p>
+        </w:tc>
+        <w:tc>
+          <w:tcPr/>
+          <w:p>
+            <w:pPr>
+              <w:pStyle w:val="Compact"/>
+              <w:jc w:val="left"/>
+            </w:pPr>
+            <w:r>
+              <w:t xml:space="preserve">10%</w:t>
+            </w:r>
+          </w:p>
+        </w:tc>
+      </w:tr>
+      <w:tr>
+        <w:tc>
+          <w:tcPr>
+            <w:gridSpan w:val="1"/>
+            <w:vMerge w:val="continue"/>
+          </w:tcPr>
+          <w:p>
+            <w:pPr/>
+          </w:p>
+        </w:tc>
+        <w:tc>
+          <w:tcPr/>
+          <w:p>
+            <w:pPr>
+              <w:pStyle w:val="Compact"/>
+              <w:jc w:val="left"/>
+            </w:pPr>
+            <w:r>
+              <w:t xml:space="preserve">A3</w:t>
+            </w:r>
+          </w:p>
+        </w:tc>
+        <w:tc>
+          <w:tcPr/>
+          <w:p>
+            <w:pPr>
+              <w:pStyle w:val="Compact"/>
+              <w:jc w:val="left"/>
+            </w:pPr>
+            <w:r>
+              <w:t xml:space="preserve">议题三环节③</w:t>
+            </w:r>
+          </w:p>
+        </w:tc>
+        <w:tc>
+          <w:tcPr/>
+          <w:p>
+            <w:pPr>
+              <w:pStyle w:val="Compact"/>
+              <w:jc w:val="left"/>
+            </w:pPr>
+            <w:r>
+              <w:t xml:space="preserve">权责分置拼图结果</w:t>
+            </w:r>
+          </w:p>
+        </w:tc>
+        <w:tc>
+          <w:tcPr/>
+          <w:p>
+            <w:pPr>
+              <w:pStyle w:val="Compact"/>
+              <w:jc w:val="left"/>
+            </w:pPr>
+            <w:r>
+              <w:t xml:space="preserve">六个主体的职责与失责后果匹配正确，能说明权责对等的逻辑</w:t>
+            </w:r>
+          </w:p>
+        </w:tc>
+        <w:tc>
+          <w:tcPr/>
+          <w:p>
+            <w:pPr>
+              <w:pStyle w:val="Compact"/>
+              <w:jc w:val="left"/>
+            </w:pPr>
+            <w:r>
+              <w:t xml:space="preserve">8%</w:t>
+            </w:r>
+          </w:p>
+        </w:tc>
+      </w:tr>
+      <w:tr>
+        <w:tc>
+          <w:tcPr>
+            <w:vMerge w:val="restart"/>
+          </w:tcPr>
           <w:p>
             <w:pPr>
               <w:pStyle w:val="Compact"/>
@@ -2696,58 +3553,714 @@
               </w:rPr>
               <w:t xml:space="preserve">价值目标</w:t>
             </w:r>
-          </w:p>
-        </w:tc>
-        <w:tc>
-          <w:tcPr/>
-          <w:p>
-            <w:pPr>
-              <w:pStyle w:val="Compact"/>
-              <w:jc w:val="left"/>
-            </w:pPr>
-            <w:r>
-              <w:t xml:space="preserve">行为观测：辩论与剧本环节中的取舍与表达；</w:t>
-            </w:r>
             <w:r>
               <w:br/>
             </w:r>
             <w:r>
-              <w:t xml:space="preserve">双维评价：AI 助教对家书方案的两维打分；</w:t>
-            </w:r>
-            <w:r>
-              <w:br/>
-            </w:r>
-            <w:r>
-              <w:t xml:space="preserve">反思日志：课后 200 字"敲钟感言"。</w:t>
-            </w:r>
-          </w:p>
-        </w:tc>
-        <w:tc>
-          <w:tcPr/>
-          <w:p>
-            <w:pPr>
-              <w:pStyle w:val="Compact"/>
-              <w:jc w:val="left"/>
-            </w:pPr>
-            <w:r>
-              <w:t xml:space="preserve">● 面对造假、造谣、隐瞒关联交易时是否表现出坚决的拒绝态度；</w:t>
-            </w:r>
-            <w:r>
-              <w:br/>
-            </w:r>
-            <w:r>
-              <w:t xml:space="preserve">● 面对中外制度差异时是否表现出辩证思考的自觉；</w:t>
-            </w:r>
-            <w:r>
-              <w:br/>
-            </w:r>
-            <w:r>
-              <w:t xml:space="preserve">● 家书方案是否具备普通投资者读得懂、用得上的实用价值。</w:t>
+              <w:rPr>
+                <w:bCs/>
+                <w:b/>
+              </w:rPr>
+              <w:t xml:space="preserve">（40%）</w:t>
+            </w:r>
+          </w:p>
+        </w:tc>
+        <w:tc>
+          <w:tcPr/>
+          <w:p>
+            <w:pPr>
+              <w:pStyle w:val="Compact"/>
+              <w:jc w:val="left"/>
+            </w:pPr>
+            <w:r>
+              <w:t xml:space="preserve">V1</w:t>
+            </w:r>
+          </w:p>
+        </w:tc>
+        <w:tc>
+          <w:tcPr/>
+          <w:p>
+            <w:pPr>
+              <w:pStyle w:val="Compact"/>
+              <w:jc w:val="left"/>
+            </w:pPr>
+            <w:r>
+              <w:t xml:space="preserve">议题一环节①②</w:t>
+            </w:r>
+          </w:p>
+        </w:tc>
+        <w:tc>
+          <w:tcPr/>
+          <w:p>
+            <w:pPr>
+              <w:pStyle w:val="Compact"/>
+              <w:jc w:val="left"/>
+            </w:pPr>
+            <w:r>
+              <w:t xml:space="preserve">课后复判理由文本编码</w:t>
+            </w:r>
+          </w:p>
+        </w:tc>
+        <w:tc>
+          <w:tcPr/>
+          <w:p>
+            <w:pPr>
+              <w:pStyle w:val="Compact"/>
+              <w:jc w:val="left"/>
+            </w:pPr>
+            <w:r>
+              <w:t xml:space="preserve">判断理由中出现产业导向、国家战略或数据安全维度的比例上升</w:t>
+            </w:r>
+          </w:p>
+        </w:tc>
+        <w:tc>
+          <w:tcPr/>
+          <w:p>
+            <w:pPr>
+              <w:pStyle w:val="Compact"/>
+              <w:jc w:val="left"/>
+            </w:pPr>
+            <w:r>
+              <w:t xml:space="preserve">10%</w:t>
+            </w:r>
+          </w:p>
+        </w:tc>
+      </w:tr>
+      <w:tr>
+        <w:tc>
+          <w:tcPr>
+            <w:gridSpan w:val="1"/>
+            <w:vMerge w:val="continue"/>
+          </w:tcPr>
+          <w:p>
+            <w:pPr/>
+          </w:p>
+        </w:tc>
+        <w:tc>
+          <w:tcPr/>
+          <w:p>
+            <w:pPr>
+              <w:pStyle w:val="Compact"/>
+              <w:jc w:val="left"/>
+            </w:pPr>
+            <w:r>
+              <w:t xml:space="preserve">V2</w:t>
+            </w:r>
+          </w:p>
+        </w:tc>
+        <w:tc>
+          <w:tcPr/>
+          <w:p>
+            <w:pPr>
+              <w:pStyle w:val="Compact"/>
+              <w:jc w:val="left"/>
+            </w:pPr>
+            <w:r>
+              <w:t xml:space="preserve">议题二环节②</w:t>
+            </w:r>
+          </w:p>
+        </w:tc>
+        <w:tc>
+          <w:tcPr/>
+          <w:p>
+            <w:pPr>
+              <w:pStyle w:val="Compact"/>
+              <w:jc w:val="left"/>
+            </w:pPr>
+            <w:r>
+              <w:t xml:space="preserve">判例研讨发言记录</w:t>
+            </w:r>
+          </w:p>
+        </w:tc>
+        <w:tc>
+          <w:tcPr/>
+          <w:p>
+            <w:pPr>
+              <w:pStyle w:val="Compact"/>
+              <w:jc w:val="left"/>
+            </w:pPr>
+            <w:r>
+              <w:t xml:space="preserve">面对造假、举报、隐瞒等情形明确表达不可接受的立场并说明依据</w:t>
+            </w:r>
+          </w:p>
+        </w:tc>
+        <w:tc>
+          <w:tcPr/>
+          <w:p>
+            <w:pPr>
+              <w:pStyle w:val="Compact"/>
+              <w:jc w:val="left"/>
+            </w:pPr>
+            <w:r>
+              <w:t xml:space="preserve">12%</w:t>
+            </w:r>
+          </w:p>
+        </w:tc>
+      </w:tr>
+      <w:tr>
+        <w:tc>
+          <w:tcPr>
+            <w:gridSpan w:val="1"/>
+            <w:vMerge w:val="continue"/>
+          </w:tcPr>
+          <w:p>
+            <w:pPr/>
+          </w:p>
+        </w:tc>
+        <w:tc>
+          <w:tcPr/>
+          <w:p>
+            <w:pPr>
+              <w:pStyle w:val="Compact"/>
+              <w:jc w:val="left"/>
+            </w:pPr>
+            <w:r>
+              <w:t xml:space="preserve">V3</w:t>
+            </w:r>
+          </w:p>
+        </w:tc>
+        <w:tc>
+          <w:tcPr/>
+          <w:p>
+            <w:pPr>
+              <w:pStyle w:val="Compact"/>
+              <w:jc w:val="left"/>
+            </w:pPr>
+            <w:r>
+              <w:t xml:space="preserve">议题三环节②④</w:t>
+            </w:r>
+          </w:p>
+        </w:tc>
+        <w:tc>
+          <w:tcPr/>
+          <w:p>
+            <w:pPr>
+              <w:pStyle w:val="Compact"/>
+              <w:jc w:val="left"/>
+            </w:pPr>
+            <w:r>
+              <w:t xml:space="preserve">辩论表现与观点变化</w:t>
+            </w:r>
+          </w:p>
+        </w:tc>
+        <w:tc>
+          <w:tcPr/>
+          <w:p>
+            <w:pPr>
+              <w:pStyle w:val="Compact"/>
+              <w:jc w:val="left"/>
+            </w:pPr>
+            <w:r>
+              <w:t xml:space="preserve">能以投资者结构、退出机制等本国条件论证制度选择，不作简单价值预设</w:t>
+            </w:r>
+          </w:p>
+        </w:tc>
+        <w:tc>
+          <w:tcPr/>
+          <w:p>
+            <w:pPr>
+              <w:pStyle w:val="Compact"/>
+              <w:jc w:val="left"/>
+            </w:pPr>
+            <w:r>
+              <w:t xml:space="preserve">10%</w:t>
+            </w:r>
+          </w:p>
+        </w:tc>
+      </w:tr>
+      <w:tr>
+        <w:tc>
+          <w:tcPr>
+            <w:gridSpan w:val="1"/>
+            <w:vMerge w:val="continue"/>
+          </w:tcPr>
+          <w:p>
+            <w:pPr/>
+          </w:p>
+        </w:tc>
+        <w:tc>
+          <w:tcPr/>
+          <w:p>
+            <w:pPr>
+              <w:pStyle w:val="Compact"/>
+              <w:jc w:val="left"/>
+            </w:pPr>
+            <w:r>
+              <w:t xml:space="preserve">V4</w:t>
+            </w:r>
+          </w:p>
+        </w:tc>
+        <w:tc>
+          <w:tcPr/>
+          <w:p>
+            <w:pPr>
+              <w:pStyle w:val="Compact"/>
+              <w:jc w:val="left"/>
+            </w:pPr>
+            <w:r>
+              <w:t xml:space="preserve">课后任务二、三</w:t>
+            </w:r>
+          </w:p>
+        </w:tc>
+        <w:tc>
+          <w:tcPr/>
+          <w:p>
+            <w:pPr>
+              <w:pStyle w:val="Compact"/>
+              <w:jc w:val="left"/>
+            </w:pPr>
+            <w:r>
+              <w:t xml:space="preserve">适当性判断与提示书双维评分</w:t>
+            </w:r>
+          </w:p>
+        </w:tc>
+        <w:tc>
+          <w:tcPr/>
+          <w:p>
+            <w:pPr>
+              <w:pStyle w:val="Compact"/>
+              <w:jc w:val="left"/>
+            </w:pPr>
+            <w:r>
+              <w:t xml:space="preserve">适当性结论有规则依据；提示书经非专业读者试读后可理解</w:t>
+            </w:r>
+          </w:p>
+        </w:tc>
+        <w:tc>
+          <w:tcPr/>
+          <w:p>
+            <w:pPr>
+              <w:pStyle w:val="Compact"/>
+              <w:jc w:val="left"/>
+            </w:pPr>
+            <w:r>
+              <w:t xml:space="preserve">8%</w:t>
             </w:r>
           </w:p>
         </w:tc>
       </w:tr>
     </w:tbl>
+    <w:bookmarkEnd w:id="60"/>
+    <w:bookmarkStart w:id="61" w:name="二成效观测同题前后测的维度编码"/>
+    <w:p>
+      <w:pPr>
+        <w:pStyle w:val="Heading3"/>
+      </w:pPr>
+      <w:r>
+        <w:t xml:space="preserve">（二）成效观测：同题前后测的维度编码</w:t>
+      </w:r>
+    </w:p>
+    <w:p>
+      <w:pPr>
+        <w:pStyle w:val="FirstParagraph"/>
+      </w:pPr>
+      <w:r>
+        <w:t xml:space="preserve">课前与课后两次判断使用同一份材料、同一道题目，唯一的变量是学生经历了本次教学。对两次判断理由作文本编码，统计提及各维度的学生比例，即可观测判断视角的变化。与只统计同意与否的票数相比，维度编码能够直接反映价值引导是否发生，且归因清晰。</w:t>
+      </w:r>
+    </w:p>
+    <w:p>
+      <w:pPr>
+        <w:pStyle w:val="BodyText"/>
+      </w:pPr>
+      <w:r>
+        <w:t xml:space="preserve">表 6  课前与课后判断理由的维度编码对照</w:t>
+      </w:r>
+    </w:p>
+    <w:tbl>
+      <w:tblPr>
+        <w:tblStyle w:val="Table"/>
+        <w:tblW w:type="pct" w:w="5000"/>
+        <w:tblLook w:firstRow="1" w:lastRow="0" w:firstColumn="0" w:lastColumn="0" w:noHBand="0" w:noVBand="0" w:val="0020"/>
+        <w:jc w:val="start"/>
+      </w:tblPr>
+      <w:tblGrid>
+        <w:gridCol w:w="1742"/>
+        <w:gridCol w:w="1029"/>
+        <w:gridCol w:w="1029"/>
+        <w:gridCol w:w="4118"/>
+      </w:tblGrid>
+      <w:tr>
+        <w:trPr>
+          <w:tblHeader w:val="true"/>
+        </w:trPr>
+        <w:tc>
+          <w:tcPr/>
+          <w:p>
+            <w:pPr>
+              <w:pStyle w:val="Compact"/>
+              <w:jc w:val="left"/>
+            </w:pPr>
+            <w:r>
+              <w:t xml:space="preserve">判断维度</w:t>
+            </w:r>
+          </w:p>
+        </w:tc>
+        <w:tc>
+          <w:tcPr/>
+          <w:p>
+            <w:pPr>
+              <w:pStyle w:val="Compact"/>
+              <w:jc w:val="left"/>
+            </w:pPr>
+            <w:r>
+              <w:t xml:space="preserve">课前提及比例</w:t>
+            </w:r>
+          </w:p>
+        </w:tc>
+        <w:tc>
+          <w:tcPr/>
+          <w:p>
+            <w:pPr>
+              <w:pStyle w:val="Compact"/>
+              <w:jc w:val="left"/>
+            </w:pPr>
+            <w:r>
+              <w:t xml:space="preserve">课后提及比例</w:t>
+            </w:r>
+          </w:p>
+        </w:tc>
+        <w:tc>
+          <w:tcPr/>
+          <w:p>
+            <w:pPr>
+              <w:pStyle w:val="Compact"/>
+              <w:jc w:val="left"/>
+            </w:pPr>
+            <w:r>
+              <w:t xml:space="preserve">典型表述变化</w:t>
+            </w:r>
+          </w:p>
+        </w:tc>
+      </w:tr>
+      <w:tr>
+        <w:tc>
+          <w:tcPr/>
+          <w:p>
+            <w:pPr>
+              <w:pStyle w:val="Compact"/>
+              <w:jc w:val="left"/>
+            </w:pPr>
+            <w:r>
+              <w:t xml:space="preserve">财务指标与达标情况</w:t>
+            </w:r>
+          </w:p>
+        </w:tc>
+        <w:tc>
+          <w:tcPr/>
+          <w:p>
+            <w:pPr>
+              <w:pStyle w:val="Compact"/>
+              <w:jc w:val="left"/>
+            </w:pPr>
+            <w:r>
+              <w:t xml:space="preserve"> </w:t>
+            </w:r>
+          </w:p>
+        </w:tc>
+        <w:tc>
+          <w:tcPr/>
+          <w:p>
+            <w:pPr>
+              <w:pStyle w:val="Compact"/>
+              <w:jc w:val="left"/>
+            </w:pPr>
+            <w:r>
+              <w:t xml:space="preserve"> </w:t>
+            </w:r>
+          </w:p>
+        </w:tc>
+        <w:tc>
+          <w:tcPr/>
+          <w:p>
+            <w:pPr>
+              <w:pStyle w:val="Compact"/>
+              <w:jc w:val="left"/>
+            </w:pPr>
+            <w:r>
+              <w:t xml:space="preserve">由是否达标，转向指标是否可被核验</w:t>
+            </w:r>
+          </w:p>
+        </w:tc>
+      </w:tr>
+      <w:tr>
+        <w:tc>
+          <w:tcPr/>
+          <w:p>
+            <w:pPr>
+              <w:pStyle w:val="Compact"/>
+              <w:jc w:val="left"/>
+            </w:pPr>
+            <w:r>
+              <w:t xml:space="preserve">信息披露真实性与治理</w:t>
+            </w:r>
+          </w:p>
+        </w:tc>
+        <w:tc>
+          <w:tcPr/>
+          <w:p>
+            <w:pPr>
+              <w:pStyle w:val="Compact"/>
+              <w:jc w:val="left"/>
+            </w:pPr>
+            <w:r>
+              <w:t xml:space="preserve"> </w:t>
+            </w:r>
+          </w:p>
+        </w:tc>
+        <w:tc>
+          <w:tcPr/>
+          <w:p>
+            <w:pPr>
+              <w:pStyle w:val="Compact"/>
+              <w:jc w:val="left"/>
+            </w:pPr>
+            <w:r>
+              <w:t xml:space="preserve"> </w:t>
+            </w:r>
+          </w:p>
+        </w:tc>
+        <w:tc>
+          <w:tcPr/>
+          <w:p>
+            <w:pPr>
+              <w:pStyle w:val="Compact"/>
+              <w:jc w:val="left"/>
+            </w:pPr>
+            <w:r>
+              <w:t xml:space="preserve">开始主动追问数据来源与底稿可印证性</w:t>
+            </w:r>
+          </w:p>
+        </w:tc>
+      </w:tr>
+      <w:tr>
+        <w:tc>
+          <w:tcPr/>
+          <w:p>
+            <w:pPr>
+              <w:pStyle w:val="Compact"/>
+              <w:jc w:val="left"/>
+            </w:pPr>
+            <w:r>
+              <w:t xml:space="preserve">板块定位与产业导向</w:t>
+            </w:r>
+          </w:p>
+        </w:tc>
+        <w:tc>
+          <w:tcPr/>
+          <w:p>
+            <w:pPr>
+              <w:pStyle w:val="Compact"/>
+              <w:jc w:val="left"/>
+            </w:pPr>
+            <w:r>
+              <w:t xml:space="preserve"> </w:t>
+            </w:r>
+          </w:p>
+        </w:tc>
+        <w:tc>
+          <w:tcPr/>
+          <w:p>
+            <w:pPr>
+              <w:pStyle w:val="Compact"/>
+              <w:jc w:val="left"/>
+            </w:pPr>
+            <w:r>
+              <w:t xml:space="preserve"> </w:t>
+            </w:r>
+          </w:p>
+        </w:tc>
+        <w:tc>
+          <w:tcPr/>
+          <w:p>
+            <w:pPr>
+              <w:pStyle w:val="Compact"/>
+              <w:jc w:val="left"/>
+            </w:pPr>
+            <w:r>
+              <w:t xml:space="preserve">由能上哪个板块，转向该进入哪条产业序列</w:t>
+            </w:r>
+          </w:p>
+        </w:tc>
+      </w:tr>
+      <w:tr>
+        <w:tc>
+          <w:tcPr/>
+          <w:p>
+            <w:pPr>
+              <w:pStyle w:val="Compact"/>
+              <w:jc w:val="left"/>
+            </w:pPr>
+            <w:r>
+              <w:t xml:space="preserve">上市地选择与数据安全</w:t>
+            </w:r>
+          </w:p>
+        </w:tc>
+        <w:tc>
+          <w:tcPr/>
+          <w:p>
+            <w:pPr>
+              <w:pStyle w:val="Compact"/>
+              <w:jc w:val="left"/>
+            </w:pPr>
+            <w:r>
+              <w:t xml:space="preserve"> </w:t>
+            </w:r>
+          </w:p>
+        </w:tc>
+        <w:tc>
+          <w:tcPr/>
+          <w:p>
+            <w:pPr>
+              <w:pStyle w:val="Compact"/>
+              <w:jc w:val="left"/>
+            </w:pPr>
+            <w:r>
+              <w:t xml:space="preserve"> </w:t>
+            </w:r>
+          </w:p>
+        </w:tc>
+        <w:tc>
+          <w:tcPr/>
+          <w:p>
+            <w:pPr>
+              <w:pStyle w:val="Compact"/>
+              <w:jc w:val="left"/>
+            </w:pPr>
+            <w:r>
+              <w:t xml:space="preserve">首次出现跨境数据与国家安全维度</w:t>
+            </w:r>
+          </w:p>
+        </w:tc>
+      </w:tr>
+      <w:tr>
+        <w:tc>
+          <w:tcPr/>
+          <w:p>
+            <w:pPr>
+              <w:pStyle w:val="Compact"/>
+              <w:jc w:val="left"/>
+            </w:pPr>
+            <w:r>
+              <w:t xml:space="preserve">投资者保护与市场影响</w:t>
+            </w:r>
+          </w:p>
+        </w:tc>
+        <w:tc>
+          <w:tcPr/>
+          <w:p>
+            <w:pPr>
+              <w:pStyle w:val="Compact"/>
+              <w:jc w:val="left"/>
+            </w:pPr>
+            <w:r>
+              <w:t xml:space="preserve"> </w:t>
+            </w:r>
+          </w:p>
+        </w:tc>
+        <w:tc>
+          <w:tcPr/>
+          <w:p>
+            <w:pPr>
+              <w:pStyle w:val="Compact"/>
+              <w:jc w:val="left"/>
+            </w:pPr>
+            <w:r>
+              <w:t xml:space="preserve"> </w:t>
+            </w:r>
+          </w:p>
+        </w:tc>
+        <w:tc>
+          <w:tcPr/>
+          <w:p>
+            <w:pPr>
+              <w:pStyle w:val="Compact"/>
+              <w:jc w:val="left"/>
+            </w:pPr>
+            <w:r>
+              <w:t xml:space="preserve">由企业能否融到钱，转向公众是否承受得起</w:t>
+            </w:r>
+          </w:p>
+        </w:tc>
+      </w:tr>
+    </w:tbl>
+    <w:p>
+      <w:pPr>
+        <w:pStyle w:val="BodyText"/>
+      </w:pPr>
+      <w:r>
+        <w:t xml:space="preserve">注：比例为提及该维度的学生人数占参与人数的比重，同一份理由可计入多个维度。表中数据栏由授课教师填入本轮实际授课的统计结果，并在正文中注明学期、班级与样本人数。</w:t>
+      </w:r>
+    </w:p>
+    <w:bookmarkEnd w:id="61"/>
+    <w:bookmarkStart w:id="62" w:name="三教学反思与改进方向"/>
+    <w:p>
+      <w:pPr>
+        <w:pStyle w:val="Heading3"/>
+      </w:pPr>
+      <w:r>
+        <w:t xml:space="preserve">（三）教学反思与改进方向</w:t>
+      </w:r>
+    </w:p>
+    <w:p>
+      <w:pPr>
+        <w:pStyle w:val="FirstParagraph"/>
+      </w:pPr>
+      <w:r>
+        <w:rPr>
+          <w:bCs/>
+          <w:b/>
+        </w:rPr>
+        <w:t xml:space="preserve">一是判例数量与课堂节奏的平衡。</w:t>
+      </w:r>
+      <w:r>
+        <w:t xml:space="preserve">议题二在 22 分钟内涉及四个判例，讨论一旦展开容易超时。后续实施拟将事前审核的两个判例改为分组各领一例、限时两分钟汇报，把节省的时间留给蚂蚁集团与康美药业两处深度讨论。</w:t>
+      </w:r>
+    </w:p>
+    <w:p>
+      <w:pPr>
+        <w:pStyle w:val="BodyText"/>
+      </w:pPr>
+      <w:r>
+        <w:rPr>
+          <w:bCs/>
+          <w:b/>
+        </w:rPr>
+        <w:t xml:space="preserve">二是辩论环节的参与广度。</w:t>
+      </w:r>
+      <w:r>
+        <w:t xml:space="preserve">限时辩论容易集中于少数表达能力强的学生。改进办法是要求每组在辩论前提交一句立论、辩论后提交一句修正，使未发言学生同样留下可评价的产出。</w:t>
+      </w:r>
+    </w:p>
+    <w:p>
+      <w:pPr>
+        <w:pStyle w:val="BodyText"/>
+      </w:pPr>
+      <w:r>
+        <w:rPr>
+          <w:bCs/>
+          <w:b/>
+        </w:rPr>
+        <w:t xml:space="preserve">三是价值目标评价的客观化。</w:t>
+      </w:r>
+      <w:r>
+        <w:t xml:space="preserve">维度编码依赖编码口径的一致性，需在实施前固定编码手册并由两人独立编码、核对一致性，避免评价结论受主观影响。</w:t>
+      </w:r>
+    </w:p>
+    <w:p>
+      <w:pPr>
+        <w:pStyle w:val="BodyText"/>
+      </w:pPr>
+      <w:r>
+        <w:rPr>
+          <w:bCs/>
+          <w:b/>
+        </w:rPr>
+        <w:t xml:space="preserve">四是案例素材的时效维护。</w:t>
+      </w:r>
+      <w:r>
+        <w:t xml:space="preserve">本案例大量使用现行制度与近年判例，发行上市规则处于持续调整之中，需每学期核对一次条款与数据，保持与最新监管要求一致。</w:t>
+      </w:r>
+    </w:p>
     <w:p>
       <w:pPr>
         <w:pStyle w:val="BodyText"/>
@@ -2759,11 +4272,12 @@
         <w:br/>
       </w:r>
       <w:r>
-        <w:t xml:space="preserve">用一家企业讲清一次改革，用一封家书守住一个专业</w:t>
-      </w:r>
-    </w:p>
-    <w:bookmarkEnd w:id="50"/>
-    <w:bookmarkEnd w:id="51"/>
+        <w:t xml:space="preserve">以一家企业的上市决策，讲清一次改革的方向、底线与主体</w:t>
+      </w:r>
+    </w:p>
+    <w:bookmarkEnd w:id="62"/>
+    <w:bookmarkEnd w:id="63"/>
+    <w:bookmarkEnd w:id="64"/>
     <w:sectPr/>
   </w:body>
 </w:document>

--- a/output/证券投资学课程思政教学案例设计.docx
+++ b/output/证券投资学课程思政教学案例设计.docx
@@ -7,7 +7,7 @@
         <w:pStyle w:val="Title"/>
       </w:pPr>
     </w:p>
-    <w:bookmarkStart w:id="20" w:name="证券投资学课程思政教学案例设计"/>
+    <w:bookmarkStart w:id="63" w:name="证券投资学课程思政教学案例设计"/>
     <w:p>
       <w:pPr>
         <w:pStyle w:val="Heading1"/>
@@ -16,14 +16,54 @@
         <w:t xml:space="preserve">《证券投资学》课程思政教学案例设计</w:t>
       </w:r>
     </w:p>
-    <w:bookmarkEnd w:id="20"/>
-    <w:bookmarkStart w:id="64" w:name="Xb6d6148f5da31047a5ef45fb63dda8e5f4f69af"/>
-    <w:p>
-      <w:pPr>
-        <w:pStyle w:val="Heading1"/>
-      </w:pPr>
-      <w:r>
-        <w:t xml:space="preserve">从"能不能上"到"该不该上"——Soulmate AI 闯关 IPO 与中国资本市场的价值坐标</w:t>
+    <w:p>
+      <w:pPr>
+        <w:pStyle w:val="DocSubtitle"/>
+      </w:pPr>
+      <w:r>
+        <w:t xml:space="preserve">从“能不能上”到“该不该上”——Soulmate AI 闯关 IPO 与中国资本市场的价值坐标</w:t>
+      </w:r>
+    </w:p>
+    <w:p>
+      <w:pPr>
+        <w:pStyle w:val="CoverMeta"/>
+      </w:pPr>
+      <w:r>
+        <w:t xml:space="preserve">课程名称　证券投资学　　｜　　授课对象　金融学 / 投资学专业本科生</w:t>
+      </w:r>
+    </w:p>
+    <w:p>
+      <w:pPr>
+        <w:pStyle w:val="CoverMeta"/>
+      </w:pPr>
+      <w:r>
+        <w:t xml:space="preserve">所属模块　第二章 · 证券发行与交易　　｜　　教学单元　2.1 发行市场与制度 · 2.2 上市的隐性门槛</w:t>
+      </w:r>
+    </w:p>
+    <w:p>
+      <w:pPr>
+        <w:pStyle w:val="CoverMeta"/>
+      </w:pPr>
+      <w:r>
+        <w:t xml:space="preserve">课程组　证券投资课程组　　｜　　课时安排　2 课时（课堂 89 分钟）+ 线上课前课后各 10 分钟</w:t>
+      </w:r>
+    </w:p>
+    <w:bookmarkStart w:id="26" w:name="一案例概述"/>
+    <w:p>
+      <w:pPr>
+        <w:pStyle w:val="Heading2"/>
+      </w:pPr>
+      <w:r>
+        <w:t xml:space="preserve">一、案例概述</w:t>
+      </w:r>
+    </w:p>
+    <w:bookmarkStart w:id="23" w:name="一案例背景与定位"/>
+    <w:p>
+      <w:pPr>
+        <w:pStyle w:val="Heading3"/>
+      </w:pPr>
+      <w:r>
+        <w:t xml:space="preserve">（一）案例背景与定位</w:t>
       </w:r>
     </w:p>
     <w:p>
@@ -31,91 +71,7 @@
         <w:pStyle w:val="FirstParagraph"/>
       </w:pPr>
       <w:r>
-        <w:t xml:space="preserve">课程名称</w:t>
-      </w:r>
-      <w:r>
-        <w:t xml:space="preserve">证券投资学</w:t>
-      </w:r>
-    </w:p>
-    <w:p>
-      <w:pPr>
-        <w:pStyle w:val="BodyText"/>
-      </w:pPr>
-      <w:r>
-        <w:t xml:space="preserve">授课对象</w:t>
-      </w:r>
-      <w:r>
-        <w:t xml:space="preserve">金融学 / 投资学专业本科生</w:t>
-      </w:r>
-    </w:p>
-    <w:p>
-      <w:pPr>
-        <w:pStyle w:val="BodyText"/>
-      </w:pPr>
-      <w:r>
-        <w:t xml:space="preserve">所属模块</w:t>
-      </w:r>
-      <w:r>
-        <w:t xml:space="preserve">第二章 · 证券发行与交易</w:t>
-      </w:r>
-    </w:p>
-    <w:p>
-      <w:pPr>
-        <w:pStyle w:val="BodyText"/>
-      </w:pPr>
-      <w:r>
-        <w:t xml:space="preserve">教学单元</w:t>
-      </w:r>
-      <w:r>
-        <w:t xml:space="preserve">2.1 发行市场与制度 · 2.2 上市的隐性门槛</w:t>
-      </w:r>
-    </w:p>
-    <w:p>
-      <w:pPr>
-        <w:pStyle w:val="BodyText"/>
-      </w:pPr>
-      <w:r>
-        <w:t xml:space="preserve">课程组</w:t>
-      </w:r>
-      <w:r>
-        <w:t xml:space="preserve">证券投资课程组</w:t>
-      </w:r>
-    </w:p>
-    <w:p>
-      <w:pPr>
-        <w:pStyle w:val="BodyText"/>
-      </w:pPr>
-      <w:r>
-        <w:t xml:space="preserve">课时安排</w:t>
-      </w:r>
-      <w:r>
-        <w:t xml:space="preserve">2 课时（89 分钟）+ 线上课前课后各 10 分钟</w:t>
-      </w:r>
-    </w:p>
-    <w:bookmarkStart w:id="27" w:name="一案例概述"/>
-    <w:p>
-      <w:pPr>
-        <w:pStyle w:val="Heading2"/>
-      </w:pPr>
-      <w:r>
-        <w:t xml:space="preserve">一、案例概述</w:t>
-      </w:r>
-    </w:p>
-    <w:bookmarkStart w:id="24" w:name="一案例背景与定位"/>
-    <w:p>
-      <w:pPr>
-        <w:pStyle w:val="Heading3"/>
-      </w:pPr>
-      <w:r>
-        <w:t xml:space="preserve">（一）案例背景与定位</w:t>
-      </w:r>
-    </w:p>
-    <w:p>
-      <w:pPr>
-        <w:pStyle w:val="FirstParagraph"/>
-      </w:pPr>
-      <w:r>
-        <w:t xml:space="preserve">企业首次公开发行并上市是一级市场的核心场景，也是《证券投资学》第二章知识链条的中枢：发行制度、板块定位、上市地选择、审核程序、权责分配、发行定价等分散知识点，在这一场景中被串成一条完整的业务流。本案例设置在第二章"证券发行与交易"的两个连续单元——2.1 发行市场与制度、2.2 上市的隐性门槛，课堂教学 2 课时，并配置课前与课后两段线上任务。</w:t>
+        <w:t xml:space="preserve">企业首次公开发行并上市是一级市场的核心场景，也是《证券投资学》第二章知识链条的中枢：发行制度、板块定位、上市地选择、审核程序、权责分配、发行定价等分散知识点，在这一场景中被串成一条完整的业务流。本案例设置在第二章“证券发行与交易”的两个连续单元——2.1 发行市场与制度、2.2 上市的隐性门槛，课堂教学 2 课时，并配置课前与课后两段线上任务。</w:t>
       </w:r>
     </w:p>
     <w:p>
@@ -154,7 +110,7 @@
         <w:pStyle w:val="BodyText"/>
       </w:pPr>
       <w:r>
-        <w:t xml:space="preserve">案例的价值主线不平行于专业内容，而是从专业内容内部生长出来：发行上市审核要回答的从来不只是"这家企业是否达标"这一技术问题，还包括"资本市场要不要接纳它"这一价值问题。前者有对错，后者有立场。案例的全部设计，都围绕着把学生从前一个问题带到后一个问题。</w:t>
+        <w:t xml:space="preserve">案例的价值主线不平行于专业内容，而是从专业内容内部生长出来：发行上市审核要回答的从来不只是“这家企业是否达标”这一技术问题，还包括“资本市场要不要接纳它”这一价值问题。前者有对错，后者有立场。案例的全部设计，都围绕着把学生从前一个问题带到后一个问题。</w:t>
       </w:r>
     </w:p>
     <w:p>
@@ -166,18 +122,18 @@
           <wp:inline>
             <wp:extent cx="5334000" cy="2785533"/>
             <wp:effectExtent b="0" l="0" r="0" t="0"/>
-            <wp:docPr descr="教学案例知识点定位图" title="" id="22" name="Picture"/>
+            <wp:docPr descr="教学案例知识点定位图" title="" id="21" name="Picture"/>
             <a:graphic>
               <a:graphicData uri="http://schemas.openxmlformats.org/drawingml/2006/picture">
                 <pic:pic>
                   <pic:nvPicPr>
-                    <pic:cNvPr descr="figs/fig1.png" id="23" name="Picture"/>
+                    <pic:cNvPr descr="figs/fig1.png" id="22" name="Picture"/>
                     <pic:cNvPicPr>
                       <a:picLocks noChangeArrowheads="1" noChangeAspect="1"/>
                     </pic:cNvPicPr>
                   </pic:nvPicPr>
                   <pic:blipFill>
-                    <a:blip r:embed="rId21"/>
+                    <a:blip r:embed="rId20"/>
                     <a:stretch>
                       <a:fillRect/>
                     </a:stretch>
@@ -206,20 +162,54 @@
     </w:p>
     <w:p>
       <w:pPr>
+        <w:pStyle w:val="FigCaption"/>
+      </w:pPr>
+      <w:r>
+        <w:t xml:space="preserve">图 1　教学案例知识点定位图</w:t>
+      </w:r>
+    </w:p>
+    <w:bookmarkEnd w:id="23"/>
+    <w:bookmarkStart w:id="24" w:name="二现实意义"/>
+    <w:p>
+      <w:pPr>
+        <w:pStyle w:val="Heading3"/>
+      </w:pPr>
+      <w:r>
+        <w:t xml:space="preserve">（二）现实意义</w:t>
+      </w:r>
+    </w:p>
+    <w:p>
+      <w:pPr>
+        <w:pStyle w:val="FirstParagraph"/>
+      </w:pPr>
+      <w:r>
+        <w:t xml:space="preserve">2019 年科创板试点注册制、2020 年创业板改革、2023 年主板全面推行，我国资本市场用三十年时间完成了从审批制到注册制的制度跃迁。伴随这一跃迁，以信息披露为核心的监管理念确立，“申报即担责”由理念变为可执行的法律约束：2024 年证监会对思尔芯在申报阶段虚增营业收入的行为作出处罚，成为首例在提交注册环节即被查处的欺诈发行案件，撤回申请并不豁免责任。</w:t>
+      </w:r>
+    </w:p>
+    <w:p>
+      <w:pPr>
         <w:pStyle w:val="BodyText"/>
       </w:pPr>
       <w:r>
-        <w:t xml:space="preserve">图 1  教学案例知识点定位图</w:t>
+        <w:t xml:space="preserve">与此同时，一批标志性事件把“资本市场该接纳什么样的企业”这一问题推到台前：2020 年蚂蚁集团在发行条件全部满足的情况下被暂缓上市；2021 年联想集团因板块定位与硬科技属性难以匹配撤回科创板申请；2021 年康美药业案作出判决，五名兼职独立董事承担连带赔偿责任，我国首例证券特别代表人诉讼落地；中芯国际从境外退市回归科创板、滴滴出行因数据安全审查退出美国市场，2023 年《境内企业境外发行证券和上市管理试行办法》施行，境外上市全面纳入备案管理；2024 年新“国九条”明确提出严把发行上市准入关。</w:t>
+      </w:r>
+    </w:p>
+    <w:p>
+      <w:pPr>
+        <w:pStyle w:val="BodyText"/>
+      </w:pPr>
+      <w:r>
+        <w:t xml:space="preserve">这些事件的共同特征是：企业的财务条件都不构成障碍，真正决定结果的是更高一层的判断。把它们写进课堂，学生才能理解注册制改革不是把关口拆掉，而是把关口的标准从数字扩展到诚信、从企业扩展到国家战略与金融安全。</w:t>
       </w:r>
     </w:p>
     <w:bookmarkEnd w:id="24"/>
-    <w:bookmarkStart w:id="25" w:name="二现实意义"/>
+    <w:bookmarkStart w:id="25" w:name="三问题解决"/>
     <w:p>
       <w:pPr>
         <w:pStyle w:val="Heading3"/>
       </w:pPr>
       <w:r>
-        <w:t xml:space="preserve">（二）现实意义</w:t>
+        <w:t xml:space="preserve">（三）问题解决</w:t>
       </w:r>
     </w:p>
     <w:p>
@@ -227,7 +217,7 @@
         <w:pStyle w:val="FirstParagraph"/>
       </w:pPr>
       <w:r>
-        <w:t xml:space="preserve">2019 年科创板试点注册制、2020 年创业板改革、2023 年主板全面推行，我国资本市场用三十年时间完成了从审批制到注册制的制度跃迁。伴随这一跃迁，以信息披露为核心的监管理念确立，"申报即担责"由理念变为可执行的法律约束：2024 年证监会对思尔芯在申报阶段虚增营业收入的行为作出处罚，成为首例在提交注册环节即被查处的欺诈发行案件，撤回申请并不豁免责任。</w:t>
+        <w:t xml:space="preserve">结合课程思政目标与学生学情，本案例重点回应以下三类教学难题。</w:t>
       </w:r>
     </w:p>
     <w:p>
@@ -235,7 +225,14 @@
         <w:pStyle w:val="BodyText"/>
       </w:pPr>
       <w:r>
-        <w:t xml:space="preserve">与此同时，一批标志性事件把"资本市场该接纳什么样的企业"这一问题推到台前：2020 年蚂蚁集团在发行条件全部满足的情况下被暂缓上市；2021 年联想集团因板块定位与硬科技属性难以匹配撤回科创板申请；2021 年康美药业案作出判决，五名兼职独立董事承担连带赔偿责任，我国首例证券特别代表人诉讼落地；中芯国际从境外退市回归科创板、滴滴出行因数据安全审查退出美国市场，2023 年《境内企业境外发行证券和上市管理试行办法》施行，境外上市全面纳入备案管理；2024 年新"国九条"明确提出严把发行上市准入关。</w:t>
+        <w:rPr>
+          <w:bCs/>
+          <w:b/>
+        </w:rPr>
+        <w:t xml:space="preserve">其一，学生容易把上市门槛理解为一组财务数字，忽视审核中的实质性判断。</w:t>
+      </w:r>
+      <w:r>
+        <w:t xml:space="preserve">学生熟悉净利润、营业收入、市值等量化指标，对信息披露质量、管理层诚信、板块定位、产业导向等实质条件缺少直觉，也不理解为什么条件齐备的企业仍可能上不了市。案例用思尔芯、Soul、联想、蚂蚁集团四类真实结果反推审核逻辑，把“隐性门槛”还原为可辨识的制度条款。</w:t>
       </w:r>
     </w:p>
     <w:p>
@@ -243,83 +240,42 @@
         <w:pStyle w:val="BodyText"/>
       </w:pPr>
       <w:r>
-        <w:t xml:space="preserve">这些事件的共同特征是：企业的财务条件都不构成障碍，真正决定结果的是更高一层的判断。把它们写进课堂，学生才能理解注册制改革不是把关口拆掉，而是把关口的标准从数字扩展到诚信、从企业扩展到国家战略与金融安全。</w:t>
+        <w:rPr>
+          <w:bCs/>
+          <w:b/>
+        </w:rPr>
+        <w:t xml:space="preserve">其二，学生容易把注册制理解为放松监管，把中外制度差异简化为先进与落后。</w:t>
+      </w:r>
+      <w:r>
+        <w:t xml:space="preserve">面对成熟市场的制度安排，部分学生倾向于得出“应当照搬”的结论。案例把注册制放回我国投资者结构和退出机制的真实条件中讨论，帮助学生理解分步试点、逐层推进的改革路径是与市场承受能力相适应的选择，而不是改革不彻底。</w:t>
+      </w:r>
+    </w:p>
+    <w:p>
+      <w:pPr>
+        <w:pStyle w:val="BodyText"/>
+      </w:pPr>
+      <w:r>
+        <w:rPr>
+          <w:bCs/>
+          <w:b/>
+        </w:rPr>
+        <w:t xml:space="preserve">其三，学生对上市地选择的国家安全维度缺乏认知。</w:t>
+      </w:r>
+      <w:r>
+        <w:t xml:space="preserve">学生通常只从估值水平、发行成本、流动性角度比较境内外市场，很少意识到跨境上市涉及数据出境、审计工作底稿、国家金融安全等问题。案例通过中芯国际回归、滴滴退市与境外上市备案管理三条事实，把上市地选择从成本比较题变为安全边界题。</w:t>
+      </w:r>
+    </w:p>
+    <w:p>
+      <w:pPr>
+        <w:pStyle w:val="BodyText"/>
+      </w:pPr>
+      <w:r>
+        <w:t xml:space="preserve">围绕上述难题，案例采用问题驱动、判例反推、双向辩论与同题前后测的教学策略，使知识传授、能力训练与价值引导在同一条业务流中同步完成。</w:t>
       </w:r>
     </w:p>
     <w:bookmarkEnd w:id="25"/>
-    <w:bookmarkStart w:id="26" w:name="三问题解决"/>
-    <w:p>
-      <w:pPr>
-        <w:pStyle w:val="Heading3"/>
-      </w:pPr>
-      <w:r>
-        <w:t xml:space="preserve">（三）问题解决</w:t>
-      </w:r>
-    </w:p>
-    <w:p>
-      <w:pPr>
-        <w:pStyle w:val="FirstParagraph"/>
-      </w:pPr>
-      <w:r>
-        <w:t xml:space="preserve">结合课程思政目标与学生学情，本案例重点回应以下三类教学难题。</w:t>
-      </w:r>
-    </w:p>
-    <w:p>
-      <w:pPr>
-        <w:pStyle w:val="BodyText"/>
-      </w:pPr>
-      <w:r>
-        <w:rPr>
-          <w:bCs/>
-          <w:b/>
-        </w:rPr>
-        <w:t xml:space="preserve">其一，学生容易把上市门槛理解为一组财务数字，忽视审核中的实质性判断。</w:t>
-      </w:r>
-      <w:r>
-        <w:t xml:space="preserve">学生熟悉净利润、营业收入、市值等量化指标，对信息披露质量、管理层诚信、板块定位、产业导向等实质条件缺少直觉，也不理解为什么条件齐备的企业仍可能上不了市。案例用思尔芯、Soul、联想、蚂蚁集团四类真实结果反推审核逻辑，把"隐性门槛"还原为可辨识的制度条款。</w:t>
-      </w:r>
-    </w:p>
-    <w:p>
-      <w:pPr>
-        <w:pStyle w:val="BodyText"/>
-      </w:pPr>
-      <w:r>
-        <w:rPr>
-          <w:bCs/>
-          <w:b/>
-        </w:rPr>
-        <w:t xml:space="preserve">其二，学生容易把注册制理解为放松监管，把中外制度差异简化为先进与落后。</w:t>
-      </w:r>
-      <w:r>
-        <w:t xml:space="preserve">面对成熟市场的制度安排，部分学生倾向于得出"应当照搬"的结论。案例把注册制放回我国投资者结构和退出机制的真实条件中讨论，帮助学生理解分步试点、逐层推进的改革路径是与市场承受能力相适应的选择，而不是改革不彻底。</w:t>
-      </w:r>
-    </w:p>
-    <w:p>
-      <w:pPr>
-        <w:pStyle w:val="BodyText"/>
-      </w:pPr>
-      <w:r>
-        <w:rPr>
-          <w:bCs/>
-          <w:b/>
-        </w:rPr>
-        <w:t xml:space="preserve">其三，学生对上市地选择的国家安全维度缺乏认知。</w:t>
-      </w:r>
-      <w:r>
-        <w:t xml:space="preserve">学生通常只从估值水平、发行成本、流动性角度比较境内外市场，很少意识到跨境上市涉及数据出境、审计工作底稿、国家金融安全等问题。案例通过中芯国际回归、滴滴退市与境外上市备案管理三条事实，把上市地选择从成本比较题变为安全边界题。</w:t>
-      </w:r>
-    </w:p>
-    <w:p>
-      <w:pPr>
-        <w:pStyle w:val="BodyText"/>
-      </w:pPr>
-      <w:r>
-        <w:t xml:space="preserve">围绕上述难题，案例采用问题驱动、判例反推、双向辩论与同题前后测的教学策略，使知识传授、能力训练与价值引导在同一条业务流中同步完成。</w:t>
-      </w:r>
-    </w:p>
     <w:bookmarkEnd w:id="26"/>
-    <w:bookmarkEnd w:id="27"/>
-    <w:bookmarkStart w:id="31" w:name="二教学目标"/>
+    <w:bookmarkStart w:id="30" w:name="二教学目标"/>
     <w:p>
       <w:pPr>
         <w:pStyle w:val="Heading2"/>
@@ -328,7 +284,7 @@
         <w:t xml:space="preserve">二、教学目标</w:t>
       </w:r>
     </w:p>
-    <w:bookmarkStart w:id="28" w:name="一知识目标"/>
+    <w:bookmarkStart w:id="27" w:name="一知识目标"/>
     <w:p>
       <w:pPr>
         <w:pStyle w:val="Heading3"/>
@@ -413,8 +369,8 @@
         <w:t xml:space="preserve">　能够解释市盈率法与询价法两种定价方法的原理，说明抑价与破发的形成机制，掌握投资者适当性管理的基本规则。</w:t>
       </w:r>
     </w:p>
-    <w:bookmarkEnd w:id="28"/>
-    <w:bookmarkStart w:id="29" w:name="二能力目标"/>
+    <w:bookmarkEnd w:id="27"/>
+    <w:bookmarkStart w:id="28" w:name="二能力目标"/>
     <w:p>
       <w:pPr>
         <w:pStyle w:val="Heading3"/>
@@ -499,8 +455,8 @@
         <w:t xml:space="preserve">　能够检索并读懂招股说明书关键章节，并用非专业人士可以理解的语言完成一次风险说明。</w:t>
       </w:r>
     </w:p>
-    <w:bookmarkEnd w:id="29"/>
-    <w:bookmarkStart w:id="30" w:name="三综合素养"/>
+    <w:bookmarkEnd w:id="28"/>
+    <w:bookmarkStart w:id="29" w:name="三综合素养"/>
     <w:p>
       <w:pPr>
         <w:pStyle w:val="Heading3"/>
@@ -545,9 +501,9 @@
         <w:t xml:space="preserve">具备面向公众的沟通自觉，能够把专业判断转化为普通投资者可理解、可使用的信息。</w:t>
       </w:r>
     </w:p>
+    <w:bookmarkEnd w:id="29"/>
     <w:bookmarkEnd w:id="30"/>
-    <w:bookmarkEnd w:id="31"/>
-    <w:bookmarkStart w:id="32" w:name="三课程思政教学目标"/>
+    <w:bookmarkStart w:id="31" w:name="三课程思政教学目标"/>
     <w:p>
       <w:pPr>
         <w:pStyle w:val="Heading2"/>
@@ -632,32 +588,58 @@
         <w:t xml:space="preserve">理解投资者保护是证券制度的出发点，把投资者适当性管理和风险充分揭示作为执业底线。</w:t>
       </w:r>
     </w:p>
+    <w:bookmarkEnd w:id="31"/>
+    <w:bookmarkStart w:id="39" w:name="四课程思政设计"/>
+    <w:p>
+      <w:pPr>
+        <w:pStyle w:val="Heading2"/>
+      </w:pPr>
+      <w:r>
+        <w:t xml:space="preserve">四、课程思政设计</w:t>
+      </w:r>
+    </w:p>
+    <w:bookmarkStart w:id="34" w:name="一教学内容与课程资源"/>
+    <w:p>
+      <w:pPr>
+        <w:pStyle w:val="Heading3"/>
+      </w:pPr>
+      <w:r>
+        <w:t xml:space="preserve">（一）教学内容与课程资源</w:t>
+      </w:r>
+    </w:p>
+    <w:bookmarkStart w:id="32" w:name="教学内容组织"/>
+    <w:p>
+      <w:pPr>
+        <w:pStyle w:val="Heading4"/>
+      </w:pPr>
+      <w:r>
+        <w:t xml:space="preserve">1. 教学内容组织</w:t>
+      </w:r>
+    </w:p>
+    <w:p>
+      <w:pPr>
+        <w:pStyle w:val="FirstParagraph"/>
+      </w:pPr>
+      <w:r>
+        <w:t xml:space="preserve">本案例把两节相邻单元合并处理，按业务逻辑而非教材顺序重新组织。全部内容围绕 Soulmate AI 的上市决策展开，形成三个课堂议题与两段线上任务：课前完成一次发行审核判断，课堂依次讨论该上哪里、能不能上、谁来判断，收尾进行一次集体表决，课后就同一份材料再判断一次。</w:t>
+      </w:r>
+    </w:p>
+    <w:p>
+      <w:pPr>
+        <w:pStyle w:val="BodyText"/>
+      </w:pPr>
+      <w:r>
+        <w:t xml:space="preserve">四类素材交替使用：法条给出边界，判例提供事实，数据提供说服力，任务提供参与度。学生在同一堂课里既要用上市规则为企业对表，也要用真实处罚决定复盘一家公司为什么被拦下，还要在辩论中为一项制度安排找出成立的条件。</w:t>
+      </w:r>
+    </w:p>
     <w:bookmarkEnd w:id="32"/>
-    <w:bookmarkStart w:id="40" w:name="四课程思政设计"/>
-    <w:p>
-      <w:pPr>
-        <w:pStyle w:val="Heading2"/>
-      </w:pPr>
-      <w:r>
-        <w:t xml:space="preserve">四、课程思政设计</w:t>
-      </w:r>
-    </w:p>
-    <w:bookmarkStart w:id="35" w:name="一教学内容与课程资源"/>
-    <w:p>
-      <w:pPr>
-        <w:pStyle w:val="Heading3"/>
-      </w:pPr>
-      <w:r>
-        <w:t xml:space="preserve">（一）教学内容与课程资源</w:t>
-      </w:r>
-    </w:p>
-    <w:bookmarkStart w:id="33" w:name="教学内容组织"/>
+    <w:bookmarkStart w:id="33" w:name="主要课程资源"/>
     <w:p>
       <w:pPr>
         <w:pStyle w:val="Heading4"/>
       </w:pPr>
       <w:r>
-        <w:t xml:space="preserve">1. 教学内容组织</w:t>
+        <w:t xml:space="preserve">2. 主要课程资源</w:t>
       </w:r>
     </w:p>
     <w:p>
@@ -665,7 +647,14 @@
         <w:pStyle w:val="FirstParagraph"/>
       </w:pPr>
       <w:r>
-        <w:t xml:space="preserve">本案例把两节相邻单元合并处理，按业务逻辑而非教材顺序重新组织。全部内容围绕 Soulmate AI 的上市决策展开，形成三个课堂议题与两段线上任务：课前完成一次发行审核判断，课堂依次讨论该上哪里、能不能上、谁来判断，收尾进行一次集体表决，课后就同一份材料再判断一次。</w:t>
+        <w:rPr>
+          <w:bCs/>
+          <w:b/>
+        </w:rPr>
+        <w:t xml:space="preserve">专业资源。</w:t>
+      </w:r>
+      <w:r>
+        <w:t xml:space="preserve">教材第二章配套讲义与练习；上交所、深交所、北交所上市规则与审核问答；巨潮资讯网、同花顺 iFinD、Wind 招股说明书数据库；中证指数有限公司行业市盈率月报。</w:t>
       </w:r>
     </w:p>
     <w:p>
@@ -673,82 +662,64 @@
         <w:pStyle w:val="BodyText"/>
       </w:pPr>
       <w:r>
-        <w:t xml:space="preserve">四类素材交替使用：法条给出边界，判例提供事实，数据提供说服力，任务提供参与度。学生在同一堂课里既要用上市规则为企业对表，也要用真实处罚决定复盘一家公司为什么被拦下，还要在辩论中为一项制度安排找出成立的条件。</w:t>
+        <w:rPr>
+          <w:bCs/>
+          <w:b/>
+        </w:rPr>
+        <w:t xml:space="preserve">政策与法规资源。</w:t>
+      </w:r>
+      <w:r>
+        <w:t xml:space="preserve">《中华人民共和国证券法》（2019 修订）第十九条、第七十八条、第八十四条、第九十五条；《首次公开发行股票注册管理办法》（2023）；《科创板股票上市规则》第 2.1.2 条五套上市标准；《境内企业境外发行证券和上市管理试行办法》（2023）；《关于加强监管防范风险推动资本市场高质量发展的若干意见》（2024 年新“国九条”）；党的二十大报告关于健全资本市场功能、提高直接融资比重的表述。</w:t>
+      </w:r>
+    </w:p>
+    <w:p>
+      <w:pPr>
+        <w:pStyle w:val="BodyText"/>
+      </w:pPr>
+      <w:r>
+        <w:rPr>
+          <w:bCs/>
+          <w:b/>
+        </w:rPr>
+        <w:t xml:space="preserve">判例素材。</w:t>
+      </w:r>
+      <w:r>
+        <w:t xml:space="preserve">思尔芯申报阶段欺诈发行行政处罚决定；Soul 举报竞对事件与赴美上市中止；联想集团科创板申请撤回；蚂蚁集团暂缓上市公告；康美药业证券虚假陈述责任纠纷一审判决；中芯国际境外退市与科创板上市；滴滴出行网络安全审查与退市。</w:t>
+      </w:r>
+    </w:p>
+    <w:p>
+      <w:pPr>
+        <w:pStyle w:val="BodyText"/>
+      </w:pPr>
+      <w:r>
+        <w:rPr>
+          <w:bCs/>
+          <w:b/>
+        </w:rPr>
+        <w:t xml:space="preserve">课堂发放材料。</w:t>
+      </w:r>
+      <w:r>
+        <w:t xml:space="preserve">《Soulmate AI 发行审核材料包》（含三年主要财务数据、股权结构说明、业务与研发情况、合规事项说明、上市成本与收益背景阅读）；《五大板块定位与关键量化门槛对照表》（依据各交易所现行上市规则整理）；权责分置角色卡六张。上述两份对照材料随课件下发，供课堂对表使用，本文不再列示具体数据。</w:t>
+      </w:r>
+    </w:p>
+    <w:p>
+      <w:pPr>
+        <w:pStyle w:val="BodyText"/>
+      </w:pPr>
+      <w:r>
+        <w:rPr>
+          <w:bCs/>
+          <w:b/>
+        </w:rPr>
+        <w:t xml:space="preserve">数字化工具。</w:t>
+      </w:r>
+      <w:r>
+        <w:t xml:space="preserve">课程平台（线上判断、文本编码、抢答、投票）；同花顺行情软件；Soulmate AI 董事会情境课件。</w:t>
       </w:r>
     </w:p>
     <w:bookmarkEnd w:id="33"/>
-    <w:bookmarkStart w:id="34" w:name="主要课程资源"/>
-    <w:p>
-      <w:pPr>
-        <w:pStyle w:val="Heading4"/>
-      </w:pPr>
-      <w:r>
-        <w:t xml:space="preserve">2. 主要课程资源</w:t>
-      </w:r>
-    </w:p>
-    <w:p>
-      <w:pPr>
-        <w:pStyle w:val="FirstParagraph"/>
-      </w:pPr>
-      <w:r>
-        <w:rPr>
-          <w:bCs/>
-          <w:b/>
-        </w:rPr>
-        <w:t xml:space="preserve">专业资源。</w:t>
-      </w:r>
-      <w:r>
-        <w:t xml:space="preserve">教材第二章配套讲义与练习；上交所、深交所、北交所上市规则与审核问答；巨潮资讯网、同花顺 iFinD、Wind 招股说明书数据库；中证指数有限公司行业市盈率月报。</w:t>
-      </w:r>
-    </w:p>
-    <w:p>
-      <w:pPr>
-        <w:pStyle w:val="BodyText"/>
-      </w:pPr>
-      <w:r>
-        <w:rPr>
-          <w:bCs/>
-          <w:b/>
-        </w:rPr>
-        <w:t xml:space="preserve">政策与法规资源。</w:t>
-      </w:r>
-      <w:r>
-        <w:t xml:space="preserve">《中华人民共和国证券法》（2019 修订）第十九条、第七十八条、第八十四条、第九十五条；《首次公开发行股票注册管理办法》（2023）；《科创板股票上市规则》第 2.1.2 条五套上市标准；《境内企业境外发行证券和上市管理试行办法》（2023）；《关于加强监管防范风险推动资本市场高质量发展的若干意见》（2024 年新"国九条"）；党的二十大报告关于健全资本市场功能、提高直接融资比重的表述。</w:t>
-      </w:r>
-    </w:p>
-    <w:p>
-      <w:pPr>
-        <w:pStyle w:val="BodyText"/>
-      </w:pPr>
-      <w:r>
-        <w:rPr>
-          <w:bCs/>
-          <w:b/>
-        </w:rPr>
-        <w:t xml:space="preserve">判例素材。</w:t>
-      </w:r>
-      <w:r>
-        <w:t xml:space="preserve">思尔芯申报阶段欺诈发行行政处罚决定；Soul 举报竞对事件与赴美上市中止；联想集团科创板申请撤回；蚂蚁集团暂缓上市公告；康美药业证券虚假陈述责任纠纷一审判决；中芯国际境外退市与科创板上市；滴滴出行网络安全审查与退市。</w:t>
-      </w:r>
-    </w:p>
-    <w:p>
-      <w:pPr>
-        <w:pStyle w:val="BodyText"/>
-      </w:pPr>
-      <w:r>
-        <w:rPr>
-          <w:bCs/>
-          <w:b/>
-        </w:rPr>
-        <w:t xml:space="preserve">数字化工具。</w:t>
-      </w:r>
-      <w:r>
-        <w:t xml:space="preserve">课程平台（线上判断、文本编码、抢答、投票）；同花顺行情软件；自制审核材料包与权责角色卡；Soulmate AI 董事会情境课件。</w:t>
-      </w:r>
-    </w:p>
     <w:bookmarkEnd w:id="34"/>
-    <w:bookmarkEnd w:id="35"/>
-    <w:bookmarkStart w:id="39" w:name="二课程设计思路"/>
+    <w:bookmarkStart w:id="38" w:name="二课程设计思路"/>
     <w:p>
       <w:pPr>
         <w:pStyle w:val="Heading3"/>
@@ -784,18 +755,18 @@
           <wp:inline>
             <wp:extent cx="5334000" cy="2963333"/>
             <wp:effectExtent b="0" l="0" r="0" t="0"/>
-            <wp:docPr descr="课程设计思路图" title="" id="37" name="Picture"/>
+            <wp:docPr descr="课程设计思路图" title="" id="36" name="Picture"/>
             <a:graphic>
               <a:graphicData uri="http://schemas.openxmlformats.org/drawingml/2006/picture">
                 <pic:pic>
                   <pic:nvPicPr>
-                    <pic:cNvPr descr="figs/fig2.png" id="38" name="Picture"/>
+                    <pic:cNvPr descr="figs/fig2.png" id="37" name="Picture"/>
                     <pic:cNvPicPr>
                       <a:picLocks noChangeArrowheads="1" noChangeAspect="1"/>
                     </pic:cNvPicPr>
                   </pic:nvPicPr>
                   <pic:blipFill>
-                    <a:blip r:embed="rId36"/>
+                    <a:blip r:embed="rId35"/>
                     <a:stretch>
                       <a:fillRect/>
                     </a:stretch>
@@ -824,10 +795,48 @@
     </w:p>
     <w:p>
       <w:pPr>
+        <w:pStyle w:val="FigCaption"/>
+      </w:pPr>
+      <w:r>
+        <w:t xml:space="preserve">图 2　课程设计思路图（专业主线与价值主线同步推进）</w:t>
+      </w:r>
+    </w:p>
+    <w:p>
+      <w:pPr>
         <w:pStyle w:val="BodyText"/>
       </w:pPr>
       <w:r>
-        <w:t xml:space="preserve">图 2  课程设计思路图（专业主线与价值主线同步推进）</w:t>
+        <w:t xml:space="preserve">三个议题的递进关系是明确的。</w:t>
+      </w:r>
+      <w:r>
+        <w:rPr>
+          <w:bCs/>
+          <w:b/>
+        </w:rPr>
+        <w:t xml:space="preserve">议题一“该上哪里”解决方向问题</w:t>
+      </w:r>
+      <w:r>
+        <w:t xml:space="preserve">：板块结构对应国家产业序列，上市地选择关系国家安全，企业首先要回答自己进入哪一条国家重点支持的轨道。</w:t>
+      </w:r>
+      <w:r>
+        <w:rPr>
+          <w:bCs/>
+          <w:b/>
+        </w:rPr>
+        <w:t xml:space="preserve">议题二“能不能上”解决资格问题</w:t>
+      </w:r>
+      <w:r>
+        <w:t xml:space="preserve">：财务门槛是客观标尺，但门槛可以被制造，因此制度在门槛之后还设置了事前审核、事中暂缓、事后追责三道防线。</w:t>
+      </w:r>
+      <w:r>
+        <w:rPr>
+          <w:bCs/>
+          <w:b/>
+        </w:rPr>
+        <w:t xml:space="preserve">议题三“谁来判断”解决主体问题</w:t>
+      </w:r>
+      <w:r>
+        <w:t xml:space="preserve">：三十年制度演进的核心是价值判断权由行政计划逐步交还市场，而权力的移交必须以责任的加重为条件。</w:t>
       </w:r>
     </w:p>
     <w:p>
@@ -835,50 +844,12 @@
         <w:pStyle w:val="BodyText"/>
       </w:pPr>
       <w:r>
-        <w:t xml:space="preserve">三个议题的递进关系是明确的。</w:t>
-      </w:r>
-      <w:r>
-        <w:rPr>
-          <w:bCs/>
-          <w:b/>
-        </w:rPr>
-        <w:t xml:space="preserve">议题一"该上哪里"解决方向问题</w:t>
-      </w:r>
-      <w:r>
-        <w:t xml:space="preserve">：板块结构对应国家产业序列，上市地选择关系国家安全，企业首先要回答自己进入哪一条国家重点支持的轨道。</w:t>
-      </w:r>
-      <w:r>
-        <w:rPr>
-          <w:bCs/>
-          <w:b/>
-        </w:rPr>
-        <w:t xml:space="preserve">议题二"能不能上"解决资格问题</w:t>
-      </w:r>
-      <w:r>
-        <w:t xml:space="preserve">：财务门槛是客观标尺，但门槛可以被制造，因此制度在门槛之后还设置了事前审核、事中暂缓、事后追责三道防线。</w:t>
-      </w:r>
-      <w:r>
-        <w:rPr>
-          <w:bCs/>
-          <w:b/>
-        </w:rPr>
-        <w:t xml:space="preserve">议题三"谁来判断"解决主体问题</w:t>
-      </w:r>
-      <w:r>
-        <w:t xml:space="preserve">：三十年制度演进的核心是价值判断权由行政计划逐步交还市场，而权力的移交必须以责任的加重为条件。</w:t>
-      </w:r>
-    </w:p>
-    <w:p>
-      <w:pPr>
-        <w:pStyle w:val="BodyText"/>
-      </w:pPr>
-      <w:r>
         <w:t xml:space="preserve">议题之外，课前与课后各安排一次同题判断。两次判断的材料相同、题目相同，唯一变化的是学生经历了这堂课。对两次判断理由进行文本编码，可以直接观测学生判断维度的变化，作为价值引导成效的客观证据。</w:t>
       </w:r>
     </w:p>
+    <w:bookmarkEnd w:id="38"/>
     <w:bookmarkEnd w:id="39"/>
-    <w:bookmarkEnd w:id="40"/>
-    <w:bookmarkStart w:id="59" w:name="五实施过程"/>
+    <w:bookmarkStart w:id="58" w:name="五实施过程"/>
     <w:p>
       <w:pPr>
         <w:pStyle w:val="Heading2"/>
@@ -896,18 +867,18 @@
           <wp:inline>
             <wp:extent cx="5334000" cy="2370666"/>
             <wp:effectExtent b="0" l="0" r="0" t="0"/>
-            <wp:docPr descr="教学实施过程全景图" title="" id="42" name="Picture"/>
+            <wp:docPr descr="教学实施过程全景图" title="" id="41" name="Picture"/>
             <a:graphic>
               <a:graphicData uri="http://schemas.openxmlformats.org/drawingml/2006/picture">
                 <pic:pic>
                   <pic:nvPicPr>
-                    <pic:cNvPr descr="figs/fig3.png" id="43" name="Picture"/>
+                    <pic:cNvPr descr="figs/fig3.png" id="42" name="Picture"/>
                     <pic:cNvPicPr>
                       <a:picLocks noChangeArrowheads="1" noChangeAspect="1"/>
                     </pic:cNvPicPr>
                   </pic:nvPicPr>
                   <pic:blipFill>
-                    <a:blip r:embed="rId41"/>
+                    <a:blip r:embed="rId40"/>
                     <a:stretch>
                       <a:fillRect/>
                     </a:stretch>
@@ -936,13 +907,13 @@
     </w:p>
     <w:p>
       <w:pPr>
-        <w:pStyle w:val="BodyText"/>
-      </w:pPr>
-      <w:r>
-        <w:t xml:space="preserve">图 3  教学实施过程全景图</w:t>
-      </w:r>
-    </w:p>
-    <w:bookmarkStart w:id="44" w:name="一课前任务一次真实的发行审核判断线上-10-分钟"/>
+        <w:pStyle w:val="FigCaption"/>
+      </w:pPr>
+      <w:r>
+        <w:t xml:space="preserve">图 3　教学实施过程全景图</w:t>
+      </w:r>
+    </w:p>
+    <w:bookmarkStart w:id="43" w:name="一课前任务一次真实的发行审核判断线上-10-分钟"/>
     <w:p>
       <w:pPr>
         <w:pStyle w:val="Heading3"/>
@@ -956,14 +927,24 @@
         <w:pStyle w:val="FirstParagraph"/>
       </w:pPr>
       <w:r>
-        <w:t xml:space="preserve">课前一周，教师在课程平台发布 Soulmate AI 审核材料包，包含三年主要财务数据、股权结构说明、业务与研发情况、合规事项说明，以及一份关于上市成本与收益的背景阅读（融资功能、控制权稀释、持续信息披露义务）。学生以发行审核人员身份完成一道判断题：</w:t>
+        <w:rPr>
+          <w:bCs/>
+          <w:b/>
+        </w:rPr>
+        <w:t xml:space="preserve">教师</w:t>
+      </w:r>
+      <w:r>
+        <w:t xml:space="preserve">　课前一周在课程平台发放《Soulmate AI 发行审核材料包》，并布置一道判断题：</w:t>
       </w:r>
       <w:r>
         <w:rPr>
           <w:iCs/>
           <w:i/>
         </w:rPr>
-        <w:t xml:space="preserve">"根据上述材料，你是否同意该企业首次公开发行并上市？请写出不少于 100 字的理由。"</w:t>
+        <w:t xml:space="preserve">“根据上述材料，你是否同意该企业首次公开发行并上市？请写出不少于 100 字的理由。”</w:t>
+      </w:r>
+      <w:r>
+        <w:t xml:space="preserve">不提示评判维度，不给出参考立场。</w:t>
       </w:r>
     </w:p>
     <w:p>
@@ -971,11 +952,33 @@
         <w:pStyle w:val="BodyText"/>
       </w:pPr>
       <w:r>
-        <w:t xml:space="preserve">本环节不设置任何价值引导，也不提示评判维度，目的是取得学生判断维度的原始分布，作为课后同题复判的对照基线。上市成本与收益的相关知识以背景阅读方式完成，不占用课堂时间。</w:t>
-      </w:r>
-    </w:p>
-    <w:bookmarkEnd w:id="44"/>
-    <w:bookmarkStart w:id="45" w:name="二课堂开场条件全部满足为什么没有上市3-分钟"/>
+        <w:rPr>
+          <w:bCs/>
+          <w:b/>
+        </w:rPr>
+        <w:t xml:space="preserve">学生</w:t>
+      </w:r>
+      <w:r>
+        <w:t xml:space="preserve">　以发行审核人员身份提交判断结论与理由。</w:t>
+      </w:r>
+    </w:p>
+    <w:p>
+      <w:pPr>
+        <w:pStyle w:val="SizhengBox"/>
+      </w:pPr>
+      <w:r>
+        <w:rPr>
+          <w:bCs/>
+          <w:b/>
+        </w:rPr>
+        <w:t xml:space="preserve">设计说明</w:t>
+      </w:r>
+      <w:r>
+        <w:t xml:space="preserve">　本环节不作任何价值引导，目的是取得学生判断维度的原始分布，作为课后同题复判的对照基线。上市成本与收益的相关知识（融资功能、控制权稀释、持续信息披露义务）以背景阅读方式完成，不占用课堂时间，也不在此处附加价值标签。</w:t>
+      </w:r>
+    </w:p>
+    <w:bookmarkEnd w:id="43"/>
+    <w:bookmarkStart w:id="44" w:name="二课堂开场条件全部满足为什么没有上市3-分钟"/>
     <w:p>
       <w:pPr>
         <w:pStyle w:val="Heading3"/>
@@ -989,25 +992,24 @@
         <w:pStyle w:val="FirstParagraph"/>
       </w:pPr>
       <w:r>
-        <w:t xml:space="preserve">教师不先讲授，只呈现一组事实：2020 年 11 月 3 日，距挂牌仅两个交易日，A+H 两地合计拟募资约 2300 亿元人民币、为当时全球规模最大的首次公开发行被暂缓。该企业的财务指标全部达标，发行条件无一缺失，审核程序已经走完。</w:t>
-      </w:r>
-    </w:p>
-    <w:p>
-      <w:pPr>
-        <w:pStyle w:val="BodyText"/>
-      </w:pPr>
-      <w:r>
-        <w:t xml:space="preserve">随后只提一个问题：</w:t>
+        <w:rPr>
+          <w:bCs/>
+          <w:b/>
+        </w:rPr>
+        <w:t xml:space="preserve">教师</w:t>
+      </w:r>
+      <w:r>
+        <w:t xml:space="preserve">　不先讲授，只呈现一组事实：2020 年 11 月 3 日，距挂牌仅两个交易日，A+H 两地合计拟募资约 2300 亿元人民币、为当时全球规模最大的首次公开发行被暂缓。该企业的财务指标全部达标，发行条件无一缺失，审核程序已经走完。随后只提一个问题：</w:t>
       </w:r>
       <w:r>
         <w:rPr>
           <w:iCs/>
           <w:i/>
         </w:rPr>
-        <w:t xml:space="preserve">"每一项发行条件都符合，它为什么没有上市？"</w:t>
-      </w:r>
-      <w:r>
-        <w:t xml:space="preserve">学生无法从已学的发行条件中找到答案。教师不作解释，把这个问题挂在黑板上，留到议题二回收。</w:t>
+        <w:t xml:space="preserve">“每一项发行条件都符合，它为什么没有上市？”</w:t>
+      </w:r>
+      <w:r>
+        <w:t xml:space="preserve">不作解释，把问题留到议题二回收。</w:t>
       </w:r>
     </w:p>
     <w:p>
@@ -1015,17 +1017,33 @@
         <w:pStyle w:val="BodyText"/>
       </w:pPr>
       <w:r>
-        <w:t xml:space="preserve">思政切入</w:t>
-      </w:r>
-      <w:r>
-        <w:t xml:space="preserve"> </w:t>
-      </w:r>
-      <w:r>
-        <w:t xml:space="preserve">发行上市审核的尺度包含两层：企业能不能达到条件，属于技术判断；资本市场要不要接纳它，属于价值判断。注册制改革的重点是把技术判断交给市场，把价值判断托付给更加清晰的法定标准与更加严格的责任约束。本案例的三个议题，都在这条界线上展开。</w:t>
-      </w:r>
-    </w:p>
-    <w:bookmarkEnd w:id="45"/>
-    <w:bookmarkStart w:id="48" w:name="三议题一-该上哪里板块结构与上市地的战略方向22-分钟"/>
+        <w:rPr>
+          <w:bCs/>
+          <w:b/>
+        </w:rPr>
+        <w:t xml:space="preserve">学生</w:t>
+      </w:r>
+      <w:r>
+        <w:t xml:space="preserve">　用已学的发行条件逐项核对，发现现有知识无从解释这一结果。</w:t>
+      </w:r>
+    </w:p>
+    <w:p>
+      <w:pPr>
+        <w:pStyle w:val="SizhengBox"/>
+      </w:pPr>
+      <w:r>
+        <w:rPr>
+          <w:bCs/>
+          <w:b/>
+        </w:rPr>
+        <w:t xml:space="preserve">思政落点</w:t>
+      </w:r>
+      <w:r>
+        <w:t xml:space="preserve">　发行上市审核的尺度包含两层：企业能不能达到条件，属于技术判断；资本市场要不要接纳它，属于价值判断。注册制改革的重点是把技术判断交给市场，把价值判断托付给更加清晰的法定标准与更加严格的责任约束。本案例的三个议题，都在这条界线上展开。</w:t>
+      </w:r>
+    </w:p>
+    <w:bookmarkEnd w:id="44"/>
+    <w:bookmarkStart w:id="47" w:name="三议题一-该上哪里板块结构与上市地的战略方向22-分钟"/>
     <w:p>
       <w:pPr>
         <w:pStyle w:val="Heading3"/>
@@ -1034,13 +1052,13 @@
         <w:t xml:space="preserve">（三）议题一　该上哪里：板块结构与上市地的战略方向（22 分钟）</w:t>
       </w:r>
     </w:p>
-    <w:bookmarkStart w:id="46" w:name="环节①-上哪个板块12-分钟"/>
+    <w:bookmarkStart w:id="45" w:name="环节①-上哪个板块12-分钟"/>
     <w:p>
       <w:pPr>
         <w:pStyle w:val="Heading4"/>
       </w:pPr>
       <w:r>
-        <w:t xml:space="preserve">环节① 上哪个板块（12 分钟）</w:t>
+        <w:t xml:space="preserve">环节①　上哪个板块（12 分钟）</w:t>
       </w:r>
     </w:p>
     <w:p>
@@ -1048,7 +1066,14 @@
         <w:pStyle w:val="FirstParagraph"/>
       </w:pPr>
       <w:r>
-        <w:t xml:space="preserve">教师先用四分钟带学生走一遍我国多层次资本市场的形成过程：1990 年沪深主板、2004 年中小企业板、2009 年创业板、2013 年新三板、2019 年科创板、2021 年北京证券交易所，至 2023 年股票发行注册制全面实行。引导学生自己发现线索——每一个新板块的设立，都对应当时融资体系解决不了的一类问题：中小企业融资难、创新企业不盈利、专精特新企业缺少通道。</w:t>
+        <w:rPr>
+          <w:bCs/>
+          <w:b/>
+        </w:rPr>
+        <w:t xml:space="preserve">教师</w:t>
+      </w:r>
+      <w:r>
+        <w:t xml:space="preserve">　用四分钟带学生走一遍我国多层次资本市场的形成过程：1990 年沪深主板、2004 年中小企业板、2009 年创业板、2013 年新三板、2019 年科创板、2021 年北京证券交易所，至 2023 年股票发行注册制全面实行。引导学生自己发现线索——每一个新板块的设立，都对应当时融资体系解决不了的一类问题：中小企业融资难、创新企业不盈利、专精特新企业缺少通道。随后下发《五大板块定位与关键量化门槛对照表》，组织对表任务。</w:t>
       </w:r>
     </w:p>
     <w:p>
@@ -1056,7 +1081,14 @@
         <w:pStyle w:val="BodyText"/>
       </w:pPr>
       <w:r>
-        <w:t xml:space="preserve">随后给出板块定位对照（表 1），学生分组用科创板五套上市标准为 Soulmate AI 对表（表 2）。学生会发现该企业同时满足第二套标准（预计市值不低于 15 亿元、最近一年营业收入不低于 2 亿元、最近三年研发投入合计占最近三年营业收入比例不低于 15%）和第四套标准（预计市值不低于 30 亿元、最近一年营业收入不低于 3 亿元），需要进一步论证选择哪一套申报更有利、披露重点有何不同。</w:t>
+        <w:rPr>
+          <w:bCs/>
+          <w:b/>
+        </w:rPr>
+        <w:t xml:space="preserve">学生</w:t>
+      </w:r>
+      <w:r>
+        <w:t xml:space="preserve">　分组用科创板五套上市标准为 Soulmate AI 对表。该企业三年研发投入合计占三年营业收入的七成以上，最近一年营业收入超过 3 亿元，预计发行后市值约 62 亿元，因此同时满足第二套标准与第四套标准，但因三年经营活动现金流量净额累计为负，第三套标准不适用。各组须进一步论证：选择哪一套标准申报更为有利，披露重点有何不同。</w:t>
       </w:r>
     </w:p>
     <w:p>
@@ -1064,722 +1096,61 @@
         <w:pStyle w:val="BodyText"/>
       </w:pPr>
       <w:r>
-        <w:t xml:space="preserve">表 1  A 股与港股主要板块定位对照</w:t>
-      </w:r>
-    </w:p>
-    <w:tbl>
-      <w:tblPr>
-        <w:tblStyle w:val="Table"/>
-        <w:tblW w:type="pct" w:w="5000"/>
-        <w:tblLook w:firstRow="1" w:lastRow="0" w:firstColumn="0" w:lastColumn="0" w:noHBand="0" w:noVBand="0" w:val="0020"/>
-        <w:jc w:val="start"/>
-      </w:tblPr>
-      <w:tblGrid>
-        <w:gridCol w:w="950"/>
-        <w:gridCol w:w="1584"/>
-        <w:gridCol w:w="2851"/>
-        <w:gridCol w:w="2534"/>
-      </w:tblGrid>
-      <w:tr>
-        <w:trPr>
-          <w:tblHeader w:val="true"/>
-        </w:trPr>
-        <w:tc>
-          <w:tcPr/>
-          <w:p>
-            <w:pPr>
-              <w:pStyle w:val="Compact"/>
-              <w:jc w:val="left"/>
-            </w:pPr>
-            <w:r>
-              <w:t xml:space="preserve">板块</w:t>
-            </w:r>
-          </w:p>
-        </w:tc>
-        <w:tc>
-          <w:tcPr/>
-          <w:p>
-            <w:pPr>
-              <w:pStyle w:val="Compact"/>
-              <w:jc w:val="left"/>
-            </w:pPr>
-            <w:r>
-              <w:t xml:space="preserve">定位</w:t>
-            </w:r>
-          </w:p>
-        </w:tc>
-        <w:tc>
-          <w:tcPr/>
-          <w:p>
-            <w:pPr>
-              <w:pStyle w:val="Compact"/>
-              <w:jc w:val="left"/>
-            </w:pPr>
-            <w:r>
-              <w:t xml:space="preserve">核心量化门槛（示意）</w:t>
-            </w:r>
-          </w:p>
-        </w:tc>
-        <w:tc>
-          <w:tcPr/>
-          <w:p>
-            <w:pPr>
-              <w:pStyle w:val="Compact"/>
-              <w:jc w:val="left"/>
-            </w:pPr>
-            <w:r>
-              <w:t xml:space="preserve">对应的国家产业序列</w:t>
-            </w:r>
-          </w:p>
-        </w:tc>
-      </w:tr>
-      <w:tr>
-        <w:tc>
-          <w:tcPr/>
-          <w:p>
-            <w:pPr>
-              <w:pStyle w:val="Compact"/>
-              <w:jc w:val="left"/>
-            </w:pPr>
-            <w:r>
-              <w:t xml:space="preserve">主板</w:t>
-            </w:r>
-          </w:p>
-        </w:tc>
-        <w:tc>
-          <w:tcPr/>
-          <w:p>
-            <w:pPr>
-              <w:pStyle w:val="Compact"/>
-              <w:jc w:val="left"/>
-            </w:pPr>
-            <w:r>
-              <w:t xml:space="preserve">大盘蓝筹、经营成熟稳定</w:t>
-            </w:r>
-          </w:p>
-        </w:tc>
-        <w:tc>
-          <w:tcPr/>
-          <w:p>
-            <w:pPr>
-              <w:pStyle w:val="Compact"/>
-              <w:jc w:val="left"/>
-            </w:pPr>
-            <w:r>
-              <w:t xml:space="preserve">最近三年净利润累计不低于 1.5 亿元等</w:t>
-            </w:r>
-          </w:p>
-        </w:tc>
-        <w:tc>
-          <w:tcPr/>
-          <w:p>
-            <w:pPr>
-              <w:pStyle w:val="Compact"/>
-              <w:jc w:val="left"/>
-            </w:pPr>
-            <w:r>
-              <w:t xml:space="preserve">国民经济支柱产业</w:t>
-            </w:r>
-          </w:p>
-        </w:tc>
-      </w:tr>
-      <w:tr>
-        <w:tc>
-          <w:tcPr/>
-          <w:p>
-            <w:pPr>
-              <w:pStyle w:val="Compact"/>
-              <w:jc w:val="left"/>
-            </w:pPr>
-            <w:r>
-              <w:t xml:space="preserve">科创板</w:t>
-            </w:r>
-          </w:p>
-        </w:tc>
-        <w:tc>
-          <w:tcPr/>
-          <w:p>
-            <w:pPr>
-              <w:pStyle w:val="Compact"/>
-              <w:jc w:val="left"/>
-            </w:pPr>
-            <w:r>
-              <w:t xml:space="preserve">硬科技、关键核心技术</w:t>
-            </w:r>
-          </w:p>
-        </w:tc>
-        <w:tc>
-          <w:tcPr/>
-          <w:p>
-            <w:pPr>
-              <w:pStyle w:val="Compact"/>
-              <w:jc w:val="left"/>
-            </w:pPr>
-            <w:r>
-              <w:t xml:space="preserve">五套标准择一，允许未盈利企业上市</w:t>
-            </w:r>
-          </w:p>
-        </w:tc>
-        <w:tc>
-          <w:tcPr/>
-          <w:p>
-            <w:pPr>
-              <w:pStyle w:val="Compact"/>
-              <w:jc w:val="left"/>
-            </w:pPr>
-            <w:r>
-              <w:t xml:space="preserve">关键核心技术攻关</w:t>
-            </w:r>
-          </w:p>
-        </w:tc>
-      </w:tr>
-      <w:tr>
-        <w:tc>
-          <w:tcPr/>
-          <w:p>
-            <w:pPr>
-              <w:pStyle w:val="Compact"/>
-              <w:jc w:val="left"/>
-            </w:pPr>
-            <w:r>
-              <w:t xml:space="preserve">创业板</w:t>
-            </w:r>
-          </w:p>
-        </w:tc>
-        <w:tc>
-          <w:tcPr/>
-          <w:p>
-            <w:pPr>
-              <w:pStyle w:val="Compact"/>
-              <w:jc w:val="left"/>
-            </w:pPr>
-            <w:r>
-              <w:t xml:space="preserve">成长型创新创业企业</w:t>
-            </w:r>
-          </w:p>
-        </w:tc>
-        <w:tc>
-          <w:tcPr/>
-          <w:p>
-            <w:pPr>
-              <w:pStyle w:val="Compact"/>
-              <w:jc w:val="left"/>
-            </w:pPr>
-            <w:r>
-              <w:t xml:space="preserve">最近两年净利润累计不低于 5000 万元等</w:t>
-            </w:r>
-          </w:p>
-        </w:tc>
-        <w:tc>
-          <w:tcPr/>
-          <w:p>
-            <w:pPr>
-              <w:pStyle w:val="Compact"/>
-              <w:jc w:val="left"/>
-            </w:pPr>
-            <w:r>
-              <w:t xml:space="preserve">创新驱动与新兴产业</w:t>
-            </w:r>
-          </w:p>
-        </w:tc>
-      </w:tr>
-      <w:tr>
-        <w:tc>
-          <w:tcPr/>
-          <w:p>
-            <w:pPr>
-              <w:pStyle w:val="Compact"/>
-              <w:jc w:val="left"/>
-            </w:pPr>
-            <w:r>
-              <w:t xml:space="preserve">北交所</w:t>
-            </w:r>
-          </w:p>
-        </w:tc>
-        <w:tc>
-          <w:tcPr/>
-          <w:p>
-            <w:pPr>
-              <w:pStyle w:val="Compact"/>
-              <w:jc w:val="left"/>
-            </w:pPr>
-            <w:r>
-              <w:t xml:space="preserve">创新型中小企业</w:t>
-            </w:r>
-          </w:p>
-        </w:tc>
-        <w:tc>
-          <w:tcPr/>
-          <w:p>
-            <w:pPr>
-              <w:pStyle w:val="Compact"/>
-              <w:jc w:val="left"/>
-            </w:pPr>
-            <w:r>
-              <w:t xml:space="preserve">市值与财务、研发组合四套标准</w:t>
-            </w:r>
-          </w:p>
-        </w:tc>
-        <w:tc>
-          <w:tcPr/>
-          <w:p>
-            <w:pPr>
-              <w:pStyle w:val="Compact"/>
-              <w:jc w:val="left"/>
-            </w:pPr>
-            <w:r>
-              <w:t xml:space="preserve">专精特新中小企业</w:t>
-            </w:r>
-          </w:p>
-        </w:tc>
-      </w:tr>
-      <w:tr>
-        <w:tc>
-          <w:tcPr/>
-          <w:p>
-            <w:pPr>
-              <w:pStyle w:val="Compact"/>
-              <w:jc w:val="left"/>
-            </w:pPr>
-            <w:r>
-              <w:t xml:space="preserve">港股主板</w:t>
-            </w:r>
-          </w:p>
-        </w:tc>
-        <w:tc>
-          <w:tcPr/>
-          <w:p>
-            <w:pPr>
-              <w:pStyle w:val="Compact"/>
-              <w:jc w:val="left"/>
-            </w:pPr>
-            <w:r>
-              <w:t xml:space="preserve">国际化、行业多元</w:t>
-            </w:r>
-          </w:p>
-        </w:tc>
-        <w:tc>
-          <w:tcPr/>
-          <w:p>
-            <w:pPr>
-              <w:pStyle w:val="Compact"/>
-              <w:jc w:val="left"/>
-            </w:pPr>
-            <w:r>
-              <w:t xml:space="preserve">盈利、市值收入、市值收入现金流三项测试</w:t>
-            </w:r>
-          </w:p>
-        </w:tc>
-        <w:tc>
-          <w:tcPr/>
-          <w:p>
-            <w:pPr>
-              <w:pStyle w:val="Compact"/>
-              <w:jc w:val="left"/>
-            </w:pPr>
-            <w:r>
-              <w:t xml:space="preserve">跨境资本配置与开放</w:t>
-            </w:r>
-          </w:p>
-        </w:tc>
-      </w:tr>
-    </w:tbl>
-    <w:p>
-      <w:pPr>
-        <w:pStyle w:val="BodyText"/>
-      </w:pPr>
-      <w:r>
-        <w:t xml:space="preserve">表 2  Soulmate AI 主要财务数据（案例设定）</w:t>
-      </w:r>
-    </w:p>
-    <w:tbl>
-      <w:tblPr>
-        <w:tblStyle w:val="Table"/>
-        <w:tblW w:type="pct" w:w="5000"/>
-        <w:tblLook w:firstRow="1" w:lastRow="0" w:firstColumn="0" w:lastColumn="0" w:noHBand="0" w:noVBand="0" w:val="0020"/>
-        <w:jc w:val="start"/>
-      </w:tblPr>
-      <w:tblGrid>
-        <w:gridCol w:w="2692"/>
-        <w:gridCol w:w="1742"/>
-        <w:gridCol w:w="1742"/>
-        <w:gridCol w:w="1742"/>
-      </w:tblGrid>
-      <w:tr>
-        <w:trPr>
-          <w:tblHeader w:val="true"/>
-        </w:trPr>
-        <w:tc>
-          <w:tcPr/>
-          <w:p>
-            <w:pPr>
-              <w:pStyle w:val="Compact"/>
-              <w:jc w:val="left"/>
-            </w:pPr>
-            <w:r>
-              <w:t xml:space="preserve">项目</w:t>
-            </w:r>
-          </w:p>
-        </w:tc>
-        <w:tc>
-          <w:tcPr/>
-          <w:p>
-            <w:pPr>
-              <w:pStyle w:val="Compact"/>
-              <w:jc w:val="left"/>
-            </w:pPr>
-            <w:r>
-              <w:t xml:space="preserve">2023 年</w:t>
-            </w:r>
-          </w:p>
-        </w:tc>
-        <w:tc>
-          <w:tcPr/>
-          <w:p>
-            <w:pPr>
-              <w:pStyle w:val="Compact"/>
-              <w:jc w:val="left"/>
-            </w:pPr>
-            <w:r>
-              <w:t xml:space="preserve">2024 年</w:t>
-            </w:r>
-          </w:p>
-        </w:tc>
-        <w:tc>
-          <w:tcPr/>
-          <w:p>
-            <w:pPr>
-              <w:pStyle w:val="Compact"/>
-              <w:jc w:val="left"/>
-            </w:pPr>
-            <w:r>
-              <w:t xml:space="preserve">2025 年</w:t>
-            </w:r>
-          </w:p>
-        </w:tc>
-      </w:tr>
-      <w:tr>
-        <w:tc>
-          <w:tcPr/>
-          <w:p>
-            <w:pPr>
-              <w:pStyle w:val="Compact"/>
-              <w:jc w:val="left"/>
-            </w:pPr>
-            <w:r>
-              <w:t xml:space="preserve">营业收入（万元）</w:t>
-            </w:r>
-          </w:p>
-        </w:tc>
-        <w:tc>
-          <w:tcPr/>
-          <w:p>
-            <w:pPr>
-              <w:pStyle w:val="Compact"/>
-              <w:jc w:val="left"/>
-            </w:pPr>
-            <w:r>
-              <w:t xml:space="preserve">8,600</w:t>
-            </w:r>
-          </w:p>
-        </w:tc>
-        <w:tc>
-          <w:tcPr/>
-          <w:p>
-            <w:pPr>
-              <w:pStyle w:val="Compact"/>
-              <w:jc w:val="left"/>
-            </w:pPr>
-            <w:r>
-              <w:t xml:space="preserve">21,400</w:t>
-            </w:r>
-          </w:p>
-        </w:tc>
-        <w:tc>
-          <w:tcPr/>
-          <w:p>
-            <w:pPr>
-              <w:pStyle w:val="Compact"/>
-              <w:jc w:val="left"/>
-            </w:pPr>
-            <w:r>
-              <w:t xml:space="preserve">46,800</w:t>
-            </w:r>
-          </w:p>
-        </w:tc>
-      </w:tr>
-      <w:tr>
-        <w:tc>
-          <w:tcPr/>
-          <w:p>
-            <w:pPr>
-              <w:pStyle w:val="Compact"/>
-              <w:jc w:val="left"/>
-            </w:pPr>
-            <w:r>
-              <w:t xml:space="preserve">净利润（万元）</w:t>
-            </w:r>
-          </w:p>
-        </w:tc>
-        <w:tc>
-          <w:tcPr/>
-          <w:p>
-            <w:pPr>
-              <w:pStyle w:val="Compact"/>
-              <w:jc w:val="left"/>
-            </w:pPr>
-            <w:r>
-              <w:t xml:space="preserve">-12,300</w:t>
-            </w:r>
-          </w:p>
-        </w:tc>
-        <w:tc>
-          <w:tcPr/>
-          <w:p>
-            <w:pPr>
-              <w:pStyle w:val="Compact"/>
-              <w:jc w:val="left"/>
-            </w:pPr>
-            <w:r>
-              <w:t xml:space="preserve">-7,800</w:t>
-            </w:r>
-          </w:p>
-        </w:tc>
-        <w:tc>
-          <w:tcPr/>
-          <w:p>
-            <w:pPr>
-              <w:pStyle w:val="Compact"/>
-              <w:jc w:val="left"/>
-            </w:pPr>
-            <w:r>
-              <w:t xml:space="preserve">-2,100</w:t>
-            </w:r>
-          </w:p>
-        </w:tc>
-      </w:tr>
-      <w:tr>
-        <w:tc>
-          <w:tcPr/>
-          <w:p>
-            <w:pPr>
-              <w:pStyle w:val="Compact"/>
-              <w:jc w:val="left"/>
-            </w:pPr>
-            <w:r>
-              <w:t xml:space="preserve">研发投入（万元）</w:t>
-            </w:r>
-          </w:p>
-        </w:tc>
-        <w:tc>
-          <w:tcPr/>
-          <w:p>
-            <w:pPr>
-              <w:pStyle w:val="Compact"/>
-              <w:jc w:val="left"/>
-            </w:pPr>
-            <w:r>
-              <w:t xml:space="preserve">9,500</w:t>
-            </w:r>
-          </w:p>
-        </w:tc>
-        <w:tc>
-          <w:tcPr/>
-          <w:p>
-            <w:pPr>
-              <w:pStyle w:val="Compact"/>
-              <w:jc w:val="left"/>
-            </w:pPr>
-            <w:r>
-              <w:t xml:space="preserve">16,200</w:t>
-            </w:r>
-          </w:p>
-        </w:tc>
-        <w:tc>
-          <w:tcPr/>
-          <w:p>
-            <w:pPr>
-              <w:pStyle w:val="Compact"/>
-              <w:jc w:val="left"/>
-            </w:pPr>
-            <w:r>
-              <w:t xml:space="preserve">28,400</w:t>
-            </w:r>
-          </w:p>
-        </w:tc>
-      </w:tr>
-      <w:tr>
-        <w:tc>
-          <w:tcPr/>
-          <w:p>
-            <w:pPr>
-              <w:pStyle w:val="Compact"/>
-              <w:jc w:val="left"/>
-            </w:pPr>
-            <w:r>
-              <w:t xml:space="preserve">研发投入占营业收入比例</w:t>
-            </w:r>
-          </w:p>
-        </w:tc>
-        <w:tc>
-          <w:tcPr/>
-          <w:p>
-            <w:pPr>
-              <w:pStyle w:val="Compact"/>
-              <w:jc w:val="left"/>
-            </w:pPr>
-            <w:r>
-              <w:t xml:space="preserve">110.47%</w:t>
-            </w:r>
-          </w:p>
-        </w:tc>
-        <w:tc>
-          <w:tcPr/>
-          <w:p>
-            <w:pPr>
-              <w:pStyle w:val="Compact"/>
-              <w:jc w:val="left"/>
-            </w:pPr>
-            <w:r>
-              <w:t xml:space="preserve">75.70%</w:t>
-            </w:r>
-          </w:p>
-        </w:tc>
-        <w:tc>
-          <w:tcPr/>
-          <w:p>
-            <w:pPr>
-              <w:pStyle w:val="Compact"/>
-              <w:jc w:val="left"/>
-            </w:pPr>
-            <w:r>
-              <w:t xml:space="preserve">60.68%</w:t>
-            </w:r>
-          </w:p>
-        </w:tc>
-      </w:tr>
-      <w:tr>
-        <w:tc>
-          <w:tcPr/>
-          <w:p>
-            <w:pPr>
-              <w:pStyle w:val="Compact"/>
-              <w:jc w:val="left"/>
-            </w:pPr>
-            <w:r>
-              <w:t xml:space="preserve">经营活动现金流量净额（万元）</w:t>
-            </w:r>
-          </w:p>
-        </w:tc>
-        <w:tc>
-          <w:tcPr/>
-          <w:p>
-            <w:pPr>
-              <w:pStyle w:val="Compact"/>
-              <w:jc w:val="left"/>
-            </w:pPr>
-            <w:r>
-              <w:t xml:space="preserve">-9,800</w:t>
-            </w:r>
-          </w:p>
-        </w:tc>
-        <w:tc>
-          <w:tcPr/>
-          <w:p>
-            <w:pPr>
-              <w:pStyle w:val="Compact"/>
-              <w:jc w:val="left"/>
-            </w:pPr>
-            <w:r>
-              <w:t xml:space="preserve">-5,200</w:t>
-            </w:r>
-          </w:p>
-        </w:tc>
-        <w:tc>
-          <w:tcPr/>
-          <w:p>
-            <w:pPr>
-              <w:pStyle w:val="Compact"/>
-              <w:jc w:val="left"/>
-            </w:pPr>
-            <w:r>
-              <w:t xml:space="preserve">1,400</w:t>
-            </w:r>
-          </w:p>
-        </w:tc>
-      </w:tr>
-      <w:tr>
-        <w:tc>
-          <w:tcPr/>
-          <w:p>
-            <w:pPr>
-              <w:pStyle w:val="Compact"/>
-              <w:jc w:val="left"/>
-            </w:pPr>
-            <w:r>
-              <w:t xml:space="preserve">预计发行后市值（亿元）</w:t>
-            </w:r>
-          </w:p>
-        </w:tc>
-        <w:tc>
-          <w:tcPr/>
-          <w:p>
-            <w:pPr>
-              <w:pStyle w:val="Compact"/>
-              <w:jc w:val="left"/>
-            </w:pPr>
-            <w:r>
-              <w:t xml:space="preserve">—</w:t>
-            </w:r>
-          </w:p>
-        </w:tc>
-        <w:tc>
-          <w:tcPr/>
-          <w:p>
-            <w:pPr>
-              <w:pStyle w:val="Compact"/>
-              <w:jc w:val="left"/>
-            </w:pPr>
-            <w:r>
-              <w:t xml:space="preserve">—</w:t>
-            </w:r>
-          </w:p>
-        </w:tc>
-        <w:tc>
-          <w:tcPr/>
-          <w:p>
-            <w:pPr>
-              <w:pStyle w:val="Compact"/>
-              <w:jc w:val="left"/>
-            </w:pPr>
-            <w:r>
-              <w:t xml:space="preserve">62</w:t>
-            </w:r>
-          </w:p>
-        </w:tc>
-      </w:tr>
-    </w:tbl>
-    <w:p>
-      <w:pPr>
-        <w:pStyle w:val="BodyText"/>
-      </w:pPr>
-      <w:r>
-        <w:t xml:space="preserve">注：三年研发投入合计 5.41 亿元，占三年营业收入合计 7.68 亿元的 70.44%；三年经营活动现金流量净额累计为负，第三套标准不适用。</w:t>
-      </w:r>
-    </w:p>
-    <w:p>
-      <w:pPr>
-        <w:pStyle w:val="BodyText"/>
-      </w:pPr>
-      <w:r>
-        <w:t xml:space="preserve">最后三分钟给出反例：2021 年 10 月，联想集团提交科创板上市申请后两个交易日即终止审核，其营业收入与资产规模远超科创板任何一套标准，但研发投入占营业收入比例不足 3%，硬科技属性难以支撑。教师追问一句：</w:t>
+        <w:rPr>
+          <w:bCs/>
+          <w:b/>
+        </w:rPr>
+        <w:t xml:space="preserve">教师点拨</w:t>
+      </w:r>
+      <w:r>
+        <w:t xml:space="preserve">　给出反例：联想集团 2021 年 10 月提交科创板上市申请后两个交易日即终止审核。其营业收入与资产规模远超科创板任何一套标准，但研发投入占营业收入比例不足 3%，硬科技属性难以支撑。追问一句：</w:t>
       </w:r>
       <w:r>
         <w:rPr>
           <w:iCs/>
           <w:i/>
         </w:rPr>
-        <w:t xml:space="preserve">"体量最大的申请人为什么进不了这个板块？"</w:t>
+        <w:t xml:space="preserve">“体量最大的申请人，为什么进不了这个板块？”</w:t>
+      </w:r>
+    </w:p>
+    <w:p>
+      <w:pPr>
+        <w:pStyle w:val="SizhengBox"/>
+      </w:pPr>
+      <w:r>
+        <w:rPr>
+          <w:bCs/>
+          <w:b/>
+        </w:rPr>
+        <w:t xml:space="preserve">思政落点</w:t>
+      </w:r>
+      <w:r>
+        <w:t xml:space="preserve">　板块结构是国家产业政策在资本市场上的制度投影。科创板对应关键核心技术攻关，创业板对应创新成长型企业，北交所对应专精特新中小企业。企业选择在哪个板块上市，实质是选择进入哪一条国家重点支持的产业序列。因此板块定位是实质性审核标准，不是形式上的行业分类；资本市场服务国家战略，在这里是一道可以逐条对表的准入条件。</w:t>
+      </w:r>
+    </w:p>
+    <w:bookmarkEnd w:id="45"/>
+    <w:bookmarkStart w:id="46" w:name="环节②-上哪个国家的市场10-分钟"/>
+    <w:p>
+      <w:pPr>
+        <w:pStyle w:val="Heading4"/>
+      </w:pPr>
+      <w:r>
+        <w:t xml:space="preserve">环节②　上哪个国家的市场（10 分钟）</w:t>
+      </w:r>
+    </w:p>
+    <w:p>
+      <w:pPr>
+        <w:pStyle w:val="FirstParagraph"/>
+      </w:pPr>
+      <w:r>
+        <w:rPr>
+          <w:bCs/>
+          <w:b/>
+        </w:rPr>
+        <w:t xml:space="preserve">教师</w:t>
+      </w:r>
+      <w:r>
+        <w:t xml:space="preserve">　给出三条事实：中芯国际 2019 年主动从纽约证券交易所退市，2020 年申报科创板，自受理至上市委审议通过仅用 19 天；滴滴出行 2021 年在美上市后即被启动网络安全审查，2022 年从纽约证券交易所退市，并因违法处理个人信息被处罚 80.26 亿元；2023 年 3 月 31 日《境内企业境外发行证券和上市管理试行办法》施行，境内企业境外上市全面纳入备案管理。</w:t>
       </w:r>
     </w:p>
     <w:p>
@@ -1787,68 +1158,44 @@
         <w:pStyle w:val="BodyText"/>
       </w:pPr>
       <w:r>
-        <w:t xml:space="preserve">思政切入</w:t>
-      </w:r>
-      <w:r>
-        <w:t xml:space="preserve"> </w:t>
-      </w:r>
-      <w:r>
-        <w:t xml:space="preserve">板块结构是国家产业政策在资本市场上的制度投影。科创板对应关键核心技术攻关，创业板对应创新成长型企业，北交所对应专精特新中小企业。企业选择在哪个板块上市，实质是选择进入哪一条国家重点支持的产业序列。因此板块定位是实质性审核标准，不是形式上的行业分类；资本市场服务国家战略，在这里是一道可以逐条对表的准入条件。</w:t>
-      </w:r>
-    </w:p>
-    <w:bookmarkEnd w:id="46"/>
-    <w:bookmarkStart w:id="47" w:name="环节②-上哪个国家的市场10-分钟"/>
-    <w:p>
-      <w:pPr>
-        <w:pStyle w:val="Heading4"/>
-      </w:pPr>
-      <w:r>
-        <w:t xml:space="preserve">环节② 上哪个国家的市场（10 分钟）</w:t>
-      </w:r>
-    </w:p>
-    <w:p>
-      <w:pPr>
-        <w:pStyle w:val="FirstParagraph"/>
-      </w:pPr>
-      <w:r>
-        <w:t xml:space="preserve">教师给出三条事实：中芯国际 2019 年主动从纽约证券交易所退市，2020 年申报科创板，自受理至上市委审议通过仅用 19 天；滴滴出行 2021 年在美上市后即被启动网络安全审查，2022 年从纽约证券交易所退市，并因违法处理个人信息被处罚 80.26 亿元；2023 年 3 月 31 日《境内企业境外发行证券和上市管理试行办法》施行，境内企业境外上市全面纳入备案管理。</w:t>
-      </w:r>
-    </w:p>
-    <w:p>
-      <w:pPr>
-        <w:pStyle w:val="BodyText"/>
-      </w:pPr>
-      <w:r>
-        <w:t xml:space="preserve">随后把问题落回案例主体：</w:t>
+        <w:rPr>
+          <w:bCs/>
+          <w:b/>
+        </w:rPr>
+        <w:t xml:space="preserve">学生</w:t>
+      </w:r>
+      <w:r>
+        <w:t xml:space="preserve">　围绕一个追问展开讨论：</w:t>
       </w:r>
       <w:r>
         <w:rPr>
           <w:iCs/>
           <w:i/>
         </w:rPr>
-        <w:t xml:space="preserve">"Soulmate AI 的服务器里存着数百万用户最私密的对话记录。如果它选择境外上市，按照当地监管要求需要开放哪些底层数据？这些数据里，哪些属于公司，哪些属于用户，哪些关系国家安全？"</w:t>
-      </w:r>
-      <w:r>
-        <w:t xml:space="preserve">本环节不要求学生得出结论，只要求他们意识到这一维度的存在。</w:t>
-      </w:r>
-    </w:p>
-    <w:p>
-      <w:pPr>
-        <w:pStyle w:val="BodyText"/>
-      </w:pPr>
-      <w:r>
-        <w:t xml:space="preserve">思政切入</w:t>
-      </w:r>
-      <w:r>
-        <w:t xml:space="preserve"> </w:t>
-      </w:r>
-      <w:r>
-        <w:t xml:space="preserve">上市地的选择权属于企业，但数据和用户关系国家安全。同一份申报文件，在不同法域需要交付的内容不同、可被获取的范围不同，跨境上市因此不是一道融资成本的比价题。境外上市备案管理不是限制企业的融资自由，而是在企业跨境融资需求与国家数据安全、金融安全之间确立一条可执行的边界。金融开放必须与国家安全能力相适应，这是我国资本市场对外开放始终坚持的前提。</w:t>
-      </w:r>
-    </w:p>
+        <w:t xml:space="preserve">“Soulmate AI 的服务器里存着数百万用户最私密的对话记录。如果它选择境外上市，按照当地监管要求需要开放哪些底层数据？这些数据里，哪些属于公司，哪些属于用户，哪些关系国家安全？”</w:t>
+      </w:r>
+      <w:r>
+        <w:t xml:space="preserve">本环节不要求得出结论，只要求形成问题意识。</w:t>
+      </w:r>
+    </w:p>
+    <w:p>
+      <w:pPr>
+        <w:pStyle w:val="SizhengBox"/>
+      </w:pPr>
+      <w:r>
+        <w:rPr>
+          <w:bCs/>
+          <w:b/>
+        </w:rPr>
+        <w:t xml:space="preserve">思政落点</w:t>
+      </w:r>
+      <w:r>
+        <w:t xml:space="preserve">　上市地的选择权属于企业，但数据和用户关系国家安全。同一份申报文件，在不同法域需要交付的内容不同、可被获取的范围不同，跨境上市因此不是一道融资成本的比价题。境外上市备案管理不是限制企业的融资自由，而是在企业跨境融资需求与国家数据安全、金融安全之间确立一条可执行的边界。金融开放必须与国家安全能力相适应，这是我国资本市场对外开放始终坚持的前提。</w:t>
+      </w:r>
+    </w:p>
+    <w:bookmarkEnd w:id="46"/>
     <w:bookmarkEnd w:id="47"/>
-    <w:bookmarkEnd w:id="48"/>
-    <w:bookmarkStart w:id="51" w:name="四议题二-能不能上准入门槛与三道防线32-分钟"/>
+    <w:bookmarkStart w:id="50" w:name="四议题二-能不能上准入门槛与三道防线32-分钟"/>
     <w:p>
       <w:pPr>
         <w:pStyle w:val="Heading3"/>
@@ -1857,13 +1204,13 @@
         <w:t xml:space="preserve">（四）议题二　能不能上：准入门槛与三道防线（32 分钟）</w:t>
       </w:r>
     </w:p>
-    <w:bookmarkStart w:id="49" w:name="环节①-财务门槛与它的边界10-分钟"/>
+    <w:bookmarkStart w:id="48" w:name="环节①-财务门槛与它的边界10-分钟"/>
     <w:p>
       <w:pPr>
         <w:pStyle w:val="Heading4"/>
       </w:pPr>
       <w:r>
-        <w:t xml:space="preserve">环节① 财务门槛与它的边界（10 分钟）</w:t>
+        <w:t xml:space="preserve">环节①　财务门槛与它的边界（10 分钟）</w:t>
       </w:r>
     </w:p>
     <w:p>
@@ -1871,25 +1218,21 @@
         <w:pStyle w:val="FirstParagraph"/>
       </w:pPr>
       <w:r>
-        <w:t xml:space="preserve">学生对照主板、创业板、科创板的财务指标组合，对表 2 数据逐项核验，判断 Soulmate AI 在各板块的适用情况。教师顺势说明科创板允许未盈利企业上市的制度含义：当期亏损不等于不具备上市条件，研发投入强度、技术优势、市场空间同样是法定的判断依据。</w:t>
-      </w:r>
-    </w:p>
-    <w:p>
-      <w:pPr>
-        <w:pStyle w:val="BodyText"/>
-      </w:pPr>
-      <w:r>
-        <w:t xml:space="preserve">随后追加一问：</w:t>
+        <w:rPr>
+          <w:bCs/>
+          <w:b/>
+        </w:rPr>
+        <w:t xml:space="preserve">教师</w:t>
+      </w:r>
+      <w:r>
+        <w:t xml:space="preserve">　组织学生用材料包中的三年主要财务数据，对照主板、创业板、科创板的财务指标组合逐项核验。随后说明科创板允许未盈利企业上市的制度含义：当期亏损不等于不具备上市条件，研发投入强度、技术优势、市场空间同样是法定的判断依据。最后追加一问：</w:t>
       </w:r>
       <w:r>
         <w:rPr>
           <w:iCs/>
           <w:i/>
         </w:rPr>
-        <w:t xml:space="preserve">"这几项指标里，哪一项最容易被做出来？"</w:t>
-      </w:r>
-      <w:r>
-        <w:t xml:space="preserve">学生普遍指向营业收入。教师由此点出收入确认、关联交易、存货计价三个常见造假入口，并指出这三处同时也是审核问询和历次重大案件的集中地带。</w:t>
+        <w:t xml:space="preserve">“这几项指标里，哪一项最容易被做出来？”</w:t>
       </w:r>
     </w:p>
     <w:p>
@@ -1897,23 +1240,54 @@
         <w:pStyle w:val="BodyText"/>
       </w:pPr>
       <w:r>
-        <w:t xml:space="preserve">思政切入</w:t>
-      </w:r>
-      <w:r>
-        <w:t xml:space="preserve"> </w:t>
-      </w:r>
-      <w:r>
-        <w:t xml:space="preserve">财务指标是准入的客观标尺，也是失真风险最集中的地带。一套仅靠指标筛选的制度，筛出的可能是最善于做账的企业。这正是全面注册制以信息披露为核心的制度含义：审核的重点不是替市场判断企业好坏，而是确保企业交出的信息真实、准确、完整。门槛之后必须有防线，否则门槛本身就会失效。</w:t>
-      </w:r>
-    </w:p>
-    <w:bookmarkEnd w:id="49"/>
-    <w:bookmarkStart w:id="50" w:name="环节②-事前审核事中暂缓事后追责22-分钟"/>
+        <w:rPr>
+          <w:bCs/>
+          <w:b/>
+        </w:rPr>
+        <w:t xml:space="preserve">学生</w:t>
+      </w:r>
+      <w:r>
+        <w:t xml:space="preserve">　完成指标核验并作出适用判断；对追问的回答普遍指向营业收入。</w:t>
+      </w:r>
+    </w:p>
+    <w:p>
+      <w:pPr>
+        <w:pStyle w:val="BodyText"/>
+      </w:pPr>
+      <w:r>
+        <w:rPr>
+          <w:bCs/>
+          <w:b/>
+        </w:rPr>
+        <w:t xml:space="preserve">教师点拨</w:t>
+      </w:r>
+      <w:r>
+        <w:t xml:space="preserve">　顺势点出收入确认、关联交易、存货计价三个常见造假入口，并指出这三处同时也是审核问询和历次重大案件的集中地带。</w:t>
+      </w:r>
+    </w:p>
+    <w:p>
+      <w:pPr>
+        <w:pStyle w:val="SizhengBox"/>
+      </w:pPr>
+      <w:r>
+        <w:rPr>
+          <w:bCs/>
+          <w:b/>
+        </w:rPr>
+        <w:t xml:space="preserve">思政落点</w:t>
+      </w:r>
+      <w:r>
+        <w:t xml:space="preserve">　财务指标是准入的客观标尺，也是失真风险最集中的地带。一套仅靠指标筛选的制度，筛出的可能是最善于做账的企业。这正是全面注册制以信息披露为核心的制度含义：审核的重点不是替市场判断企业好坏，而是确保企业交出的信息真实、准确、完整。门槛之后必须有防线，否则门槛本身就会失效。</w:t>
+      </w:r>
+    </w:p>
+    <w:bookmarkEnd w:id="48"/>
+    <w:bookmarkStart w:id="49" w:name="环节②-事前审核事中暂缓事后追责22-分钟"/>
     <w:p>
       <w:pPr>
         <w:pStyle w:val="Heading4"/>
       </w:pPr>
       <w:r>
-        <w:t xml:space="preserve">环节② 事前审核、事中暂缓、事后追责（22 分钟）</w:t>
+        <w:t xml:space="preserve">环节②　事前审核、事中暂缓、事后追责（22 分钟）</w:t>
       </w:r>
     </w:p>
     <w:p>
@@ -1921,15 +1295,15 @@
         <w:pStyle w:val="FirstParagraph"/>
       </w:pPr>
       <w:r>
-        <w:t xml:space="preserve">教师给出三道防线的制度框架（表 3），每道防线配一组真实结果，由学生反推审核逻辑。</w:t>
-      </w:r>
-    </w:p>
-    <w:p>
-      <w:pPr>
-        <w:pStyle w:val="BodyText"/>
-      </w:pPr>
-      <w:r>
-        <w:t xml:space="preserve">表 3  三道防线与典型判例</w:t>
+        <w:t xml:space="preserve">教师给出三道防线的制度框架（如表 1），每道防线配一组真实结果，由学生反推审核逻辑。</w:t>
+      </w:r>
+    </w:p>
+    <w:p>
+      <w:pPr>
+        <w:pStyle w:val="TblCaption"/>
+      </w:pPr>
+      <w:r>
+        <w:t xml:space="preserve">表 1　三道防线与典型判例</w:t>
       </w:r>
     </w:p>
     <w:tbl>
@@ -2218,17 +1592,32 @@
           <w:bCs/>
           <w:b/>
         </w:rPr>
-        <w:t xml:space="preserve">事前审核（8 分钟）。</w:t>
-      </w:r>
-      <w:r>
-        <w:t xml:space="preserve">学生分组回答同一个问题：</w:t>
+        <w:t xml:space="preserve">事前审核（8 分钟）。教师</w:t>
+      </w:r>
+      <w:r>
+        <w:t xml:space="preserve">　依次呈现思尔芯与 Soul 两个判例的处理结果，不先给原因，只给结果。</w:t>
+      </w:r>
+    </w:p>
+    <w:p>
+      <w:pPr>
+        <w:pStyle w:val="BodyText"/>
+      </w:pPr>
+      <w:r>
+        <w:rPr>
+          <w:bCs/>
+          <w:b/>
+        </w:rPr>
+        <w:t xml:space="preserve">学生</w:t>
+      </w:r>
+      <w:r>
+        <w:t xml:space="preserve">　分组回答同一个问题：</w:t>
       </w:r>
       <w:r>
         <w:rPr>
           <w:iCs/>
           <w:i/>
         </w:rPr>
-        <w:t xml:space="preserve">"如果你是审核人员，面对这两家企业，你会发出的第一个问询问题是什么？"</w:t>
+        <w:t xml:space="preserve">“如果你是审核人员，面对这两家企业，你会发出的第一个问询问题是什么？”</w:t>
       </w:r>
       <w:r>
         <w:t xml:space="preserve">讨论会集中在一点上——两家企业被拦下的原因都不在财务数据，而在申报材料的真实性和管理层的诚信状况。</w:t>
@@ -2236,16 +1625,32 @@
     </w:p>
     <w:p>
       <w:pPr>
+        <w:pStyle w:val="SizhengBox"/>
+      </w:pPr>
+      <w:r>
+        <w:rPr>
+          <w:bCs/>
+          <w:b/>
+        </w:rPr>
+        <w:t xml:space="preserve">思政落点</w:t>
+      </w:r>
+      <w:r>
+        <w:t xml:space="preserve">　审核不仅核对数据，更审查企业的诚信状况与治理水平。信息披露真实、准确、完整是发行上市的法定前提，管理层的诚信记录同样构成实质性判断依据。全面注册制把审核重心前移到信息披露质量，不是降低了对企业的要求，而是把要求从会不会算账提高到了敢不敢负责。</w:t>
+      </w:r>
+    </w:p>
+    <w:p>
+      <w:pPr>
         <w:pStyle w:val="BodyText"/>
       </w:pPr>
       <w:r>
-        <w:t xml:space="preserve">思政切入</w:t>
-      </w:r>
-      <w:r>
-        <w:t xml:space="preserve"> </w:t>
-      </w:r>
-      <w:r>
-        <w:t xml:space="preserve">审核不仅核对数据，更审查企业的诚信状况与治理水平。信息披露真实、准确、完整是发行上市的法定前提，管理层的诚信记录同样构成实质性判断依据。全面注册制把审核重心前移到信息披露质量，不是降低了对企业的要求，而是把要求从会不会算账提高到了敢不敢负责。</w:t>
+        <w:rPr>
+          <w:bCs/>
+          <w:b/>
+        </w:rPr>
+        <w:t xml:space="preserve">事中暂缓（7 分钟）。教师</w:t>
+      </w:r>
+      <w:r>
+        <w:t xml:space="preserve">　回收开场悬念，公布蚂蚁集团暂缓上市的完整背景，并说明金融业务必须持牌经营并匹配相应资本约束，规模优势不能转化为监管套利。</w:t>
       </w:r>
     </w:p>
     <w:p>
@@ -2257,10 +1662,25 @@
           <w:bCs/>
           <w:b/>
         </w:rPr>
-        <w:t xml:space="preserve">事中暂缓（7 分钟）。</w:t>
-      </w:r>
-      <w:r>
-        <w:t xml:space="preserve">此处回收开场悬念，公布蚂蚁集团暂缓上市的完整背景。学生此时已经掌握两条事前审核的红线，会发现该企业一条都不占——它被拦下的原因在发行条件之上。教师说明金融业务必须持牌经营并匹配相应资本约束，规模优势不能转化为监管套利。</w:t>
+        <w:t xml:space="preserve">学生</w:t>
+      </w:r>
+      <w:r>
+        <w:t xml:space="preserve">　用刚刚掌握的两条事前审核红线逐条比对，发现该企业一条都不占，被拦下的原因在发行条件之上。</w:t>
+      </w:r>
+    </w:p>
+    <w:p>
+      <w:pPr>
+        <w:pStyle w:val="SizhengBox"/>
+      </w:pPr>
+      <w:r>
+        <w:rPr>
+          <w:bCs/>
+          <w:b/>
+        </w:rPr>
+        <w:t xml:space="preserve">思政落点</w:t>
+      </w:r>
+      <w:r>
+        <w:t xml:space="preserve">　一家足够大的金融机构，其上市已经不只是它自己的事。金融创新必须服务于金融安全，平台经济的发展必须服务于共同富裕，这是审核尺度在企业合格与否之上必须继续作出的判断。资本市场不是只对申请人负责，它首先要对金融体系的稳定和人民群众的财产安全负责。</w:t>
       </w:r>
     </w:p>
     <w:p>
@@ -2268,35 +1688,21 @@
         <w:pStyle w:val="BodyText"/>
       </w:pPr>
       <w:r>
-        <w:t xml:space="preserve">思政切入</w:t>
-      </w:r>
-      <w:r>
-        <w:t xml:space="preserve"> </w:t>
-      </w:r>
-      <w:r>
-        <w:t xml:space="preserve">一家足够大的金融机构，其上市已经不只是它自己的事。金融创新必须服务于金融安全，平台经济的发展必须服务于共同富裕，这是审核尺度在企业合格与否之上必须继续作出的判断。资本市场不是只对申请人负责，它首先要对金融体系的稳定和人民群众的财产安全负责。</w:t>
-      </w:r>
-    </w:p>
-    <w:p>
-      <w:pPr>
-        <w:pStyle w:val="BodyText"/>
-      </w:pPr>
-      <w:r>
-        <w:rPr>
-          <w:bCs/>
-          <w:b/>
-        </w:rPr>
-        <w:t xml:space="preserve">事后追责（7 分钟）。</w:t>
-      </w:r>
-      <w:r>
-        <w:t xml:space="preserve">教师呈现康美药业案的完整链条，并把镜头对准五名兼职独立董事的判决结果，请学生回答：</w:t>
+        <w:rPr>
+          <w:bCs/>
+          <w:b/>
+        </w:rPr>
+        <w:t xml:space="preserve">事后追责（7 分钟）。教师</w:t>
+      </w:r>
+      <w:r>
+        <w:t xml:space="preserve">　呈现康美药业案的完整链条，并把镜头对准五名兼职独立董事的判决结果，提出一个问题：</w:t>
       </w:r>
       <w:r>
         <w:rPr>
           <w:iCs/>
           <w:i/>
         </w:rPr>
-        <w:t xml:space="preserve">"他们并未参与造假，为什么要承担上亿元的连带赔偿？"</w:t>
+        <w:t xml:space="preserve">“他们并未参与造假，为什么要承担上亿元的连带赔偿？”</w:t>
       </w:r>
     </w:p>
     <w:p>
@@ -2304,33 +1710,104 @@
         <w:pStyle w:val="BodyText"/>
       </w:pPr>
       <w:r>
-        <w:t xml:space="preserve">思政切入</w:t>
-      </w:r>
-      <w:r>
-        <w:t xml:space="preserve"> </w:t>
-      </w:r>
-      <w:r>
-        <w:t xml:space="preserve">公开发行是向不特定公众作出的法定承诺，签字即担责，担责即可追偿。中国特色的证券集体诉讼制度把信息披露责任落实到每一个签字的人，正是为了让这份承诺具有实际重量。独立董事签下的不是个人意见，而是一种职业信誉的公共背书；背书失真，赔付的是真金白银。这是"上市不是终点而是责任起点"最具体的法律表达。</w:t>
-      </w:r>
-    </w:p>
+        <w:rPr>
+          <w:bCs/>
+          <w:b/>
+        </w:rPr>
+        <w:t xml:space="preserve">学生</w:t>
+      </w:r>
+      <w:r>
+        <w:t xml:space="preserve">　围绕独立董事的法定职责与勤勉义务作答，并推演如果自己是签字人会如何处理。</w:t>
+      </w:r>
+    </w:p>
+    <w:p>
+      <w:pPr>
+        <w:pStyle w:val="SizhengBox"/>
+      </w:pPr>
+      <w:r>
+        <w:rPr>
+          <w:bCs/>
+          <w:b/>
+        </w:rPr>
+        <w:t xml:space="preserve">思政落点</w:t>
+      </w:r>
+      <w:r>
+        <w:t xml:space="preserve">　公开发行是向不特定公众作出的法定承诺，签字即担责，担责即可追偿。中国特色的证券集体诉讼制度把信息披露责任落实到每一个签字的人，正是为了让这份承诺具有实际重量。独立董事签下的不是个人意见，而是一种职业信誉的公共背书；背书失真，赔付的是真金白银。这是“上市不是终点而是责任起点”最具体的法律表达。</w:t>
+      </w:r>
+    </w:p>
+    <w:bookmarkEnd w:id="49"/>
     <w:bookmarkEnd w:id="50"/>
+    <w:bookmarkStart w:id="55" w:name="五议题三-谁来判断制度变迁与权责分置29-分钟"/>
+    <w:p>
+      <w:pPr>
+        <w:pStyle w:val="Heading3"/>
+      </w:pPr>
+      <w:r>
+        <w:t xml:space="preserve">（五）议题三　谁来判断：制度变迁与权责分置（29 分钟）</w:t>
+      </w:r>
+    </w:p>
+    <w:bookmarkStart w:id="51" w:name="环节①-判断权的三次转移8-分钟"/>
+    <w:p>
+      <w:pPr>
+        <w:pStyle w:val="Heading4"/>
+      </w:pPr>
+      <w:r>
+        <w:t xml:space="preserve">环节①　判断权的三次转移（8 分钟）</w:t>
+      </w:r>
+    </w:p>
+    <w:p>
+      <w:pPr>
+        <w:pStyle w:val="FirstParagraph"/>
+      </w:pPr>
+      <w:r>
+        <w:rPr>
+          <w:bCs/>
+          <w:b/>
+        </w:rPr>
+        <w:t xml:space="preserve">教师</w:t>
+      </w:r>
+      <w:r>
+        <w:t xml:space="preserve">　用一条时间轴呈现三十年制度演进：1993 年审批制下实行额度管理，企业需向地方和行业主管部门争取发行指标；2001 年核准制确立，监管机构对发行申请进行实质审核，形成排队待审的堰塞湖；2019 年科创板试点注册制，2023 年全面实行，交易所负责审核信息披露、证监会履行发行注册程序，发行时机与价格交由市场决定，审核周期显著压缩。</w:t>
+      </w:r>
+    </w:p>
+    <w:p>
+      <w:pPr>
+        <w:pStyle w:val="BodyText"/>
+      </w:pPr>
+      <w:r>
+        <w:rPr>
+          <w:bCs/>
+          <w:b/>
+        </w:rPr>
+        <w:t xml:space="preserve">学生</w:t>
+      </w:r>
+      <w:r>
+        <w:t xml:space="preserve">　概括三个阶段的差别：同一件事被问成了三个问题——政府批不批、监管者认不认、市场买不买。</w:t>
+      </w:r>
+    </w:p>
+    <w:p>
+      <w:pPr>
+        <w:pStyle w:val="SizhengBox"/>
+      </w:pPr>
+      <w:r>
+        <w:rPr>
+          <w:bCs/>
+          <w:b/>
+        </w:rPr>
+        <w:t xml:space="preserve">思政落点</w:t>
+      </w:r>
+      <w:r>
+        <w:t xml:space="preserve">　发行制度三十年演进，核心变化是判断企业价值的权力由谁行使：从行政计划配置额度，到监管机构实质审核，再到交易所审核信息披露、证监会履行注册程序，价值判断交还市场。这一过程与我国经济体制改革的总方向完全一致——不断厘清政府与市场的边界，让市场在资源配置中发挥决定性作用，同时更好发挥政府作用。</w:t>
+      </w:r>
+    </w:p>
     <w:bookmarkEnd w:id="51"/>
-    <w:bookmarkStart w:id="56" w:name="五议题三-谁来判断制度变迁与权责分置29-分钟"/>
-    <w:p>
-      <w:pPr>
-        <w:pStyle w:val="Heading3"/>
-      </w:pPr>
-      <w:r>
-        <w:t xml:space="preserve">（五）议题三　谁来判断：制度变迁与权责分置（29 分钟）</w:t>
-      </w:r>
-    </w:p>
-    <w:bookmarkStart w:id="52" w:name="环节①-判断权的三次转移8-分钟"/>
+    <w:bookmarkStart w:id="52" w:name="环节②-制度选择的条件一场限时辩论13-分钟"/>
     <w:p>
       <w:pPr>
         <w:pStyle w:val="Heading4"/>
       </w:pPr>
       <w:r>
-        <w:t xml:space="preserve">环节① 判断权的三次转移（8 分钟）</w:t>
+        <w:t xml:space="preserve">环节②　制度选择的条件：一场限时辩论（13 分钟）</w:t>
       </w:r>
     </w:p>
     <w:p>
@@ -2338,7 +1815,28 @@
         <w:pStyle w:val="FirstParagraph"/>
       </w:pPr>
       <w:r>
-        <w:t xml:space="preserve">教师用一条时间轴呈现三十年制度演进：1993 年审批制下实行额度管理，企业需向地方和行业主管部门争取发行指标；2001 年核准制确立，监管机构对发行申请进行实质审核，形成排队待审的堰塞湖；2019 年科创板试点注册制，2023 年全面实行，交易所负责审核信息披露、证监会履行发行注册程序，发行时机与价格交由市场决定，审核周期显著压缩。</w:t>
+        <w:rPr>
+          <w:bCs/>
+          <w:b/>
+        </w:rPr>
+        <w:t xml:space="preserve">教师</w:t>
+      </w:r>
+      <w:r>
+        <w:t xml:space="preserve">　设置正反两方，主持三轮限时交锋，第一轮辩效率，第二轮辩风险，第三轮辩国情。</w:t>
+      </w:r>
+    </w:p>
+    <w:p>
+      <w:pPr>
+        <w:pStyle w:val="DebateBlock"/>
+      </w:pPr>
+      <w:r>
+        <w:t xml:space="preserve">正方：我国应尽快对齐成熟市场的注册制安排，把发行节奏与定价完全交给市场。</w:t>
+      </w:r>
+      <w:r>
+        <w:br/>
+      </w:r>
+      <w:r>
+        <w:t xml:space="preserve">反方：我国必须保留严格的信息披露审核与强监管安排，防止劣币驱逐良币。</w:t>
       </w:r>
     </w:p>
     <w:p>
@@ -2346,7 +1844,14 @@
         <w:pStyle w:val="BodyText"/>
       </w:pPr>
       <w:r>
-        <w:t xml:space="preserve">随后引导学生概括：同一件事在三个阶段被问成了三个问题——政府批不批、监管者认不认、市场买不买。</w:t>
+        <w:rPr>
+          <w:bCs/>
+          <w:b/>
+        </w:rPr>
+        <w:t xml:space="preserve">学生</w:t>
+      </w:r>
+      <w:r>
+        <w:t xml:space="preserve">　以小组为单位准备立论并交锋，每组辩前提交一句立论、辩后提交一句修正，确保未发言学生同样留下可评价的产出。</w:t>
       </w:r>
     </w:p>
     <w:p>
@@ -2354,23 +1859,39 @@
         <w:pStyle w:val="BodyText"/>
       </w:pPr>
       <w:r>
-        <w:t xml:space="preserve">思政切入</w:t>
-      </w:r>
-      <w:r>
-        <w:t xml:space="preserve"> </w:t>
-      </w:r>
-      <w:r>
-        <w:t xml:space="preserve">发行制度三十年演进，核心变化是判断企业价值的权力由谁行使：从行政计划配置额度，到监管机构实质审核，再到交易所审核信息披露、证监会履行注册程序，价值判断交还市场。这一过程与我国经济体制改革的总方向完全一致——不断厘清政府与市场的边界，让市场在资源配置中发挥决定性作用，同时更好发挥政府作用。</w:t>
+        <w:rPr>
+          <w:bCs/>
+          <w:b/>
+        </w:rPr>
+        <w:t xml:space="preserve">教师点拨</w:t>
+      </w:r>
+      <w:r>
+        <w:t xml:space="preserve">　第二轮结束时投放两组数据：成熟市场机构投资者持股占比长期在九成左右，我国个人投资者交易额占比长期在六成以上；成熟市场年退市率长期保持在 6% 以上，我国长期不足 1%。由此把讨论从制度优劣转向制度运行的前提条件。</w:t>
+      </w:r>
+    </w:p>
+    <w:p>
+      <w:pPr>
+        <w:pStyle w:val="SizhengBox"/>
+      </w:pPr>
+      <w:r>
+        <w:rPr>
+          <w:bCs/>
+          <w:b/>
+        </w:rPr>
+        <w:t xml:space="preserve">思政落点</w:t>
+      </w:r>
+      <w:r>
+        <w:t xml:space="preserve">　注册制有效运行有两个前提：投资者具备价值判断能力，市场具备优胜劣汰机制。我国在投资者结构和退出机制上与成熟市场仍有明显差距，因此全面注册制采取分步试点、逐层推进的路径，不是改革不彻底，而是改革与市场承受能力相适应。有效市场与有为政府相结合，是我国资本市场制度设计的基本经验，也是理解中国式现代化的一个具体切口。</w:t>
       </w:r>
     </w:p>
     <w:bookmarkEnd w:id="52"/>
-    <w:bookmarkStart w:id="53" w:name="环节②-制度选择的条件一场限时辩论13-分钟"/>
+    <w:bookmarkStart w:id="53" w:name="环节③-权责分置拼图4-分钟"/>
     <w:p>
       <w:pPr>
         <w:pStyle w:val="Heading4"/>
       </w:pPr>
       <w:r>
-        <w:t xml:space="preserve">环节② 制度选择的条件：一场限时辩论（13 分钟）</w:t>
+        <w:t xml:space="preserve">环节③　权责分置拼图（4 分钟）</w:t>
       </w:r>
     </w:p>
     <w:p>
@@ -2378,29 +1899,14 @@
         <w:pStyle w:val="FirstParagraph"/>
       </w:pPr>
       <w:r>
-        <w:t xml:space="preserve">教师设置正反两方，进行三轮限时交锋。</w:t>
-      </w:r>
-    </w:p>
-    <w:p>
-      <w:pPr>
-        <w:pStyle w:val="BlockText"/>
-      </w:pPr>
-      <w:r>
-        <w:t xml:space="preserve">正方：我国应尽快对齐成熟市场的注册制安排，把发行节奏与定价完全交给市场。</w:t>
-      </w:r>
-      <w:r>
-        <w:br/>
-      </w:r>
-      <w:r>
-        <w:t xml:space="preserve">反方：我国必须保留严格的信息披露审核与强监管安排，防止劣币驱逐良币。</w:t>
-      </w:r>
-    </w:p>
-    <w:p>
-      <w:pPr>
-        <w:pStyle w:val="FirstParagraph"/>
-      </w:pPr>
-      <w:r>
-        <w:t xml:space="preserve">第一轮辩效率，第二轮辩风险，第三轮辩国情。第二轮结束时，教师投放两组数据：成熟市场机构投资者持股占比长期在九成左右，我国个人投资者交易额占比长期在六成以上；成熟市场年退市率长期保持在 6% 以上，我国长期不足 1%。学生随即发现，制度能否运行取决于前提条件是否具备。</w:t>
+        <w:rPr>
+          <w:bCs/>
+          <w:b/>
+        </w:rPr>
+        <w:t xml:space="preserve">教师</w:t>
+      </w:r>
+      <w:r>
+        <w:t xml:space="preserve">　发放六张角色卡，要求各组把职责与失责后果配对，并作一处补充：审核权下移到交易所的同时，中介机构的核查责任、发行人的披露责任和监管机构的追责力度同步加重。</w:t>
       </w:r>
     </w:p>
     <w:p>
@@ -2408,39 +1914,22 @@
         <w:pStyle w:val="BodyText"/>
       </w:pPr>
       <w:r>
-        <w:t xml:space="preserve">思政切入</w:t>
-      </w:r>
-      <w:r>
-        <w:t xml:space="preserve"> </w:t>
-      </w:r>
-      <w:r>
-        <w:t xml:space="preserve">注册制有效运行有两个前提：投资者具备价值判断能力，市场具备优胜劣汰机制。我国在投资者结构和退出机制上与成熟市场仍有明显差距，因此全面注册制采取分步试点、逐层推进的路径，不是改革不彻底，而是改革与市场承受能力相适应。有效市场与有为政府相结合，是我国资本市场制度设计的基本经验，也是理解中国式现代化的一个具体切口。</w:t>
-      </w:r>
-    </w:p>
-    <w:bookmarkEnd w:id="53"/>
-    <w:bookmarkStart w:id="54" w:name="环节③-权责分置拼图4-分钟"/>
-    <w:p>
-      <w:pPr>
-        <w:pStyle w:val="Heading4"/>
-      </w:pPr>
-      <w:r>
-        <w:t xml:space="preserve">环节③ 权责分置拼图（4 分钟）</w:t>
-      </w:r>
-    </w:p>
-    <w:p>
-      <w:pPr>
-        <w:pStyle w:val="FirstParagraph"/>
-      </w:pPr>
-      <w:r>
-        <w:t xml:space="preserve">学生分组抽取六张角色卡（表 4），拼出一笔首次公开发行中每个主体的职责与失责后果，教师只作一处补充：审核权下移到交易所的同时，中介机构的核查责任、发行人的披露责任和监管机构的追责力度同步加重。</w:t>
-      </w:r>
-    </w:p>
-    <w:p>
-      <w:pPr>
-        <w:pStyle w:val="BodyText"/>
-      </w:pPr>
-      <w:r>
-        <w:t xml:space="preserve">表 4  注册制下发行上市的权责分置</w:t>
+        <w:rPr>
+          <w:bCs/>
+          <w:b/>
+        </w:rPr>
+        <w:t xml:space="preserve">学生</w:t>
+      </w:r>
+      <w:r>
+        <w:t xml:space="preserve">　拼出一笔首次公开发行中各主体的权责关系（如表 2），并说明权责对等的逻辑。</w:t>
+      </w:r>
+    </w:p>
+    <w:p>
+      <w:pPr>
+        <w:pStyle w:val="TblCaption"/>
+      </w:pPr>
+      <w:r>
+        <w:t xml:space="preserve">表 2　注册制下发行上市的权责分置</w:t>
       </w:r>
     </w:p>
     <w:tbl>
@@ -2727,26 +2216,83 @@
     </w:tbl>
     <w:p>
       <w:pPr>
+        <w:pStyle w:val="SizhengBox"/>
+      </w:pPr>
+      <w:r>
+        <w:rPr>
+          <w:bCs/>
+          <w:b/>
+        </w:rPr>
+        <w:t xml:space="preserve">思政落点</w:t>
+      </w:r>
+      <w:r>
+        <w:t xml:space="preserve">　注册制不是放松监管，而是监管重心由事前审批转向事中事后。审核权下移，责任必须同步加重，权责对等是制度得以运行的条件。这也解释了为什么每一次审核权的下放，都伴随着中介机构核查责任和违法成本的同步提高。</w:t>
+      </w:r>
+    </w:p>
+    <w:bookmarkEnd w:id="53"/>
+    <w:bookmarkStart w:id="54" w:name="环节④-现在进行时制度仍在调节之中4-分钟"/>
+    <w:p>
+      <w:pPr>
+        <w:pStyle w:val="Heading4"/>
+      </w:pPr>
+      <w:r>
+        <w:t xml:space="preserve">环节④　现在进行时：制度仍在调节之中（4 分钟）</w:t>
+      </w:r>
+    </w:p>
+    <w:p>
+      <w:pPr>
+        <w:pStyle w:val="FirstParagraph"/>
+      </w:pPr>
+      <w:r>
+        <w:rPr>
+          <w:bCs/>
+          <w:b/>
+        </w:rPr>
+        <w:t xml:space="preserve">教师</w:t>
+      </w:r>
+      <w:r>
+        <w:t xml:space="preserve">　给出两条最新事实：2023 年 8 月起，证监会根据市场形势阶段性收紧首次公开发行节奏；2024 年 4 月，新“国九条”明确提出严把发行上市准入关，提高上市标准。</w:t>
+      </w:r>
+    </w:p>
+    <w:p>
+      <w:pPr>
         <w:pStyle w:val="BodyText"/>
       </w:pPr>
       <w:r>
-        <w:t xml:space="preserve">思政切入</w:t>
-      </w:r>
-      <w:r>
-        <w:t xml:space="preserve"> </w:t>
-      </w:r>
-      <w:r>
-        <w:t xml:space="preserve">注册制不是放松监管，而是监管重心由事前审批转向事中事后。审核权下移，责任必须同步加重，权责对等是制度得以运行的条件。这也解释了为什么每一次审核权的下放，都伴随着中介机构核查责任和违法成本的同步提高。</w:t>
+        <w:rPr>
+          <w:bCs/>
+          <w:b/>
+        </w:rPr>
+        <w:t xml:space="preserve">学生</w:t>
+      </w:r>
+      <w:r>
+        <w:t xml:space="preserve">　提出疑问：既然改革方向是把判断权交给市场，为什么又要收紧？</w:t>
+      </w:r>
+    </w:p>
+    <w:p>
+      <w:pPr>
+        <w:pStyle w:val="SizhengBox"/>
+      </w:pPr>
+      <w:r>
+        <w:rPr>
+          <w:bCs/>
+          <w:b/>
+        </w:rPr>
+        <w:t xml:space="preserve">思政落点</w:t>
+      </w:r>
+      <w:r>
+        <w:t xml:space="preserve">　制度供给随市场状况动态调整，说明注册制改革不是一次性完成的制度移植，而是持续校准的治理过程。判断权的移交不等于监管的退场，在市场承受能力变化时作出相应调节，本身就是资本市场治理能力现代化的表现。制度不是抄来的，是在自己的市场条件中逐步长成的。</w:t>
       </w:r>
     </w:p>
     <w:bookmarkEnd w:id="54"/>
-    <w:bookmarkStart w:id="55" w:name="环节④-现在进行时制度仍在调节之中4-分钟"/>
-    <w:p>
-      <w:pPr>
-        <w:pStyle w:val="Heading4"/>
-      </w:pPr>
-      <w:r>
-        <w:t xml:space="preserve">环节④ 现在进行时：制度仍在调节之中（4 分钟）</w:t>
+    <w:bookmarkEnd w:id="55"/>
+    <w:bookmarkStart w:id="56" w:name="六课堂收尾该不该上3-分钟"/>
+    <w:p>
+      <w:pPr>
+        <w:pStyle w:val="Heading3"/>
+      </w:pPr>
+      <w:r>
+        <w:t xml:space="preserve">（六）课堂收尾：该不该上（3 分钟）</w:t>
       </w:r>
     </w:p>
     <w:p>
@@ -2754,7 +2300,14 @@
         <w:pStyle w:val="FirstParagraph"/>
       </w:pPr>
       <w:r>
-        <w:t xml:space="preserve">教师给出两条最新事实：2023 年 8 月起，证监会根据市场形势阶段性收紧首次公开发行节奏；2024 年 4 月，新"国九条"明确提出严把发行上市准入关，提高上市标准。学生随即产生一个疑问：既然改革方向是把判断权交给市场，为什么又要收紧？</w:t>
+        <w:rPr>
+          <w:bCs/>
+          <w:b/>
+        </w:rPr>
+        <w:t xml:space="preserve">教师</w:t>
+      </w:r>
+      <w:r>
+        <w:t xml:space="preserve">　把材料重新投到屏幕上，组织一次集体表决：是否同意 Soulmate AI 发行上市，以及建议它选择哪一个板块。当场记录分歧，不作统一结论。</w:t>
       </w:r>
     </w:p>
     <w:p>
@@ -2762,24 +2315,39 @@
         <w:pStyle w:val="BodyText"/>
       </w:pPr>
       <w:r>
-        <w:t xml:space="preserve">思政切入</w:t>
-      </w:r>
-      <w:r>
-        <w:t xml:space="preserve"> </w:t>
-      </w:r>
-      <w:r>
-        <w:t xml:space="preserve">制度供给随市场状况动态调整，说明注册制改革不是一次性完成的制度移植，而是持续校准的治理过程。判断权的移交不等于监管的退场，在市场承受能力变化时作出相应调节，本身就是资本市场治理能力现代化的表现。制度不是抄来的，是在自己的市场条件中逐步长成的。</w:t>
-      </w:r>
-    </w:p>
-    <w:bookmarkEnd w:id="55"/>
+        <w:rPr>
+          <w:bCs/>
+          <w:b/>
+        </w:rPr>
+        <w:t xml:space="preserve">学生</w:t>
+      </w:r>
+      <w:r>
+        <w:t xml:space="preserve">　举手表决并简要说明改变或坚持原有判断的理由。</w:t>
+      </w:r>
+    </w:p>
+    <w:p>
+      <w:pPr>
+        <w:pStyle w:val="SizhengBox"/>
+      </w:pPr>
+      <w:r>
+        <w:rPr>
+          <w:bCs/>
+          <w:b/>
+        </w:rPr>
+        <w:t xml:space="preserve">思政落点</w:t>
+      </w:r>
+      <w:r>
+        <w:t xml:space="preserve">　回到这家企业：它的财务指标可以核对，它的合规风险可以整改，但它是否契合国家的产业方向、是否配得上公众的信任，需要判断。从“能不能上”到“该不该上”，是从专业技术走向专业立场的距离。证券从业者的不可替代之处，正在于愿意也敢于作出后一种判断。</w:t>
+      </w:r>
+    </w:p>
     <w:bookmarkEnd w:id="56"/>
-    <w:bookmarkStart w:id="57" w:name="六课堂收尾该不该上3-分钟"/>
+    <w:bookmarkStart w:id="57" w:name="七课后任务同题复判与投资者保护线上-10-分钟"/>
     <w:p>
       <w:pPr>
         <w:pStyle w:val="Heading3"/>
       </w:pPr>
       <w:r>
-        <w:t xml:space="preserve">（六）课堂收尾：该不该上（3 分钟）</w:t>
+        <w:t xml:space="preserve">（七）课后任务：同题复判与投资者保护（线上 10 分钟）</w:t>
       </w:r>
     </w:p>
     <w:p>
@@ -2787,7 +2355,44 @@
         <w:pStyle w:val="FirstParagraph"/>
       </w:pPr>
       <w:r>
-        <w:t xml:space="preserve">教师把材料重新投到屏幕上，请全体学生就 Soulmate AI 作一次集体表决：是否同意其发行上市，以及建议它选择哪一个板块。表决当场记录分歧，不作统一结论。</w:t>
+        <w:rPr>
+          <w:bCs/>
+          <w:b/>
+        </w:rPr>
+        <w:t xml:space="preserve">教师</w:t>
+      </w:r>
+      <w:r>
+        <w:t xml:space="preserve">　布置三项任务。</w:t>
+      </w:r>
+      <w:r>
+        <w:rPr>
+          <w:bCs/>
+          <w:b/>
+        </w:rPr>
+        <w:t xml:space="preserve">任务一，同题复判</w:t>
+      </w:r>
+      <w:r>
+        <w:t xml:space="preserve">：就课前完全相同的材料、完全相同的题目再作一次判断并写出理由。</w:t>
+      </w:r>
+      <w:r>
+        <w:rPr>
+          <w:bCs/>
+          <w:b/>
+        </w:rPr>
+        <w:t xml:space="preserve">任务二，投资者适当性管理模拟</w:t>
+      </w:r>
+      <w:r>
+        <w:t xml:space="preserve">：给出三位风险承受能力不同的客户画像，判断能否向其推荐 Soulmate AI 新股并说明所依据的适当性管理规则。</w:t>
+      </w:r>
+      <w:r>
+        <w:rPr>
+          <w:bCs/>
+          <w:b/>
+        </w:rPr>
+        <w:t xml:space="preserve">任务三，新股投资风险提示书</w:t>
+      </w:r>
+      <w:r>
+        <w:t xml:space="preserve">：面向不具备专业判断能力的普通投资者，撰写一份 600 字以内的风险提示，须包含发行定价机制、破发可能性与中签概率三项内容。</w:t>
       </w:r>
     </w:p>
     <w:p>
@@ -2795,23 +2400,49 @@
         <w:pStyle w:val="BodyText"/>
       </w:pPr>
       <w:r>
-        <w:t xml:space="preserve">思政切入</w:t>
-      </w:r>
-      <w:r>
-        <w:t xml:space="preserve"> </w:t>
-      </w:r>
-      <w:r>
-        <w:t xml:space="preserve">回到这家企业：它的财务指标可以核对，它的合规风险可以整改，但它是否契合国家的产业方向、是否配得上公众的信任，需要判断。从"能不能上"到"该不该上"，是从专业技术走向专业立场的距离。证券从业者的不可替代之处，正在于愿意也敢于作出后一种判断。</w:t>
+        <w:rPr>
+          <w:bCs/>
+          <w:b/>
+        </w:rPr>
+        <w:t xml:space="preserve">学生</w:t>
+      </w:r>
+      <w:r>
+        <w:t xml:space="preserve">　提交复判理由、适当性判断结论与风险提示书；提示书须先经一位非金融专业读者试读确认可以读懂，再行提交。</w:t>
+      </w:r>
+    </w:p>
+    <w:p>
+      <w:pPr>
+        <w:pStyle w:val="SizhengBox"/>
+      </w:pPr>
+      <w:r>
+        <w:rPr>
+          <w:bCs/>
+          <w:b/>
+        </w:rPr>
+        <w:t xml:space="preserve">思政落点</w:t>
+      </w:r>
+      <w:r>
+        <w:t xml:space="preserve">　投资者适当性管理是法定义务，把合适的产品提供给合适的投资者，是证券从业者的执业底线。风险提示书写给不懂的人，训练的正是把专业能力转化为公众保护的自觉。金融为民并不抽象，它体现在每一次向投资者说明风险时的诚实程度。</w:t>
       </w:r>
     </w:p>
     <w:bookmarkEnd w:id="57"/>
-    <w:bookmarkStart w:id="58" w:name="七课后任务同题复判与投资者保护线上-10-分钟"/>
+    <w:bookmarkEnd w:id="58"/>
+    <w:bookmarkStart w:id="62" w:name="六教学成效与评价"/>
+    <w:p>
+      <w:pPr>
+        <w:pStyle w:val="Heading2"/>
+      </w:pPr>
+      <w:r>
+        <w:t xml:space="preserve">六、教学成效与评价</w:t>
+      </w:r>
+    </w:p>
+    <w:bookmarkStart w:id="59" w:name="一评价设计"/>
     <w:p>
       <w:pPr>
         <w:pStyle w:val="Heading3"/>
       </w:pPr>
       <w:r>
-        <w:t xml:space="preserve">（七）课后任务：同题复判与投资者保护（线上 10 分钟）</w:t>
+        <w:t xml:space="preserve">（一）评价设计</w:t>
       </w:r>
     </w:p>
     <w:p>
@@ -2819,94 +2450,15 @@
         <w:pStyle w:val="FirstParagraph"/>
       </w:pPr>
       <w:r>
-        <w:rPr>
-          <w:bCs/>
-          <w:b/>
-        </w:rPr>
-        <w:t xml:space="preserve">任务一：同题复判。</w:t>
-      </w:r>
-      <w:r>
-        <w:t xml:space="preserve">学生就课前完全相同的材料、完全相同的题目再作一次判断并写出理由。两次理由文本经维度编码后形成对照，作为本案例价值引导成效的观测证据。</w:t>
-      </w:r>
-    </w:p>
-    <w:p>
-      <w:pPr>
-        <w:pStyle w:val="BodyText"/>
-      </w:pPr>
-      <w:r>
-        <w:rPr>
-          <w:bCs/>
-          <w:b/>
-        </w:rPr>
-        <w:t xml:space="preserve">任务二：投资者适当性管理模拟。</w:t>
-      </w:r>
-      <w:r>
-        <w:t xml:space="preserve">给出三位风险承受能力不同的客户画像，学生判断能否向其推荐 Soulmate AI 新股，并说明所依据的适当性管理规则。</w:t>
-      </w:r>
-    </w:p>
-    <w:p>
-      <w:pPr>
-        <w:pStyle w:val="BodyText"/>
-      </w:pPr>
-      <w:r>
-        <w:rPr>
-          <w:bCs/>
-          <w:b/>
-        </w:rPr>
-        <w:t xml:space="preserve">任务三：新股投资风险提示书。</w:t>
-      </w:r>
-      <w:r>
-        <w:t xml:space="preserve">学生面向不具备专业判断能力的普通投资者，撰写一份 600 字以内的风险提示，须包含发行定价机制、破发可能性与中签概率三项内容，语言以对方能读懂为唯一标准。</w:t>
-      </w:r>
-    </w:p>
-    <w:p>
-      <w:pPr>
-        <w:pStyle w:val="BodyText"/>
-      </w:pPr>
-      <w:r>
-        <w:t xml:space="preserve">思政切入</w:t>
-      </w:r>
-      <w:r>
-        <w:t xml:space="preserve"> </w:t>
-      </w:r>
-      <w:r>
-        <w:t xml:space="preserve">投资者适当性管理是法定义务，把合适的产品提供给合适的投资者，是证券从业者的执业底线。风险提示书写给不懂的人，训练的正是把专业能力转化为公众保护的自觉。金融为民并不抽象，它体现在每一次向投资者说明风险时的诚实程度。</w:t>
-      </w:r>
-    </w:p>
-    <w:bookmarkEnd w:id="58"/>
-    <w:bookmarkEnd w:id="59"/>
-    <w:bookmarkStart w:id="63" w:name="六教学成效与评价"/>
-    <w:p>
-      <w:pPr>
-        <w:pStyle w:val="Heading2"/>
-      </w:pPr>
-      <w:r>
-        <w:t xml:space="preserve">六、教学成效与评价</w:t>
-      </w:r>
-    </w:p>
-    <w:bookmarkStart w:id="60" w:name="一评价设计"/>
-    <w:p>
-      <w:pPr>
-        <w:pStyle w:val="Heading3"/>
-      </w:pPr>
-      <w:r>
-        <w:t xml:space="preserve">（一）评价设计</w:t>
-      </w:r>
-    </w:p>
-    <w:p>
-      <w:pPr>
-        <w:pStyle w:val="FirstParagraph"/>
-      </w:pPr>
-      <w:r>
         <w:t xml:space="preserve">本案例的评价不以记住多少知识点为标准，而围绕三个可观测的行为设计：能否用法定条款解释一件真实资本事件的结果；能否为一家有缺陷的企业判断风险并给出整改方向；能否把专业判断转化为普通投资者可以理解的信息。知识、能力、价值三类目标按 3∶3∶4 赋权，价值目标的权重高于其他两类，且全部以可留痕的学生产出为依据，不采用主观评语。</w:t>
       </w:r>
     </w:p>
     <w:p>
       <w:pPr>
-        <w:pStyle w:val="BodyText"/>
-      </w:pPr>
-      <w:r>
-        <w:t xml:space="preserve">表 5  课程目标达成评价矩阵</w:t>
+        <w:pStyle w:val="TblCaption"/>
+      </w:pPr>
+      <w:r>
+        <w:t xml:space="preserve">表 3　课程目标达成评价矩阵</w:t>
       </w:r>
     </w:p>
     <w:tbl>
@@ -3840,8 +3392,8 @@
         </w:tc>
       </w:tr>
     </w:tbl>
-    <w:bookmarkEnd w:id="60"/>
-    <w:bookmarkStart w:id="61" w:name="二成效观测同题前后测的维度编码"/>
+    <w:bookmarkEnd w:id="59"/>
+    <w:bookmarkStart w:id="60" w:name="二成效观测同题前后测的维度编码"/>
     <w:p>
       <w:pPr>
         <w:pStyle w:val="Heading3"/>
@@ -3860,10 +3412,10 @@
     </w:p>
     <w:p>
       <w:pPr>
-        <w:pStyle w:val="BodyText"/>
-      </w:pPr>
-      <w:r>
-        <w:t xml:space="preserve">表 6  课前与课后判断理由的维度编码对照</w:t>
+        <w:pStyle w:val="TblCaption"/>
+      </w:pPr>
+      <w:r>
+        <w:t xml:space="preserve">表 4　课前与课后判断理由的维度编码对照</w:t>
       </w:r>
     </w:p>
     <w:tbl>
@@ -4185,99 +3737,99 @@
     </w:tbl>
     <w:p>
       <w:pPr>
+        <w:pStyle w:val="NoteText"/>
+      </w:pPr>
+      <w:r>
+        <w:t xml:space="preserve">注：比例为提及该维度的学生人数占参与人数的比重，同一份理由可计入多个维度。表中数据栏由授课教师填入本轮实际授课的统计结果，并在正文中注明学期、班级与样本人数。</w:t>
+      </w:r>
+    </w:p>
+    <w:bookmarkEnd w:id="60"/>
+    <w:bookmarkStart w:id="61" w:name="三教学反思与改进方向"/>
+    <w:p>
+      <w:pPr>
+        <w:pStyle w:val="Heading3"/>
+      </w:pPr>
+      <w:r>
+        <w:t xml:space="preserve">（三）教学反思与改进方向</w:t>
+      </w:r>
+    </w:p>
+    <w:p>
+      <w:pPr>
+        <w:pStyle w:val="FirstParagraph"/>
+      </w:pPr>
+      <w:r>
+        <w:rPr>
+          <w:bCs/>
+          <w:b/>
+        </w:rPr>
+        <w:t xml:space="preserve">一是判例数量与课堂节奏的平衡。</w:t>
+      </w:r>
+      <w:r>
+        <w:t xml:space="preserve">议题二在 22 分钟内涉及四个判例，讨论一旦展开容易超时。后续实施拟将事前审核的两个判例改为分组各领一例、限时两分钟汇报，把节省的时间留给蚂蚁集团与康美药业两处深度讨论。</w:t>
+      </w:r>
+    </w:p>
+    <w:p>
+      <w:pPr>
         <w:pStyle w:val="BodyText"/>
       </w:pPr>
       <w:r>
-        <w:t xml:space="preserve">注：比例为提及该维度的学生人数占参与人数的比重，同一份理由可计入多个维度。表中数据栏由授课教师填入本轮实际授课的统计结果，并在正文中注明学期、班级与样本人数。</w:t>
+        <w:rPr>
+          <w:bCs/>
+          <w:b/>
+        </w:rPr>
+        <w:t xml:space="preserve">二是辩论环节的参与广度。</w:t>
+      </w:r>
+      <w:r>
+        <w:t xml:space="preserve">限时辩论容易集中于少数表达能力强的学生。改进办法是坚持执行辩前立论、辩后修正的书面提交要求，使未发言学生同样留下可评价的产出。</w:t>
+      </w:r>
+    </w:p>
+    <w:p>
+      <w:pPr>
+        <w:pStyle w:val="BodyText"/>
+      </w:pPr>
+      <w:r>
+        <w:rPr>
+          <w:bCs/>
+          <w:b/>
+        </w:rPr>
+        <w:t xml:space="preserve">三是价值目标评价的客观化。</w:t>
+      </w:r>
+      <w:r>
+        <w:t xml:space="preserve">维度编码依赖编码口径的一致性，需在实施前固定编码手册并由两人独立编码、核对一致性，避免评价结论受主观影响。</w:t>
+      </w:r>
+    </w:p>
+    <w:p>
+      <w:pPr>
+        <w:pStyle w:val="BodyText"/>
+      </w:pPr>
+      <w:r>
+        <w:rPr>
+          <w:bCs/>
+          <w:b/>
+        </w:rPr>
+        <w:t xml:space="preserve">四是案例素材的时效维护。</w:t>
+      </w:r>
+      <w:r>
+        <w:t xml:space="preserve">本案例大量使用现行制度与近年判例，发行上市规则处于持续调整之中，需每学期核对一次条款与数据，保持与最新监管要求一致。</w:t>
+      </w:r>
+    </w:p>
+    <w:p>
+      <w:pPr>
+        <w:pStyle w:val="FooterLine"/>
+      </w:pPr>
+      <w:r>
+        <w:t xml:space="preserve">《证券投资学》课程组 · 课程思政教学案例设计</w:t>
+      </w:r>
+      <w:r>
+        <w:br/>
+      </w:r>
+      <w:r>
+        <w:t xml:space="preserve">以一家企业的上市决策，讲清一次改革的方向、底线与主体</w:t>
       </w:r>
     </w:p>
     <w:bookmarkEnd w:id="61"/>
-    <w:bookmarkStart w:id="62" w:name="三教学反思与改进方向"/>
-    <w:p>
-      <w:pPr>
-        <w:pStyle w:val="Heading3"/>
-      </w:pPr>
-      <w:r>
-        <w:t xml:space="preserve">（三）教学反思与改进方向</w:t>
-      </w:r>
-    </w:p>
-    <w:p>
-      <w:pPr>
-        <w:pStyle w:val="FirstParagraph"/>
-      </w:pPr>
-      <w:r>
-        <w:rPr>
-          <w:bCs/>
-          <w:b/>
-        </w:rPr>
-        <w:t xml:space="preserve">一是判例数量与课堂节奏的平衡。</w:t>
-      </w:r>
-      <w:r>
-        <w:t xml:space="preserve">议题二在 22 分钟内涉及四个判例，讨论一旦展开容易超时。后续实施拟将事前审核的两个判例改为分组各领一例、限时两分钟汇报，把节省的时间留给蚂蚁集团与康美药业两处深度讨论。</w:t>
-      </w:r>
-    </w:p>
-    <w:p>
-      <w:pPr>
-        <w:pStyle w:val="BodyText"/>
-      </w:pPr>
-      <w:r>
-        <w:rPr>
-          <w:bCs/>
-          <w:b/>
-        </w:rPr>
-        <w:t xml:space="preserve">二是辩论环节的参与广度。</w:t>
-      </w:r>
-      <w:r>
-        <w:t xml:space="preserve">限时辩论容易集中于少数表达能力强的学生。改进办法是要求每组在辩论前提交一句立论、辩论后提交一句修正，使未发言学生同样留下可评价的产出。</w:t>
-      </w:r>
-    </w:p>
-    <w:p>
-      <w:pPr>
-        <w:pStyle w:val="BodyText"/>
-      </w:pPr>
-      <w:r>
-        <w:rPr>
-          <w:bCs/>
-          <w:b/>
-        </w:rPr>
-        <w:t xml:space="preserve">三是价值目标评价的客观化。</w:t>
-      </w:r>
-      <w:r>
-        <w:t xml:space="preserve">维度编码依赖编码口径的一致性，需在实施前固定编码手册并由两人独立编码、核对一致性，避免评价结论受主观影响。</w:t>
-      </w:r>
-    </w:p>
-    <w:p>
-      <w:pPr>
-        <w:pStyle w:val="BodyText"/>
-      </w:pPr>
-      <w:r>
-        <w:rPr>
-          <w:bCs/>
-          <w:b/>
-        </w:rPr>
-        <w:t xml:space="preserve">四是案例素材的时效维护。</w:t>
-      </w:r>
-      <w:r>
-        <w:t xml:space="preserve">本案例大量使用现行制度与近年判例，发行上市规则处于持续调整之中，需每学期核对一次条款与数据，保持与最新监管要求一致。</w:t>
-      </w:r>
-    </w:p>
-    <w:p>
-      <w:pPr>
-        <w:pStyle w:val="BodyText"/>
-      </w:pPr>
-      <w:r>
-        <w:t xml:space="preserve">《证券投资学》课程组 · 课程思政教学案例设计</w:t>
-      </w:r>
-      <w:r>
-        <w:br/>
-      </w:r>
-      <w:r>
-        <w:t xml:space="preserve">以一家企业的上市决策，讲清一次改革的方向、底线与主体</w:t>
-      </w:r>
-    </w:p>
     <w:bookmarkEnd w:id="62"/>
     <w:bookmarkEnd w:id="63"/>
-    <w:bookmarkEnd w:id="64"/>
     <w:sectPr/>
   </w:body>
 </w:document>
@@ -4616,13 +4168,25 @@
   <w:style w:default="1" w:styleId="Normal" w:type="paragraph">
     <w:name w:val="Normal"/>
     <w:qFormat/>
+    <w:pPr>
+      <w:widowControl w:val="0"/>
+      <w:spacing w:after="0" w:before="0" w:line="360" w:lineRule="auto"/>
+      <w:jc w:val="both"/>
+    </w:pPr>
+    <w:rPr>
+      <w:rFonts w:ascii="Times New Roman" w:cs="Times New Roman" w:eastAsia="宋体" w:hAnsi="Times New Roman"/>
+      <w:sz w:val="24"/>
+      <w:szCs w:val="24"/>
+      <w:color w:val="000000"/>
+    </w:rPr>
   </w:style>
   <w:style w:styleId="BodyText" w:type="paragraph">
     <w:name w:val="Body Text"/>
     <w:basedOn w:val="Normal"/>
     <w:link w:val="BodyTextChar"/>
     <w:pPr>
-      <w:spacing w:after="180" w:before="180"/>
+      <w:spacing w:after="40" w:before="40" w:line="360" w:lineRule="auto"/>
+      <w:ind w:firstLine="480" w:firstLineChars="200"/>
     </w:pPr>
     <w:qFormat/>
   </w:style>
@@ -4634,11 +4198,18 @@
   </w:style>
   <w:style w:customStyle="1" w:styleId="Compact" w:type="paragraph">
     <w:name w:val="Compact"/>
-    <w:basedOn w:val="BodyText"/>
+    <w:basedOn w:val="Normal"/>
     <w:qFormat/>
     <w:pPr>
-      <w:spacing w:after="36" w:before="36"/>
+      <w:spacing w:after="20" w:before="20" w:line="260" w:lineRule="auto"/>
+      <w:ind w:firstLine="0" w:left="0" w:right="0"/>
+      <w:jc w:val="both"/>
     </w:pPr>
+    <w:rPr>
+      <w:rFonts w:ascii="Times New Roman" w:cs="Times New Roman" w:eastAsia="宋体" w:hAnsi="Times New Roman"/>
+      <w:sz w:val="20"/>
+      <w:szCs w:val="20"/>
+    </w:rPr>
   </w:style>
   <w:style w:styleId="Title" w:type="paragraph">
     <w:name w:val="Title"/>
@@ -4739,88 +4310,82 @@
     <w:rPr/>
   </w:style>
   <w:style w:styleId="Heading1" w:type="paragraph">
-    <w:name w:val="Heading 1"/>
+    <w:name w:val="heading 1"/>
     <w:basedOn w:val="Normal"/>
     <w:next w:val="BodyText"/>
-    <w:uiPriority w:val="9"/>
     <w:qFormat/>
     <w:pPr>
       <w:keepNext/>
       <w:keepLines/>
-      <w:spacing w:after="0" w:before="480"/>
+      <w:spacing w:after="240" w:before="0" w:line="360" w:lineRule="auto"/>
+      <w:jc w:val="center"/>
       <w:outlineLvl w:val="0"/>
     </w:pPr>
     <w:rPr>
-      <w:rFonts w:asciiTheme="majorHAnsi" w:cstheme="majorBidi" w:eastAsiaTheme="majorEastAsia" w:hAnsiTheme="majorHAnsi"/>
+      <w:rFonts w:ascii="Times New Roman" w:cs="Times New Roman" w:eastAsia="黑体" w:hAnsi="Times New Roman"/>
       <w:b/>
       <w:bCs/>
-      <w:color w:themeColor="accent1" w:val="4F81BD"/>
-      <w:sz w:val="32"/>
-      <w:szCs w:val="32"/>
+      <w:color w:val="000000"/>
+      <w:sz w:val="36"/>
+      <w:szCs w:val="36"/>
     </w:rPr>
   </w:style>
   <w:style w:styleId="Heading2" w:type="paragraph">
-    <w:name w:val="Heading 2"/>
+    <w:name w:val="heading 2"/>
     <w:basedOn w:val="Normal"/>
     <w:next w:val="BodyText"/>
-    <w:uiPriority w:val="9"/>
-    <w:unhideWhenUsed/>
     <w:qFormat/>
     <w:pPr>
       <w:keepNext/>
       <w:keepLines/>
-      <w:spacing w:after="0" w:before="200"/>
+      <w:spacing w:after="140" w:before="320" w:line="360" w:lineRule="auto"/>
       <w:outlineLvl w:val="1"/>
     </w:pPr>
     <w:rPr>
-      <w:rFonts w:asciiTheme="majorHAnsi" w:cstheme="majorBidi" w:eastAsiaTheme="majorEastAsia" w:hAnsiTheme="majorHAnsi"/>
+      <w:rFonts w:ascii="Times New Roman" w:cs="Times New Roman" w:eastAsia="黑体" w:hAnsi="Times New Roman"/>
       <w:b/>
       <w:bCs/>
-      <w:color w:themeColor="accent1" w:val="4F81BD"/>
-      <w:sz w:val="28"/>
-      <w:szCs w:val="28"/>
+      <w:color w:val="000000"/>
+      <w:sz w:val="30"/>
+      <w:szCs w:val="30"/>
     </w:rPr>
   </w:style>
   <w:style w:styleId="Heading3" w:type="paragraph">
-    <w:name w:val="Heading 3"/>
+    <w:name w:val="heading 3"/>
     <w:basedOn w:val="Normal"/>
     <w:next w:val="BodyText"/>
-    <w:uiPriority w:val="9"/>
-    <w:unhideWhenUsed/>
     <w:qFormat/>
     <w:pPr>
       <w:keepNext/>
       <w:keepLines/>
-      <w:spacing w:after="0" w:before="200"/>
+      <w:spacing w:after="120" w:before="240" w:line="360" w:lineRule="auto"/>
       <w:outlineLvl w:val="2"/>
     </w:pPr>
     <w:rPr>
-      <w:rFonts w:asciiTheme="majorHAnsi" w:cstheme="majorBidi" w:eastAsiaTheme="majorEastAsia" w:hAnsiTheme="majorHAnsi"/>
+      <w:rFonts w:ascii="Times New Roman" w:cs="Times New Roman" w:eastAsia="黑体" w:hAnsi="Times New Roman"/>
       <w:b/>
       <w:bCs/>
-      <w:color w:themeColor="accent1" w:val="4F81BD"/>
-      <w:sz w:val="24"/>
-      <w:szCs w:val="24"/>
+      <w:color w:val="000000"/>
+      <w:sz w:val="28"/>
+      <w:szCs w:val="28"/>
     </w:rPr>
   </w:style>
   <w:style w:styleId="Heading4" w:type="paragraph">
-    <w:name w:val="Heading 4"/>
+    <w:name w:val="heading 4"/>
     <w:basedOn w:val="Normal"/>
     <w:next w:val="BodyText"/>
-    <w:uiPriority w:val="9"/>
-    <w:unhideWhenUsed/>
     <w:qFormat/>
     <w:pPr>
       <w:keepNext/>
       <w:keepLines/>
-      <w:spacing w:after="0" w:before="200"/>
+      <w:spacing w:after="100" w:before="200" w:line="360" w:lineRule="auto"/>
       <w:outlineLvl w:val="3"/>
     </w:pPr>
     <w:rPr>
-      <w:rFonts w:asciiTheme="majorHAnsi" w:cstheme="majorBidi" w:eastAsiaTheme="majorEastAsia" w:hAnsiTheme="majorHAnsi"/>
-      <w:i/>
+      <w:rFonts w:ascii="Times New Roman" w:cs="Times New Roman" w:eastAsia="黑体" w:hAnsi="Times New Roman"/>
+      <w:b/>
       <w:bCs/>
-      <w:color w:themeColor="accent1" w:val="4F81BD"/>
+      <w:color w:val="000000"/>
       <w:sz w:val="24"/>
       <w:szCs w:val="24"/>
     </w:rPr>
@@ -4954,31 +4519,41 @@
   <w:style w:default="1" w:styleId="Table" w:type="table">
     <w:name w:val="Table"/>
     <w:basedOn w:val="TableNormal"/>
-    <w:semiHidden/>
-    <w:unhideWhenUsed/>
     <w:qFormat/>
+    <w:pPr>
+      <w:spacing w:after="20" w:before="20" w:line="280" w:lineRule="auto"/>
+      <w:ind w:firstLine="0"/>
+    </w:pPr>
+    <w:rPr>
+      <w:rFonts w:ascii="Times New Roman" w:cs="Times New Roman" w:eastAsia="宋体" w:hAnsi="Times New Roman"/>
+      <w:sz w:val="20"/>
+      <w:szCs w:val="20"/>
+    </w:rPr>
     <w:tblPr>
       <w:tblInd w:type="dxa" w:w="0"/>
+      <w:tblBorders>
+        <w:top w:color="595959" w:sz="6" w:val="single"/>
+        <w:left w:color="595959" w:sz="6" w:val="single"/>
+        <w:bottom w:color="595959" w:sz="6" w:val="single"/>
+        <w:right w:color="595959" w:sz="6" w:val="single"/>
+        <w:insideH w:color="808080" w:sz="4" w:val="single"/>
+        <w:insideV w:color="808080" w:sz="4" w:val="single"/>
+      </w:tblBorders>
       <w:tblCellMar>
-        <w:top w:type="dxa" w:w="0"/>
-        <w:left w:type="dxa" w:w="108"/>
-        <w:bottom w:type="dxa" w:w="0"/>
-        <w:right w:type="dxa" w:w="108"/>
+        <w:top w:type="dxa" w:w="40"/>
+        <w:left w:type="dxa" w:w="80"/>
+        <w:bottom w:type="dxa" w:w="40"/>
+        <w:right w:type="dxa" w:w="80"/>
       </w:tblCellMar>
     </w:tblPr>
     <w:tblStylePr w:type="firstRow">
-      <w:tblPr>
-        <w:jc w:val="left"/>
-        <w:tblInd w:type="dxa" w:w="0"/>
-      </w:tblPr>
-      <w:trPr>
-        <w:jc w:val="left"/>
-      </w:trPr>
+      <w:rPr>
+        <w:rFonts w:eastAsia="黑体"/>
+        <w:b/>
+      </w:rPr>
       <w:tcPr>
-        <w:vAlign w:val="bottom"/>
-        <w:tcBorders>
-          <w:bottom w:val="single"/>
-        </w:tcBorders>
+        <w:shd w:color="auto" w:fill="E8E8E8" w:val="clear"/>
+        <w:vAlign w:val="center"/>
       </w:tcPr>
     </w:tblStylePr>
   </w:style>
@@ -5079,6 +4654,151 @@
       <w:b w:val="0"/>
       <w:bCs w:val="0"/>
       <w:color w:themeColor="accent1" w:themeShade="BF" w:val="365F91"/>
+    </w:rPr>
+  </w:style>
+  <w:style w:customStyle="1" w:styleId="SizhengBox" w:type="paragraph">
+    <w:name w:val="SizhengBox"/>
+    <w:basedOn w:val="Normal"/>
+    <w:next w:val="BodyText"/>
+    <w:qFormat/>
+    <w:pPr>
+      <w:pBdr>
+        <w:top w:color="808080" w:space="4" w:sz="6" w:val="single"/>
+        <w:left w:color="808080" w:space="4" w:sz="6" w:val="single"/>
+        <w:bottom w:color="808080" w:space="4" w:sz="6" w:val="single"/>
+        <w:right w:color="808080" w:space="4" w:sz="6" w:val="single"/>
+      </w:pBdr>
+      <w:shd w:color="auto" w:fill="F2F2F2" w:val="clear"/>
+      <w:spacing w:after="180" w:before="140" w:line="340" w:lineRule="auto"/>
+      <w:ind w:firstLine="0" w:left="120" w:right="120"/>
+      <w:jc w:val="both"/>
+    </w:pPr>
+    <w:rPr>
+      <w:rFonts w:ascii="Times New Roman" w:cs="Times New Roman" w:eastAsia="宋体" w:hAnsi="Times New Roman"/>
+      <w:sz w:val="22"/>
+      <w:szCs w:val="22"/>
+      <w:color w:val="000000"/>
+    </w:rPr>
+  </w:style>
+  <w:style w:customStyle="1" w:styleId="DocSubtitle" w:type="paragraph">
+    <w:name w:val="DocSubtitle"/>
+    <w:basedOn w:val="Normal"/>
+    <w:next w:val="BodyText"/>
+    <w:qFormat/>
+    <w:pPr>
+      <w:spacing w:after="280" w:before="60" w:line="340" w:lineRule="auto"/>
+      <w:jc w:val="center"/>
+      <w:ind w:firstLine="0"/>
+    </w:pPr>
+    <w:rPr>
+      <w:rFonts w:ascii="Times New Roman" w:cs="Times New Roman" w:eastAsia="黑体" w:hAnsi="Times New Roman"/>
+      <w:b/>
+      <w:sz w:val="26"/>
+      <w:szCs w:val="26"/>
+      <w:color w:val="000000"/>
+    </w:rPr>
+  </w:style>
+  <w:style w:customStyle="1" w:styleId="FigCaption" w:type="paragraph">
+    <w:name w:val="FigCaption"/>
+    <w:basedOn w:val="Normal"/>
+    <w:next w:val="BodyText"/>
+    <w:qFormat/>
+    <w:pPr>
+      <w:keepLines/>
+      <w:spacing w:after="200" w:before="60" w:line="300" w:lineRule="auto"/>
+      <w:jc w:val="center"/>
+      <w:ind w:firstLine="0"/>
+    </w:pPr>
+    <w:rPr>
+      <w:rFonts w:ascii="Times New Roman" w:cs="Times New Roman" w:eastAsia="黑体" w:hAnsi="Times New Roman"/>
+      <w:b/>
+      <w:sz w:val="21"/>
+      <w:szCs w:val="21"/>
+      <w:color w:val="000000"/>
+    </w:rPr>
+  </w:style>
+  <w:style w:customStyle="1" w:styleId="TblCaption" w:type="paragraph">
+    <w:name w:val="TblCaption"/>
+    <w:basedOn w:val="FigCaption"/>
+    <w:next w:val="BodyText"/>
+    <w:qFormat/>
+    <w:pPr>
+      <w:keepNext/>
+      <w:spacing w:after="60" w:before="180" w:line="300" w:lineRule="auto"/>
+      <w:jc w:val="center"/>
+      <w:ind w:firstLine="0"/>
+    </w:pPr>
+  </w:style>
+  <w:style w:customStyle="1" w:styleId="NoteText" w:type="paragraph">
+    <w:name w:val="NoteText"/>
+    <w:basedOn w:val="Normal"/>
+    <w:next w:val="BodyText"/>
+    <w:qFormat/>
+    <w:pPr>
+      <w:spacing w:after="160" w:before="40" w:line="300" w:lineRule="auto"/>
+      <w:ind w:firstLine="0"/>
+      <w:jc w:val="both"/>
+    </w:pPr>
+    <w:rPr>
+      <w:rFonts w:ascii="Times New Roman" w:cs="Times New Roman" w:eastAsia="宋体" w:hAnsi="Times New Roman"/>
+      <w:sz w:val="20"/>
+      <w:szCs w:val="20"/>
+      <w:color w:val="404040"/>
+    </w:rPr>
+  </w:style>
+  <w:style w:customStyle="1" w:styleId="DebateBlock" w:type="paragraph">
+    <w:name w:val="DebateBlock"/>
+    <w:basedOn w:val="Normal"/>
+    <w:next w:val="BodyText"/>
+    <w:qFormat/>
+    <w:pPr>
+      <w:pBdr>
+        <w:left w:color="7F7F7F" w:space="6" w:sz="18" w:val="single"/>
+      </w:pBdr>
+      <w:spacing w:after="140" w:before="120" w:line="340" w:lineRule="auto"/>
+      <w:ind w:firstLine="0" w:left="360"/>
+      <w:jc w:val="both"/>
+    </w:pPr>
+    <w:rPr>
+      <w:rFonts w:ascii="Times New Roman" w:cs="Times New Roman" w:eastAsia="宋体" w:hAnsi="Times New Roman"/>
+      <w:sz w:val="22"/>
+      <w:szCs w:val="22"/>
+    </w:rPr>
+  </w:style>
+  <w:style w:customStyle="1" w:styleId="FooterLine" w:type="paragraph">
+    <w:name w:val="FooterLine"/>
+    <w:basedOn w:val="Normal"/>
+    <w:qFormat/>
+    <w:pPr>
+      <w:pBdr>
+        <w:top w:color="808080" w:space="6" w:sz="6" w:val="single"/>
+      </w:pBdr>
+      <w:spacing w:after="0" w:before="360" w:line="300" w:lineRule="auto"/>
+      <w:jc w:val="center"/>
+      <w:ind w:firstLine="0"/>
+    </w:pPr>
+    <w:rPr>
+      <w:rFonts w:ascii="Times New Roman" w:cs="Times New Roman" w:eastAsia="宋体" w:hAnsi="Times New Roman"/>
+      <w:sz w:val="20"/>
+      <w:szCs w:val="20"/>
+      <w:color w:val="404040"/>
+    </w:rPr>
+  </w:style>
+  <w:style w:customStyle="1" w:styleId="CoverMeta" w:type="paragraph">
+    <w:name w:val="CoverMeta"/>
+    <w:basedOn w:val="Normal"/>
+    <w:next w:val="BodyText"/>
+    <w:qFormat/>
+    <w:pPr>
+      <w:spacing w:after="30" w:before="30" w:line="300" w:lineRule="auto"/>
+      <w:jc w:val="center"/>
+      <w:ind w:firstLine="0"/>
+    </w:pPr>
+    <w:rPr>
+      <w:rFonts w:ascii="Times New Roman" w:cs="Times New Roman" w:eastAsia="宋体" w:hAnsi="Times New Roman"/>
+      <w:sz w:val="21"/>
+      <w:szCs w:val="21"/>
+      <w:color w:val="000000"/>
     </w:rPr>
   </w:style>
   <w:style w:type="paragraph" w:customStyle="1" w:styleId="SourceCode">

--- a/output/证券投资学课程思政教学案例设计.docx
+++ b/output/证券投资学课程思政教学案例设计.docx
@@ -71,7 +71,7 @@
         <w:pStyle w:val="FirstParagraph"/>
       </w:pPr>
       <w:r>
-        <w:t xml:space="preserve">企业首次公开发行并上市是一级市场的核心场景，也是《证券投资学》第二章知识链条的中枢：发行制度、板块定位、上市地选择、审核程序、权责分配、发行定价等分散知识点，在这一场景中被串成一条完整的业务流。本案例设置在第二章“证券发行与交易”的两个连续单元——2.1 发行市场与制度、2.2 上市的隐性门槛，课堂教学 2 课时，并配置课前与课后两段线上任务。</w:t>
+        <w:t xml:space="preserve">企业首次公开发行并上市是一级市场的核心场景，也是本章知识链条的中枢：发行制度、板块定位、上市地选择、审核程序、权责配置等分散知识点，在这一场景中被串成一条完整的业务流。案例设置在第二章“证券发行与交易”的两个连续单元——2.1 发行市场与制度、2.2 上市的隐性门槛，课堂教学 2 课时，另配课前、课后两段线上任务。</w:t>
       </w:r>
     </w:p>
     <w:p>
@@ -79,30 +79,17 @@
         <w:pStyle w:val="BodyText"/>
       </w:pPr>
       <w:r>
-        <w:t xml:space="preserve">案例以一家虚拟企业</w:t>
-      </w:r>
-      <w:r>
-        <w:t xml:space="preserve"> </w:t>
-      </w:r>
-      <w:r>
-        <w:rPr>
-          <w:iCs/>
-          <w:i/>
-        </w:rPr>
-        <w:t xml:space="preserve">Soulmate AI</w:t>
-      </w:r>
-      <w:r>
-        <w:t xml:space="preserve">（人工智能情感陪伴应用，五轮融资完成，尚未盈利）为贯穿主体，学生以发行审核人员和证券从业者的双重身份，依次回答三个递进的问题：</w:t>
-      </w:r>
-      <w:r>
-        <w:rPr>
-          <w:iCs/>
-          <w:i/>
+        <w:t xml:space="preserve">案例以虚拟企业 Soulmate AI（人工智能情感陪伴应用，完成五轮融资，尚未盈利）为贯穿主体。学生以发行审核人员与证券从业者的双重身份，依次回答三个递进的问题：</w:t>
+      </w:r>
+      <w:r>
+        <w:rPr>
+          <w:bCs/>
+          <w:b/>
         </w:rPr>
         <w:t xml:space="preserve">该上哪里、能不能上、谁来判断</w:t>
       </w:r>
       <w:r>
-        <w:t xml:space="preserve">。三个问题分别对应上市地与板块的战略方向、发行上市的准入底线、注册制下的权责配置，覆盖本章主要考点。</w:t>
+        <w:t xml:space="preserve">，分别对应上市地与板块的战略方向、发行上市的准入底线、注册制下的权责配置，覆盖本章主要考点。</w:t>
       </w:r>
     </w:p>
     <w:p>
@@ -110,7 +97,7 @@
         <w:pStyle w:val="BodyText"/>
       </w:pPr>
       <w:r>
-        <w:t xml:space="preserve">案例的价值主线不平行于专业内容，而是从专业内容内部生长出来：发行上市审核要回答的从来不只是“这家企业是否达标”这一技术问题，还包括“资本市场要不要接纳它”这一价值问题。前者有对错，后者有立场。案例的全部设计，都围绕着把学生从前一个问题带到后一个问题。</w:t>
+        <w:t xml:space="preserve">选择这一场景，是因为发行上市审核本身就同时提出两个问题：企业是否达标，以及市场要不要接纳它。前者有对错，后者有立场。案例的全部设计围绕把学生从前一个问题带到后一个问题——因此不另设思政环节，价值引导内生于专业判断。</w:t>
       </w:r>
     </w:p>
     <w:p>
@@ -183,7 +170,7 @@
         <w:pStyle w:val="FirstParagraph"/>
       </w:pPr>
       <w:r>
-        <w:t xml:space="preserve">2019 年科创板试点注册制、2020 年创业板改革、2023 年主板全面推行，我国资本市场用三十年时间完成了从审批制到注册制的制度跃迁。伴随这一跃迁，以信息披露为核心的监管理念确立，“申报即担责”由理念变为可执行的法律约束：2024 年证监会对思尔芯在申报阶段虚增营业收入的行为作出处罚，成为首例在提交注册环节即被查处的欺诈发行案件，撤回申请并不豁免责任。</w:t>
+        <w:t xml:space="preserve">从审批制到核准制再到注册制，我国资本市场用三十年时间完成了发行制度的跃迁，以信息披露为核心的监管理念随之确立。党的二十大报告提出健全资本市场功能、提高直接融资比重，注册制改革由此成为观察中国式现代化金融实践最直接的窗口。教学若停在条件对表，学生看到的只是这场改革的表层。</w:t>
       </w:r>
     </w:p>
     <w:p>
@@ -191,7 +178,47 @@
         <w:pStyle w:val="BodyText"/>
       </w:pPr>
       <w:r>
-        <w:t xml:space="preserve">与此同时，一批标志性事件把“资本市场该接纳什么样的企业”这一问题推到台前：2020 年蚂蚁集团在发行条件全部满足的情况下被暂缓上市；2021 年联想集团因板块定位与硬科技属性难以匹配撤回科创板申请；2021 年康美药业案作出判决，五名兼职独立董事承担连带赔偿责任，我国首例证券特别代表人诉讼落地；中芯国际从境外退市回归科创板、滴滴出行因数据安全审查退出美国市场，2023 年《境内企业境外发行证券和上市管理试行办法》施行，境外上市全面纳入备案管理；2024 年新“国九条”明确提出严把发行上市准入关。</w:t>
+        <w:t xml:space="preserve">近年一批标志性事件把“市场该接纳什么样的企业”推到台前，指向四个制度变化。申报环节确立“申报即担责”，撤回申请不豁免责任，思尔芯案即为首例，指向</w:t>
+      </w:r>
+      <w:r>
+        <w:rPr>
+          <w:bCs/>
+          <w:b/>
+        </w:rPr>
+        <w:t xml:space="preserve">诚信法治</w:t>
+      </w:r>
+      <w:r>
+        <w:t xml:space="preserve">。准入标准从财务数字扩展到国家战略与金融安全，联想集团撤回科创板申请、蚂蚁集团在发行条件齐备时被暂缓上市，指向</w:t>
+      </w:r>
+      <w:r>
+        <w:rPr>
+          <w:bCs/>
+          <w:b/>
+        </w:rPr>
+        <w:t xml:space="preserve">制度自信</w:t>
+      </w:r>
+      <w:r>
+        <w:t xml:space="preserve">。追责机制延伸至公众索赔，康美药业案落地我国首例证券特别代表人诉讼，未参与造假的兼职独立董事同样承担连带责任，指向</w:t>
+      </w:r>
+      <w:r>
+        <w:rPr>
+          <w:bCs/>
+          <w:b/>
+        </w:rPr>
+        <w:t xml:space="preserve">金融为民</w:t>
+      </w:r>
+      <w:r>
+        <w:t xml:space="preserve">。上市地选择上升为国家安全议题，中芯国际回归、滴滴出行退市与境外上市备案管理制度相继发生，指向</w:t>
+      </w:r>
+      <w:r>
+        <w:rPr>
+          <w:bCs/>
+          <w:b/>
+        </w:rPr>
+        <w:t xml:space="preserve">家国情怀</w:t>
+      </w:r>
+      <w:r>
+        <w:t xml:space="preserve">。</w:t>
       </w:r>
     </w:p>
     <w:p>
@@ -199,7 +226,7 @@
         <w:pStyle w:val="BodyText"/>
       </w:pPr>
       <w:r>
-        <w:t xml:space="preserve">这些事件的共同特征是：企业的财务条件都不构成障碍，真正决定结果的是更高一层的判断。把它们写进课堂，学生才能理解注册制改革不是把关口拆掉，而是把关口的标准从数字扩展到诚信、从企业扩展到国家战略与金融安全。</w:t>
+        <w:t xml:space="preserve">这些变化直接落在学生的职业去向上。本专业毕业生大量进入保荐、审计、法律、投研与合规岗位，工作内容正是为发行上市出具意见、为投资者揭示风险。他们将来签下的每一个名字，都会落在普通投资者的投资判断上。</w:t>
       </w:r>
     </w:p>
     <w:bookmarkEnd w:id="24"/>
@@ -217,7 +244,7 @@
         <w:pStyle w:val="FirstParagraph"/>
       </w:pPr>
       <w:r>
-        <w:t xml:space="preserve">结合课程思政目标与学生学情，本案例重点回应以下三类教学难题。</w:t>
+        <w:t xml:space="preserve">依据往届授课观察，本案例重点回应三类教学难题。</w:t>
       </w:r>
     </w:p>
     <w:p>
@@ -229,10 +256,10 @@
           <w:bCs/>
           <w:b/>
         </w:rPr>
-        <w:t xml:space="preserve">其一，学生容易把上市门槛理解为一组财务数字，忽视审核中的实质性判断。</w:t>
-      </w:r>
-      <w:r>
-        <w:t xml:space="preserve">学生熟悉净利润、营业收入、市值等量化指标，对信息披露质量、管理层诚信、板块定位、产业导向等实质条件缺少直觉，也不理解为什么条件齐备的企业仍可能上不了市。案例用思尔芯、Soul、联想、蚂蚁集团四类真实结果反推审核逻辑，把“隐性门槛”还原为可辨识的制度条款。</w:t>
+        <w:t xml:space="preserve">难点一，把上市门槛理解为一组财务数字。</w:t>
+      </w:r>
+      <w:r>
+        <w:t xml:space="preserve">表现是，学生判断一家企业能否上市时，理由集中在净利润、营业收入与市值，对信息披露质量、管理层诚信、板块定位缺少直觉，也解释不了条件齐备的企业为何仍上不了市。归因是教材多以量化标准呈现上市条件，实质性判断没有可操作的抓手。对策是先给出思尔芯、Soul、联想、蚂蚁集团四个已知结果而不给理由，由学生反推审核逻辑，把隐性门槛还原为可辨识的制度条款。</w:t>
       </w:r>
     </w:p>
     <w:p>
@@ -244,10 +271,10 @@
           <w:bCs/>
           <w:b/>
         </w:rPr>
-        <w:t xml:space="preserve">其二，学生容易把注册制理解为放松监管，把中外制度差异简化为先进与落后。</w:t>
-      </w:r>
-      <w:r>
-        <w:t xml:space="preserve">面对成熟市场的制度安排，部分学生倾向于得出“应当照搬”的结论。案例把注册制放回我国投资者结构和退出机制的真实条件中讨论，帮助学生理解分步试点、逐层推进的改革路径是与市场承受能力相适应的选择，而不是改革不彻底。</w:t>
+        <w:t xml:space="preserve">难点二，在制度比较中预设先进与落后。</w:t>
+      </w:r>
+      <w:r>
+        <w:t xml:space="preserve">表现是，学生接触成熟市场的制度安排后，倾向于直接得出“应当照搬”的结论。归因是学生对我国投资者结构与退出机制缺少量化认识，比较只能停在制度文本层面。对策是组织三轮辩论，并在辩论中段投放机构与个人投资者的持股和交易占比、境内外市场退市率数据，让学生自己发现同一制度在不同市场条件下的后果差异，从而理解分步试点是与市场承受能力相适应的选择。</w:t>
       </w:r>
     </w:p>
     <w:p>
@@ -259,10 +286,10 @@
           <w:bCs/>
           <w:b/>
         </w:rPr>
-        <w:t xml:space="preserve">其三，学生对上市地选择的国家安全维度缺乏认知。</w:t>
-      </w:r>
-      <w:r>
-        <w:t xml:space="preserve">学生通常只从估值水平、发行成本、流动性角度比较境内外市场，很少意识到跨境上市涉及数据出境、审计工作底稿、国家金融安全等问题。案例通过中芯国际回归、滴滴退市与境外上市备案管理三条事实，把上市地选择从成本比较题变为安全边界题。</w:t>
+        <w:t xml:space="preserve">难点三，把上市地选择处理成一道商业最优化题。</w:t>
+      </w:r>
+      <w:r>
+        <w:t xml:space="preserve">表现是，学生比较境内外市场时变量只有估值水平、发行成本与流动性，一旦某个市场三项皆优便认为应当选它，给不出任何否决的理由。归因不是学生不知道存在监管，而是其决策变量中没有数据规模、用户体量、关键技术这类国家安全要素——它们在教材中一直以企业资产而非公共事项的面貌出现。对策是先让学生依商业指标给出最优上市地方案，再以中芯国际回归科创板、滴滴出行数据安全审查、境外上市备案管理三个事实推翻该方案，并追问 Soulmate AI 手中的用户对话数据究竟属于公司还是属于用户。</w:t>
       </w:r>
     </w:p>
     <w:p>
@@ -270,7 +297,7 @@
         <w:pStyle w:val="BodyText"/>
       </w:pPr>
       <w:r>
-        <w:t xml:space="preserve">围绕上述难题，案例采用问题驱动、判例反推、双向辩论与同题前后测的教学策略，使知识传授、能力训练与价值引导在同一条业务流中同步完成。</w:t>
+        <w:t xml:space="preserve">三类难题共用一个根源：学生长期处在旁观者的位置上看资本市场，没有在一次有约束的判断中被完整追问过理由。案例因此统一用一种方式解决——让学生坐到审核席上，以问题驱动、判例反推、双向辩论与同题前后测，使判断的依据、边界与后果同时可见，其达成情况由第六部分的评价矩阵与理由维度编码予以观测。</w:t>
       </w:r>
     </w:p>
     <w:bookmarkEnd w:id="25"/>
@@ -1867,6 +1894,14 @@
       </w:r>
       <w:r>
         <w:t xml:space="preserve">　第二轮结束时投放两组数据：成熟市场机构投资者持股占比长期在九成左右，我国个人投资者交易额占比长期在六成以上；成熟市场年退市率长期保持在 6% 以上，我国长期不足 1%。由此把讨论从制度优劣转向制度运行的前提条件。</w:t>
+      </w:r>
+    </w:p>
+    <w:p>
+      <w:pPr>
+        <w:pStyle w:val="BodyText"/>
+      </w:pPr>
+      <w:r>
+        <w:t xml:space="preserve">注：两组数据取自交易所与证监会公开年度统计，授课时更新至最近一个完整年度，并向学生说明统计口径。</w:t>
       </w:r>
     </w:p>
     <w:p>

--- a/output/证券投资学课程思政教学案例设计.docx
+++ b/output/证券投资学课程思政教学案例设计.docx
@@ -7,7 +7,7 @@
         <w:pStyle w:val="Title"/>
       </w:pPr>
     </w:p>
-    <w:bookmarkStart w:id="63" w:name="证券投资学课程思政教学案例设计"/>
+    <w:bookmarkStart w:id="60" w:name="证券投资学课程思政教学案例设计"/>
     <w:p>
       <w:pPr>
         <w:pStyle w:val="Heading1"/>
@@ -48,7 +48,7 @@
         <w:t xml:space="preserve">课程组　证券投资课程组　　｜　　课时安排　2 课时（课堂 89 分钟）+ 线上课前课后各 10 分钟</w:t>
       </w:r>
     </w:p>
-    <w:bookmarkStart w:id="26" w:name="一案例概述"/>
+    <w:bookmarkStart w:id="23" w:name="一案例概述"/>
     <w:p>
       <w:pPr>
         <w:pStyle w:val="Heading2"/>
@@ -57,21 +57,12 @@
         <w:t xml:space="preserve">一、案例概述</w:t>
       </w:r>
     </w:p>
-    <w:bookmarkStart w:id="23" w:name="一案例背景与定位"/>
-    <w:p>
-      <w:pPr>
-        <w:pStyle w:val="Heading3"/>
-      </w:pPr>
-      <w:r>
-        <w:t xml:space="preserve">（一）案例背景与定位</w:t>
-      </w:r>
-    </w:p>
     <w:p>
       <w:pPr>
         <w:pStyle w:val="FirstParagraph"/>
       </w:pPr>
       <w:r>
-        <w:t xml:space="preserve">企业首次公开发行并上市是一级市场的核心场景，也是本章知识链条的中枢：发行制度、板块定位、上市地选择、审核程序、权责配置等分散知识点，在这一场景中被串成一条完整的业务流。案例设置在第二章“证券发行与交易”的两个连续单元——2.1 发行市场与制度、2.2 上市的隐性门槛，课堂教学 2 课时，另配课前、课后两段线上任务。</w:t>
+        <w:t xml:space="preserve">本教学案例依托《证券投资学》第二章“证券发行与交易”中股票发行与上市的核心内容设计，覆盖 2.1 发行市场与制度、2.2 上市的隐性门槛两个连续单元，课堂教学 2 课时，另配课前、课后两段线上任务。案例以虚拟创业公司 Soulmate AI（人工智能情感陪伴应用，完成五轮融资，尚未盈利）的 IPO 闯关之路为主线，把板块与上市地选择、发行上市条件、审核与注册程序、权责配置、发行定价与投资者适当性等分散内容，整合为“该上哪里、能不能上、谁来判断”三个递进的问题，并结合我国全面注册制改革的时代背景，搭建专业知识、实践判例与价值引领相贯通的教学体系。</w:t>
       </w:r>
     </w:p>
     <w:p>
@@ -79,17 +70,7 @@
         <w:pStyle w:val="BodyText"/>
       </w:pPr>
       <w:r>
-        <w:t xml:space="preserve">案例以虚拟企业 Soulmate AI（人工智能情感陪伴应用，完成五轮融资，尚未盈利）为贯穿主体。学生以发行审核人员与证券从业者的双重身份，依次回答三个递进的问题：</w:t>
-      </w:r>
-      <w:r>
-        <w:rPr>
-          <w:bCs/>
-          <w:b/>
-        </w:rPr>
-        <w:t xml:space="preserve">该上哪里、能不能上、谁来判断</w:t>
-      </w:r>
-      <w:r>
-        <w:t xml:space="preserve">，分别对应上市地与板块的战略方向、发行上市的准入底线、注册制下的权责配置，覆盖本章主要考点。</w:t>
+        <w:t xml:space="preserve">股票发行上市是资本市场的基础性制度安排，也是连接实体经济与金融市场的关键环节，学生对此的理解直接影响其对资本市场功能、企业治理和社会责任的认知。近年来，我国资本市场完成了从审批制、核准制到全面注册制的制度跃迁，以信息披露为核心的监管理念随之确立：“申报即担责”成为可执行的法律约束，准入标准从财务数字扩展到国家战略与金融安全，追责机制延伸至公众索赔，上市地选择上升为国家安全议题。制度变迁对从业者的专业素养和职业道德提出了更高要求，而本专业毕业生大量进入保荐、审计、法律、投研与合规岗位，他们将来签下的每一个名字，都会落在普通投资者的投资判断上。</w:t>
       </w:r>
     </w:p>
     <w:p>
@@ -97,7 +78,15 @@
         <w:pStyle w:val="BodyText"/>
       </w:pPr>
       <w:r>
-        <w:t xml:space="preserve">选择这一场景，是因为发行上市审核本身就同时提出两个问题：企业是否达标，以及市场要不要接纳它。前者有对错，后者有立场。案例的全部设计围绕把学生从前一个问题带到后一个问题——因此不另设思政环节，价值引导内生于专业判断。</w:t>
+        <w:t xml:space="preserve">然而，学生在学习过程中往往存在以下问题：一是对 IPO 的理解停留在“圈钱”或“造富”的表层认知，把上市门槛等同于净利润、营业收入与市值一组数字，缺乏对资本市场功能和企业社会责任的深度理解；二是在分析企业上市可行性时，容易忽视控制权稳定性、商业道德、板块定位与产业导向等非财务门槛，价值判断模糊，也解释不了条件齐备的企业为何仍上不了市；三是实践应用能力不足，比较境内外市场时只权衡估值水平、发行成本与流动性，在中外制度比较中容易预设先进与落后，难以将专业知识与真实案例、监管要求相结合，缺乏“资本市场看门人”的责任意识。</w:t>
+      </w:r>
+    </w:p>
+    <w:p>
+      <w:pPr>
+        <w:pStyle w:val="BodyText"/>
+      </w:pPr>
+      <w:r>
+        <w:t xml:space="preserve">本案例以问题为导向，通过创设真实的发行审核情境，让学生以发行审核人员与证券从业者的双重身份完成一次完整判断：课前先判断一次并写明理由，课堂依次讨论该上哪里、能不能上、谁来判断，收尾进行集体表决，课后就同一份材料再判断一次。案例不另设思政环节，价值引导内生于专业判断；学生在模拟企业上市闯关的过程中系统掌握专业知识，同时直面价值判断与职业选择，实现知识传授、能力培养与价值引领的有机统一。</w:t>
       </w:r>
     </w:p>
     <w:p>
@@ -156,153 +145,7 @@
       </w:r>
     </w:p>
     <w:bookmarkEnd w:id="23"/>
-    <w:bookmarkStart w:id="24" w:name="二现实意义"/>
-    <w:p>
-      <w:pPr>
-        <w:pStyle w:val="Heading3"/>
-      </w:pPr>
-      <w:r>
-        <w:t xml:space="preserve">（二）现实意义</w:t>
-      </w:r>
-    </w:p>
-    <w:p>
-      <w:pPr>
-        <w:pStyle w:val="FirstParagraph"/>
-      </w:pPr>
-      <w:r>
-        <w:t xml:space="preserve">从审批制到核准制再到注册制，我国资本市场用三十年时间完成了发行制度的跃迁，以信息披露为核心的监管理念随之确立。党的二十大报告提出健全资本市场功能、提高直接融资比重，注册制改革由此成为观察中国式现代化金融实践最直接的窗口。教学若停在条件对表，学生看到的只是这场改革的表层。</w:t>
-      </w:r>
-    </w:p>
-    <w:p>
-      <w:pPr>
-        <w:pStyle w:val="BodyText"/>
-      </w:pPr>
-      <w:r>
-        <w:t xml:space="preserve">近年一批标志性事件把“市场该接纳什么样的企业”推到台前，指向四个制度变化。申报环节确立“申报即担责”，撤回申请不豁免责任，思尔芯案即为首例，指向</w:t>
-      </w:r>
-      <w:r>
-        <w:rPr>
-          <w:bCs/>
-          <w:b/>
-        </w:rPr>
-        <w:t xml:space="preserve">诚信法治</w:t>
-      </w:r>
-      <w:r>
-        <w:t xml:space="preserve">。准入标准从财务数字扩展到国家战略与金融安全，联想集团撤回科创板申请、蚂蚁集团在发行条件齐备时被暂缓上市，指向</w:t>
-      </w:r>
-      <w:r>
-        <w:rPr>
-          <w:bCs/>
-          <w:b/>
-        </w:rPr>
-        <w:t xml:space="preserve">制度自信</w:t>
-      </w:r>
-      <w:r>
-        <w:t xml:space="preserve">。追责机制延伸至公众索赔，康美药业案落地我国首例证券特别代表人诉讼，未参与造假的兼职独立董事同样承担连带责任，指向</w:t>
-      </w:r>
-      <w:r>
-        <w:rPr>
-          <w:bCs/>
-          <w:b/>
-        </w:rPr>
-        <w:t xml:space="preserve">金融为民</w:t>
-      </w:r>
-      <w:r>
-        <w:t xml:space="preserve">。上市地选择上升为国家安全议题，中芯国际回归、滴滴出行退市与境外上市备案管理制度相继发生，指向</w:t>
-      </w:r>
-      <w:r>
-        <w:rPr>
-          <w:bCs/>
-          <w:b/>
-        </w:rPr>
-        <w:t xml:space="preserve">家国情怀</w:t>
-      </w:r>
-      <w:r>
-        <w:t xml:space="preserve">。</w:t>
-      </w:r>
-    </w:p>
-    <w:p>
-      <w:pPr>
-        <w:pStyle w:val="BodyText"/>
-      </w:pPr>
-      <w:r>
-        <w:t xml:space="preserve">这些变化直接落在学生的职业去向上。本专业毕业生大量进入保荐、审计、法律、投研与合规岗位，工作内容正是为发行上市出具意见、为投资者揭示风险。他们将来签下的每一个名字，都会落在普通投资者的投资判断上。</w:t>
-      </w:r>
-    </w:p>
-    <w:bookmarkEnd w:id="24"/>
-    <w:bookmarkStart w:id="25" w:name="三问题解决"/>
-    <w:p>
-      <w:pPr>
-        <w:pStyle w:val="Heading3"/>
-      </w:pPr>
-      <w:r>
-        <w:t xml:space="preserve">（三）问题解决</w:t>
-      </w:r>
-    </w:p>
-    <w:p>
-      <w:pPr>
-        <w:pStyle w:val="FirstParagraph"/>
-      </w:pPr>
-      <w:r>
-        <w:t xml:space="preserve">依据往届授课观察，本案例重点回应三类教学难题。</w:t>
-      </w:r>
-    </w:p>
-    <w:p>
-      <w:pPr>
-        <w:pStyle w:val="BodyText"/>
-      </w:pPr>
-      <w:r>
-        <w:rPr>
-          <w:bCs/>
-          <w:b/>
-        </w:rPr>
-        <w:t xml:space="preserve">难点一，把上市门槛理解为一组财务数字。</w:t>
-      </w:r>
-      <w:r>
-        <w:t xml:space="preserve">表现是，学生判断一家企业能否上市时，理由集中在净利润、营业收入与市值，对信息披露质量、管理层诚信、板块定位缺少直觉，也解释不了条件齐备的企业为何仍上不了市。归因是教材多以量化标准呈现上市条件，实质性判断没有可操作的抓手。对策是先给出思尔芯、Soul、联想、蚂蚁集团四个已知结果而不给理由，由学生反推审核逻辑，把隐性门槛还原为可辨识的制度条款。</w:t>
-      </w:r>
-    </w:p>
-    <w:p>
-      <w:pPr>
-        <w:pStyle w:val="BodyText"/>
-      </w:pPr>
-      <w:r>
-        <w:rPr>
-          <w:bCs/>
-          <w:b/>
-        </w:rPr>
-        <w:t xml:space="preserve">难点二，在制度比较中预设先进与落后。</w:t>
-      </w:r>
-      <w:r>
-        <w:t xml:space="preserve">表现是，学生接触成熟市场的制度安排后，倾向于直接得出“应当照搬”的结论。归因是学生对我国投资者结构与退出机制缺少量化认识，比较只能停在制度文本层面。对策是组织三轮辩论，并在辩论中段投放机构与个人投资者的持股和交易占比、境内外市场退市率数据，让学生自己发现同一制度在不同市场条件下的后果差异，从而理解分步试点是与市场承受能力相适应的选择。</w:t>
-      </w:r>
-    </w:p>
-    <w:p>
-      <w:pPr>
-        <w:pStyle w:val="BodyText"/>
-      </w:pPr>
-      <w:r>
-        <w:rPr>
-          <w:bCs/>
-          <w:b/>
-        </w:rPr>
-        <w:t xml:space="preserve">难点三，把上市地选择处理成一道商业最优化题。</w:t>
-      </w:r>
-      <w:r>
-        <w:t xml:space="preserve">表现是，学生比较境内外市场时变量只有估值水平、发行成本与流动性，一旦某个市场三项皆优便认为应当选它，给不出任何否决的理由。归因不是学生不知道存在监管，而是其决策变量中没有数据规模、用户体量、关键技术这类国家安全要素——它们在教材中一直以企业资产而非公共事项的面貌出现。对策是先让学生依商业指标给出最优上市地方案，再以中芯国际回归科创板、滴滴出行数据安全审查、境外上市备案管理三个事实推翻该方案，并追问 Soulmate AI 手中的用户对话数据究竟属于公司还是属于用户。</w:t>
-      </w:r>
-    </w:p>
-    <w:p>
-      <w:pPr>
-        <w:pStyle w:val="BodyText"/>
-      </w:pPr>
-      <w:r>
-        <w:t xml:space="preserve">三类难题共用一个根源：学生长期处在旁观者的位置上看资本市场，没有在一次有约束的判断中被完整追问过理由。案例因此统一用一种方式解决——让学生坐到审核席上，以问题驱动、判例反推、双向辩论与同题前后测，使判断的依据、边界与后果同时可见，其达成情况由第六部分的评价矩阵与理由维度编码予以观测。</w:t>
-      </w:r>
-    </w:p>
-    <w:bookmarkEnd w:id="25"/>
-    <w:bookmarkEnd w:id="26"/>
-    <w:bookmarkStart w:id="30" w:name="二教学目标"/>
+    <w:bookmarkStart w:id="27" w:name="二教学目标"/>
     <w:p>
       <w:pPr>
         <w:pStyle w:val="Heading2"/>
@@ -311,7 +154,7 @@
         <w:t xml:space="preserve">二、教学目标</w:t>
       </w:r>
     </w:p>
-    <w:bookmarkStart w:id="27" w:name="一知识目标"/>
+    <w:bookmarkStart w:id="24" w:name="一知识目标"/>
     <w:p>
       <w:pPr>
         <w:pStyle w:val="Heading3"/>
@@ -396,8 +239,8 @@
         <w:t xml:space="preserve">　能够解释市盈率法与询价法两种定价方法的原理，说明抑价与破发的形成机制，掌握投资者适当性管理的基本规则。</w:t>
       </w:r>
     </w:p>
-    <w:bookmarkEnd w:id="27"/>
-    <w:bookmarkStart w:id="28" w:name="二能力目标"/>
+    <w:bookmarkEnd w:id="24"/>
+    <w:bookmarkStart w:id="25" w:name="二能力目标"/>
     <w:p>
       <w:pPr>
         <w:pStyle w:val="Heading3"/>
@@ -482,8 +325,8 @@
         <w:t xml:space="preserve">　能够检索并读懂招股说明书关键章节，并用非专业人士可以理解的语言完成一次风险说明。</w:t>
       </w:r>
     </w:p>
-    <w:bookmarkEnd w:id="28"/>
-    <w:bookmarkStart w:id="29" w:name="三综合素养"/>
+    <w:bookmarkEnd w:id="25"/>
+    <w:bookmarkStart w:id="26" w:name="三综合素养"/>
     <w:p>
       <w:pPr>
         <w:pStyle w:val="Heading3"/>
@@ -528,9 +371,9 @@
         <w:t xml:space="preserve">具备面向公众的沟通自觉，能够把专业判断转化为普通投资者可理解、可使用的信息。</w:t>
       </w:r>
     </w:p>
-    <w:bookmarkEnd w:id="29"/>
-    <w:bookmarkEnd w:id="30"/>
-    <w:bookmarkStart w:id="31" w:name="三课程思政教学目标"/>
+    <w:bookmarkEnd w:id="26"/>
+    <w:bookmarkEnd w:id="27"/>
+    <w:bookmarkStart w:id="28" w:name="三课程思政教学目标"/>
     <w:p>
       <w:pPr>
         <w:pStyle w:val="Heading2"/>
@@ -615,138 +458,138 @@
         <w:t xml:space="preserve">理解投资者保护是证券制度的出发点，把投资者适当性管理和风险充分揭示作为执业底线。</w:t>
       </w:r>
     </w:p>
+    <w:bookmarkEnd w:id="28"/>
+    <w:bookmarkStart w:id="36" w:name="四课程思政设计"/>
+    <w:p>
+      <w:pPr>
+        <w:pStyle w:val="Heading2"/>
+      </w:pPr>
+      <w:r>
+        <w:t xml:space="preserve">四、课程思政设计</w:t>
+      </w:r>
+    </w:p>
+    <w:bookmarkStart w:id="31" w:name="一教学内容与课程资源"/>
+    <w:p>
+      <w:pPr>
+        <w:pStyle w:val="Heading3"/>
+      </w:pPr>
+      <w:r>
+        <w:t xml:space="preserve">（一）教学内容与课程资源</w:t>
+      </w:r>
+    </w:p>
+    <w:bookmarkStart w:id="29" w:name="教学内容组织"/>
+    <w:p>
+      <w:pPr>
+        <w:pStyle w:val="Heading4"/>
+      </w:pPr>
+      <w:r>
+        <w:t xml:space="preserve">1. 教学内容组织</w:t>
+      </w:r>
+    </w:p>
+    <w:p>
+      <w:pPr>
+        <w:pStyle w:val="FirstParagraph"/>
+      </w:pPr>
+      <w:r>
+        <w:t xml:space="preserve">本案例把两节相邻单元合并处理，按业务逻辑而非教材顺序重新组织。全部内容围绕 Soulmate AI 的上市决策展开，形成三个课堂议题与两段线上任务：课前完成一次发行审核判断，课堂依次讨论该上哪里、能不能上、谁来判断，收尾进行一次集体表决，课后就同一份材料再判断一次。</w:t>
+      </w:r>
+    </w:p>
+    <w:p>
+      <w:pPr>
+        <w:pStyle w:val="BodyText"/>
+      </w:pPr>
+      <w:r>
+        <w:t xml:space="preserve">四类素材交替使用：法条给出边界，判例提供事实，数据提供说服力，任务提供参与度。学生在同一堂课里既要用上市规则为企业对表，也要用真实处罚决定复盘一家公司为什么被拦下，还要在辩论中为一项制度安排找出成立的条件。</w:t>
+      </w:r>
+    </w:p>
+    <w:bookmarkEnd w:id="29"/>
+    <w:bookmarkStart w:id="30" w:name="主要课程资源"/>
+    <w:p>
+      <w:pPr>
+        <w:pStyle w:val="Heading4"/>
+      </w:pPr>
+      <w:r>
+        <w:t xml:space="preserve">2. 主要课程资源</w:t>
+      </w:r>
+    </w:p>
+    <w:p>
+      <w:pPr>
+        <w:pStyle w:val="FirstParagraph"/>
+      </w:pPr>
+      <w:r>
+        <w:rPr>
+          <w:bCs/>
+          <w:b/>
+        </w:rPr>
+        <w:t xml:space="preserve">专业资源。</w:t>
+      </w:r>
+      <w:r>
+        <w:t xml:space="preserve">教材第二章配套讲义与练习；上交所、深交所、北交所上市规则与审核问答；巨潮资讯网、同花顺 iFinD、Wind 招股说明书数据库；中证指数有限公司行业市盈率月报。</w:t>
+      </w:r>
+    </w:p>
+    <w:p>
+      <w:pPr>
+        <w:pStyle w:val="BodyText"/>
+      </w:pPr>
+      <w:r>
+        <w:rPr>
+          <w:bCs/>
+          <w:b/>
+        </w:rPr>
+        <w:t xml:space="preserve">政策与法规资源。</w:t>
+      </w:r>
+      <w:r>
+        <w:t xml:space="preserve">《中华人民共和国证券法》（2019 修订）第十九条、第七十八条、第八十四条、第九十五条；《首次公开发行股票注册管理办法》（2023）；《科创板股票上市规则》第 2.1.2 条五套上市标准；《境内企业境外发行证券和上市管理试行办法》（2023）；《关于加强监管防范风险推动资本市场高质量发展的若干意见》（2024 年新“国九条”）；党的二十大报告关于健全资本市场功能、提高直接融资比重的表述。</w:t>
+      </w:r>
+    </w:p>
+    <w:p>
+      <w:pPr>
+        <w:pStyle w:val="BodyText"/>
+      </w:pPr>
+      <w:r>
+        <w:rPr>
+          <w:bCs/>
+          <w:b/>
+        </w:rPr>
+        <w:t xml:space="preserve">判例素材。</w:t>
+      </w:r>
+      <w:r>
+        <w:t xml:space="preserve">思尔芯申报阶段欺诈发行行政处罚决定；Soul 举报竞对事件与赴美上市中止；联想集团科创板申请撤回；蚂蚁集团暂缓上市公告；康美药业证券虚假陈述责任纠纷一审判决；中芯国际境外退市与科创板上市；滴滴出行网络安全审查与退市。</w:t>
+      </w:r>
+    </w:p>
+    <w:p>
+      <w:pPr>
+        <w:pStyle w:val="BodyText"/>
+      </w:pPr>
+      <w:r>
+        <w:rPr>
+          <w:bCs/>
+          <w:b/>
+        </w:rPr>
+        <w:t xml:space="preserve">课堂发放材料。</w:t>
+      </w:r>
+      <w:r>
+        <w:t xml:space="preserve">《Soulmate AI 发行审核材料包》（含三年主要财务数据、股权结构说明、业务与研发情况、合规事项说明、上市成本与收益背景阅读）；《五大板块定位与关键量化门槛对照表》（依据各交易所现行上市规则整理）；权责分置角色卡六张。上述两份对照材料随课件下发，供课堂对表使用，本文不再列示具体数据。</w:t>
+      </w:r>
+    </w:p>
+    <w:p>
+      <w:pPr>
+        <w:pStyle w:val="BodyText"/>
+      </w:pPr>
+      <w:r>
+        <w:rPr>
+          <w:bCs/>
+          <w:b/>
+        </w:rPr>
+        <w:t xml:space="preserve">数字化工具。</w:t>
+      </w:r>
+      <w:r>
+        <w:t xml:space="preserve">课程平台（线上判断、文本编码、抢答、投票）；同花顺行情软件；Soulmate AI 董事会情境课件。</w:t>
+      </w:r>
+    </w:p>
+    <w:bookmarkEnd w:id="30"/>
     <w:bookmarkEnd w:id="31"/>
-    <w:bookmarkStart w:id="39" w:name="四课程思政设计"/>
-    <w:p>
-      <w:pPr>
-        <w:pStyle w:val="Heading2"/>
-      </w:pPr>
-      <w:r>
-        <w:t xml:space="preserve">四、课程思政设计</w:t>
-      </w:r>
-    </w:p>
-    <w:bookmarkStart w:id="34" w:name="一教学内容与课程资源"/>
-    <w:p>
-      <w:pPr>
-        <w:pStyle w:val="Heading3"/>
-      </w:pPr>
-      <w:r>
-        <w:t xml:space="preserve">（一）教学内容与课程资源</w:t>
-      </w:r>
-    </w:p>
-    <w:bookmarkStart w:id="32" w:name="教学内容组织"/>
-    <w:p>
-      <w:pPr>
-        <w:pStyle w:val="Heading4"/>
-      </w:pPr>
-      <w:r>
-        <w:t xml:space="preserve">1. 教学内容组织</w:t>
-      </w:r>
-    </w:p>
-    <w:p>
-      <w:pPr>
-        <w:pStyle w:val="FirstParagraph"/>
-      </w:pPr>
-      <w:r>
-        <w:t xml:space="preserve">本案例把两节相邻单元合并处理，按业务逻辑而非教材顺序重新组织。全部内容围绕 Soulmate AI 的上市决策展开，形成三个课堂议题与两段线上任务：课前完成一次发行审核判断，课堂依次讨论该上哪里、能不能上、谁来判断，收尾进行一次集体表决，课后就同一份材料再判断一次。</w:t>
-      </w:r>
-    </w:p>
-    <w:p>
-      <w:pPr>
-        <w:pStyle w:val="BodyText"/>
-      </w:pPr>
-      <w:r>
-        <w:t xml:space="preserve">四类素材交替使用：法条给出边界，判例提供事实，数据提供说服力，任务提供参与度。学生在同一堂课里既要用上市规则为企业对表，也要用真实处罚决定复盘一家公司为什么被拦下，还要在辩论中为一项制度安排找出成立的条件。</w:t>
-      </w:r>
-    </w:p>
-    <w:bookmarkEnd w:id="32"/>
-    <w:bookmarkStart w:id="33" w:name="主要课程资源"/>
-    <w:p>
-      <w:pPr>
-        <w:pStyle w:val="Heading4"/>
-      </w:pPr>
-      <w:r>
-        <w:t xml:space="preserve">2. 主要课程资源</w:t>
-      </w:r>
-    </w:p>
-    <w:p>
-      <w:pPr>
-        <w:pStyle w:val="FirstParagraph"/>
-      </w:pPr>
-      <w:r>
-        <w:rPr>
-          <w:bCs/>
-          <w:b/>
-        </w:rPr>
-        <w:t xml:space="preserve">专业资源。</w:t>
-      </w:r>
-      <w:r>
-        <w:t xml:space="preserve">教材第二章配套讲义与练习；上交所、深交所、北交所上市规则与审核问答；巨潮资讯网、同花顺 iFinD、Wind 招股说明书数据库；中证指数有限公司行业市盈率月报。</w:t>
-      </w:r>
-    </w:p>
-    <w:p>
-      <w:pPr>
-        <w:pStyle w:val="BodyText"/>
-      </w:pPr>
-      <w:r>
-        <w:rPr>
-          <w:bCs/>
-          <w:b/>
-        </w:rPr>
-        <w:t xml:space="preserve">政策与法规资源。</w:t>
-      </w:r>
-      <w:r>
-        <w:t xml:space="preserve">《中华人民共和国证券法》（2019 修订）第十九条、第七十八条、第八十四条、第九十五条；《首次公开发行股票注册管理办法》（2023）；《科创板股票上市规则》第 2.1.2 条五套上市标准；《境内企业境外发行证券和上市管理试行办法》（2023）；《关于加强监管防范风险推动资本市场高质量发展的若干意见》（2024 年新“国九条”）；党的二十大报告关于健全资本市场功能、提高直接融资比重的表述。</w:t>
-      </w:r>
-    </w:p>
-    <w:p>
-      <w:pPr>
-        <w:pStyle w:val="BodyText"/>
-      </w:pPr>
-      <w:r>
-        <w:rPr>
-          <w:bCs/>
-          <w:b/>
-        </w:rPr>
-        <w:t xml:space="preserve">判例素材。</w:t>
-      </w:r>
-      <w:r>
-        <w:t xml:space="preserve">思尔芯申报阶段欺诈发行行政处罚决定；Soul 举报竞对事件与赴美上市中止；联想集团科创板申请撤回；蚂蚁集团暂缓上市公告；康美药业证券虚假陈述责任纠纷一审判决；中芯国际境外退市与科创板上市；滴滴出行网络安全审查与退市。</w:t>
-      </w:r>
-    </w:p>
-    <w:p>
-      <w:pPr>
-        <w:pStyle w:val="BodyText"/>
-      </w:pPr>
-      <w:r>
-        <w:rPr>
-          <w:bCs/>
-          <w:b/>
-        </w:rPr>
-        <w:t xml:space="preserve">课堂发放材料。</w:t>
-      </w:r>
-      <w:r>
-        <w:t xml:space="preserve">《Soulmate AI 发行审核材料包》（含三年主要财务数据、股权结构说明、业务与研发情况、合规事项说明、上市成本与收益背景阅读）；《五大板块定位与关键量化门槛对照表》（依据各交易所现行上市规则整理）；权责分置角色卡六张。上述两份对照材料随课件下发，供课堂对表使用，本文不再列示具体数据。</w:t>
-      </w:r>
-    </w:p>
-    <w:p>
-      <w:pPr>
-        <w:pStyle w:val="BodyText"/>
-      </w:pPr>
-      <w:r>
-        <w:rPr>
-          <w:bCs/>
-          <w:b/>
-        </w:rPr>
-        <w:t xml:space="preserve">数字化工具。</w:t>
-      </w:r>
-      <w:r>
-        <w:t xml:space="preserve">课程平台（线上判断、文本编码、抢答、投票）；同花顺行情软件；Soulmate AI 董事会情境课件。</w:t>
-      </w:r>
-    </w:p>
-    <w:bookmarkEnd w:id="33"/>
-    <w:bookmarkEnd w:id="34"/>
-    <w:bookmarkStart w:id="38" w:name="二课程设计思路"/>
+    <w:bookmarkStart w:id="35" w:name="二课程设计思路"/>
     <w:p>
       <w:pPr>
         <w:pStyle w:val="Heading3"/>
@@ -782,18 +625,18 @@
           <wp:inline>
             <wp:extent cx="5334000" cy="2963333"/>
             <wp:effectExtent b="0" l="0" r="0" t="0"/>
-            <wp:docPr descr="课程设计思路图" title="" id="36" name="Picture"/>
+            <wp:docPr descr="课程设计思路图" title="" id="33" name="Picture"/>
             <a:graphic>
               <a:graphicData uri="http://schemas.openxmlformats.org/drawingml/2006/picture">
                 <pic:pic>
                   <pic:nvPicPr>
-                    <pic:cNvPr descr="figs/fig2.png" id="37" name="Picture"/>
+                    <pic:cNvPr descr="figs/fig2.png" id="34" name="Picture"/>
                     <pic:cNvPicPr>
                       <a:picLocks noChangeArrowheads="1" noChangeAspect="1"/>
                     </pic:cNvPicPr>
                   </pic:nvPicPr>
                   <pic:blipFill>
-                    <a:blip r:embed="rId35"/>
+                    <a:blip r:embed="rId32"/>
                     <a:stretch>
                       <a:fillRect/>
                     </a:stretch>
@@ -874,9 +717,9 @@
         <w:t xml:space="preserve">议题之外，课前与课后各安排一次同题判断。两次判断的材料相同、题目相同，唯一变化的是学生经历了这堂课。对两次判断理由进行文本编码，可以直接观测学生判断维度的变化，作为价值引导成效的客观证据。</w:t>
       </w:r>
     </w:p>
-    <w:bookmarkEnd w:id="38"/>
-    <w:bookmarkEnd w:id="39"/>
-    <w:bookmarkStart w:id="58" w:name="五实施过程"/>
+    <w:bookmarkEnd w:id="35"/>
+    <w:bookmarkEnd w:id="36"/>
+    <w:bookmarkStart w:id="55" w:name="五实施过程"/>
     <w:p>
       <w:pPr>
         <w:pStyle w:val="Heading2"/>
@@ -894,18 +737,18 @@
           <wp:inline>
             <wp:extent cx="5334000" cy="2370666"/>
             <wp:effectExtent b="0" l="0" r="0" t="0"/>
-            <wp:docPr descr="教学实施过程全景图" title="" id="41" name="Picture"/>
+            <wp:docPr descr="教学实施过程全景图" title="" id="38" name="Picture"/>
             <a:graphic>
               <a:graphicData uri="http://schemas.openxmlformats.org/drawingml/2006/picture">
                 <pic:pic>
                   <pic:nvPicPr>
-                    <pic:cNvPr descr="figs/fig3.png" id="42" name="Picture"/>
+                    <pic:cNvPr descr="figs/fig3.png" id="39" name="Picture"/>
                     <pic:cNvPicPr>
                       <a:picLocks noChangeArrowheads="1" noChangeAspect="1"/>
                     </pic:cNvPicPr>
                   </pic:nvPicPr>
                   <pic:blipFill>
-                    <a:blip r:embed="rId40"/>
+                    <a:blip r:embed="rId37"/>
                     <a:stretch>
                       <a:fillRect/>
                     </a:stretch>
@@ -940,7 +783,7 @@
         <w:t xml:space="preserve">图 3　教学实施过程全景图</w:t>
       </w:r>
     </w:p>
-    <w:bookmarkStart w:id="43" w:name="一课前任务一次真实的发行审核判断线上-10-分钟"/>
+    <w:bookmarkStart w:id="40" w:name="一课前任务一次真实的发行审核判断线上-10-分钟"/>
     <w:p>
       <w:pPr>
         <w:pStyle w:val="Heading3"/>
@@ -1004,8 +847,8 @@
         <w:t xml:space="preserve">　本环节不作任何价值引导，目的是取得学生判断维度的原始分布，作为课后同题复判的对照基线。上市成本与收益的相关知识（融资功能、控制权稀释、持续信息披露义务）以背景阅读方式完成，不占用课堂时间，也不在此处附加价值标签。</w:t>
       </w:r>
     </w:p>
-    <w:bookmarkEnd w:id="43"/>
-    <w:bookmarkStart w:id="44" w:name="二课堂开场条件全部满足为什么没有上市3-分钟"/>
+    <w:bookmarkEnd w:id="40"/>
+    <w:bookmarkStart w:id="41" w:name="二课堂开场条件全部满足为什么没有上市3-分钟"/>
     <w:p>
       <w:pPr>
         <w:pStyle w:val="Heading3"/>
@@ -1069,8 +912,8 @@
         <w:t xml:space="preserve">　发行上市审核的尺度包含两层：企业能不能达到条件，属于技术判断；资本市场要不要接纳它，属于价值判断。注册制改革的重点是把技术判断交给市场，把价值判断托付给更加清晰的法定标准与更加严格的责任约束。本案例的三个议题，都在这条界线上展开。</w:t>
       </w:r>
     </w:p>
-    <w:bookmarkEnd w:id="44"/>
-    <w:bookmarkStart w:id="47" w:name="三议题一-该上哪里板块结构与上市地的战略方向22-分钟"/>
+    <w:bookmarkEnd w:id="41"/>
+    <w:bookmarkStart w:id="44" w:name="三议题一-该上哪里板块结构与上市地的战略方向22-分钟"/>
     <w:p>
       <w:pPr>
         <w:pStyle w:val="Heading3"/>
@@ -1079,7 +922,7 @@
         <w:t xml:space="preserve">（三）议题一　该上哪里：板块结构与上市地的战略方向（22 分钟）</w:t>
       </w:r>
     </w:p>
-    <w:bookmarkStart w:id="45" w:name="环节①-上哪个板块12-分钟"/>
+    <w:bookmarkStart w:id="42" w:name="环节①-上哪个板块12-分钟"/>
     <w:p>
       <w:pPr>
         <w:pStyle w:val="Heading4"/>
@@ -1155,8 +998,8 @@
         <w:t xml:space="preserve">　板块结构是国家产业政策在资本市场上的制度投影。科创板对应关键核心技术攻关，创业板对应创新成长型企业，北交所对应专精特新中小企业。企业选择在哪个板块上市，实质是选择进入哪一条国家重点支持的产业序列。因此板块定位是实质性审核标准，不是形式上的行业分类；资本市场服务国家战略，在这里是一道可以逐条对表的准入条件。</w:t>
       </w:r>
     </w:p>
-    <w:bookmarkEnd w:id="45"/>
-    <w:bookmarkStart w:id="46" w:name="环节②-上哪个国家的市场10-分钟"/>
+    <w:bookmarkEnd w:id="42"/>
+    <w:bookmarkStart w:id="43" w:name="环节②-上哪个国家的市场10-分钟"/>
     <w:p>
       <w:pPr>
         <w:pStyle w:val="Heading4"/>
@@ -1220,9 +1063,9 @@
         <w:t xml:space="preserve">　上市地的选择权属于企业，但数据和用户关系国家安全。同一份申报文件，在不同法域需要交付的内容不同、可被获取的范围不同，跨境上市因此不是一道融资成本的比价题。境外上市备案管理不是限制企业的融资自由，而是在企业跨境融资需求与国家数据安全、金融安全之间确立一条可执行的边界。金融开放必须与国家安全能力相适应，这是我国资本市场对外开放始终坚持的前提。</w:t>
       </w:r>
     </w:p>
-    <w:bookmarkEnd w:id="46"/>
-    <w:bookmarkEnd w:id="47"/>
-    <w:bookmarkStart w:id="50" w:name="四议题二-能不能上准入门槛与三道防线32-分钟"/>
+    <w:bookmarkEnd w:id="43"/>
+    <w:bookmarkEnd w:id="44"/>
+    <w:bookmarkStart w:id="47" w:name="四议题二-能不能上准入门槛与三道防线32-分钟"/>
     <w:p>
       <w:pPr>
         <w:pStyle w:val="Heading3"/>
@@ -1231,7 +1074,7 @@
         <w:t xml:space="preserve">（四）议题二　能不能上：准入门槛与三道防线（32 分钟）</w:t>
       </w:r>
     </w:p>
-    <w:bookmarkStart w:id="48" w:name="环节①-财务门槛与它的边界10-分钟"/>
+    <w:bookmarkStart w:id="45" w:name="环节①-财务门槛与它的边界10-分钟"/>
     <w:p>
       <w:pPr>
         <w:pStyle w:val="Heading4"/>
@@ -1307,8 +1150,8 @@
         <w:t xml:space="preserve">　财务指标是准入的客观标尺，也是失真风险最集中的地带。一套仅靠指标筛选的制度，筛出的可能是最善于做账的企业。这正是全面注册制以信息披露为核心的制度含义：审核的重点不是替市场判断企业好坏，而是确保企业交出的信息真实、准确、完整。门槛之后必须有防线，否则门槛本身就会失效。</w:t>
       </w:r>
     </w:p>
-    <w:bookmarkEnd w:id="48"/>
-    <w:bookmarkStart w:id="49" w:name="环节②-事前审核事中暂缓事后追责22-分钟"/>
+    <w:bookmarkEnd w:id="45"/>
+    <w:bookmarkStart w:id="46" w:name="环节②-事前审核事中暂缓事后追责22-分钟"/>
     <w:p>
       <w:pPr>
         <w:pStyle w:val="Heading4"/>
@@ -1762,165 +1605,165 @@
         <w:t xml:space="preserve">　公开发行是向不特定公众作出的法定承诺，签字即担责，担责即可追偿。中国特色的证券集体诉讼制度把信息披露责任落实到每一个签字的人，正是为了让这份承诺具有实际重量。独立董事签下的不是个人意见，而是一种职业信誉的公共背书；背书失真，赔付的是真金白银。这是“上市不是终点而是责任起点”最具体的法律表达。</w:t>
       </w:r>
     </w:p>
+    <w:bookmarkEnd w:id="46"/>
+    <w:bookmarkEnd w:id="47"/>
+    <w:bookmarkStart w:id="52" w:name="五议题三-谁来判断制度变迁与权责分置29-分钟"/>
+    <w:p>
+      <w:pPr>
+        <w:pStyle w:val="Heading3"/>
+      </w:pPr>
+      <w:r>
+        <w:t xml:space="preserve">（五）议题三　谁来判断：制度变迁与权责分置（29 分钟）</w:t>
+      </w:r>
+    </w:p>
+    <w:bookmarkStart w:id="48" w:name="环节①-判断权的三次转移8-分钟"/>
+    <w:p>
+      <w:pPr>
+        <w:pStyle w:val="Heading4"/>
+      </w:pPr>
+      <w:r>
+        <w:t xml:space="preserve">环节①　判断权的三次转移（8 分钟）</w:t>
+      </w:r>
+    </w:p>
+    <w:p>
+      <w:pPr>
+        <w:pStyle w:val="FirstParagraph"/>
+      </w:pPr>
+      <w:r>
+        <w:rPr>
+          <w:bCs/>
+          <w:b/>
+        </w:rPr>
+        <w:t xml:space="preserve">教师</w:t>
+      </w:r>
+      <w:r>
+        <w:t xml:space="preserve">　用一条时间轴呈现三十年制度演进：1993 年审批制下实行额度管理，企业需向地方和行业主管部门争取发行指标；2001 年核准制确立，监管机构对发行申请进行实质审核，形成排队待审的堰塞湖；2019 年科创板试点注册制，2023 年全面实行，交易所负责审核信息披露、证监会履行发行注册程序，发行时机与价格交由市场决定，审核周期显著压缩。</w:t>
+      </w:r>
+    </w:p>
+    <w:p>
+      <w:pPr>
+        <w:pStyle w:val="BodyText"/>
+      </w:pPr>
+      <w:r>
+        <w:rPr>
+          <w:bCs/>
+          <w:b/>
+        </w:rPr>
+        <w:t xml:space="preserve">学生</w:t>
+      </w:r>
+      <w:r>
+        <w:t xml:space="preserve">　概括三个阶段的差别：同一件事被问成了三个问题——政府批不批、监管者认不认、市场买不买。</w:t>
+      </w:r>
+    </w:p>
+    <w:p>
+      <w:pPr>
+        <w:pStyle w:val="SizhengBox"/>
+      </w:pPr>
+      <w:r>
+        <w:rPr>
+          <w:bCs/>
+          <w:b/>
+        </w:rPr>
+        <w:t xml:space="preserve">思政落点</w:t>
+      </w:r>
+      <w:r>
+        <w:t xml:space="preserve">　发行制度三十年演进，核心变化是判断企业价值的权力由谁行使：从行政计划配置额度，到监管机构实质审核，再到交易所审核信息披露、证监会履行注册程序，价值判断交还市场。这一过程与我国经济体制改革的总方向完全一致——不断厘清政府与市场的边界，让市场在资源配置中发挥决定性作用，同时更好发挥政府作用。</w:t>
+      </w:r>
+    </w:p>
+    <w:bookmarkEnd w:id="48"/>
+    <w:bookmarkStart w:id="49" w:name="环节②-制度选择的条件一场限时辩论13-分钟"/>
+    <w:p>
+      <w:pPr>
+        <w:pStyle w:val="Heading4"/>
+      </w:pPr>
+      <w:r>
+        <w:t xml:space="preserve">环节②　制度选择的条件：一场限时辩论（13 分钟）</w:t>
+      </w:r>
+    </w:p>
+    <w:p>
+      <w:pPr>
+        <w:pStyle w:val="FirstParagraph"/>
+      </w:pPr>
+      <w:r>
+        <w:rPr>
+          <w:bCs/>
+          <w:b/>
+        </w:rPr>
+        <w:t xml:space="preserve">教师</w:t>
+      </w:r>
+      <w:r>
+        <w:t xml:space="preserve">　设置正反两方，主持三轮限时交锋，第一轮辩效率，第二轮辩风险，第三轮辩国情。</w:t>
+      </w:r>
+    </w:p>
+    <w:p>
+      <w:pPr>
+        <w:pStyle w:val="DebateBlock"/>
+      </w:pPr>
+      <w:r>
+        <w:t xml:space="preserve">正方：我国应尽快对齐成熟市场的注册制安排，把发行节奏与定价完全交给市场。</w:t>
+      </w:r>
+      <w:r>
+        <w:br/>
+      </w:r>
+      <w:r>
+        <w:t xml:space="preserve">反方：我国必须保留严格的信息披露审核与强监管安排，防止劣币驱逐良币。</w:t>
+      </w:r>
+    </w:p>
+    <w:p>
+      <w:pPr>
+        <w:pStyle w:val="BodyText"/>
+      </w:pPr>
+      <w:r>
+        <w:rPr>
+          <w:bCs/>
+          <w:b/>
+        </w:rPr>
+        <w:t xml:space="preserve">学生</w:t>
+      </w:r>
+      <w:r>
+        <w:t xml:space="preserve">　以小组为单位准备立论并交锋，每组辩前提交一句立论、辩后提交一句修正，确保未发言学生同样留下可评价的产出。</w:t>
+      </w:r>
+    </w:p>
+    <w:p>
+      <w:pPr>
+        <w:pStyle w:val="BodyText"/>
+      </w:pPr>
+      <w:r>
+        <w:rPr>
+          <w:bCs/>
+          <w:b/>
+        </w:rPr>
+        <w:t xml:space="preserve">教师点拨</w:t>
+      </w:r>
+      <w:r>
+        <w:t xml:space="preserve">　第二轮结束时投放两组数据：成熟市场机构投资者持股占比长期在九成左右，我国个人投资者交易额占比长期在六成以上；成熟市场年退市率长期保持在 6% 以上，我国长期不足 1%。由此把讨论从制度优劣转向制度运行的前提条件。</w:t>
+      </w:r>
+    </w:p>
+    <w:p>
+      <w:pPr>
+        <w:pStyle w:val="BodyText"/>
+      </w:pPr>
+      <w:r>
+        <w:t xml:space="preserve">注：两组数据取自交易所与证监会公开年度统计，授课时更新至最近一个完整年度，并向学生说明统计口径。</w:t>
+      </w:r>
+    </w:p>
+    <w:p>
+      <w:pPr>
+        <w:pStyle w:val="SizhengBox"/>
+      </w:pPr>
+      <w:r>
+        <w:rPr>
+          <w:bCs/>
+          <w:b/>
+        </w:rPr>
+        <w:t xml:space="preserve">思政落点</w:t>
+      </w:r>
+      <w:r>
+        <w:t xml:space="preserve">　注册制有效运行有两个前提：投资者具备价值判断能力，市场具备优胜劣汰机制。我国在投资者结构和退出机制上与成熟市场仍有明显差距，因此全面注册制采取分步试点、逐层推进的路径，不是改革不彻底，而是改革与市场承受能力相适应。有效市场与有为政府相结合，是我国资本市场制度设计的基本经验，也是理解中国式现代化的一个具体切口。</w:t>
+      </w:r>
+    </w:p>
     <w:bookmarkEnd w:id="49"/>
-    <w:bookmarkEnd w:id="50"/>
-    <w:bookmarkStart w:id="55" w:name="五议题三-谁来判断制度变迁与权责分置29-分钟"/>
-    <w:p>
-      <w:pPr>
-        <w:pStyle w:val="Heading3"/>
-      </w:pPr>
-      <w:r>
-        <w:t xml:space="preserve">（五）议题三　谁来判断：制度变迁与权责分置（29 分钟）</w:t>
-      </w:r>
-    </w:p>
-    <w:bookmarkStart w:id="51" w:name="环节①-判断权的三次转移8-分钟"/>
-    <w:p>
-      <w:pPr>
-        <w:pStyle w:val="Heading4"/>
-      </w:pPr>
-      <w:r>
-        <w:t xml:space="preserve">环节①　判断权的三次转移（8 分钟）</w:t>
-      </w:r>
-    </w:p>
-    <w:p>
-      <w:pPr>
-        <w:pStyle w:val="FirstParagraph"/>
-      </w:pPr>
-      <w:r>
-        <w:rPr>
-          <w:bCs/>
-          <w:b/>
-        </w:rPr>
-        <w:t xml:space="preserve">教师</w:t>
-      </w:r>
-      <w:r>
-        <w:t xml:space="preserve">　用一条时间轴呈现三十年制度演进：1993 年审批制下实行额度管理，企业需向地方和行业主管部门争取发行指标；2001 年核准制确立，监管机构对发行申请进行实质审核，形成排队待审的堰塞湖；2019 年科创板试点注册制，2023 年全面实行，交易所负责审核信息披露、证监会履行发行注册程序，发行时机与价格交由市场决定，审核周期显著压缩。</w:t>
-      </w:r>
-    </w:p>
-    <w:p>
-      <w:pPr>
-        <w:pStyle w:val="BodyText"/>
-      </w:pPr>
-      <w:r>
-        <w:rPr>
-          <w:bCs/>
-          <w:b/>
-        </w:rPr>
-        <w:t xml:space="preserve">学生</w:t>
-      </w:r>
-      <w:r>
-        <w:t xml:space="preserve">　概括三个阶段的差别：同一件事被问成了三个问题——政府批不批、监管者认不认、市场买不买。</w:t>
-      </w:r>
-    </w:p>
-    <w:p>
-      <w:pPr>
-        <w:pStyle w:val="SizhengBox"/>
-      </w:pPr>
-      <w:r>
-        <w:rPr>
-          <w:bCs/>
-          <w:b/>
-        </w:rPr>
-        <w:t xml:space="preserve">思政落点</w:t>
-      </w:r>
-      <w:r>
-        <w:t xml:space="preserve">　发行制度三十年演进，核心变化是判断企业价值的权力由谁行使：从行政计划配置额度，到监管机构实质审核，再到交易所审核信息披露、证监会履行注册程序，价值判断交还市场。这一过程与我国经济体制改革的总方向完全一致——不断厘清政府与市场的边界，让市场在资源配置中发挥决定性作用，同时更好发挥政府作用。</w:t>
-      </w:r>
-    </w:p>
-    <w:bookmarkEnd w:id="51"/>
-    <w:bookmarkStart w:id="52" w:name="环节②-制度选择的条件一场限时辩论13-分钟"/>
-    <w:p>
-      <w:pPr>
-        <w:pStyle w:val="Heading4"/>
-      </w:pPr>
-      <w:r>
-        <w:t xml:space="preserve">环节②　制度选择的条件：一场限时辩论（13 分钟）</w:t>
-      </w:r>
-    </w:p>
-    <w:p>
-      <w:pPr>
-        <w:pStyle w:val="FirstParagraph"/>
-      </w:pPr>
-      <w:r>
-        <w:rPr>
-          <w:bCs/>
-          <w:b/>
-        </w:rPr>
-        <w:t xml:space="preserve">教师</w:t>
-      </w:r>
-      <w:r>
-        <w:t xml:space="preserve">　设置正反两方，主持三轮限时交锋，第一轮辩效率，第二轮辩风险，第三轮辩国情。</w:t>
-      </w:r>
-    </w:p>
-    <w:p>
-      <w:pPr>
-        <w:pStyle w:val="DebateBlock"/>
-      </w:pPr>
-      <w:r>
-        <w:t xml:space="preserve">正方：我国应尽快对齐成熟市场的注册制安排，把发行节奏与定价完全交给市场。</w:t>
-      </w:r>
-      <w:r>
-        <w:br/>
-      </w:r>
-      <w:r>
-        <w:t xml:space="preserve">反方：我国必须保留严格的信息披露审核与强监管安排，防止劣币驱逐良币。</w:t>
-      </w:r>
-    </w:p>
-    <w:p>
-      <w:pPr>
-        <w:pStyle w:val="BodyText"/>
-      </w:pPr>
-      <w:r>
-        <w:rPr>
-          <w:bCs/>
-          <w:b/>
-        </w:rPr>
-        <w:t xml:space="preserve">学生</w:t>
-      </w:r>
-      <w:r>
-        <w:t xml:space="preserve">　以小组为单位准备立论并交锋，每组辩前提交一句立论、辩后提交一句修正，确保未发言学生同样留下可评价的产出。</w:t>
-      </w:r>
-    </w:p>
-    <w:p>
-      <w:pPr>
-        <w:pStyle w:val="BodyText"/>
-      </w:pPr>
-      <w:r>
-        <w:rPr>
-          <w:bCs/>
-          <w:b/>
-        </w:rPr>
-        <w:t xml:space="preserve">教师点拨</w:t>
-      </w:r>
-      <w:r>
-        <w:t xml:space="preserve">　第二轮结束时投放两组数据：成熟市场机构投资者持股占比长期在九成左右，我国个人投资者交易额占比长期在六成以上；成熟市场年退市率长期保持在 6% 以上，我国长期不足 1%。由此把讨论从制度优劣转向制度运行的前提条件。</w:t>
-      </w:r>
-    </w:p>
-    <w:p>
-      <w:pPr>
-        <w:pStyle w:val="BodyText"/>
-      </w:pPr>
-      <w:r>
-        <w:t xml:space="preserve">注：两组数据取自交易所与证监会公开年度统计，授课时更新至最近一个完整年度，并向学生说明统计口径。</w:t>
-      </w:r>
-    </w:p>
-    <w:p>
-      <w:pPr>
-        <w:pStyle w:val="SizhengBox"/>
-      </w:pPr>
-      <w:r>
-        <w:rPr>
-          <w:bCs/>
-          <w:b/>
-        </w:rPr>
-        <w:t xml:space="preserve">思政落点</w:t>
-      </w:r>
-      <w:r>
-        <w:t xml:space="preserve">　注册制有效运行有两个前提：投资者具备价值判断能力，市场具备优胜劣汰机制。我国在投资者结构和退出机制上与成熟市场仍有明显差距，因此全面注册制采取分步试点、逐层推进的路径，不是改革不彻底，而是改革与市场承受能力相适应。有效市场与有为政府相结合，是我国资本市场制度设计的基本经验，也是理解中国式现代化的一个具体切口。</w:t>
-      </w:r>
-    </w:p>
-    <w:bookmarkEnd w:id="52"/>
-    <w:bookmarkStart w:id="53" w:name="环节③-权责分置拼图4-分钟"/>
+    <w:bookmarkStart w:id="50" w:name="环节③-权责分置拼图4-分钟"/>
     <w:p>
       <w:pPr>
         <w:pStyle w:val="Heading4"/>
@@ -2264,14 +2107,125 @@
         <w:t xml:space="preserve">　注册制不是放松监管，而是监管重心由事前审批转向事中事后。审核权下移，责任必须同步加重，权责对等是制度得以运行的条件。这也解释了为什么每一次审核权的下放，都伴随着中介机构核查责任和违法成本的同步提高。</w:t>
       </w:r>
     </w:p>
+    <w:bookmarkEnd w:id="50"/>
+    <w:bookmarkStart w:id="51" w:name="环节④-现在进行时制度仍在调节之中4-分钟"/>
+    <w:p>
+      <w:pPr>
+        <w:pStyle w:val="Heading4"/>
+      </w:pPr>
+      <w:r>
+        <w:t xml:space="preserve">环节④　现在进行时：制度仍在调节之中（4 分钟）</w:t>
+      </w:r>
+    </w:p>
+    <w:p>
+      <w:pPr>
+        <w:pStyle w:val="FirstParagraph"/>
+      </w:pPr>
+      <w:r>
+        <w:rPr>
+          <w:bCs/>
+          <w:b/>
+        </w:rPr>
+        <w:t xml:space="preserve">教师</w:t>
+      </w:r>
+      <w:r>
+        <w:t xml:space="preserve">　给出两条最新事实：2023 年 8 月起，证监会根据市场形势阶段性收紧首次公开发行节奏；2024 年 4 月，新“国九条”明确提出严把发行上市准入关，提高上市标准。</w:t>
+      </w:r>
+    </w:p>
+    <w:p>
+      <w:pPr>
+        <w:pStyle w:val="BodyText"/>
+      </w:pPr>
+      <w:r>
+        <w:rPr>
+          <w:bCs/>
+          <w:b/>
+        </w:rPr>
+        <w:t xml:space="preserve">学生</w:t>
+      </w:r>
+      <w:r>
+        <w:t xml:space="preserve">　提出疑问：既然改革方向是把判断权交给市场，为什么又要收紧？</w:t>
+      </w:r>
+    </w:p>
+    <w:p>
+      <w:pPr>
+        <w:pStyle w:val="SizhengBox"/>
+      </w:pPr>
+      <w:r>
+        <w:rPr>
+          <w:bCs/>
+          <w:b/>
+        </w:rPr>
+        <w:t xml:space="preserve">思政落点</w:t>
+      </w:r>
+      <w:r>
+        <w:t xml:space="preserve">　制度供给随市场状况动态调整，说明注册制改革不是一次性完成的制度移植，而是持续校准的治理过程。判断权的移交不等于监管的退场，在市场承受能力变化时作出相应调节，本身就是资本市场治理能力现代化的表现。制度不是抄来的，是在自己的市场条件中逐步长成的。</w:t>
+      </w:r>
+    </w:p>
+    <w:bookmarkEnd w:id="51"/>
+    <w:bookmarkEnd w:id="52"/>
+    <w:bookmarkStart w:id="53" w:name="六课堂收尾该不该上3-分钟"/>
+    <w:p>
+      <w:pPr>
+        <w:pStyle w:val="Heading3"/>
+      </w:pPr>
+      <w:r>
+        <w:t xml:space="preserve">（六）课堂收尾：该不该上（3 分钟）</w:t>
+      </w:r>
+    </w:p>
+    <w:p>
+      <w:pPr>
+        <w:pStyle w:val="FirstParagraph"/>
+      </w:pPr>
+      <w:r>
+        <w:rPr>
+          <w:bCs/>
+          <w:b/>
+        </w:rPr>
+        <w:t xml:space="preserve">教师</w:t>
+      </w:r>
+      <w:r>
+        <w:t xml:space="preserve">　把材料重新投到屏幕上，组织一次集体表决：是否同意 Soulmate AI 发行上市，以及建议它选择哪一个板块。当场记录分歧，不作统一结论。</w:t>
+      </w:r>
+    </w:p>
+    <w:p>
+      <w:pPr>
+        <w:pStyle w:val="BodyText"/>
+      </w:pPr>
+      <w:r>
+        <w:rPr>
+          <w:bCs/>
+          <w:b/>
+        </w:rPr>
+        <w:t xml:space="preserve">学生</w:t>
+      </w:r>
+      <w:r>
+        <w:t xml:space="preserve">　举手表决并简要说明改变或坚持原有判断的理由。</w:t>
+      </w:r>
+    </w:p>
+    <w:p>
+      <w:pPr>
+        <w:pStyle w:val="SizhengBox"/>
+      </w:pPr>
+      <w:r>
+        <w:rPr>
+          <w:bCs/>
+          <w:b/>
+        </w:rPr>
+        <w:t xml:space="preserve">思政落点</w:t>
+      </w:r>
+      <w:r>
+        <w:t xml:space="preserve">　回到这家企业：它的财务指标可以核对，它的合规风险可以整改，但它是否契合国家的产业方向、是否配得上公众的信任，需要判断。从“能不能上”到“该不该上”，是从专业技术走向专业立场的距离。证券从业者的不可替代之处，正在于愿意也敢于作出后一种判断。</w:t>
+      </w:r>
+    </w:p>
     <w:bookmarkEnd w:id="53"/>
-    <w:bookmarkStart w:id="54" w:name="环节④-现在进行时制度仍在调节之中4-分钟"/>
-    <w:p>
-      <w:pPr>
-        <w:pStyle w:val="Heading4"/>
-      </w:pPr>
-      <w:r>
-        <w:t xml:space="preserve">环节④　现在进行时：制度仍在调节之中（4 分钟）</w:t>
+    <w:bookmarkStart w:id="54" w:name="七课后任务同题复判与投资者保护线上-10-分钟"/>
+    <w:p>
+      <w:pPr>
+        <w:pStyle w:val="Heading3"/>
+      </w:pPr>
+      <w:r>
+        <w:t xml:space="preserve">（七）课后任务：同题复判与投资者保护（线上 10 分钟）</w:t>
       </w:r>
     </w:p>
     <w:p>
@@ -2286,7 +2240,37 @@
         <w:t xml:space="preserve">教师</w:t>
       </w:r>
       <w:r>
-        <w:t xml:space="preserve">　给出两条最新事实：2023 年 8 月起，证监会根据市场形势阶段性收紧首次公开发行节奏；2024 年 4 月，新“国九条”明确提出严把发行上市准入关，提高上市标准。</w:t>
+        <w:t xml:space="preserve">　布置三项任务。</w:t>
+      </w:r>
+      <w:r>
+        <w:rPr>
+          <w:bCs/>
+          <w:b/>
+        </w:rPr>
+        <w:t xml:space="preserve">任务一，同题复判</w:t>
+      </w:r>
+      <w:r>
+        <w:t xml:space="preserve">：就课前完全相同的材料、完全相同的题目再作一次判断并写出理由。</w:t>
+      </w:r>
+      <w:r>
+        <w:rPr>
+          <w:bCs/>
+          <w:b/>
+        </w:rPr>
+        <w:t xml:space="preserve">任务二，投资者适当性管理模拟</w:t>
+      </w:r>
+      <w:r>
+        <w:t xml:space="preserve">：给出三位风险承受能力不同的客户画像，判断能否向其推荐 Soulmate AI 新股并说明所依据的适当性管理规则。</w:t>
+      </w:r>
+      <w:r>
+        <w:rPr>
+          <w:bCs/>
+          <w:b/>
+        </w:rPr>
+        <w:t xml:space="preserve">任务三，新股投资风险提示书</w:t>
+      </w:r>
+      <w:r>
+        <w:t xml:space="preserve">：面向不具备专业判断能力的普通投资者，撰写一份 600 字以内的风险提示，须包含发行定价机制、破发可能性与中签概率三项内容。</w:t>
       </w:r>
     </w:p>
     <w:p>
@@ -2301,7 +2285,7 @@
         <w:t xml:space="preserve">学生</w:t>
       </w:r>
       <w:r>
-        <w:t xml:space="preserve">　提出疑问：既然改革方向是把判断权交给市场，为什么又要收紧？</w:t>
+        <w:t xml:space="preserve">　提交复判理由、适当性判断结论与风险提示书；提示书须先经一位非金融专业读者试读确认可以读懂，再行提交。</w:t>
       </w:r>
     </w:p>
     <w:p>
@@ -2316,153 +2300,12 @@
         <w:t xml:space="preserve">思政落点</w:t>
       </w:r>
       <w:r>
-        <w:t xml:space="preserve">　制度供给随市场状况动态调整，说明注册制改革不是一次性完成的制度移植，而是持续校准的治理过程。判断权的移交不等于监管的退场，在市场承受能力变化时作出相应调节，本身就是资本市场治理能力现代化的表现。制度不是抄来的，是在自己的市场条件中逐步长成的。</w:t>
+        <w:t xml:space="preserve">　投资者适当性管理是法定义务，把合适的产品提供给合适的投资者，是证券从业者的执业底线。风险提示书写给不懂的人，训练的正是把专业能力转化为公众保护的自觉。金融为民并不抽象，它体现在每一次向投资者说明风险时的诚实程度。</w:t>
       </w:r>
     </w:p>
     <w:bookmarkEnd w:id="54"/>
     <w:bookmarkEnd w:id="55"/>
-    <w:bookmarkStart w:id="56" w:name="六课堂收尾该不该上3-分钟"/>
-    <w:p>
-      <w:pPr>
-        <w:pStyle w:val="Heading3"/>
-      </w:pPr>
-      <w:r>
-        <w:t xml:space="preserve">（六）课堂收尾：该不该上（3 分钟）</w:t>
-      </w:r>
-    </w:p>
-    <w:p>
-      <w:pPr>
-        <w:pStyle w:val="FirstParagraph"/>
-      </w:pPr>
-      <w:r>
-        <w:rPr>
-          <w:bCs/>
-          <w:b/>
-        </w:rPr>
-        <w:t xml:space="preserve">教师</w:t>
-      </w:r>
-      <w:r>
-        <w:t xml:space="preserve">　把材料重新投到屏幕上，组织一次集体表决：是否同意 Soulmate AI 发行上市，以及建议它选择哪一个板块。当场记录分歧，不作统一结论。</w:t>
-      </w:r>
-    </w:p>
-    <w:p>
-      <w:pPr>
-        <w:pStyle w:val="BodyText"/>
-      </w:pPr>
-      <w:r>
-        <w:rPr>
-          <w:bCs/>
-          <w:b/>
-        </w:rPr>
-        <w:t xml:space="preserve">学生</w:t>
-      </w:r>
-      <w:r>
-        <w:t xml:space="preserve">　举手表决并简要说明改变或坚持原有判断的理由。</w:t>
-      </w:r>
-    </w:p>
-    <w:p>
-      <w:pPr>
-        <w:pStyle w:val="SizhengBox"/>
-      </w:pPr>
-      <w:r>
-        <w:rPr>
-          <w:bCs/>
-          <w:b/>
-        </w:rPr>
-        <w:t xml:space="preserve">思政落点</w:t>
-      </w:r>
-      <w:r>
-        <w:t xml:space="preserve">　回到这家企业：它的财务指标可以核对，它的合规风险可以整改，但它是否契合国家的产业方向、是否配得上公众的信任，需要判断。从“能不能上”到“该不该上”，是从专业技术走向专业立场的距离。证券从业者的不可替代之处，正在于愿意也敢于作出后一种判断。</w:t>
-      </w:r>
-    </w:p>
-    <w:bookmarkEnd w:id="56"/>
-    <w:bookmarkStart w:id="57" w:name="七课后任务同题复判与投资者保护线上-10-分钟"/>
-    <w:p>
-      <w:pPr>
-        <w:pStyle w:val="Heading3"/>
-      </w:pPr>
-      <w:r>
-        <w:t xml:space="preserve">（七）课后任务：同题复判与投资者保护（线上 10 分钟）</w:t>
-      </w:r>
-    </w:p>
-    <w:p>
-      <w:pPr>
-        <w:pStyle w:val="FirstParagraph"/>
-      </w:pPr>
-      <w:r>
-        <w:rPr>
-          <w:bCs/>
-          <w:b/>
-        </w:rPr>
-        <w:t xml:space="preserve">教师</w:t>
-      </w:r>
-      <w:r>
-        <w:t xml:space="preserve">　布置三项任务。</w:t>
-      </w:r>
-      <w:r>
-        <w:rPr>
-          <w:bCs/>
-          <w:b/>
-        </w:rPr>
-        <w:t xml:space="preserve">任务一，同题复判</w:t>
-      </w:r>
-      <w:r>
-        <w:t xml:space="preserve">：就课前完全相同的材料、完全相同的题目再作一次判断并写出理由。</w:t>
-      </w:r>
-      <w:r>
-        <w:rPr>
-          <w:bCs/>
-          <w:b/>
-        </w:rPr>
-        <w:t xml:space="preserve">任务二，投资者适当性管理模拟</w:t>
-      </w:r>
-      <w:r>
-        <w:t xml:space="preserve">：给出三位风险承受能力不同的客户画像，判断能否向其推荐 Soulmate AI 新股并说明所依据的适当性管理规则。</w:t>
-      </w:r>
-      <w:r>
-        <w:rPr>
-          <w:bCs/>
-          <w:b/>
-        </w:rPr>
-        <w:t xml:space="preserve">任务三，新股投资风险提示书</w:t>
-      </w:r>
-      <w:r>
-        <w:t xml:space="preserve">：面向不具备专业判断能力的普通投资者，撰写一份 600 字以内的风险提示，须包含发行定价机制、破发可能性与中签概率三项内容。</w:t>
-      </w:r>
-    </w:p>
-    <w:p>
-      <w:pPr>
-        <w:pStyle w:val="BodyText"/>
-      </w:pPr>
-      <w:r>
-        <w:rPr>
-          <w:bCs/>
-          <w:b/>
-        </w:rPr>
-        <w:t xml:space="preserve">学生</w:t>
-      </w:r>
-      <w:r>
-        <w:t xml:space="preserve">　提交复判理由、适当性判断结论与风险提示书；提示书须先经一位非金融专业读者试读确认可以读懂，再行提交。</w:t>
-      </w:r>
-    </w:p>
-    <w:p>
-      <w:pPr>
-        <w:pStyle w:val="SizhengBox"/>
-      </w:pPr>
-      <w:r>
-        <w:rPr>
-          <w:bCs/>
-          <w:b/>
-        </w:rPr>
-        <w:t xml:space="preserve">思政落点</w:t>
-      </w:r>
-      <w:r>
-        <w:t xml:space="preserve">　投资者适当性管理是法定义务，把合适的产品提供给合适的投资者，是证券从业者的执业底线。风险提示书写给不懂的人，训练的正是把专业能力转化为公众保护的自觉。金融为民并不抽象，它体现在每一次向投资者说明风险时的诚实程度。</w:t>
-      </w:r>
-    </w:p>
-    <w:bookmarkEnd w:id="57"/>
-    <w:bookmarkEnd w:id="58"/>
-    <w:bookmarkStart w:id="62" w:name="六教学成效与评价"/>
+    <w:bookmarkStart w:id="59" w:name="六教学成效与评价"/>
     <w:p>
       <w:pPr>
         <w:pStyle w:val="Heading2"/>
@@ -2471,7 +2314,7 @@
         <w:t xml:space="preserve">六、教学成效与评价</w:t>
       </w:r>
     </w:p>
-    <w:bookmarkStart w:id="59" w:name="一评价设计"/>
+    <w:bookmarkStart w:id="56" w:name="一评价设计"/>
     <w:p>
       <w:pPr>
         <w:pStyle w:val="Heading3"/>
@@ -3427,8 +3270,8 @@
         </w:tc>
       </w:tr>
     </w:tbl>
-    <w:bookmarkEnd w:id="59"/>
-    <w:bookmarkStart w:id="60" w:name="二成效观测同题前后测的维度编码"/>
+    <w:bookmarkEnd w:id="56"/>
+    <w:bookmarkStart w:id="57" w:name="二成效观测同题前后测的维度编码"/>
     <w:p>
       <w:pPr>
         <w:pStyle w:val="Heading3"/>
@@ -3778,93 +3621,93 @@
         <w:t xml:space="preserve">注：比例为提及该维度的学生人数占参与人数的比重，同一份理由可计入多个维度。表中数据栏由授课教师填入本轮实际授课的统计结果，并在正文中注明学期、班级与样本人数。</w:t>
       </w:r>
     </w:p>
+    <w:bookmarkEnd w:id="57"/>
+    <w:bookmarkStart w:id="58" w:name="三教学反思与改进方向"/>
+    <w:p>
+      <w:pPr>
+        <w:pStyle w:val="Heading3"/>
+      </w:pPr>
+      <w:r>
+        <w:t xml:space="preserve">（三）教学反思与改进方向</w:t>
+      </w:r>
+    </w:p>
+    <w:p>
+      <w:pPr>
+        <w:pStyle w:val="FirstParagraph"/>
+      </w:pPr>
+      <w:r>
+        <w:rPr>
+          <w:bCs/>
+          <w:b/>
+        </w:rPr>
+        <w:t xml:space="preserve">一是判例数量与课堂节奏的平衡。</w:t>
+      </w:r>
+      <w:r>
+        <w:t xml:space="preserve">议题二在 22 分钟内涉及四个判例，讨论一旦展开容易超时。后续实施拟将事前审核的两个判例改为分组各领一例、限时两分钟汇报，把节省的时间留给蚂蚁集团与康美药业两处深度讨论。</w:t>
+      </w:r>
+    </w:p>
+    <w:p>
+      <w:pPr>
+        <w:pStyle w:val="BodyText"/>
+      </w:pPr>
+      <w:r>
+        <w:rPr>
+          <w:bCs/>
+          <w:b/>
+        </w:rPr>
+        <w:t xml:space="preserve">二是辩论环节的参与广度。</w:t>
+      </w:r>
+      <w:r>
+        <w:t xml:space="preserve">限时辩论容易集中于少数表达能力强的学生。改进办法是坚持执行辩前立论、辩后修正的书面提交要求，使未发言学生同样留下可评价的产出。</w:t>
+      </w:r>
+    </w:p>
+    <w:p>
+      <w:pPr>
+        <w:pStyle w:val="BodyText"/>
+      </w:pPr>
+      <w:r>
+        <w:rPr>
+          <w:bCs/>
+          <w:b/>
+        </w:rPr>
+        <w:t xml:space="preserve">三是价值目标评价的客观化。</w:t>
+      </w:r>
+      <w:r>
+        <w:t xml:space="preserve">维度编码依赖编码口径的一致性，需在实施前固定编码手册并由两人独立编码、核对一致性，避免评价结论受主观影响。</w:t>
+      </w:r>
+    </w:p>
+    <w:p>
+      <w:pPr>
+        <w:pStyle w:val="BodyText"/>
+      </w:pPr>
+      <w:r>
+        <w:rPr>
+          <w:bCs/>
+          <w:b/>
+        </w:rPr>
+        <w:t xml:space="preserve">四是案例素材的时效维护。</w:t>
+      </w:r>
+      <w:r>
+        <w:t xml:space="preserve">本案例大量使用现行制度与近年判例，发行上市规则处于持续调整之中，需每学期核对一次条款与数据，保持与最新监管要求一致。</w:t>
+      </w:r>
+    </w:p>
+    <w:p>
+      <w:pPr>
+        <w:pStyle w:val="FooterLine"/>
+      </w:pPr>
+      <w:r>
+        <w:t xml:space="preserve">《证券投资学》课程组 · 课程思政教学案例设计</w:t>
+      </w:r>
+      <w:r>
+        <w:br/>
+      </w:r>
+      <w:r>
+        <w:t xml:space="preserve">以一家企业的上市决策，讲清一次改革的方向、底线与主体</w:t>
+      </w:r>
+    </w:p>
+    <w:bookmarkEnd w:id="58"/>
+    <w:bookmarkEnd w:id="59"/>
     <w:bookmarkEnd w:id="60"/>
-    <w:bookmarkStart w:id="61" w:name="三教学反思与改进方向"/>
-    <w:p>
-      <w:pPr>
-        <w:pStyle w:val="Heading3"/>
-      </w:pPr>
-      <w:r>
-        <w:t xml:space="preserve">（三）教学反思与改进方向</w:t>
-      </w:r>
-    </w:p>
-    <w:p>
-      <w:pPr>
-        <w:pStyle w:val="FirstParagraph"/>
-      </w:pPr>
-      <w:r>
-        <w:rPr>
-          <w:bCs/>
-          <w:b/>
-        </w:rPr>
-        <w:t xml:space="preserve">一是判例数量与课堂节奏的平衡。</w:t>
-      </w:r>
-      <w:r>
-        <w:t xml:space="preserve">议题二在 22 分钟内涉及四个判例，讨论一旦展开容易超时。后续实施拟将事前审核的两个判例改为分组各领一例、限时两分钟汇报，把节省的时间留给蚂蚁集团与康美药业两处深度讨论。</w:t>
-      </w:r>
-    </w:p>
-    <w:p>
-      <w:pPr>
-        <w:pStyle w:val="BodyText"/>
-      </w:pPr>
-      <w:r>
-        <w:rPr>
-          <w:bCs/>
-          <w:b/>
-        </w:rPr>
-        <w:t xml:space="preserve">二是辩论环节的参与广度。</w:t>
-      </w:r>
-      <w:r>
-        <w:t xml:space="preserve">限时辩论容易集中于少数表达能力强的学生。改进办法是坚持执行辩前立论、辩后修正的书面提交要求，使未发言学生同样留下可评价的产出。</w:t>
-      </w:r>
-    </w:p>
-    <w:p>
-      <w:pPr>
-        <w:pStyle w:val="BodyText"/>
-      </w:pPr>
-      <w:r>
-        <w:rPr>
-          <w:bCs/>
-          <w:b/>
-        </w:rPr>
-        <w:t xml:space="preserve">三是价值目标评价的客观化。</w:t>
-      </w:r>
-      <w:r>
-        <w:t xml:space="preserve">维度编码依赖编码口径的一致性，需在实施前固定编码手册并由两人独立编码、核对一致性，避免评价结论受主观影响。</w:t>
-      </w:r>
-    </w:p>
-    <w:p>
-      <w:pPr>
-        <w:pStyle w:val="BodyText"/>
-      </w:pPr>
-      <w:r>
-        <w:rPr>
-          <w:bCs/>
-          <w:b/>
-        </w:rPr>
-        <w:t xml:space="preserve">四是案例素材的时效维护。</w:t>
-      </w:r>
-      <w:r>
-        <w:t xml:space="preserve">本案例大量使用现行制度与近年判例，发行上市规则处于持续调整之中，需每学期核对一次条款与数据，保持与最新监管要求一致。</w:t>
-      </w:r>
-    </w:p>
-    <w:p>
-      <w:pPr>
-        <w:pStyle w:val="FooterLine"/>
-      </w:pPr>
-      <w:r>
-        <w:t xml:space="preserve">《证券投资学》课程组 · 课程思政教学案例设计</w:t>
-      </w:r>
-      <w:r>
-        <w:br/>
-      </w:r>
-      <w:r>
-        <w:t xml:space="preserve">以一家企业的上市决策，讲清一次改革的方向、底线与主体</w:t>
-      </w:r>
-    </w:p>
-    <w:bookmarkEnd w:id="61"/>
-    <w:bookmarkEnd w:id="62"/>
-    <w:bookmarkEnd w:id="63"/>
     <w:sectPr/>
   </w:body>
 </w:document>
